--- a/WebContent/docx/子宫内膜癌检测报告-齐鲁.docx
+++ b/WebContent/docx/子宫内膜癌检测报告-齐鲁.docx
@@ -69,14 +69,6 @@
         <w:gridCol w:w="2029"/>
       </w:tblGrid>
       <w:tr>
-        <w:tblPrEx>
-          <w:tblCellMar>
-            <w:top w:w="0" w:type="dxa"/>
-            <w:left w:w="108" w:type="dxa"/>
-            <w:bottom w:w="0" w:type="dxa"/>
-            <w:right w:w="108" w:type="dxa"/>
-          </w:tblCellMar>
-        </w:tblPrEx>
         <w:trPr>
           <w:trHeight w:val="760" w:hRule="atLeast"/>
           <w:tblHeader/>
@@ -788,15 +780,8 @@
               </w:rPr>
               <w:t>高通量测序法(NGS)</w:t>
             </w:r>
-            <w:r>
-              <w:rPr>
-                <w:rFonts w:hint="eastAsia" w:ascii="微软雅黑" w:hAnsi="微软雅黑" w:eastAsia="微软雅黑"/>
-                <w:b/>
-                <w:sz w:val="20"/>
-                <w:lang w:val="en-US" w:eastAsia="zh-CN"/>
-              </w:rPr>
-              <w:t>+免疫组化法</w:t>
-            </w:r>
+            <w:bookmarkStart w:id="39" w:name="_GoBack"/>
+            <w:bookmarkEnd w:id="39"/>
           </w:p>
         </w:tc>
       </w:tr>
@@ -999,25 +984,7 @@
                 <w:sz w:val="20"/>
                 <w:lang w:eastAsia="zh-CN"/>
               </w:rPr>
-              <w:t>本产品对与肿瘤密切相关的</w:t>
-            </w:r>
-            <w:r>
-              <w:rPr>
-                <w:rFonts w:hint="eastAsia" w:ascii="微软雅黑" w:hAnsi="微软雅黑" w:eastAsia="微软雅黑"/>
-                <w:b/>
-                <w:sz w:val="20"/>
-                <w:lang w:val="en-US" w:eastAsia="zh-CN"/>
-              </w:rPr>
-              <w:t>90</w:t>
-            </w:r>
-            <w:r>
-              <w:rPr>
-                <w:rFonts w:hint="eastAsia" w:ascii="微软雅黑" w:hAnsi="微软雅黑" w:eastAsia="微软雅黑"/>
-                <w:b/>
-                <w:sz w:val="20"/>
-                <w:lang w:eastAsia="zh-CN"/>
-              </w:rPr>
-              <w:t>个基因进行高通量测序。检测突变形式为点突变（SNV）、小片段插入缺失（INDEL）、拷贝数变异（CNV）以及融合（FUSION）。报告分析基因变异与子宫内膜癌分子分型、靶向药物、免疫药物、化疗药物和遗传风险的相关性，给出靶向药物（FDA/NMPA批准药物、临床试验药物等）、化疗药物的用药提示信息，从而为临床制定治疗方案提供参考信息。</w:t>
+              <w:t>本产品对与肿瘤密切相关的188个基因进行高通量测序。检测突变形式为点突变（SNV）、小片段插入缺失（INDEL）、拷贝数变异（CNV）以及融合（FUSION）。报告分析基因变异与子宫内膜癌TCGA分子分型、靶向药物、免疫药物、化疗药物和遗传风险的相关性，给出靶向药物（FDA/NMPA批准药物、临床试验药物等）、化疗药物的用药提示信息，从而为临床制定治疗方案提供参考信息。</w:t>
             </w:r>
           </w:p>
         </w:tc>
@@ -1219,10 +1186,8 @@
     <w:p>
       <w:pPr>
         <w:sectPr>
-          <w:headerReference r:id="rId6" w:type="first"/>
-          <w:footerReference r:id="rId8" w:type="first"/>
           <w:headerReference r:id="rId5" w:type="default"/>
-          <w:footerReference r:id="rId7" w:type="default"/>
+          <w:footerReference r:id="rId6" w:type="default"/>
           <w:pgSz w:w="11900" w:h="16840"/>
           <w:pgMar w:top="1440" w:right="1134" w:bottom="1440" w:left="1134" w:header="720" w:footer="720" w:gutter="0"/>
           <w:pgBorders>
@@ -1231,9 +1196,7 @@
             <w:bottom w:val="none" w:sz="0" w:space="0"/>
             <w:right w:val="none" w:sz="0" w:space="0"/>
           </w:pgBorders>
-          <w:pgNumType w:fmt="decimal"/>
           <w:cols w:space="720" w:num="1"/>
-          <w:titlePg/>
           <w:docGrid w:linePitch="360" w:charSpace="0"/>
         </w:sectPr>
       </w:pPr>
@@ -1461,23 +1424,10 @@
           </w:tcPr>
           <w:p>
             <w:pPr>
-              <w:keepNext w:val="0"/>
-              <w:keepLines w:val="0"/>
-              <w:pageBreakBefore w:val="0"/>
               <w:widowControl w:val="0"/>
-              <w:kinsoku/>
-              <w:wordWrap/>
-              <w:overflowPunct/>
-              <w:topLinePunct w:val="0"/>
-              <w:autoSpaceDE/>
-              <w:autoSpaceDN/>
-              <w:bidi w:val="0"/>
-              <w:adjustRightInd/>
-              <w:snapToGrid/>
               <w:spacing w:after="0" w:line="240" w:lineRule="auto"/>
               <w:ind w:left="57" w:right="57"/>
               <w:jc w:val="both"/>
-              <w:textAlignment w:val="auto"/>
               <w:rPr>
                 <w:rFonts w:hint="eastAsia" w:ascii="Times New Roman" w:hAnsi="Times New Roman" w:eastAsia="微软雅黑" w:cs="Times New Roman"/>
                 <w:b/>
@@ -1512,23 +1462,10 @@
           </w:tcPr>
           <w:p>
             <w:pPr>
-              <w:keepNext w:val="0"/>
-              <w:keepLines w:val="0"/>
-              <w:pageBreakBefore w:val="0"/>
               <w:widowControl w:val="0"/>
-              <w:kinsoku/>
-              <w:wordWrap/>
-              <w:overflowPunct/>
-              <w:topLinePunct w:val="0"/>
-              <w:autoSpaceDE/>
-              <w:autoSpaceDN/>
-              <w:bidi w:val="0"/>
-              <w:adjustRightInd/>
-              <w:snapToGrid/>
               <w:spacing w:after="0" w:line="240" w:lineRule="auto"/>
               <w:ind w:left="57" w:right="57"/>
               <w:jc w:val="both"/>
-              <w:textAlignment w:val="auto"/>
               <w:rPr>
                 <w:rFonts w:hint="eastAsia" w:ascii="Times New Roman" w:hAnsi="Times New Roman" w:eastAsia="微软雅黑" w:cs="Times New Roman"/>
                 <w:b w:val="0"/>
@@ -1585,23 +1522,10 @@
           </w:tcPr>
           <w:p>
             <w:pPr>
-              <w:keepNext w:val="0"/>
-              <w:keepLines w:val="0"/>
-              <w:pageBreakBefore w:val="0"/>
               <w:widowControl w:val="0"/>
-              <w:kinsoku/>
-              <w:wordWrap/>
-              <w:overflowPunct/>
-              <w:topLinePunct w:val="0"/>
-              <w:autoSpaceDE/>
-              <w:autoSpaceDN/>
-              <w:bidi w:val="0"/>
-              <w:adjustRightInd/>
-              <w:snapToGrid/>
               <w:spacing w:after="0" w:line="240" w:lineRule="auto"/>
               <w:ind w:left="57" w:right="57"/>
               <w:jc w:val="both"/>
-              <w:textAlignment w:val="auto"/>
               <w:rPr>
                 <w:rFonts w:ascii="Times New Roman" w:hAnsi="Times New Roman" w:eastAsia="微软雅黑" w:cs="Times New Roman"/>
                 <w:b/>
@@ -1636,23 +1560,10 @@
           </w:tcPr>
           <w:p>
             <w:pPr>
-              <w:keepNext w:val="0"/>
-              <w:keepLines w:val="0"/>
-              <w:pageBreakBefore w:val="0"/>
               <w:widowControl w:val="0"/>
-              <w:kinsoku/>
-              <w:wordWrap/>
-              <w:overflowPunct/>
-              <w:topLinePunct w:val="0"/>
-              <w:autoSpaceDE/>
-              <w:autoSpaceDN/>
-              <w:bidi w:val="0"/>
-              <w:adjustRightInd/>
-              <w:snapToGrid/>
               <w:spacing w:after="0" w:line="240" w:lineRule="auto"/>
               <w:ind w:left="57" w:right="57"/>
               <w:jc w:val="both"/>
-              <w:textAlignment w:val="auto"/>
               <w:rPr>
                 <w:rFonts w:hint="eastAsia" w:ascii="Times New Roman" w:hAnsi="Times New Roman" w:eastAsia="微软雅黑" w:cs="Times New Roman"/>
                 <w:b w:val="0"/>
@@ -1671,28 +1582,15 @@
                 <w:szCs w:val="18"/>
                 <w:lang w:eastAsia="zh-CN"/>
               </w:rPr>
-              <w:t>共检出{{ summaryOfRresults.thisGeneticmarkerVwListSize }}个体细胞突变，其中{{ summaryOfRresults.somaticCellMedicationNum}}个与靶向药物相关；</w:t>
-            </w:r>
-          </w:p>
-          <w:p>
-            <w:pPr>
-              <w:keepNext w:val="0"/>
-              <w:keepLines w:val="0"/>
-              <w:pageBreakBefore w:val="0"/>
+              <w:t>共检出{{ summaryOfRresults.thisGeneticmarkerVwListSize }}个体细胞突变，其中{{ summaryOfRresults.somaticCellMedicationNum}}个与靶向药物相关{{bodyDrugStr}}；</w:t>
+            </w:r>
+          </w:p>
+          <w:p>
+            <w:pPr>
               <w:widowControl w:val="0"/>
-              <w:kinsoku/>
-              <w:wordWrap/>
-              <w:overflowPunct/>
-              <w:topLinePunct w:val="0"/>
-              <w:autoSpaceDE/>
-              <w:autoSpaceDN/>
-              <w:bidi w:val="0"/>
-              <w:adjustRightInd/>
-              <w:snapToGrid/>
               <w:spacing w:after="0" w:line="240" w:lineRule="auto"/>
               <w:ind w:left="57" w:right="57"/>
               <w:jc w:val="both"/>
-              <w:textAlignment w:val="auto"/>
               <w:rPr>
                 <w:rFonts w:ascii="Times New Roman" w:hAnsi="Times New Roman" w:eastAsia="微软雅黑" w:cs="Times New Roman"/>
                 <w:b/>
@@ -1711,7 +1609,7 @@
                 <w:szCs w:val="18"/>
                 <w:lang w:eastAsia="zh-CN"/>
               </w:rPr>
-              <w:t>共检出{{ summaryOfRresults.crCheckLineStrYF1280Size }}个胚系突变，其中{{summaryOfRresults.crDrugList}}个与靶向药物相关</w:t>
+              <w:t>共检出{{ summaryOfRresults.crCheckLineStrYF1280Size }}个胚系突变，其中{{summaryOfRresults.crDrugList}}个与靶向药物相关{{embryonalDrugStr}}</w:t>
             </w:r>
           </w:p>
         </w:tc>
@@ -1751,23 +1649,10 @@
           </w:tcPr>
           <w:p>
             <w:pPr>
-              <w:keepNext w:val="0"/>
-              <w:keepLines w:val="0"/>
-              <w:pageBreakBefore w:val="0"/>
               <w:widowControl w:val="0"/>
-              <w:kinsoku/>
-              <w:wordWrap/>
-              <w:overflowPunct/>
-              <w:topLinePunct w:val="0"/>
-              <w:autoSpaceDE/>
-              <w:autoSpaceDN/>
-              <w:bidi w:val="0"/>
-              <w:adjustRightInd/>
-              <w:snapToGrid/>
               <w:spacing w:after="0" w:line="240" w:lineRule="auto"/>
               <w:ind w:left="57" w:right="57"/>
               <w:jc w:val="both"/>
-              <w:textAlignment w:val="auto"/>
               <w:rPr>
                 <w:rFonts w:ascii="Times New Roman" w:hAnsi="Times New Roman" w:eastAsia="微软雅黑" w:cs="Times New Roman"/>
                 <w:b/>
@@ -1832,7 +1717,7 @@
                 <w:szCs w:val="18"/>
                 <w:lang w:eastAsia="zh-CN"/>
               </w:rPr>
-              <w:t>共检出{{ summaryOfRresults.crCheckLineStrYF1280Size }}个胚系突变，其中{{summaryOfRresults.hasPathogenicityCount}}个为致病/可能致病性突变</w:t>
+              <w:t>共检出{{ summaryOfRresults.crCheckLineStrYF1280Size }}个胚系突变，其中{{summaryOfRresults.hasPathogenicityCount}}个为致病/可能致病性突变{{crCheckDrugStr}}{{summaryOfRresults.cr_tumors_desc}}</w:t>
             </w:r>
           </w:p>
         </w:tc>
@@ -1871,23 +1756,10 @@
           </w:tcPr>
           <w:p>
             <w:pPr>
-              <w:keepNext w:val="0"/>
-              <w:keepLines w:val="0"/>
-              <w:pageBreakBefore w:val="0"/>
               <w:widowControl w:val="0"/>
-              <w:kinsoku/>
-              <w:wordWrap/>
-              <w:overflowPunct/>
-              <w:topLinePunct w:val="0"/>
-              <w:autoSpaceDE/>
-              <w:autoSpaceDN/>
-              <w:bidi w:val="0"/>
-              <w:adjustRightInd/>
-              <w:snapToGrid/>
               <w:spacing w:after="0" w:line="240" w:lineRule="auto"/>
               <w:ind w:left="57" w:right="57"/>
               <w:jc w:val="both"/>
-              <w:textAlignment w:val="auto"/>
               <w:rPr>
                 <w:rFonts w:hint="eastAsia" w:ascii="Times New Roman" w:hAnsi="Times New Roman" w:eastAsia="微软雅黑" w:cs="Times New Roman"/>
                 <w:b/>
@@ -1922,23 +1794,10 @@
           </w:tcPr>
           <w:p>
             <w:pPr>
-              <w:keepNext w:val="0"/>
-              <w:keepLines w:val="0"/>
-              <w:pageBreakBefore w:val="0"/>
               <w:widowControl w:val="0"/>
-              <w:kinsoku/>
-              <w:wordWrap/>
-              <w:overflowPunct/>
-              <w:topLinePunct w:val="0"/>
-              <w:autoSpaceDE/>
-              <w:autoSpaceDN/>
-              <w:bidi w:val="0"/>
-              <w:adjustRightInd/>
-              <w:snapToGrid/>
               <w:spacing w:after="0" w:line="240" w:lineRule="auto"/>
               <w:ind w:left="57" w:right="57"/>
               <w:jc w:val="both"/>
-              <w:textAlignment w:val="auto"/>
               <w:rPr>
                 <w:rFonts w:ascii="微软雅黑" w:hAnsi="微软雅黑" w:eastAsia="微软雅黑" w:cs="Times New Roman"/>
                 <w:b/>
@@ -1973,23 +1832,10 @@
           </w:tcPr>
           <w:p>
             <w:pPr>
-              <w:keepNext w:val="0"/>
-              <w:keepLines w:val="0"/>
-              <w:pageBreakBefore w:val="0"/>
               <w:widowControl w:val="0"/>
-              <w:kinsoku/>
-              <w:wordWrap/>
-              <w:overflowPunct/>
-              <w:topLinePunct w:val="0"/>
-              <w:autoSpaceDE/>
-              <w:autoSpaceDN/>
-              <w:bidi w:val="0"/>
-              <w:adjustRightInd/>
-              <w:snapToGrid/>
               <w:spacing w:after="0" w:line="240" w:lineRule="auto"/>
               <w:ind w:left="57" w:right="57"/>
               <w:jc w:val="both"/>
-              <w:textAlignment w:val="auto"/>
               <w:rPr>
                 <w:rFonts w:hint="eastAsia" w:ascii="Times New Roman" w:hAnsi="Times New Roman" w:eastAsia="微软雅黑" w:cs="Times New Roman"/>
                 <w:sz w:val="18"/>
@@ -2043,23 +1889,10 @@
           </w:tcPr>
           <w:p>
             <w:pPr>
-              <w:keepNext w:val="0"/>
-              <w:keepLines w:val="0"/>
-              <w:pageBreakBefore w:val="0"/>
               <w:widowControl w:val="0"/>
-              <w:kinsoku/>
-              <w:wordWrap/>
-              <w:overflowPunct/>
-              <w:topLinePunct w:val="0"/>
-              <w:autoSpaceDE/>
-              <w:autoSpaceDN/>
-              <w:bidi w:val="0"/>
-              <w:adjustRightInd/>
-              <w:snapToGrid/>
               <w:spacing w:after="0" w:line="240" w:lineRule="auto"/>
               <w:ind w:left="57" w:right="57"/>
               <w:jc w:val="both"/>
-              <w:textAlignment w:val="auto"/>
               <w:rPr>
                 <w:rFonts w:hint="eastAsia" w:ascii="Times New Roman" w:hAnsi="Times New Roman" w:eastAsia="微软雅黑" w:cs="Times New Roman"/>
                 <w:b/>
@@ -2083,23 +1916,10 @@
           </w:tcPr>
           <w:p>
             <w:pPr>
-              <w:keepNext w:val="0"/>
-              <w:keepLines w:val="0"/>
-              <w:pageBreakBefore w:val="0"/>
               <w:widowControl w:val="0"/>
-              <w:kinsoku/>
-              <w:wordWrap/>
-              <w:overflowPunct/>
-              <w:topLinePunct w:val="0"/>
-              <w:autoSpaceDE/>
-              <w:autoSpaceDN/>
-              <w:bidi w:val="0"/>
-              <w:adjustRightInd/>
-              <w:snapToGrid/>
               <w:spacing w:after="0" w:line="240" w:lineRule="auto"/>
               <w:ind w:left="57" w:right="57"/>
               <w:jc w:val="both"/>
-              <w:textAlignment w:val="auto"/>
               <w:rPr>
                 <w:rFonts w:hint="eastAsia" w:ascii="Times New Roman" w:hAnsi="Times New Roman" w:eastAsia="微软雅黑" w:cs="Times New Roman"/>
                 <w:b/>
@@ -2134,23 +1954,10 @@
           </w:tcPr>
           <w:p>
             <w:pPr>
-              <w:keepNext w:val="0"/>
-              <w:keepLines w:val="0"/>
-              <w:pageBreakBefore w:val="0"/>
               <w:widowControl w:val="0"/>
-              <w:kinsoku/>
-              <w:wordWrap/>
-              <w:overflowPunct/>
-              <w:topLinePunct w:val="0"/>
-              <w:autoSpaceDE/>
-              <w:autoSpaceDN/>
-              <w:bidi w:val="0"/>
-              <w:adjustRightInd/>
-              <w:snapToGrid/>
               <w:spacing w:after="0" w:line="240" w:lineRule="auto"/>
               <w:ind w:left="57" w:right="57"/>
               <w:jc w:val="both"/>
-              <w:textAlignment w:val="auto"/>
               <w:rPr>
                 <w:rFonts w:hint="eastAsia" w:ascii="Times New Roman" w:hAnsi="Times New Roman" w:eastAsia="微软雅黑" w:cs="Times New Roman"/>
                 <w:sz w:val="18"/>
@@ -2205,23 +2012,10 @@
           </w:tcPr>
           <w:p>
             <w:pPr>
-              <w:keepNext w:val="0"/>
-              <w:keepLines w:val="0"/>
-              <w:pageBreakBefore w:val="0"/>
               <w:widowControl w:val="0"/>
-              <w:kinsoku/>
-              <w:wordWrap/>
-              <w:overflowPunct/>
-              <w:topLinePunct w:val="0"/>
-              <w:autoSpaceDE/>
-              <w:autoSpaceDN/>
-              <w:bidi w:val="0"/>
-              <w:adjustRightInd/>
-              <w:snapToGrid/>
               <w:spacing w:after="0" w:line="240" w:lineRule="auto"/>
               <w:ind w:left="57" w:right="57"/>
               <w:jc w:val="both"/>
-              <w:textAlignment w:val="auto"/>
               <w:rPr>
                 <w:rFonts w:hint="default" w:ascii="Times New Roman" w:hAnsi="Times New Roman" w:eastAsia="微软雅黑" w:cs="Times New Roman"/>
                 <w:sz w:val="18"/>
@@ -2276,23 +2070,10 @@
           </w:tcPr>
           <w:p>
             <w:pPr>
-              <w:keepNext w:val="0"/>
-              <w:keepLines w:val="0"/>
-              <w:pageBreakBefore w:val="0"/>
               <w:widowControl w:val="0"/>
-              <w:kinsoku/>
-              <w:wordWrap/>
-              <w:overflowPunct/>
-              <w:topLinePunct w:val="0"/>
-              <w:autoSpaceDE/>
-              <w:autoSpaceDN/>
-              <w:bidi w:val="0"/>
-              <w:adjustRightInd/>
-              <w:snapToGrid/>
               <w:spacing w:after="0" w:line="240" w:lineRule="auto"/>
-              <w:ind w:left="57" w:leftChars="0" w:right="57"/>
+              <w:ind w:left="119" w:leftChars="0"/>
               <w:jc w:val="both"/>
-              <w:textAlignment w:val="auto"/>
               <w:rPr>
                 <w:rFonts w:hint="eastAsia" w:ascii="Times New Roman" w:hAnsi="Times New Roman" w:eastAsia="微软雅黑" w:cs="Times New Roman"/>
                 <w:b/>
@@ -2323,27 +2104,14 @@
               <w:bottom w:val="single" w:color="A4A4A4" w:sz="4" w:space="0"/>
               <w:right w:val="nil"/>
             </w:tcBorders>
-            <w:vAlign w:val="center"/>
+            <w:vAlign w:val="top"/>
           </w:tcPr>
           <w:p>
             <w:pPr>
-              <w:keepNext w:val="0"/>
-              <w:keepLines w:val="0"/>
-              <w:pageBreakBefore w:val="0"/>
               <w:widowControl w:val="0"/>
-              <w:kinsoku/>
-              <w:wordWrap/>
-              <w:overflowPunct/>
-              <w:topLinePunct w:val="0"/>
-              <w:autoSpaceDE/>
-              <w:autoSpaceDN/>
-              <w:bidi w:val="0"/>
-              <w:adjustRightInd/>
-              <w:snapToGrid/>
               <w:spacing w:before="77" w:after="0" w:line="240" w:lineRule="auto"/>
-              <w:ind w:left="57" w:leftChars="0" w:right="57" w:rightChars="0"/>
+              <w:ind w:left="119" w:leftChars="0" w:right="119" w:rightChars="0"/>
               <w:jc w:val="both"/>
-              <w:textAlignment w:val="auto"/>
               <w:rPr>
                 <w:rFonts w:hint="eastAsia" w:ascii="微软雅黑" w:hAnsi="微软雅黑" w:eastAsia="微软雅黑" w:cs="微软雅黑"/>
                 <w:sz w:val="18"/>
@@ -2434,23 +2202,10 @@
           </w:tcPr>
           <w:p>
             <w:pPr>
-              <w:keepNext w:val="0"/>
-              <w:keepLines w:val="0"/>
-              <w:pageBreakBefore w:val="0"/>
               <w:widowControl w:val="0"/>
-              <w:kinsoku/>
-              <w:wordWrap/>
-              <w:overflowPunct/>
-              <w:topLinePunct w:val="0"/>
-              <w:autoSpaceDE/>
-              <w:autoSpaceDN/>
-              <w:bidi w:val="0"/>
-              <w:adjustRightInd/>
-              <w:snapToGrid/>
               <w:spacing w:after="0" w:line="240" w:lineRule="auto"/>
               <w:ind w:left="57" w:right="57"/>
               <w:jc w:val="both"/>
-              <w:textAlignment w:val="auto"/>
               <w:rPr>
                 <w:rFonts w:hint="eastAsia" w:ascii="微软雅黑" w:hAnsi="微软雅黑" w:eastAsia="微软雅黑" w:cs="微软雅黑"/>
                 <w:b w:val="0"/>
@@ -2507,23 +2262,10 @@
           </w:tcPr>
           <w:p>
             <w:pPr>
-              <w:keepNext w:val="0"/>
-              <w:keepLines w:val="0"/>
-              <w:pageBreakBefore w:val="0"/>
               <w:widowControl w:val="0"/>
-              <w:kinsoku/>
-              <w:wordWrap/>
-              <w:overflowPunct/>
-              <w:topLinePunct w:val="0"/>
-              <w:autoSpaceDE/>
-              <w:autoSpaceDN/>
-              <w:bidi w:val="0"/>
-              <w:adjustRightInd/>
-              <w:snapToGrid/>
               <w:spacing w:after="0" w:line="240" w:lineRule="auto"/>
               <w:ind w:left="57" w:right="57"/>
               <w:jc w:val="both"/>
-              <w:textAlignment w:val="auto"/>
               <w:rPr>
                 <w:rFonts w:ascii="Times New Roman" w:hAnsi="Times New Roman" w:eastAsia="微软雅黑" w:cs="Times New Roman"/>
                 <w:sz w:val="21"/>
@@ -2555,23 +2297,10 @@
           </w:tcPr>
           <w:p>
             <w:pPr>
-              <w:keepNext w:val="0"/>
-              <w:keepLines w:val="0"/>
-              <w:pageBreakBefore w:val="0"/>
               <w:widowControl w:val="0"/>
-              <w:kinsoku/>
-              <w:wordWrap/>
-              <w:overflowPunct/>
-              <w:topLinePunct w:val="0"/>
-              <w:autoSpaceDE/>
-              <w:autoSpaceDN/>
-              <w:bidi w:val="0"/>
-              <w:adjustRightInd/>
-              <w:snapToGrid/>
               <w:spacing w:after="0" w:line="240" w:lineRule="auto"/>
               <w:ind w:left="57" w:right="57"/>
               <w:jc w:val="both"/>
-              <w:textAlignment w:val="auto"/>
               <w:rPr>
                 <w:rFonts w:ascii="Times New Roman" w:hAnsi="Times New Roman" w:eastAsia="微软雅黑" w:cs="Times New Roman"/>
                 <w:sz w:val="21"/>
@@ -2700,9 +2429,9 @@
           <w:lang w:eastAsia="zh-CN"/>
         </w:rPr>
       </w:pPr>
-      <w:bookmarkStart w:id="2" w:name="_Toc4876"/>
+      <w:bookmarkStart w:id="2" w:name="_Toc12066"/>
       <w:bookmarkStart w:id="3" w:name="_Toc149837257"/>
-      <w:bookmarkStart w:id="4" w:name="_Toc12066"/>
+      <w:bookmarkStart w:id="4" w:name="_Toc4876"/>
       <w:r>
         <w:rPr>
           <w:rFonts w:hint="eastAsia" w:ascii="Times New Roman" w:hAnsi="Times New Roman" w:eastAsia="微软雅黑" w:cs="黑体"/>
@@ -2753,12 +2482,6 @@
             <w:insideH w:val="dotted" w:color="00B050" w:sz="4" w:space="0"/>
             <w:insideV w:val="dotted" w:color="00B050" w:sz="4" w:space="0"/>
           </w:tblBorders>
-          <w:tblCellMar>
-            <w:top w:w="0" w:type="dxa"/>
-            <w:left w:w="108" w:type="dxa"/>
-            <w:bottom w:w="0" w:type="dxa"/>
-            <w:right w:w="108" w:type="dxa"/>
-          </w:tblCellMar>
         </w:tblPrEx>
         <w:trPr>
           <w:trHeight w:val="454" w:hRule="atLeast"/>
@@ -3073,7 +2796,7 @@
                     </pic:cNvPicPr>
                   </pic:nvPicPr>
                   <pic:blipFill>
-                    <a:blip r:embed="rId11"/>
+                    <a:blip r:embed="rId9"/>
                     <a:srcRect t="10301" r="4169" b="8532"/>
                     <a:stretch>
                       <a:fillRect/>
@@ -3229,7 +2952,6 @@
         <w:adjustRightInd/>
         <w:snapToGrid/>
         <w:spacing w:before="48" w:beforeLines="20" w:after="120" w:line="240" w:lineRule="auto"/>
-        <w:ind w:firstLine="420" w:firstLineChars="200"/>
         <w:textAlignment w:val="auto"/>
         <w:rPr>
           <w:rFonts w:hint="eastAsia" w:ascii="Times New Roman" w:hAnsi="Times New Roman" w:eastAsia="微软雅黑" w:cs="Times New Roman"/>
@@ -3239,246 +2961,6 @@
           <w:lang w:eastAsia="zh-CN"/>
         </w:rPr>
       </w:pPr>
-      <w:r>
-        <w:rPr>
-          <w:rFonts w:hint="eastAsia" w:ascii="Times New Roman" w:hAnsi="Times New Roman" w:eastAsia="微软雅黑" w:cs="Times New Roman"/>
-          <w:b/>
-          <w:color w:val="000000" w:themeColor="text1"/>
-          <w:sz w:val="21"/>
-          <w:szCs w:val="21"/>
-          <w:lang w:eastAsia="zh-CN"/>
-          <w14:textFill>
-            <w14:solidFill>
-              <w14:schemeClr w14:val="tx1"/>
-            </w14:solidFill>
-          </w14:textFill>
-        </w:rPr>
-        <w:t>本次样本共检出{{ summaryOfRresults.thisGeneticmarkerVwListSize }}个体细胞突变，其中{{summaryOfRresults.somaticDrugCount}}个与靶向药物相关。</w:t>
-      </w:r>
-      <w:r>
-        <w:rPr>
-          <w:rFonts w:hint="default" w:ascii="Times New Roman" w:hAnsi="Times New Roman" w:eastAsia="微软雅黑" w:cs="Times New Roman"/>
-          <w:b/>
-          <w:color w:val="000000" w:themeColor="text1"/>
-          <w:sz w:val="21"/>
-          <w:szCs w:val="21"/>
-          <w:lang w:eastAsia="zh-CN"/>
-          <w14:textFill>
-            <w14:solidFill>
-              <w14:schemeClr w14:val="tx1"/>
-            </w14:solidFill>
-          </w14:textFill>
-        </w:rPr>
-        <w:t>共检出{{summaryOfRresults.crCheckLineStrYF1280Size}}个胚系突变，其中{{summaryOfRresults.crDrugList}}个与靶向药物相关。</w:t>
-      </w:r>
-      <w:r>
-        <w:rPr>
-          <w:rFonts w:hint="eastAsia" w:ascii="Times New Roman" w:hAnsi="Times New Roman" w:eastAsia="微软雅黑" w:cs="Times New Roman"/>
-          <w:b/>
-          <w:color w:val="000000" w:themeColor="text1"/>
-          <w:sz w:val="21"/>
-          <w:szCs w:val="21"/>
-          <w:lang w:eastAsia="zh-CN"/>
-          <w14:textFill>
-            <w14:solidFill>
-              <w14:schemeClr w14:val="tx1"/>
-            </w14:solidFill>
-          </w14:textFill>
-        </w:rPr>
-        <w:t xml:space="preserve">{%if BodyDrugDrugDetectionStr or unknownVarAnalysisStr </w:t>
-      </w:r>
-      <w:r>
-        <w:rPr>
-          <w:rFonts w:hint="eastAsia" w:ascii="Times New Roman" w:hAnsi="Times New Roman" w:eastAsia="微软雅黑" w:cs="Times New Roman"/>
-          <w:b/>
-          <w:color w:val="000000" w:themeColor="text1"/>
-          <w:sz w:val="21"/>
-          <w:szCs w:val="21"/>
-          <w:lang w:val="en-US" w:eastAsia="zh-CN"/>
-          <w14:textFill>
-            <w14:solidFill>
-              <w14:schemeClr w14:val="tx1"/>
-            </w14:solidFill>
-          </w14:textFill>
-        </w:rPr>
-        <w:t xml:space="preserve">or </w:t>
-      </w:r>
-      <w:r>
-        <w:rPr>
-          <w:rFonts w:hint="default" w:ascii="Times New Roman" w:hAnsi="Times New Roman" w:eastAsia="微软雅黑" w:cs="Times New Roman"/>
-          <w:b/>
-          <w:color w:val="000000" w:themeColor="text1"/>
-          <w:sz w:val="21"/>
-          <w:szCs w:val="21"/>
-          <w:lang w:eastAsia="zh-CN"/>
-          <w14:textFill>
-            <w14:solidFill>
-              <w14:schemeClr w14:val="tx1"/>
-            </w14:solidFill>
-          </w14:textFill>
-        </w:rPr>
-        <w:t>geneticCancerRiskInfo</w:t>
-      </w:r>
-      <w:r>
-        <w:rPr>
-          <w:rFonts w:hint="eastAsia" w:ascii="Times New Roman" w:hAnsi="Times New Roman" w:eastAsia="微软雅黑" w:cs="Times New Roman"/>
-          <w:b/>
-          <w:color w:val="000000" w:themeColor="text1"/>
-          <w:sz w:val="21"/>
-          <w:szCs w:val="21"/>
-          <w:lang w:val="en-US" w:eastAsia="zh-CN"/>
-          <w14:textFill>
-            <w14:solidFill>
-              <w14:schemeClr w14:val="tx1"/>
-            </w14:solidFill>
-          </w14:textFill>
-        </w:rPr>
-        <w:t xml:space="preserve"> </w:t>
-      </w:r>
-      <w:r>
-        <w:rPr>
-          <w:rFonts w:hint="eastAsia" w:ascii="Times New Roman" w:hAnsi="Times New Roman" w:eastAsia="微软雅黑" w:cs="Times New Roman"/>
-          <w:b/>
-          <w:color w:val="000000" w:themeColor="text1"/>
-          <w:sz w:val="21"/>
-          <w:szCs w:val="21"/>
-          <w:lang w:eastAsia="zh-CN"/>
-          <w14:textFill>
-            <w14:solidFill>
-              <w14:schemeClr w14:val="tx1"/>
-            </w14:solidFill>
-          </w14:textFill>
-        </w:rPr>
-        <w:t>%}</w:t>
-      </w:r>
-      <w:r>
-        <w:rPr>
-          <w:rFonts w:ascii="Times New Roman" w:hAnsi="Times New Roman" w:eastAsia="微软雅黑" w:cs="Times New Roman"/>
-          <w:b/>
-          <w:color w:val="000000" w:themeColor="text1"/>
-          <w:sz w:val="21"/>
-          <w:szCs w:val="21"/>
-          <w:lang w:eastAsia="zh-CN"/>
-          <w14:textFill>
-            <w14:solidFill>
-              <w14:schemeClr w14:val="tx1"/>
-            </w14:solidFill>
-          </w14:textFill>
-        </w:rPr>
-        <w:t>具体信息详见</w:t>
-      </w:r>
-      <w:r>
-        <w:rPr>
-          <w:rFonts w:hint="eastAsia" w:ascii="微软雅黑" w:hAnsi="微软雅黑" w:eastAsia="微软雅黑" w:cs="微软雅黑"/>
-          <w:b/>
-          <w:color w:val="000000" w:themeColor="text1"/>
-          <w:sz w:val="21"/>
-          <w:szCs w:val="21"/>
-          <w:lang w:eastAsia="zh-CN"/>
-          <w14:textFill>
-            <w14:solidFill>
-              <w14:schemeClr w14:val="tx1"/>
-            </w14:solidFill>
-          </w14:textFill>
-        </w:rPr>
-        <w:t>“</w:t>
-      </w:r>
-      <w:r>
-        <w:rPr>
-          <w:rFonts w:ascii="Times New Roman" w:hAnsi="Times New Roman" w:eastAsia="微软雅黑" w:cs="Times New Roman"/>
-          <w:b/>
-          <w:color w:val="000000" w:themeColor="text1"/>
-          <w:sz w:val="21"/>
-          <w:szCs w:val="21"/>
-          <w:lang w:eastAsia="zh-CN"/>
-          <w14:textFill>
-            <w14:solidFill>
-              <w14:schemeClr w14:val="tx1"/>
-            </w14:solidFill>
-          </w14:textFill>
-        </w:rPr>
-        <w:t>检测结果</w:t>
-      </w:r>
-      <w:r>
-        <w:rPr>
-          <w:rFonts w:hint="eastAsia" w:ascii="Times New Roman" w:hAnsi="Times New Roman" w:eastAsia="微软雅黑" w:cs="Times New Roman"/>
-          <w:b/>
-          <w:color w:val="000000" w:themeColor="text1"/>
-          <w:sz w:val="21"/>
-          <w:szCs w:val="21"/>
-          <w:lang w:val="en-US" w:eastAsia="zh-CN"/>
-          <w14:textFill>
-            <w14:solidFill>
-              <w14:schemeClr w14:val="tx1"/>
-            </w14:solidFill>
-          </w14:textFill>
-        </w:rPr>
-        <w:t>详细</w:t>
-      </w:r>
-      <w:r>
-        <w:rPr>
-          <w:rFonts w:ascii="Times New Roman" w:hAnsi="Times New Roman" w:eastAsia="微软雅黑" w:cs="Times New Roman"/>
-          <w:b/>
-          <w:color w:val="000000" w:themeColor="text1"/>
-          <w:sz w:val="21"/>
-          <w:szCs w:val="21"/>
-          <w:lang w:eastAsia="zh-CN"/>
-          <w14:textFill>
-            <w14:solidFill>
-              <w14:schemeClr w14:val="tx1"/>
-            </w14:solidFill>
-          </w14:textFill>
-        </w:rPr>
-        <w:t>解析</w:t>
-      </w:r>
-      <w:r>
-        <w:rPr>
-          <w:rFonts w:hint="eastAsia" w:ascii="微软雅黑" w:hAnsi="微软雅黑" w:eastAsia="微软雅黑" w:cs="微软雅黑"/>
-          <w:b/>
-          <w:color w:val="000000" w:themeColor="text1"/>
-          <w:sz w:val="21"/>
-          <w:szCs w:val="21"/>
-          <w:lang w:eastAsia="zh-CN"/>
-          <w14:textFill>
-            <w14:solidFill>
-              <w14:schemeClr w14:val="tx1"/>
-            </w14:solidFill>
-          </w14:textFill>
-        </w:rPr>
-        <w:t>”</w:t>
-      </w:r>
-      <w:r>
-        <w:rPr>
-          <w:rFonts w:ascii="Times New Roman" w:hAnsi="Times New Roman" w:eastAsia="微软雅黑" w:cs="Times New Roman"/>
-          <w:b/>
-          <w:color w:val="000000" w:themeColor="text1"/>
-          <w:sz w:val="24"/>
-          <w:szCs w:val="24"/>
-          <w:lang w:eastAsia="zh-CN"/>
-          <w14:textFill>
-            <w14:solidFill>
-              <w14:schemeClr w14:val="tx1"/>
-            </w14:solidFill>
-          </w14:textFill>
-        </w:rPr>
-        <w:t>。</w:t>
-      </w:r>
-      <w:r>
-        <w:rPr>
-          <w:rFonts w:hint="eastAsia" w:ascii="Times New Roman" w:hAnsi="Times New Roman" w:eastAsia="微软雅黑" w:cs="Times New Roman"/>
-          <w:b/>
-          <w:color w:val="000000" w:themeColor="text1"/>
-          <w:sz w:val="21"/>
-          <w:szCs w:val="21"/>
-          <w:lang w:eastAsia="zh-CN"/>
-          <w14:textFill>
-            <w14:solidFill>
-              <w14:schemeClr w14:val="tx1"/>
-            </w14:solidFill>
-          </w14:textFill>
-        </w:rPr>
-        <w:t>{% endif %}</w:t>
-      </w:r>
     </w:p>
     <w:tbl>
       <w:tblPr>
@@ -7147,8 +6629,8 @@
         <w:rPr>
           <w:rFonts w:ascii="Times New Roman" w:hAnsi="Times New Roman" w:eastAsia="微软雅黑" w:cs="Times New Roman"/>
           <w:bCs/>
-          <w:sz w:val="18"/>
-          <w:szCs w:val="18"/>
+          <w:sz w:val="15"/>
+          <w:szCs w:val="15"/>
           <w:lang w:eastAsia="zh-CN"/>
         </w:rPr>
       </w:pPr>
@@ -7156,8 +6638,8 @@
         <w:rPr>
           <w:rFonts w:hint="eastAsia" w:ascii="Times New Roman" w:hAnsi="Times New Roman" w:eastAsia="微软雅黑" w:cs="Times New Roman"/>
           <w:b/>
-          <w:sz w:val="18"/>
-          <w:szCs w:val="18"/>
+          <w:sz w:val="15"/>
+          <w:szCs w:val="15"/>
           <w:lang w:eastAsia="zh-CN"/>
         </w:rPr>
         <w:t>注：</w:t>
@@ -7173,8 +6655,8 @@
         <w:spacing w:after="0" w:line="240" w:lineRule="auto"/>
         <w:rPr>
           <w:rFonts w:ascii="Times New Roman" w:hAnsi="Times New Roman" w:eastAsia="微软雅黑" w:cs="Times New Roman"/>
-          <w:sz w:val="18"/>
-          <w:szCs w:val="18"/>
+          <w:sz w:val="15"/>
+          <w:szCs w:val="15"/>
           <w:lang w:eastAsia="zh-CN"/>
         </w:rPr>
       </w:pPr>
@@ -7182,8 +6664,8 @@
         <w:rPr>
           <w:rFonts w:hint="eastAsia" w:ascii="Times New Roman" w:hAnsi="Times New Roman" w:eastAsia="微软雅黑" w:cs="Times New Roman"/>
           <w:bCs/>
-          <w:sz w:val="18"/>
-          <w:szCs w:val="18"/>
+          <w:sz w:val="15"/>
+          <w:szCs w:val="15"/>
           <w:lang w:eastAsia="zh-CN"/>
         </w:rPr>
         <w:t>本报告所列举的药物或基因变异并未按照基因或者药物的重要性排序，具体决策需参照临床实际。</w:t>
@@ -7199,8 +6681,8 @@
         <w:spacing w:after="0" w:line="240" w:lineRule="auto"/>
         <w:rPr>
           <w:rFonts w:ascii="Times New Roman" w:hAnsi="Times New Roman" w:eastAsia="微软雅黑" w:cs="Times New Roman"/>
-          <w:sz w:val="18"/>
-          <w:szCs w:val="18"/>
+          <w:sz w:val="15"/>
+          <w:szCs w:val="15"/>
           <w:lang w:eastAsia="zh-CN"/>
         </w:rPr>
       </w:pPr>
@@ -7208,8 +6690,8 @@
         <w:rPr>
           <w:rFonts w:hint="eastAsia" w:ascii="Times New Roman" w:hAnsi="Times New Roman" w:eastAsia="微软雅黑" w:cs="Times New Roman"/>
           <w:bCs/>
-          <w:sz w:val="18"/>
-          <w:szCs w:val="18"/>
+          <w:sz w:val="15"/>
+          <w:szCs w:val="15"/>
           <w:lang w:eastAsia="zh-CN"/>
         </w:rPr>
         <w:t>基因变异所对应的可能获益</w:t>
@@ -7218,8 +6700,8 @@
         <w:rPr>
           <w:rFonts w:ascii="Times New Roman" w:hAnsi="Times New Roman" w:eastAsia="微软雅黑" w:cs="Times New Roman"/>
           <w:bCs/>
-          <w:sz w:val="18"/>
-          <w:szCs w:val="18"/>
+          <w:sz w:val="15"/>
+          <w:szCs w:val="15"/>
           <w:lang w:eastAsia="zh-CN"/>
         </w:rPr>
         <w:t>/</w:t>
@@ -7228,8 +6710,8 @@
         <w:rPr>
           <w:rFonts w:hint="eastAsia" w:ascii="Times New Roman" w:hAnsi="Times New Roman" w:eastAsia="微软雅黑" w:cs="Times New Roman"/>
           <w:bCs/>
-          <w:sz w:val="18"/>
-          <w:szCs w:val="18"/>
+          <w:sz w:val="15"/>
+          <w:szCs w:val="15"/>
           <w:lang w:eastAsia="zh-CN"/>
         </w:rPr>
         <w:t>耐药药物信息来源于本机构内部数据库，同时参考</w:t>
@@ -7238,8 +6720,8 @@
         <w:rPr>
           <w:rFonts w:ascii="Times New Roman" w:hAnsi="Times New Roman" w:eastAsia="微软雅黑" w:cs="Times New Roman"/>
           <w:bCs/>
-          <w:sz w:val="18"/>
-          <w:szCs w:val="18"/>
+          <w:sz w:val="15"/>
+          <w:szCs w:val="15"/>
           <w:lang w:eastAsia="zh-CN"/>
         </w:rPr>
         <w:t>NCCN</w:t>
@@ -7248,8 +6730,8 @@
         <w:rPr>
           <w:rFonts w:hint="eastAsia" w:ascii="Times New Roman" w:hAnsi="Times New Roman" w:eastAsia="微软雅黑" w:cs="Times New Roman"/>
           <w:bCs/>
-          <w:sz w:val="18"/>
-          <w:szCs w:val="18"/>
+          <w:sz w:val="15"/>
+          <w:szCs w:val="15"/>
           <w:lang w:eastAsia="zh-CN"/>
         </w:rPr>
         <w:t>指南、</w:t>
@@ -7258,8 +6740,8 @@
         <w:rPr>
           <w:rFonts w:ascii="Times New Roman" w:hAnsi="Times New Roman" w:eastAsia="微软雅黑" w:cs="Times New Roman"/>
           <w:bCs/>
-          <w:sz w:val="18"/>
-          <w:szCs w:val="18"/>
+          <w:sz w:val="15"/>
+          <w:szCs w:val="15"/>
           <w:lang w:eastAsia="zh-CN"/>
         </w:rPr>
         <w:t>OncoKB [PMID: 28890946]</w:t>
@@ -7268,8 +6750,8 @@
         <w:rPr>
           <w:rFonts w:hint="eastAsia" w:ascii="Times New Roman" w:hAnsi="Times New Roman" w:eastAsia="微软雅黑" w:cs="Times New Roman"/>
           <w:bCs/>
-          <w:sz w:val="18"/>
-          <w:szCs w:val="18"/>
+          <w:sz w:val="15"/>
+          <w:szCs w:val="15"/>
           <w:lang w:eastAsia="zh-CN"/>
         </w:rPr>
         <w:t>等公共数据库内容，该数据仅供临床医生参考。随着数据库不断完善以及临床数据的更新，变异分级可能发生变化。</w:t>
@@ -7285,8 +6767,8 @@
         <w:spacing w:after="0" w:line="240" w:lineRule="auto"/>
         <w:rPr>
           <w:rFonts w:ascii="Times New Roman" w:hAnsi="Times New Roman" w:eastAsia="微软雅黑" w:cs="Times New Roman"/>
-          <w:sz w:val="18"/>
-          <w:szCs w:val="18"/>
+          <w:sz w:val="15"/>
+          <w:szCs w:val="15"/>
           <w:lang w:eastAsia="zh-CN"/>
         </w:rPr>
       </w:pPr>
@@ -7294,8 +6776,8 @@
         <w:rPr>
           <w:rFonts w:hint="eastAsia" w:ascii="Times New Roman" w:hAnsi="Times New Roman" w:eastAsia="微软雅黑" w:cs="Times New Roman"/>
           <w:bCs/>
-          <w:sz w:val="18"/>
-          <w:szCs w:val="18"/>
+          <w:sz w:val="15"/>
+          <w:szCs w:val="15"/>
           <w:lang w:eastAsia="zh-CN"/>
         </w:rPr>
         <w:t>基因变异按照临床意义的重要性分为四个等级：</w:t>
@@ -7304,8 +6786,8 @@
         <w:rPr>
           <w:rFonts w:ascii="Times New Roman" w:hAnsi="Times New Roman" w:eastAsia="微软雅黑" w:cs="Times New Roman"/>
           <w:bCs/>
-          <w:sz w:val="18"/>
-          <w:szCs w:val="18"/>
+          <w:sz w:val="15"/>
+          <w:szCs w:val="15"/>
           <w:lang w:eastAsia="zh-CN"/>
         </w:rPr>
         <w:t>I</w:t>
@@ -7314,8 +6796,8 @@
         <w:rPr>
           <w:rFonts w:hint="eastAsia" w:ascii="Times New Roman" w:hAnsi="Times New Roman" w:eastAsia="微软雅黑" w:cs="Times New Roman"/>
           <w:bCs/>
-          <w:sz w:val="18"/>
-          <w:szCs w:val="18"/>
+          <w:sz w:val="15"/>
+          <w:szCs w:val="15"/>
           <w:lang w:eastAsia="zh-CN"/>
         </w:rPr>
         <w:t>类变异（具有</w:t>
@@ -7324,8 +6806,8 @@
         <w:rPr>
           <w:rFonts w:ascii="Times New Roman" w:hAnsi="Times New Roman" w:eastAsia="微软雅黑" w:cs="Times New Roman"/>
           <w:bCs/>
-          <w:sz w:val="18"/>
-          <w:szCs w:val="18"/>
+          <w:sz w:val="15"/>
+          <w:szCs w:val="15"/>
           <w:lang w:eastAsia="zh-CN"/>
         </w:rPr>
         <w:t>A</w:t>
@@ -7334,8 +6816,8 @@
         <w:rPr>
           <w:rFonts w:hint="eastAsia" w:ascii="Times New Roman" w:hAnsi="Times New Roman" w:eastAsia="微软雅黑" w:cs="Times New Roman"/>
           <w:bCs/>
-          <w:sz w:val="18"/>
-          <w:szCs w:val="18"/>
+          <w:sz w:val="15"/>
+          <w:szCs w:val="15"/>
           <w:lang w:eastAsia="zh-CN"/>
         </w:rPr>
         <w:t>级或</w:t>
@@ -7344,8 +6826,8 @@
         <w:rPr>
           <w:rFonts w:ascii="Times New Roman" w:hAnsi="Times New Roman" w:eastAsia="微软雅黑" w:cs="Times New Roman"/>
           <w:bCs/>
-          <w:sz w:val="18"/>
-          <w:szCs w:val="18"/>
+          <w:sz w:val="15"/>
+          <w:szCs w:val="15"/>
           <w:lang w:eastAsia="zh-CN"/>
         </w:rPr>
         <w:t>B</w:t>
@@ -7354,8 +6836,8 @@
         <w:rPr>
           <w:rFonts w:hint="eastAsia" w:ascii="Times New Roman" w:hAnsi="Times New Roman" w:eastAsia="微软雅黑" w:cs="Times New Roman"/>
           <w:bCs/>
-          <w:sz w:val="18"/>
-          <w:szCs w:val="18"/>
+          <w:sz w:val="15"/>
+          <w:szCs w:val="15"/>
           <w:lang w:eastAsia="zh-CN"/>
         </w:rPr>
         <w:t>级证据），</w:t>
@@ -7364,8 +6846,8 @@
         <w:rPr>
           <w:rFonts w:ascii="Times New Roman" w:hAnsi="Times New Roman" w:eastAsia="微软雅黑" w:cs="Times New Roman"/>
           <w:bCs/>
-          <w:sz w:val="18"/>
-          <w:szCs w:val="18"/>
+          <w:sz w:val="15"/>
+          <w:szCs w:val="15"/>
           <w:lang w:eastAsia="zh-CN"/>
         </w:rPr>
         <w:t>II</w:t>
@@ -7374,8 +6856,8 @@
         <w:rPr>
           <w:rFonts w:hint="eastAsia" w:ascii="Times New Roman" w:hAnsi="Times New Roman" w:eastAsia="微软雅黑" w:cs="Times New Roman"/>
           <w:bCs/>
-          <w:sz w:val="18"/>
-          <w:szCs w:val="18"/>
+          <w:sz w:val="15"/>
+          <w:szCs w:val="15"/>
           <w:lang w:eastAsia="zh-CN"/>
         </w:rPr>
         <w:t>类变异（具有</w:t>
@@ -7384,8 +6866,8 @@
         <w:rPr>
           <w:rFonts w:ascii="Times New Roman" w:hAnsi="Times New Roman" w:eastAsia="微软雅黑" w:cs="Times New Roman"/>
           <w:bCs/>
-          <w:sz w:val="18"/>
-          <w:szCs w:val="18"/>
+          <w:sz w:val="15"/>
+          <w:szCs w:val="15"/>
           <w:lang w:eastAsia="zh-CN"/>
         </w:rPr>
         <w:t>C</w:t>
@@ -7394,8 +6876,8 @@
         <w:rPr>
           <w:rFonts w:hint="eastAsia" w:ascii="Times New Roman" w:hAnsi="Times New Roman" w:eastAsia="微软雅黑" w:cs="Times New Roman"/>
           <w:bCs/>
-          <w:sz w:val="18"/>
-          <w:szCs w:val="18"/>
+          <w:sz w:val="15"/>
+          <w:szCs w:val="15"/>
           <w:lang w:eastAsia="zh-CN"/>
         </w:rPr>
         <w:t>级或</w:t>
@@ -7404,8 +6886,8 @@
         <w:rPr>
           <w:rFonts w:ascii="Times New Roman" w:hAnsi="Times New Roman" w:eastAsia="微软雅黑" w:cs="Times New Roman"/>
           <w:bCs/>
-          <w:sz w:val="18"/>
-          <w:szCs w:val="18"/>
+          <w:sz w:val="15"/>
+          <w:szCs w:val="15"/>
           <w:lang w:eastAsia="zh-CN"/>
         </w:rPr>
         <w:t>D</w:t>
@@ -7414,8 +6896,8 @@
         <w:rPr>
           <w:rFonts w:hint="eastAsia" w:ascii="Times New Roman" w:hAnsi="Times New Roman" w:eastAsia="微软雅黑" w:cs="Times New Roman"/>
           <w:bCs/>
-          <w:sz w:val="18"/>
-          <w:szCs w:val="18"/>
+          <w:sz w:val="15"/>
+          <w:szCs w:val="15"/>
           <w:lang w:eastAsia="zh-CN"/>
         </w:rPr>
         <w:t>级证据），</w:t>
@@ -7424,8 +6906,8 @@
         <w:rPr>
           <w:rFonts w:ascii="Times New Roman" w:hAnsi="Times New Roman" w:eastAsia="微软雅黑" w:cs="Times New Roman"/>
           <w:bCs/>
-          <w:sz w:val="18"/>
-          <w:szCs w:val="18"/>
+          <w:sz w:val="15"/>
+          <w:szCs w:val="15"/>
           <w:lang w:eastAsia="zh-CN"/>
         </w:rPr>
         <w:t>III</w:t>
@@ -7434,8 +6916,8 @@
         <w:rPr>
           <w:rFonts w:hint="eastAsia" w:ascii="Times New Roman" w:hAnsi="Times New Roman" w:eastAsia="微软雅黑" w:cs="Times New Roman"/>
           <w:bCs/>
-          <w:sz w:val="18"/>
-          <w:szCs w:val="18"/>
+          <w:sz w:val="15"/>
+          <w:szCs w:val="15"/>
           <w:lang w:eastAsia="zh-CN"/>
         </w:rPr>
         <w:t>类变异（在出具报告时文献尚未报道、或突变意义已经明确但无相关的靶向用药信息、或突变意义不明但可能存在潜在的临床意义），</w:t>
@@ -7444,8 +6926,8 @@
         <w:rPr>
           <w:rFonts w:ascii="Times New Roman" w:hAnsi="Times New Roman" w:eastAsia="微软雅黑" w:cs="Times New Roman"/>
           <w:bCs/>
-          <w:sz w:val="18"/>
-          <w:szCs w:val="18"/>
+          <w:sz w:val="15"/>
+          <w:szCs w:val="15"/>
           <w:lang w:eastAsia="zh-CN"/>
         </w:rPr>
         <w:t>IV</w:t>
@@ -7454,8 +6936,8 @@
         <w:rPr>
           <w:rFonts w:hint="eastAsia" w:ascii="Times New Roman" w:hAnsi="Times New Roman" w:eastAsia="微软雅黑" w:cs="Times New Roman"/>
           <w:bCs/>
-          <w:sz w:val="18"/>
-          <w:szCs w:val="18"/>
+          <w:sz w:val="15"/>
+          <w:szCs w:val="15"/>
           <w:lang w:eastAsia="zh-CN"/>
         </w:rPr>
         <w:t>类变异（包括良性变异、或疑似良性变异，不在报告中展示）。</w:t>
@@ -7471,8 +6953,8 @@
         <w:spacing w:after="0" w:line="240" w:lineRule="auto"/>
         <w:rPr>
           <w:rFonts w:ascii="Times New Roman" w:hAnsi="Times New Roman" w:eastAsia="微软雅黑" w:cs="Times New Roman"/>
-          <w:sz w:val="18"/>
-          <w:szCs w:val="18"/>
+          <w:sz w:val="15"/>
+          <w:szCs w:val="15"/>
           <w:lang w:eastAsia="zh-CN"/>
         </w:rPr>
       </w:pPr>
@@ -7480,8 +6962,8 @@
         <w:rPr>
           <w:rFonts w:hint="eastAsia" w:ascii="Times New Roman" w:hAnsi="Times New Roman" w:eastAsia="微软雅黑" w:cs="Times New Roman"/>
           <w:bCs/>
-          <w:sz w:val="18"/>
-          <w:szCs w:val="18"/>
+          <w:sz w:val="15"/>
+          <w:szCs w:val="15"/>
           <w:lang w:eastAsia="zh-CN"/>
         </w:rPr>
         <w:t>可能获益药物：根据</w:t>
@@ -7490,8 +6972,8 @@
         <w:rPr>
           <w:rFonts w:ascii="Times New Roman" w:hAnsi="Times New Roman" w:eastAsia="微软雅黑" w:cs="Times New Roman"/>
           <w:bCs/>
-          <w:sz w:val="18"/>
-          <w:szCs w:val="18"/>
+          <w:sz w:val="15"/>
+          <w:szCs w:val="15"/>
           <w:lang w:eastAsia="zh-CN"/>
         </w:rPr>
         <w:t>AMP/ASCO/CAP</w:t>
@@ -7500,8 +6982,8 @@
         <w:rPr>
           <w:rFonts w:hint="eastAsia" w:ascii="Times New Roman" w:hAnsi="Times New Roman" w:eastAsia="微软雅黑" w:cs="Times New Roman"/>
           <w:bCs/>
-          <w:sz w:val="18"/>
-          <w:szCs w:val="18"/>
+          <w:sz w:val="15"/>
+          <w:szCs w:val="15"/>
           <w:lang w:eastAsia="zh-CN"/>
         </w:rPr>
         <w:t>相关指南</w:t>
@@ -7510,8 +6992,8 @@
         <w:rPr>
           <w:rFonts w:ascii="Times New Roman" w:hAnsi="Times New Roman" w:eastAsia="微软雅黑" w:cs="Times New Roman"/>
           <w:bCs/>
-          <w:sz w:val="18"/>
-          <w:szCs w:val="18"/>
+          <w:sz w:val="15"/>
+          <w:szCs w:val="15"/>
           <w:lang w:eastAsia="zh-CN"/>
         </w:rPr>
         <w:t>[PMID: 27993330]</w:t>
@@ -7520,8 +7002,8 @@
         <w:rPr>
           <w:rFonts w:hint="eastAsia" w:ascii="Times New Roman" w:hAnsi="Times New Roman" w:eastAsia="微软雅黑" w:cs="Times New Roman"/>
           <w:bCs/>
-          <w:sz w:val="18"/>
-          <w:szCs w:val="18"/>
+          <w:sz w:val="15"/>
+          <w:szCs w:val="15"/>
           <w:lang w:eastAsia="zh-CN"/>
         </w:rPr>
         <w:t>共分为</w:t>
@@ -7530,8 +7012,8 @@
         <w:rPr>
           <w:rFonts w:ascii="Times New Roman" w:hAnsi="Times New Roman" w:eastAsia="微软雅黑" w:cs="Times New Roman"/>
           <w:bCs/>
-          <w:sz w:val="18"/>
-          <w:szCs w:val="18"/>
+          <w:sz w:val="15"/>
+          <w:szCs w:val="15"/>
           <w:lang w:eastAsia="zh-CN"/>
         </w:rPr>
         <w:t>ABCD</w:t>
@@ -7540,8 +7022,8 @@
         <w:rPr>
           <w:rFonts w:hint="eastAsia" w:ascii="Times New Roman" w:hAnsi="Times New Roman" w:eastAsia="微软雅黑" w:cs="Times New Roman"/>
           <w:bCs/>
-          <w:sz w:val="18"/>
-          <w:szCs w:val="18"/>
+          <w:sz w:val="15"/>
+          <w:szCs w:val="15"/>
           <w:lang w:eastAsia="zh-CN"/>
         </w:rPr>
         <w:t>四个等级。</w:t>
@@ -7550,8 +7032,8 @@
         <w:rPr>
           <w:rFonts w:ascii="Times New Roman" w:hAnsi="Times New Roman" w:eastAsia="微软雅黑" w:cs="Times New Roman"/>
           <w:bCs/>
-          <w:sz w:val="18"/>
-          <w:szCs w:val="18"/>
+          <w:sz w:val="15"/>
+          <w:szCs w:val="15"/>
           <w:lang w:eastAsia="zh-CN"/>
         </w:rPr>
         <w:t>A</w:t>
@@ -7560,8 +7042,8 @@
         <w:rPr>
           <w:rFonts w:hint="eastAsia" w:ascii="Times New Roman" w:hAnsi="Times New Roman" w:eastAsia="微软雅黑" w:cs="Times New Roman"/>
           <w:bCs/>
-          <w:sz w:val="18"/>
-          <w:szCs w:val="18"/>
+          <w:sz w:val="15"/>
+          <w:szCs w:val="15"/>
           <w:lang w:eastAsia="zh-CN"/>
         </w:rPr>
         <w:t>级：</w:t>
@@ -7570,8 +7052,8 @@
         <w:rPr>
           <w:rFonts w:ascii="Times New Roman" w:hAnsi="Times New Roman" w:eastAsia="微软雅黑" w:cs="Times New Roman"/>
           <w:bCs/>
-          <w:sz w:val="18"/>
-          <w:szCs w:val="18"/>
+          <w:sz w:val="15"/>
+          <w:szCs w:val="15"/>
           <w:lang w:eastAsia="zh-CN"/>
         </w:rPr>
         <w:t>FDA/NMPA</w:t>
@@ -7580,8 +7062,8 @@
         <w:rPr>
           <w:rFonts w:hint="eastAsia" w:ascii="Times New Roman" w:hAnsi="Times New Roman" w:eastAsia="微软雅黑" w:cs="Times New Roman"/>
           <w:bCs/>
-          <w:sz w:val="18"/>
-          <w:szCs w:val="18"/>
+          <w:sz w:val="15"/>
+          <w:szCs w:val="15"/>
           <w:lang w:eastAsia="zh-CN"/>
         </w:rPr>
         <w:t>已经批准、或专业临床指南推荐在本癌种该靶点上可用的药物；</w:t>
@@ -7590,8 +7072,8 @@
         <w:rPr>
           <w:rFonts w:ascii="Times New Roman" w:hAnsi="Times New Roman" w:eastAsia="微软雅黑" w:cs="Times New Roman"/>
           <w:bCs/>
-          <w:sz w:val="18"/>
-          <w:szCs w:val="18"/>
+          <w:sz w:val="15"/>
+          <w:szCs w:val="15"/>
           <w:lang w:eastAsia="zh-CN"/>
         </w:rPr>
         <w:t>B</w:t>
@@ -7600,8 +7082,8 @@
         <w:rPr>
           <w:rFonts w:hint="eastAsia" w:ascii="Times New Roman" w:hAnsi="Times New Roman" w:eastAsia="微软雅黑" w:cs="Times New Roman"/>
           <w:bCs/>
-          <w:sz w:val="18"/>
-          <w:szCs w:val="18"/>
+          <w:sz w:val="15"/>
+          <w:szCs w:val="15"/>
           <w:lang w:eastAsia="zh-CN"/>
         </w:rPr>
         <w:t>级：较大规模的临床试验证实、且取得临床专家共识在本癌种该靶点可用的药物；</w:t>
@@ -7610,8 +7092,8 @@
         <w:rPr>
           <w:rFonts w:ascii="Times New Roman" w:hAnsi="Times New Roman" w:eastAsia="微软雅黑" w:cs="Times New Roman"/>
           <w:bCs/>
-          <w:sz w:val="18"/>
-          <w:szCs w:val="18"/>
+          <w:sz w:val="15"/>
+          <w:szCs w:val="15"/>
           <w:lang w:eastAsia="zh-CN"/>
         </w:rPr>
         <w:t>C</w:t>
@@ -7620,8 +7102,8 @@
         <w:rPr>
           <w:rFonts w:hint="eastAsia" w:ascii="Times New Roman" w:hAnsi="Times New Roman" w:eastAsia="微软雅黑" w:cs="Times New Roman"/>
           <w:bCs/>
-          <w:sz w:val="18"/>
-          <w:szCs w:val="18"/>
+          <w:sz w:val="15"/>
+          <w:szCs w:val="15"/>
           <w:lang w:eastAsia="zh-CN"/>
         </w:rPr>
         <w:t>级：</w:t>
@@ -7630,8 +7112,8 @@
         <w:rPr>
           <w:rFonts w:ascii="Times New Roman" w:hAnsi="Times New Roman" w:eastAsia="微软雅黑" w:cs="Times New Roman"/>
           <w:bCs/>
-          <w:sz w:val="18"/>
-          <w:szCs w:val="18"/>
+          <w:sz w:val="15"/>
+          <w:szCs w:val="15"/>
           <w:lang w:eastAsia="zh-CN"/>
         </w:rPr>
         <w:t>FDA</w:t>
@@ -7640,8 +7122,8 @@
         <w:rPr>
           <w:rFonts w:hint="eastAsia" w:ascii="Times New Roman" w:hAnsi="Times New Roman" w:eastAsia="微软雅黑" w:cs="Times New Roman"/>
           <w:bCs/>
-          <w:sz w:val="18"/>
-          <w:szCs w:val="18"/>
+          <w:sz w:val="15"/>
+          <w:szCs w:val="15"/>
           <w:lang w:eastAsia="zh-CN"/>
         </w:rPr>
         <w:t>或其他专业机构批准于其他癌症类型、或已作为临床试验的筛选入组标准、或者有多个小型研究支持；</w:t>
@@ -7650,8 +7132,8 @@
         <w:rPr>
           <w:rFonts w:ascii="Times New Roman" w:hAnsi="Times New Roman" w:eastAsia="微软雅黑" w:cs="Times New Roman"/>
           <w:bCs/>
-          <w:sz w:val="18"/>
-          <w:szCs w:val="18"/>
+          <w:sz w:val="15"/>
+          <w:szCs w:val="15"/>
           <w:lang w:eastAsia="zh-CN"/>
         </w:rPr>
         <w:t>D</w:t>
@@ -7660,8 +7142,8 @@
         <w:rPr>
           <w:rFonts w:hint="eastAsia" w:ascii="Times New Roman" w:hAnsi="Times New Roman" w:eastAsia="微软雅黑" w:cs="Times New Roman"/>
           <w:bCs/>
-          <w:sz w:val="18"/>
-          <w:szCs w:val="18"/>
+          <w:sz w:val="15"/>
+          <w:szCs w:val="15"/>
           <w:lang w:eastAsia="zh-CN"/>
         </w:rPr>
         <w:t>级：临床前研究、或者是病例报道支持。</w:t>
@@ -7677,8 +7159,8 @@
         <w:spacing w:after="0" w:line="240" w:lineRule="auto"/>
         <w:rPr>
           <w:rFonts w:ascii="Times New Roman" w:hAnsi="Times New Roman" w:eastAsia="微软雅黑" w:cs="Times New Roman"/>
-          <w:sz w:val="18"/>
-          <w:szCs w:val="18"/>
+          <w:sz w:val="15"/>
+          <w:szCs w:val="15"/>
           <w:lang w:eastAsia="zh-CN"/>
         </w:rPr>
       </w:pPr>
@@ -7686,8 +7168,8 @@
         <w:rPr>
           <w:rFonts w:hint="eastAsia" w:ascii="Times New Roman" w:hAnsi="Times New Roman" w:eastAsia="微软雅黑" w:cs="Times New Roman"/>
           <w:bCs/>
-          <w:sz w:val="18"/>
-          <w:szCs w:val="18"/>
+          <w:sz w:val="15"/>
+          <w:szCs w:val="15"/>
           <w:lang w:eastAsia="zh-CN"/>
         </w:rPr>
         <w:t>可能耐药药物：</w:t>
@@ -7696,8 +7178,8 @@
         <w:rPr>
           <w:rFonts w:ascii="Times New Roman" w:hAnsi="Times New Roman" w:eastAsia="微软雅黑" w:cs="Times New Roman"/>
           <w:bCs/>
-          <w:sz w:val="18"/>
-          <w:szCs w:val="18"/>
+          <w:sz w:val="15"/>
+          <w:szCs w:val="15"/>
           <w:lang w:eastAsia="zh-CN"/>
         </w:rPr>
         <w:t>FDA/NMPA</w:t>
@@ -7706,8 +7188,8 @@
         <w:rPr>
           <w:rFonts w:hint="eastAsia" w:ascii="Times New Roman" w:hAnsi="Times New Roman" w:eastAsia="微软雅黑" w:cs="Times New Roman"/>
           <w:bCs/>
-          <w:sz w:val="18"/>
-          <w:szCs w:val="18"/>
+          <w:sz w:val="15"/>
+          <w:szCs w:val="15"/>
           <w:lang w:eastAsia="zh-CN"/>
         </w:rPr>
         <w:t>已经批准的、</w:t>
@@ -7716,8 +7198,8 @@
         <w:rPr>
           <w:rFonts w:ascii="Times New Roman" w:hAnsi="Times New Roman" w:eastAsia="微软雅黑" w:cs="Times New Roman"/>
           <w:bCs/>
-          <w:sz w:val="18"/>
-          <w:szCs w:val="18"/>
+          <w:sz w:val="15"/>
+          <w:szCs w:val="15"/>
           <w:lang w:eastAsia="zh-CN"/>
         </w:rPr>
         <w:t>NCCN</w:t>
@@ -7726,8 +7208,8 @@
         <w:rPr>
           <w:rFonts w:hint="eastAsia" w:ascii="Times New Roman" w:hAnsi="Times New Roman" w:eastAsia="微软雅黑" w:cs="Times New Roman"/>
           <w:bCs/>
-          <w:sz w:val="18"/>
-          <w:szCs w:val="18"/>
+          <w:sz w:val="15"/>
+          <w:szCs w:val="15"/>
           <w:lang w:eastAsia="zh-CN"/>
         </w:rPr>
         <w:t>指南推荐的、临床试验或者临床研究有明确结果的、药物敏感性可能降低或产生耐药的靶向药物。</w:t>
@@ -7743,8 +7225,8 @@
         <w:spacing w:after="0" w:line="240" w:lineRule="auto"/>
         <w:rPr>
           <w:rFonts w:ascii="Times New Roman" w:hAnsi="Times New Roman" w:eastAsia="微软雅黑" w:cs="Times New Roman"/>
-          <w:sz w:val="18"/>
-          <w:szCs w:val="18"/>
+          <w:sz w:val="15"/>
+          <w:szCs w:val="15"/>
           <w:lang w:eastAsia="zh-CN"/>
         </w:rPr>
       </w:pPr>
@@ -7752,8 +7234,8 @@
         <w:rPr>
           <w:rFonts w:ascii="Times New Roman" w:hAnsi="Times New Roman" w:eastAsia="微软雅黑" w:cs="Times New Roman"/>
           <w:bCs/>
-          <w:sz w:val="18"/>
-          <w:szCs w:val="18"/>
+          <w:sz w:val="15"/>
+          <w:szCs w:val="15"/>
           <w:lang w:eastAsia="zh-CN"/>
         </w:rPr>
         <w:t>“-”</w:t>
@@ -7762,8 +7244,8 @@
         <w:rPr>
           <w:rFonts w:hint="eastAsia" w:ascii="Times New Roman" w:hAnsi="Times New Roman" w:eastAsia="微软雅黑" w:cs="Times New Roman"/>
           <w:bCs/>
-          <w:sz w:val="18"/>
-          <w:szCs w:val="18"/>
+          <w:sz w:val="15"/>
+          <w:szCs w:val="15"/>
           <w:lang w:eastAsia="zh-CN"/>
         </w:rPr>
         <w:t>表示该位点无相应靶向药物提示。</w:t>
@@ -7779,8 +7261,8 @@
         <w:spacing w:after="0" w:line="240" w:lineRule="auto"/>
         <w:rPr>
           <w:rFonts w:ascii="Times New Roman" w:hAnsi="Times New Roman" w:eastAsia="微软雅黑" w:cs="Times New Roman"/>
-          <w:sz w:val="18"/>
-          <w:szCs w:val="18"/>
+          <w:sz w:val="15"/>
+          <w:szCs w:val="15"/>
           <w:lang w:eastAsia="zh-CN"/>
         </w:rPr>
       </w:pPr>
@@ -7788,8 +7270,8 @@
         <w:rPr>
           <w:rFonts w:ascii="Times New Roman" w:hAnsi="Times New Roman" w:eastAsia="微软雅黑" w:cs="Times New Roman"/>
           <w:bCs/>
-          <w:sz w:val="18"/>
-          <w:szCs w:val="18"/>
+          <w:sz w:val="15"/>
+          <w:szCs w:val="15"/>
           <w:lang w:eastAsia="zh-CN"/>
         </w:rPr>
         <w:t>*</w:t>
@@ -7798,8 +7280,8 @@
         <w:rPr>
           <w:rFonts w:hint="eastAsia" w:ascii="Times New Roman" w:hAnsi="Times New Roman" w:eastAsia="微软雅黑" w:cs="Times New Roman"/>
           <w:bCs/>
-          <w:sz w:val="18"/>
-          <w:szCs w:val="18"/>
+          <w:sz w:val="15"/>
+          <w:szCs w:val="15"/>
           <w:lang w:eastAsia="zh-CN"/>
         </w:rPr>
         <w:t>标注的药物：</w:t>
@@ -7808,8 +7290,8 @@
         <w:rPr>
           <w:rFonts w:ascii="Times New Roman" w:hAnsi="Times New Roman" w:eastAsia="微软雅黑" w:cs="Times New Roman"/>
           <w:bCs/>
-          <w:sz w:val="18"/>
-          <w:szCs w:val="18"/>
+          <w:sz w:val="15"/>
+          <w:szCs w:val="15"/>
           <w:lang w:eastAsia="zh-CN"/>
         </w:rPr>
         <w:t>NMPA</w:t>
@@ -7818,8 +7300,8 @@
         <w:rPr>
           <w:rFonts w:hint="eastAsia" w:ascii="Times New Roman" w:hAnsi="Times New Roman" w:eastAsia="微软雅黑" w:cs="Times New Roman"/>
           <w:bCs/>
-          <w:sz w:val="18"/>
-          <w:szCs w:val="18"/>
+          <w:sz w:val="15"/>
+          <w:szCs w:val="15"/>
           <w:lang w:eastAsia="zh-CN"/>
         </w:rPr>
         <w:t>批准的靶向药物。</w:t>
@@ -7835,8 +7317,8 @@
         <w:spacing w:after="0" w:line="240" w:lineRule="auto"/>
         <w:rPr>
           <w:rFonts w:ascii="Times New Roman" w:hAnsi="Times New Roman" w:eastAsia="微软雅黑" w:cs="Times New Roman"/>
-          <w:sz w:val="18"/>
-          <w:szCs w:val="18"/>
+          <w:sz w:val="15"/>
+          <w:szCs w:val="15"/>
           <w:lang w:eastAsia="zh-CN"/>
         </w:rPr>
       </w:pPr>
@@ -7844,8 +7326,8 @@
         <w:rPr>
           <w:rFonts w:hint="eastAsia" w:ascii="Times New Roman" w:hAnsi="Times New Roman" w:eastAsia="微软雅黑" w:cs="Times New Roman"/>
           <w:bCs/>
-          <w:sz w:val="18"/>
-          <w:szCs w:val="18"/>
+          <w:sz w:val="15"/>
+          <w:szCs w:val="15"/>
           <w:lang w:eastAsia="zh-CN"/>
         </w:rPr>
         <w:t>分析注释时采用</w:t>
@@ -7854,8 +7336,8 @@
         <w:rPr>
           <w:rFonts w:ascii="Times New Roman" w:hAnsi="Times New Roman" w:eastAsia="微软雅黑" w:cs="Times New Roman"/>
           <w:bCs/>
-          <w:sz w:val="18"/>
-          <w:szCs w:val="18"/>
+          <w:sz w:val="15"/>
+          <w:szCs w:val="15"/>
           <w:lang w:eastAsia="zh-CN"/>
         </w:rPr>
         <w:t>RefSeq</w:t>
@@ -7864,8 +7346,8 @@
         <w:rPr>
           <w:rFonts w:hint="eastAsia" w:ascii="Times New Roman" w:hAnsi="Times New Roman" w:eastAsia="微软雅黑" w:cs="Times New Roman"/>
           <w:bCs/>
-          <w:sz w:val="18"/>
-          <w:szCs w:val="18"/>
+          <w:sz w:val="15"/>
+          <w:szCs w:val="15"/>
           <w:lang w:eastAsia="zh-CN"/>
         </w:rPr>
         <w:t>转录本编号。</w:t>
@@ -7881,8 +7363,8 @@
         <w:spacing w:after="0" w:line="240" w:lineRule="auto"/>
         <w:rPr>
           <w:rFonts w:ascii="Times New Roman" w:hAnsi="Times New Roman" w:eastAsia="微软雅黑" w:cs="Times New Roman"/>
-          <w:sz w:val="18"/>
-          <w:szCs w:val="18"/>
+          <w:sz w:val="15"/>
+          <w:szCs w:val="15"/>
           <w:lang w:eastAsia="zh-CN"/>
         </w:rPr>
       </w:pPr>
@@ -7890,8 +7372,8 @@
         <w:rPr>
           <w:rFonts w:hint="eastAsia" w:ascii="Times New Roman" w:hAnsi="Times New Roman" w:eastAsia="微软雅黑" w:cs="Times New Roman"/>
           <w:bCs/>
-          <w:sz w:val="18"/>
-          <w:szCs w:val="18"/>
+          <w:sz w:val="15"/>
+          <w:szCs w:val="15"/>
           <w:lang w:eastAsia="zh-CN"/>
         </w:rPr>
         <w:t>变异丰度：在某位点产生突变的等位基因在该位点全部等位基因中所占比率。</w:t>
@@ -7907,8 +7389,8 @@
         <w:spacing w:after="0" w:line="240" w:lineRule="auto"/>
         <w:rPr>
           <w:rFonts w:ascii="Times New Roman" w:hAnsi="Times New Roman" w:eastAsia="微软雅黑" w:cs="Times New Roman"/>
-          <w:sz w:val="18"/>
-          <w:szCs w:val="18"/>
+          <w:sz w:val="15"/>
+          <w:szCs w:val="15"/>
           <w:lang w:eastAsia="zh-CN"/>
         </w:rPr>
       </w:pPr>
@@ -7916,8 +7398,8 @@
         <w:rPr>
           <w:rFonts w:hint="eastAsia" w:ascii="Times New Roman" w:hAnsi="Times New Roman" w:eastAsia="微软雅黑" w:cs="Times New Roman"/>
           <w:bCs/>
-          <w:sz w:val="18"/>
-          <w:szCs w:val="18"/>
+          <w:sz w:val="15"/>
+          <w:szCs w:val="15"/>
           <w:lang w:eastAsia="zh-CN"/>
         </w:rPr>
         <w:t>拷贝数：是指某⼀种基因或某⼀段特定的DNA序列在单倍体基因组中出现的数目。</w:t>
@@ -7934,8 +7416,8 @@
         <w:rPr>
           <w:rFonts w:ascii="Times New Roman" w:hAnsi="Times New Roman" w:eastAsia="微软雅黑" w:cs="Times New Roman"/>
           <w:bCs/>
-          <w:sz w:val="18"/>
-          <w:szCs w:val="18"/>
+          <w:sz w:val="15"/>
+          <w:szCs w:val="15"/>
           <w:lang w:eastAsia="zh-CN"/>
         </w:rPr>
       </w:pPr>
@@ -7943,8 +7425,8 @@
         <w:rPr>
           <w:rFonts w:hint="eastAsia" w:ascii="Times New Roman" w:hAnsi="Times New Roman" w:eastAsia="微软雅黑" w:cs="Times New Roman"/>
           <w:bCs/>
-          <w:sz w:val="18"/>
-          <w:szCs w:val="18"/>
+          <w:sz w:val="15"/>
+          <w:szCs w:val="15"/>
           <w:lang w:eastAsia="zh-CN"/>
         </w:rPr>
         <w:t>基因变异检测结果：</w:t>
@@ -7953,8 +7435,8 @@
         <w:rPr>
           <w:rFonts w:ascii="Times New Roman" w:hAnsi="Times New Roman" w:eastAsia="微软雅黑" w:cs="Times New Roman"/>
           <w:bCs/>
-          <w:sz w:val="18"/>
-          <w:szCs w:val="18"/>
+          <w:sz w:val="15"/>
+          <w:szCs w:val="15"/>
           <w:lang w:eastAsia="zh-CN"/>
         </w:rPr>
         <w:t>“NM”</w:t>
@@ -7963,8 +7445,8 @@
         <w:rPr>
           <w:rFonts w:hint="eastAsia" w:ascii="Times New Roman" w:hAnsi="Times New Roman" w:eastAsia="微软雅黑" w:cs="Times New Roman"/>
           <w:bCs/>
-          <w:sz w:val="18"/>
-          <w:szCs w:val="18"/>
+          <w:sz w:val="15"/>
+          <w:szCs w:val="15"/>
           <w:lang w:eastAsia="zh-CN"/>
         </w:rPr>
         <w:t>为基因的转录本编号，</w:t>
@@ -7973,8 +7455,8 @@
         <w:rPr>
           <w:rFonts w:ascii="Times New Roman" w:hAnsi="Times New Roman" w:eastAsia="微软雅黑" w:cs="Times New Roman"/>
           <w:bCs/>
-          <w:sz w:val="18"/>
-          <w:szCs w:val="18"/>
+          <w:sz w:val="15"/>
+          <w:szCs w:val="15"/>
           <w:lang w:eastAsia="zh-CN"/>
         </w:rPr>
         <w:t>“exon”</w:t>
@@ -7983,8 +7465,8 @@
         <w:rPr>
           <w:rFonts w:hint="eastAsia" w:ascii="Times New Roman" w:hAnsi="Times New Roman" w:eastAsia="微软雅黑" w:cs="Times New Roman"/>
           <w:bCs/>
-          <w:sz w:val="18"/>
-          <w:szCs w:val="18"/>
+          <w:sz w:val="15"/>
+          <w:szCs w:val="15"/>
           <w:lang w:eastAsia="zh-CN"/>
         </w:rPr>
         <w:t>为外显子，</w:t>
@@ -7993,8 +7475,8 @@
         <w:rPr>
           <w:rFonts w:ascii="Times New Roman" w:hAnsi="Times New Roman" w:eastAsia="微软雅黑" w:cs="Times New Roman"/>
           <w:bCs/>
-          <w:sz w:val="18"/>
-          <w:szCs w:val="18"/>
+          <w:sz w:val="15"/>
+          <w:szCs w:val="15"/>
           <w:lang w:eastAsia="zh-CN"/>
         </w:rPr>
         <w:t>“intron”</w:t>
@@ -8003,8 +7485,8 @@
         <w:rPr>
           <w:rFonts w:hint="eastAsia" w:ascii="Times New Roman" w:hAnsi="Times New Roman" w:eastAsia="微软雅黑" w:cs="Times New Roman"/>
           <w:bCs/>
-          <w:sz w:val="18"/>
-          <w:szCs w:val="18"/>
+          <w:sz w:val="15"/>
+          <w:szCs w:val="15"/>
           <w:lang w:eastAsia="zh-CN"/>
         </w:rPr>
         <w:t>为内含子，</w:t>
@@ -8013,8 +7495,8 @@
         <w:rPr>
           <w:rFonts w:ascii="Times New Roman" w:hAnsi="Times New Roman" w:eastAsia="微软雅黑" w:cs="Times New Roman"/>
           <w:bCs/>
-          <w:sz w:val="18"/>
-          <w:szCs w:val="18"/>
+          <w:sz w:val="15"/>
+          <w:szCs w:val="15"/>
           <w:lang w:eastAsia="zh-CN"/>
         </w:rPr>
         <w:t>“c”</w:t>
@@ -8023,8 +7505,8 @@
         <w:rPr>
           <w:rFonts w:hint="eastAsia" w:ascii="Times New Roman" w:hAnsi="Times New Roman" w:eastAsia="微软雅黑" w:cs="Times New Roman"/>
           <w:bCs/>
-          <w:sz w:val="18"/>
-          <w:szCs w:val="18"/>
+          <w:sz w:val="15"/>
+          <w:szCs w:val="15"/>
           <w:lang w:eastAsia="zh-CN"/>
         </w:rPr>
         <w:t>为</w:t>
@@ -8033,8 +7515,8 @@
         <w:rPr>
           <w:rFonts w:ascii="Times New Roman" w:hAnsi="Times New Roman" w:eastAsia="微软雅黑" w:cs="Times New Roman"/>
           <w:bCs/>
-          <w:sz w:val="18"/>
-          <w:szCs w:val="18"/>
+          <w:sz w:val="15"/>
+          <w:szCs w:val="15"/>
           <w:lang w:eastAsia="zh-CN"/>
         </w:rPr>
         <w:t>DNA</w:t>
@@ -8043,8 +7525,8 @@
         <w:rPr>
           <w:rFonts w:hint="eastAsia" w:ascii="Times New Roman" w:hAnsi="Times New Roman" w:eastAsia="微软雅黑" w:cs="Times New Roman"/>
           <w:bCs/>
-          <w:sz w:val="18"/>
-          <w:szCs w:val="18"/>
+          <w:sz w:val="15"/>
+          <w:szCs w:val="15"/>
           <w:lang w:eastAsia="zh-CN"/>
         </w:rPr>
         <w:t>序列，</w:t>
@@ -8053,8 +7535,8 @@
         <w:rPr>
           <w:rFonts w:ascii="Times New Roman" w:hAnsi="Times New Roman" w:eastAsia="微软雅黑" w:cs="Times New Roman"/>
           <w:bCs/>
-          <w:sz w:val="18"/>
-          <w:szCs w:val="18"/>
+          <w:sz w:val="15"/>
+          <w:szCs w:val="15"/>
           <w:lang w:eastAsia="zh-CN"/>
         </w:rPr>
         <w:t>“p”</w:t>
@@ -8063,8 +7545,8 @@
         <w:rPr>
           <w:rFonts w:hint="eastAsia" w:ascii="Times New Roman" w:hAnsi="Times New Roman" w:eastAsia="微软雅黑" w:cs="Times New Roman"/>
           <w:bCs/>
-          <w:sz w:val="18"/>
-          <w:szCs w:val="18"/>
+          <w:sz w:val="15"/>
+          <w:szCs w:val="15"/>
           <w:lang w:eastAsia="zh-CN"/>
         </w:rPr>
         <w:t>为蛋白质。在</w:t>
@@ -8073,8 +7555,8 @@
         <w:rPr>
           <w:rFonts w:ascii="Times New Roman" w:hAnsi="Times New Roman" w:eastAsia="微软雅黑" w:cs="Times New Roman"/>
           <w:bCs/>
-          <w:sz w:val="18"/>
-          <w:szCs w:val="18"/>
+          <w:sz w:val="15"/>
+          <w:szCs w:val="15"/>
           <w:lang w:eastAsia="zh-CN"/>
         </w:rPr>
         <w:t>DNA</w:t>
@@ -8083,8 +7565,8 @@
         <w:rPr>
           <w:rFonts w:hint="eastAsia" w:ascii="Times New Roman" w:hAnsi="Times New Roman" w:eastAsia="微软雅黑" w:cs="Times New Roman"/>
           <w:bCs/>
-          <w:sz w:val="18"/>
-          <w:szCs w:val="18"/>
+          <w:sz w:val="15"/>
+          <w:szCs w:val="15"/>
           <w:lang w:eastAsia="zh-CN"/>
         </w:rPr>
         <w:t>水平对某一突变位点的描述方式包括：碱基位点，正常碱基，</w:t>
@@ -8093,8 +7575,8 @@
         <w:rPr>
           <w:rFonts w:ascii="Times New Roman" w:hAnsi="Times New Roman" w:eastAsia="微软雅黑" w:cs="Times New Roman"/>
           <w:bCs/>
-          <w:sz w:val="18"/>
-          <w:szCs w:val="18"/>
+          <w:sz w:val="15"/>
+          <w:szCs w:val="15"/>
           <w:lang w:eastAsia="zh-CN"/>
         </w:rPr>
         <w:t>“&gt;”</w:t>
@@ -8103,8 +7585,8 @@
         <w:rPr>
           <w:rFonts w:hint="eastAsia" w:ascii="Times New Roman" w:hAnsi="Times New Roman" w:eastAsia="微软雅黑" w:cs="Times New Roman"/>
           <w:bCs/>
-          <w:sz w:val="18"/>
-          <w:szCs w:val="18"/>
+          <w:sz w:val="15"/>
+          <w:szCs w:val="15"/>
           <w:lang w:eastAsia="zh-CN"/>
         </w:rPr>
         <w:t>符号，突变碱基。</w:t>
@@ -8136,10 +7618,10 @@
           <w:lang w:eastAsia="zh-CN"/>
         </w:rPr>
       </w:pPr>
-      <w:bookmarkStart w:id="5" w:name="_Toc149837259"/>
-      <w:bookmarkStart w:id="6" w:name="_Toc27793"/>
-      <w:bookmarkStart w:id="7" w:name="_Toc20084"/>
-      <w:bookmarkStart w:id="8" w:name="_Toc28455"/>
+      <w:bookmarkStart w:id="5" w:name="_Toc28455"/>
+      <w:bookmarkStart w:id="6" w:name="_Toc20084"/>
+      <w:bookmarkStart w:id="7" w:name="_Toc27793"/>
+      <w:bookmarkStart w:id="8" w:name="_Toc149837259"/>
       <w:r>
         <w:rPr>
           <w:rFonts w:hint="eastAsia" w:ascii="微软雅黑" w:hAnsi="微软雅黑" w:eastAsia="微软雅黑"/>
@@ -8245,7 +7727,7 @@
             </w14:solidFill>
           </w14:textFill>
         </w:rPr>
-        <w:t>本次样本共检出{{summaryOfRresults.crCheckLineStrYF1280Size}}个胚系突变，其中{{summaryOfRresults.hasPathogenicityCount}}个为致病/可能致病性突变。{%if geneticCancerRiskInfo %}具体信息见</w:t>
+        <w:t>本次样本共检出{{summaryOfRresults.crCheckLineStrYF1280Size}}个胚系突变，其中{{summaryOfRresults.hasPathogenicityCount}}个为致病/可能致病性突变，其中{{summaryOfRresults.crDrugList}}个与靶向药物相关。{%if geneticCancerRiskInfo %}具体信息见</w:t>
       </w:r>
       <w:r>
         <w:rPr>
@@ -10029,26 +9511,31 @@
     <w:p>
       <w:pPr>
         <w:widowControl w:val="0"/>
-        <w:numPr>
-          <w:ilvl w:val="0"/>
-          <w:numId w:val="9"/>
-        </w:numPr>
         <w:spacing w:after="0" w:line="240" w:lineRule="auto"/>
-        <w:ind w:left="425" w:leftChars="0" w:hanging="425" w:firstLineChars="0"/>
         <w:rPr>
           <w:rFonts w:ascii="Times New Roman" w:hAnsi="Times New Roman" w:eastAsia="微软雅黑" w:cs="Times New Roman"/>
           <w:bCs/>
-          <w:sz w:val="18"/>
-          <w:szCs w:val="18"/>
+          <w:sz w:val="15"/>
+          <w:szCs w:val="15"/>
           <w:lang w:eastAsia="zh-CN"/>
         </w:rPr>
       </w:pPr>
       <w:r>
         <w:rPr>
+          <w:rFonts w:ascii="Times New Roman" w:hAnsi="Times New Roman" w:eastAsia="微软雅黑" w:cs="Times New Roman"/>
+          <w:bCs/>
+          <w:sz w:val="15"/>
+          <w:szCs w:val="15"/>
+          <w:lang w:eastAsia="zh-CN"/>
+        </w:rPr>
+        <w:t xml:space="preserve">1.  </w:t>
+      </w:r>
+      <w:r>
+        <w:rPr>
           <w:rFonts w:hint="eastAsia" w:ascii="Times New Roman" w:hAnsi="Times New Roman" w:eastAsia="微软雅黑" w:cs="Times New Roman"/>
           <w:bCs/>
-          <w:sz w:val="18"/>
-          <w:szCs w:val="18"/>
+          <w:sz w:val="15"/>
+          <w:szCs w:val="15"/>
           <w:lang w:eastAsia="zh-CN"/>
         </w:rPr>
         <w:t>根据美国医学遗传医师学会（</w:t>
@@ -10057,8 +9544,8 @@
         <w:rPr>
           <w:rFonts w:ascii="Times New Roman" w:hAnsi="Times New Roman" w:eastAsia="微软雅黑" w:cs="Times New Roman"/>
           <w:bCs/>
-          <w:sz w:val="18"/>
-          <w:szCs w:val="18"/>
+          <w:sz w:val="15"/>
+          <w:szCs w:val="15"/>
           <w:lang w:eastAsia="zh-CN"/>
         </w:rPr>
         <w:t>ACMG</w:t>
@@ -10067,8 +9554,8 @@
         <w:rPr>
           <w:rFonts w:hint="eastAsia" w:ascii="Times New Roman" w:hAnsi="Times New Roman" w:eastAsia="微软雅黑" w:cs="Times New Roman"/>
           <w:bCs/>
-          <w:sz w:val="18"/>
-          <w:szCs w:val="18"/>
+          <w:sz w:val="15"/>
+          <w:szCs w:val="15"/>
           <w:lang w:eastAsia="zh-CN"/>
         </w:rPr>
         <w:t>）指导意见，个体携带的变异，分为</w:t>
@@ -10077,8 +9564,8 @@
         <w:rPr>
           <w:rFonts w:ascii="Times New Roman" w:hAnsi="Times New Roman" w:eastAsia="微软雅黑" w:cs="Times New Roman"/>
           <w:bCs/>
-          <w:sz w:val="18"/>
-          <w:szCs w:val="18"/>
+          <w:sz w:val="15"/>
+          <w:szCs w:val="15"/>
           <w:lang w:eastAsia="zh-CN"/>
         </w:rPr>
         <w:t>5</w:t>
@@ -10087,8 +9574,8 @@
         <w:rPr>
           <w:rFonts w:hint="eastAsia" w:ascii="Times New Roman" w:hAnsi="Times New Roman" w:eastAsia="微软雅黑" w:cs="Times New Roman"/>
           <w:bCs/>
-          <w:sz w:val="18"/>
-          <w:szCs w:val="18"/>
+          <w:sz w:val="15"/>
+          <w:szCs w:val="15"/>
           <w:lang w:eastAsia="zh-CN"/>
         </w:rPr>
         <w:t>个大类：</w:t>
@@ -10097,26 +9584,31 @@
     <w:p>
       <w:pPr>
         <w:widowControl w:val="0"/>
-        <w:numPr>
-          <w:ilvl w:val="0"/>
-          <w:numId w:val="10"/>
-        </w:numPr>
         <w:spacing w:after="0" w:line="240" w:lineRule="auto"/>
-        <w:ind w:left="660" w:leftChars="0" w:hanging="440" w:firstLineChars="0"/>
         <w:rPr>
           <w:rFonts w:ascii="Times New Roman" w:hAnsi="Times New Roman" w:eastAsia="微软雅黑" w:cs="Times New Roman"/>
           <w:color w:val="000000"/>
-          <w:sz w:val="18"/>
-          <w:szCs w:val="18"/>
+          <w:sz w:val="15"/>
+          <w:szCs w:val="15"/>
           <w:lang w:eastAsia="zh-CN"/>
         </w:rPr>
       </w:pPr>
       <w:r>
         <w:rPr>
+          <w:rFonts w:ascii="Times New Roman" w:hAnsi="Times New Roman" w:eastAsia="微软雅黑" w:cs="Times New Roman"/>
+          <w:bCs/>
+          <w:sz w:val="15"/>
+          <w:szCs w:val="15"/>
+          <w:lang w:eastAsia="zh-CN"/>
+        </w:rPr>
+        <w:t>●</w:t>
+      </w:r>
+      <w:r>
+        <w:rPr>
           <w:rFonts w:hint="eastAsia" w:ascii="Times New Roman" w:hAnsi="Times New Roman" w:eastAsia="微软雅黑" w:cs="Times New Roman"/>
           <w:bCs/>
-          <w:sz w:val="18"/>
-          <w:szCs w:val="18"/>
+          <w:sz w:val="15"/>
+          <w:szCs w:val="15"/>
           <w:lang w:eastAsia="zh-CN"/>
         </w:rPr>
         <w:t>致病性变异：有大量证据表明这种变异是高风险的致病性变异。</w:t>
@@ -10125,26 +9617,31 @@
     <w:p>
       <w:pPr>
         <w:widowControl w:val="0"/>
-        <w:numPr>
-          <w:ilvl w:val="0"/>
-          <w:numId w:val="10"/>
-        </w:numPr>
         <w:spacing w:after="0" w:line="240" w:lineRule="auto"/>
-        <w:ind w:left="660" w:leftChars="0" w:hanging="440" w:firstLineChars="0"/>
         <w:rPr>
-          <w:rFonts w:hint="eastAsia" w:ascii="Times New Roman" w:hAnsi="Times New Roman" w:eastAsia="微软雅黑" w:cs="Times New Roman"/>
-          <w:bCs/>
-          <w:sz w:val="18"/>
-          <w:szCs w:val="18"/>
+          <w:rFonts w:ascii="Times New Roman" w:hAnsi="Times New Roman" w:eastAsia="微软雅黑" w:cs="Times New Roman"/>
+          <w:color w:val="000000"/>
+          <w:sz w:val="15"/>
+          <w:szCs w:val="15"/>
           <w:lang w:eastAsia="zh-CN"/>
         </w:rPr>
       </w:pPr>
       <w:r>
         <w:rPr>
+          <w:rFonts w:ascii="Times New Roman" w:hAnsi="Times New Roman" w:eastAsia="微软雅黑" w:cs="Times New Roman"/>
+          <w:bCs/>
+          <w:sz w:val="15"/>
+          <w:szCs w:val="15"/>
+          <w:lang w:eastAsia="zh-CN"/>
+        </w:rPr>
+        <w:t>●</w:t>
+      </w:r>
+      <w:r>
+        <w:rPr>
           <w:rFonts w:hint="eastAsia" w:ascii="Times New Roman" w:hAnsi="Times New Roman" w:eastAsia="微软雅黑" w:cs="Times New Roman"/>
           <w:bCs/>
-          <w:sz w:val="18"/>
-          <w:szCs w:val="18"/>
+          <w:sz w:val="15"/>
+          <w:szCs w:val="15"/>
           <w:lang w:eastAsia="zh-CN"/>
         </w:rPr>
         <w:t>可能致病性变异：有一些证据表明这种变异是高风险的致病性变异。</w:t>
@@ -10153,26 +9650,31 @@
     <w:p>
       <w:pPr>
         <w:widowControl w:val="0"/>
-        <w:numPr>
-          <w:ilvl w:val="0"/>
-          <w:numId w:val="10"/>
-        </w:numPr>
         <w:spacing w:after="0" w:line="240" w:lineRule="auto"/>
-        <w:ind w:left="660" w:leftChars="0" w:hanging="440" w:firstLineChars="0"/>
         <w:rPr>
-          <w:rFonts w:hint="eastAsia" w:ascii="Times New Roman" w:hAnsi="Times New Roman" w:eastAsia="微软雅黑" w:cs="Times New Roman"/>
-          <w:bCs/>
-          <w:sz w:val="18"/>
-          <w:szCs w:val="18"/>
+          <w:rFonts w:ascii="Times New Roman" w:hAnsi="Times New Roman" w:eastAsia="微软雅黑" w:cs="Times New Roman"/>
+          <w:color w:val="000000"/>
+          <w:sz w:val="15"/>
+          <w:szCs w:val="15"/>
           <w:lang w:eastAsia="zh-CN"/>
         </w:rPr>
       </w:pPr>
       <w:r>
         <w:rPr>
+          <w:rFonts w:ascii="Times New Roman" w:hAnsi="Times New Roman" w:eastAsia="微软雅黑" w:cs="Times New Roman"/>
+          <w:bCs/>
+          <w:sz w:val="15"/>
+          <w:szCs w:val="15"/>
+          <w:lang w:eastAsia="zh-CN"/>
+        </w:rPr>
+        <w:t>●</w:t>
+      </w:r>
+      <w:r>
+        <w:rPr>
           <w:rFonts w:hint="eastAsia" w:ascii="Times New Roman" w:hAnsi="Times New Roman" w:eastAsia="微软雅黑" w:cs="Times New Roman"/>
           <w:bCs/>
-          <w:sz w:val="18"/>
-          <w:szCs w:val="18"/>
+          <w:sz w:val="15"/>
+          <w:szCs w:val="15"/>
           <w:lang w:eastAsia="zh-CN"/>
         </w:rPr>
         <w:t>不确定性变异：没有足够的证据，将变异分类到其他四类中。</w:t>
@@ -10181,26 +9683,31 @@
     <w:p>
       <w:pPr>
         <w:widowControl w:val="0"/>
-        <w:numPr>
-          <w:ilvl w:val="0"/>
-          <w:numId w:val="10"/>
-        </w:numPr>
         <w:spacing w:after="0" w:line="240" w:lineRule="auto"/>
-        <w:ind w:left="660" w:leftChars="0" w:hanging="440" w:firstLineChars="0"/>
         <w:rPr>
-          <w:rFonts w:hint="eastAsia" w:ascii="Times New Roman" w:hAnsi="Times New Roman" w:eastAsia="微软雅黑" w:cs="Times New Roman"/>
-          <w:bCs/>
-          <w:sz w:val="18"/>
-          <w:szCs w:val="18"/>
+          <w:rFonts w:ascii="Times New Roman" w:hAnsi="Times New Roman" w:eastAsia="微软雅黑" w:cs="Times New Roman"/>
+          <w:color w:val="000000"/>
+          <w:sz w:val="15"/>
+          <w:szCs w:val="15"/>
           <w:lang w:eastAsia="zh-CN"/>
         </w:rPr>
       </w:pPr>
       <w:r>
         <w:rPr>
+          <w:rFonts w:ascii="Times New Roman" w:hAnsi="Times New Roman" w:eastAsia="微软雅黑" w:cs="Times New Roman"/>
+          <w:bCs/>
+          <w:sz w:val="15"/>
+          <w:szCs w:val="15"/>
+          <w:lang w:eastAsia="zh-CN"/>
+        </w:rPr>
+        <w:t>●</w:t>
+      </w:r>
+      <w:r>
+        <w:rPr>
           <w:rFonts w:hint="eastAsia" w:ascii="Times New Roman" w:hAnsi="Times New Roman" w:eastAsia="微软雅黑" w:cs="Times New Roman"/>
           <w:bCs/>
-          <w:sz w:val="18"/>
-          <w:szCs w:val="18"/>
+          <w:sz w:val="15"/>
+          <w:szCs w:val="15"/>
           <w:lang w:eastAsia="zh-CN"/>
         </w:rPr>
         <w:t>可能良性变异：有一些证据表明这种变异不是高风险的致病变异。</w:t>
@@ -10209,26 +9716,31 @@
     <w:p>
       <w:pPr>
         <w:widowControl w:val="0"/>
-        <w:numPr>
-          <w:ilvl w:val="0"/>
-          <w:numId w:val="10"/>
-        </w:numPr>
         <w:spacing w:after="0" w:line="240" w:lineRule="auto"/>
-        <w:ind w:left="660" w:leftChars="0" w:hanging="440" w:firstLineChars="0"/>
         <w:rPr>
-          <w:rFonts w:hint="eastAsia" w:ascii="Times New Roman" w:hAnsi="Times New Roman" w:eastAsia="微软雅黑" w:cs="Times New Roman"/>
-          <w:bCs/>
-          <w:sz w:val="18"/>
-          <w:szCs w:val="18"/>
+          <w:rFonts w:ascii="Times New Roman" w:hAnsi="Times New Roman" w:eastAsia="微软雅黑" w:cs="Times New Roman"/>
+          <w:color w:val="000000"/>
+          <w:sz w:val="15"/>
+          <w:szCs w:val="15"/>
           <w:lang w:eastAsia="zh-CN"/>
         </w:rPr>
       </w:pPr>
       <w:r>
         <w:rPr>
+          <w:rFonts w:ascii="Times New Roman" w:hAnsi="Times New Roman" w:eastAsia="微软雅黑" w:cs="Times New Roman"/>
+          <w:bCs/>
+          <w:sz w:val="15"/>
+          <w:szCs w:val="15"/>
+          <w:lang w:eastAsia="zh-CN"/>
+        </w:rPr>
+        <w:t>●</w:t>
+      </w:r>
+      <w:r>
+        <w:rPr>
           <w:rFonts w:hint="eastAsia" w:ascii="Times New Roman" w:hAnsi="Times New Roman" w:eastAsia="微软雅黑" w:cs="Times New Roman"/>
           <w:bCs/>
-          <w:sz w:val="18"/>
-          <w:szCs w:val="18"/>
+          <w:sz w:val="15"/>
+          <w:szCs w:val="15"/>
           <w:lang w:eastAsia="zh-CN"/>
         </w:rPr>
         <w:t>良性变异：有大量证据表明这种变异不是高风险的致病变异。</w:t>
@@ -10237,54 +9749,104 @@
     <w:p>
       <w:pPr>
         <w:widowControl w:val="0"/>
-        <w:numPr>
-          <w:ilvl w:val="0"/>
-          <w:numId w:val="9"/>
-        </w:numPr>
         <w:spacing w:after="0" w:line="240" w:lineRule="auto"/>
-        <w:ind w:left="425" w:leftChars="0" w:hanging="425" w:firstLineChars="0"/>
         <w:rPr>
-          <w:rFonts w:hint="eastAsia" w:ascii="Times New Roman" w:hAnsi="Times New Roman" w:eastAsia="微软雅黑" w:cs="Times New Roman"/>
-          <w:bCs/>
-          <w:sz w:val="18"/>
-          <w:szCs w:val="18"/>
+          <w:rFonts w:ascii="Times New Roman" w:hAnsi="Times New Roman" w:eastAsia="微软雅黑" w:cs="Times New Roman"/>
+          <w:color w:val="000000"/>
+          <w:sz w:val="15"/>
+          <w:szCs w:val="15"/>
           <w:lang w:eastAsia="zh-CN"/>
         </w:rPr>
       </w:pPr>
       <w:r>
         <w:rPr>
+          <w:rFonts w:ascii="Times New Roman" w:hAnsi="Times New Roman" w:eastAsia="微软雅黑" w:cs="Times New Roman"/>
+          <w:bCs/>
+          <w:sz w:val="15"/>
+          <w:szCs w:val="15"/>
+          <w:lang w:eastAsia="zh-CN"/>
+        </w:rPr>
+        <w:t xml:space="preserve">2.  </w:t>
+      </w:r>
+      <w:r>
+        <w:rPr>
           <w:rFonts w:hint="eastAsia" w:ascii="Times New Roman" w:hAnsi="Times New Roman" w:eastAsia="微软雅黑" w:cs="Times New Roman"/>
           <w:bCs/>
-          <w:sz w:val="18"/>
-          <w:szCs w:val="18"/>
+          <w:sz w:val="15"/>
+          <w:szCs w:val="15"/>
           <w:lang w:eastAsia="zh-CN"/>
         </w:rPr>
-        <w:t>基因变异临床意义等级来源于ACMG指南及Clinvar等公共数据库，随着相关指南、数据库不断完善以及临床数据的更新，变异分级可能发生变化。</w:t>
+        <w:t>基因变异临床意义等级来源于</w:t>
+      </w:r>
+      <w:r>
+        <w:rPr>
+          <w:rFonts w:ascii="Times New Roman" w:hAnsi="Times New Roman" w:eastAsia="微软雅黑" w:cs="Times New Roman"/>
+          <w:bCs/>
+          <w:sz w:val="15"/>
+          <w:szCs w:val="15"/>
+          <w:lang w:eastAsia="zh-CN"/>
+        </w:rPr>
+        <w:t>ACMG</w:t>
+      </w:r>
+      <w:r>
+        <w:rPr>
+          <w:rFonts w:hint="eastAsia" w:ascii="Times New Roman" w:hAnsi="Times New Roman" w:eastAsia="微软雅黑" w:cs="Times New Roman"/>
+          <w:bCs/>
+          <w:sz w:val="15"/>
+          <w:szCs w:val="15"/>
+          <w:lang w:eastAsia="zh-CN"/>
+        </w:rPr>
+        <w:t>指南及</w:t>
+      </w:r>
+      <w:r>
+        <w:rPr>
+          <w:rFonts w:ascii="Times New Roman" w:hAnsi="Times New Roman" w:eastAsia="微软雅黑" w:cs="Times New Roman"/>
+          <w:bCs/>
+          <w:sz w:val="15"/>
+          <w:szCs w:val="15"/>
+          <w:lang w:eastAsia="zh-CN"/>
+        </w:rPr>
+        <w:t>Clinvar</w:t>
+      </w:r>
+      <w:r>
+        <w:rPr>
+          <w:rFonts w:hint="eastAsia" w:ascii="Times New Roman" w:hAnsi="Times New Roman" w:eastAsia="微软雅黑" w:cs="Times New Roman"/>
+          <w:bCs/>
+          <w:sz w:val="15"/>
+          <w:szCs w:val="15"/>
+          <w:lang w:eastAsia="zh-CN"/>
+        </w:rPr>
+        <w:t>等公共数据库，随着相关指南、数据库不断完善以及临床数据的更新，变异分级可能发生变化。</w:t>
       </w:r>
     </w:p>
     <w:p>
       <w:pPr>
         <w:widowControl w:val="0"/>
-        <w:numPr>
-          <w:ilvl w:val="0"/>
-          <w:numId w:val="9"/>
-        </w:numPr>
         <w:spacing w:after="0" w:line="240" w:lineRule="auto"/>
-        <w:ind w:left="425" w:leftChars="0" w:hanging="425" w:firstLineChars="0"/>
         <w:rPr>
-          <w:rFonts w:hint="eastAsia" w:ascii="Times New Roman" w:hAnsi="Times New Roman" w:eastAsia="微软雅黑" w:cs="Times New Roman"/>
-          <w:bCs/>
-          <w:sz w:val="18"/>
-          <w:szCs w:val="18"/>
+          <w:rFonts w:ascii="Times New Roman" w:hAnsi="Times New Roman" w:eastAsia="微软雅黑" w:cs="Times New Roman"/>
+          <w:color w:val="000000"/>
+          <w:sz w:val="15"/>
+          <w:szCs w:val="15"/>
           <w:lang w:eastAsia="zh-CN"/>
         </w:rPr>
       </w:pPr>
       <w:r>
         <w:rPr>
+          <w:rFonts w:ascii="Times New Roman" w:hAnsi="Times New Roman" w:eastAsia="微软雅黑" w:cs="Times New Roman"/>
+          <w:bCs/>
+          <w:sz w:val="15"/>
+          <w:szCs w:val="15"/>
+          <w:lang w:eastAsia="zh-CN"/>
+        </w:rPr>
+        <w:t xml:space="preserve">3.  </w:t>
+      </w:r>
+      <w:r>
+        <w:rPr>
           <w:rFonts w:hint="eastAsia" w:ascii="Times New Roman" w:hAnsi="Times New Roman" w:eastAsia="微软雅黑" w:cs="Times New Roman"/>
           <w:bCs/>
-          <w:sz w:val="18"/>
-          <w:szCs w:val="18"/>
+          <w:sz w:val="15"/>
+          <w:szCs w:val="15"/>
           <w:lang w:eastAsia="zh-CN"/>
         </w:rPr>
         <w:t>良性变异和可能良性变异不在报告中展示。</w:t>
@@ -10346,14 +9908,14 @@
           <w:lang w:eastAsia="zh-CN"/>
         </w:rPr>
       </w:pPr>
-      <w:bookmarkStart w:id="9" w:name="_Toc7551_WPSOffice_Level2"/>
-      <w:bookmarkStart w:id="10" w:name="_Toc23558"/>
-      <w:bookmarkStart w:id="11" w:name="_Toc25737"/>
-      <w:bookmarkStart w:id="12" w:name="_Toc4339"/>
-      <w:bookmarkStart w:id="13" w:name="_Toc17410"/>
-      <w:bookmarkStart w:id="14" w:name="_Toc6221_WPSOffice_Level2"/>
-      <w:bookmarkStart w:id="15" w:name="_Toc626"/>
-      <w:bookmarkStart w:id="16" w:name="_Toc1549"/>
+      <w:bookmarkStart w:id="9" w:name="_Toc23558"/>
+      <w:bookmarkStart w:id="10" w:name="_Toc1549"/>
+      <w:bookmarkStart w:id="11" w:name="_Toc17410"/>
+      <w:bookmarkStart w:id="12" w:name="_Toc25737"/>
+      <w:bookmarkStart w:id="13" w:name="_Toc626"/>
+      <w:bookmarkStart w:id="14" w:name="_Toc4339"/>
+      <w:bookmarkStart w:id="15" w:name="_Toc7551_WPSOffice_Level2"/>
+      <w:bookmarkStart w:id="16" w:name="_Toc6221_WPSOffice_Level2"/>
       <w:r>
         <w:rPr>
           <w:rFonts w:hint="eastAsia" w:ascii="微软雅黑" w:hAnsi="微软雅黑" w:eastAsia="微软雅黑"/>
@@ -10445,9 +10007,9 @@
       </w:tblPr>
       <w:tblGrid>
         <w:gridCol w:w="1434"/>
-        <w:gridCol w:w="1750"/>
-        <w:gridCol w:w="3334"/>
-        <w:gridCol w:w="3420"/>
+        <w:gridCol w:w="1989"/>
+        <w:gridCol w:w="2880"/>
+        <w:gridCol w:w="3635"/>
       </w:tblGrid>
       <w:tr>
         <w:tblPrEx>
@@ -10472,7 +10034,7 @@
         </w:trPr>
         <w:tc>
           <w:tcPr>
-            <w:tcW w:w="3184" w:type="dxa"/>
+            <w:tcW w:w="3423" w:type="dxa"/>
             <w:gridSpan w:val="2"/>
             <w:tcBorders>
               <w:top w:val="nil"/>
@@ -10526,7 +10088,7 @@
         </w:tc>
         <w:tc>
           <w:tcPr>
-            <w:tcW w:w="3334" w:type="dxa"/>
+            <w:tcW w:w="2880" w:type="dxa"/>
             <w:tcBorders>
               <w:top w:val="nil"/>
               <w:left w:val="single" w:color="FFFFFF" w:sz="18" w:space="0"/>
@@ -10575,7 +10137,7 @@
         </w:tc>
         <w:tc>
           <w:tcPr>
-            <w:tcW w:w="3420" w:type="dxa"/>
+            <w:tcW w:w="3635" w:type="dxa"/>
             <w:tcBorders>
               <w:top w:val="nil"/>
               <w:left w:val="single" w:color="FFFFFF" w:sz="18" w:space="0"/>
@@ -10645,7 +10207,7 @@
         </w:trPr>
         <w:tc>
           <w:tcPr>
-            <w:tcW w:w="3184" w:type="dxa"/>
+            <w:tcW w:w="3423" w:type="dxa"/>
             <w:gridSpan w:val="2"/>
             <w:shd w:val="clear" w:color="auto" w:fill="auto"/>
             <w:vAlign w:val="center"/>
@@ -10706,7 +10268,7 @@
         </w:tc>
         <w:tc>
           <w:tcPr>
-            <w:tcW w:w="3334" w:type="dxa"/>
+            <w:tcW w:w="2880" w:type="dxa"/>
             <w:shd w:val="clear" w:color="auto" w:fill="auto"/>
             <w:vAlign w:val="center"/>
           </w:tcPr>
@@ -10748,7 +10310,7 @@
         </w:tc>
         <w:tc>
           <w:tcPr>
-            <w:tcW w:w="3420" w:type="dxa"/>
+            <w:tcW w:w="3635" w:type="dxa"/>
             <w:shd w:val="clear" w:color="auto" w:fill="auto"/>
             <w:vAlign w:val="center"/>
           </w:tcPr>
@@ -11014,7 +10576,7 @@
         </w:tc>
         <w:tc>
           <w:tcPr>
-            <w:tcW w:w="1750" w:type="dxa"/>
+            <w:tcW w:w="1989" w:type="dxa"/>
             <w:shd w:val="clear" w:color="auto" w:fill="auto"/>
             <w:vAlign w:val="center"/>
           </w:tcPr>
@@ -11062,7 +10624,7 @@
         </w:tc>
         <w:tc>
           <w:tcPr>
-            <w:tcW w:w="3334" w:type="dxa"/>
+            <w:tcW w:w="2880" w:type="dxa"/>
             <w:shd w:val="clear" w:color="auto" w:fill="auto"/>
             <w:vAlign w:val="center"/>
           </w:tcPr>
@@ -11139,7 +10701,7 @@
         </w:tc>
         <w:tc>
           <w:tcPr>
-            <w:tcW w:w="3420" w:type="dxa"/>
+            <w:tcW w:w="3635" w:type="dxa"/>
             <w:vMerge w:val="restart"/>
             <w:shd w:val="clear" w:color="auto" w:fill="auto"/>
             <w:vAlign w:val="center"/>
@@ -11238,7 +10800,7 @@
         </w:tc>
         <w:tc>
           <w:tcPr>
-            <w:tcW w:w="1750" w:type="dxa"/>
+            <w:tcW w:w="1989" w:type="dxa"/>
             <w:shd w:val="clear" w:color="auto" w:fill="auto"/>
             <w:vAlign w:val="center"/>
           </w:tcPr>
@@ -11286,7 +10848,7 @@
         </w:tc>
         <w:tc>
           <w:tcPr>
-            <w:tcW w:w="3334" w:type="dxa"/>
+            <w:tcW w:w="2880" w:type="dxa"/>
             <w:shd w:val="clear" w:color="auto" w:fill="auto"/>
             <w:vAlign w:val="center"/>
           </w:tcPr>
@@ -11381,7 +10943,7 @@
         </w:tc>
         <w:tc>
           <w:tcPr>
-            <w:tcW w:w="3420" w:type="dxa"/>
+            <w:tcW w:w="3635" w:type="dxa"/>
             <w:vMerge w:val="continue"/>
             <w:shd w:val="clear" w:color="auto" w:fill="auto"/>
             <w:vAlign w:val="center"/>
@@ -11471,7 +11033,7 @@
         </w:tc>
         <w:tc>
           <w:tcPr>
-            <w:tcW w:w="1750" w:type="dxa"/>
+            <w:tcW w:w="1989" w:type="dxa"/>
             <w:shd w:val="clear" w:color="auto" w:fill="auto"/>
             <w:vAlign w:val="center"/>
           </w:tcPr>
@@ -11519,7 +11081,7 @@
         </w:tc>
         <w:tc>
           <w:tcPr>
-            <w:tcW w:w="3334" w:type="dxa"/>
+            <w:tcW w:w="2880" w:type="dxa"/>
             <w:shd w:val="clear" w:color="auto" w:fill="auto"/>
             <w:vAlign w:val="center"/>
           </w:tcPr>
@@ -11614,7 +11176,7 @@
         </w:tc>
         <w:tc>
           <w:tcPr>
-            <w:tcW w:w="3420" w:type="dxa"/>
+            <w:tcW w:w="3635" w:type="dxa"/>
             <w:vMerge w:val="continue"/>
             <w:shd w:val="clear" w:color="auto" w:fill="auto"/>
             <w:vAlign w:val="center"/>
@@ -11704,7 +11266,7 @@
         </w:tc>
         <w:tc>
           <w:tcPr>
-            <w:tcW w:w="1750" w:type="dxa"/>
+            <w:tcW w:w="1989" w:type="dxa"/>
             <w:shd w:val="clear" w:color="auto" w:fill="auto"/>
             <w:vAlign w:val="center"/>
           </w:tcPr>
@@ -11752,7 +11314,7 @@
         </w:tc>
         <w:tc>
           <w:tcPr>
-            <w:tcW w:w="3334" w:type="dxa"/>
+            <w:tcW w:w="2880" w:type="dxa"/>
             <w:shd w:val="clear" w:color="auto" w:fill="auto"/>
             <w:vAlign w:val="center"/>
           </w:tcPr>
@@ -11847,7 +11409,7 @@
         </w:tc>
         <w:tc>
           <w:tcPr>
-            <w:tcW w:w="3420" w:type="dxa"/>
+            <w:tcW w:w="3635" w:type="dxa"/>
             <w:vMerge w:val="continue"/>
             <w:shd w:val="clear" w:color="auto" w:fill="auto"/>
             <w:vAlign w:val="center"/>
@@ -11925,7 +11487,7 @@
         <w:widowControl/>
         <w:numPr>
           <w:ilvl w:val="0"/>
-          <w:numId w:val="11"/>
+          <w:numId w:val="9"/>
         </w:numPr>
         <w:kinsoku/>
         <w:wordWrap/>
@@ -11966,7 +11528,7 @@
         <w:widowControl/>
         <w:numPr>
           <w:ilvl w:val="0"/>
-          <w:numId w:val="11"/>
+          <w:numId w:val="9"/>
         </w:numPr>
         <w:kinsoku/>
         <w:wordWrap/>
@@ -12007,7 +11569,7 @@
         <w:widowControl/>
         <w:numPr>
           <w:ilvl w:val="0"/>
-          <w:numId w:val="11"/>
+          <w:numId w:val="9"/>
         </w:numPr>
         <w:kinsoku/>
         <w:wordWrap/>
@@ -12048,7 +11610,7 @@
         <w:widowControl/>
         <w:numPr>
           <w:ilvl w:val="0"/>
-          <w:numId w:val="11"/>
+          <w:numId w:val="9"/>
         </w:numPr>
         <w:kinsoku/>
         <w:wordWrap/>
@@ -12062,8 +11624,6 @@
         <w:rPr>
           <w:rFonts w:hint="default" w:ascii="Times New Roman" w:hAnsi="Times New Roman" w:eastAsia="微软雅黑" w:cs="Times New Roman"/>
           <w:bCs/>
-          <w:sz w:val="18"/>
-          <w:szCs w:val="18"/>
           <w:shd w:val="clear" w:color="auto" w:fill="FFFFFF"/>
           <w:lang w:eastAsia="zh-CN"/>
         </w:rPr>
@@ -17162,12 +16722,6 @@
             <w:insideH w:val="dotted" w:color="45A3A7" w:sz="4" w:space="0"/>
             <w:insideV w:val="dotted" w:color="45A3A7" w:sz="4" w:space="0"/>
           </w:tblBorders>
-          <w:tblCellMar>
-            <w:top w:w="0" w:type="dxa"/>
-            <w:left w:w="108" w:type="dxa"/>
-            <w:bottom w:w="0" w:type="dxa"/>
-            <w:right w:w="108" w:type="dxa"/>
-          </w:tblCellMar>
         </w:tblPrEx>
         <w:trPr>
           <w:trHeight w:val="329" w:hRule="atLeast"/>
@@ -17530,8 +17084,8 @@
         </w:rPr>
       </w:pPr>
       <w:bookmarkStart w:id="21" w:name="_Toc8321"/>
-      <w:bookmarkStart w:id="22" w:name="_Toc11208"/>
-      <w:bookmarkStart w:id="23" w:name="_Toc13837"/>
+      <w:bookmarkStart w:id="22" w:name="_Toc13837"/>
+      <w:bookmarkStart w:id="23" w:name="_Toc11208"/>
       <w:bookmarkStart w:id="24" w:name="_Toc149837265"/>
       <w:r>
         <w:rPr>
@@ -20609,7 +20163,7 @@
               <w:widowControl w:val="0"/>
               <w:numPr>
                 <w:ilvl w:val="0"/>
-                <w:numId w:val="12"/>
+                <w:numId w:val="10"/>
               </w:numPr>
               <w:spacing w:after="0" w:line="240" w:lineRule="auto"/>
               <w:rPr>
@@ -20634,7 +20188,7 @@
               <w:widowControl w:val="0"/>
               <w:numPr>
                 <w:ilvl w:val="0"/>
-                <w:numId w:val="12"/>
+                <w:numId w:val="10"/>
               </w:numPr>
               <w:spacing w:after="0" w:line="240" w:lineRule="auto"/>
               <w:rPr>
@@ -20659,7 +20213,7 @@
               <w:widowControl w:val="0"/>
               <w:numPr>
                 <w:ilvl w:val="0"/>
-                <w:numId w:val="12"/>
+                <w:numId w:val="10"/>
               </w:numPr>
               <w:spacing w:after="0" w:line="240" w:lineRule="auto"/>
               <w:rPr>
@@ -20684,7 +20238,7 @@
               <w:widowControl w:val="0"/>
               <w:numPr>
                 <w:ilvl w:val="0"/>
-                <w:numId w:val="12"/>
+                <w:numId w:val="10"/>
               </w:numPr>
               <w:spacing w:after="0" w:line="240" w:lineRule="auto"/>
               <w:rPr>
@@ -20709,7 +20263,7 @@
               <w:widowControl w:val="0"/>
               <w:numPr>
                 <w:ilvl w:val="0"/>
-                <w:numId w:val="12"/>
+                <w:numId w:val="10"/>
               </w:numPr>
               <w:spacing w:after="0" w:line="240" w:lineRule="auto"/>
               <w:rPr>
@@ -20734,7 +20288,7 @@
               <w:widowControl w:val="0"/>
               <w:numPr>
                 <w:ilvl w:val="0"/>
-                <w:numId w:val="12"/>
+                <w:numId w:val="10"/>
               </w:numPr>
               <w:spacing w:after="0" w:line="240" w:lineRule="auto"/>
               <w:rPr>
@@ -20759,7 +20313,7 @@
               <w:widowControl w:val="0"/>
               <w:numPr>
                 <w:ilvl w:val="0"/>
-                <w:numId w:val="12"/>
+                <w:numId w:val="10"/>
               </w:numPr>
               <w:spacing w:after="0" w:line="240" w:lineRule="auto"/>
               <w:rPr>
@@ -20838,7 +20392,7 @@
               <w:widowControl w:val="0"/>
               <w:numPr>
                 <w:ilvl w:val="0"/>
-                <w:numId w:val="12"/>
+                <w:numId w:val="10"/>
               </w:numPr>
               <w:spacing w:after="0" w:line="240" w:lineRule="auto"/>
               <w:rPr>
@@ -20890,7 +20444,7 @@
               <w:widowControl w:val="0"/>
               <w:numPr>
                 <w:ilvl w:val="0"/>
-                <w:numId w:val="12"/>
+                <w:numId w:val="10"/>
               </w:numPr>
               <w:spacing w:after="0" w:line="240" w:lineRule="auto"/>
               <w:rPr>
@@ -20978,7 +20532,7 @@
               <w:widowControl w:val="0"/>
               <w:numPr>
                 <w:ilvl w:val="0"/>
-                <w:numId w:val="12"/>
+                <w:numId w:val="10"/>
               </w:numPr>
               <w:spacing w:after="0" w:line="240" w:lineRule="auto"/>
               <w:rPr>
@@ -21003,7 +20557,7 @@
               <w:widowControl w:val="0"/>
               <w:numPr>
                 <w:ilvl w:val="0"/>
-                <w:numId w:val="12"/>
+                <w:numId w:val="10"/>
               </w:numPr>
               <w:spacing w:after="0" w:line="240" w:lineRule="auto"/>
               <w:rPr>
@@ -21046,7 +20600,7 @@
               <w:widowControl w:val="0"/>
               <w:numPr>
                 <w:ilvl w:val="0"/>
-                <w:numId w:val="12"/>
+                <w:numId w:val="10"/>
               </w:numPr>
               <w:spacing w:after="0" w:line="240" w:lineRule="auto"/>
               <w:rPr>
@@ -21105,7 +20659,7 @@
               <w:widowControl w:val="0"/>
               <w:numPr>
                 <w:ilvl w:val="0"/>
-                <w:numId w:val="13"/>
+                <w:numId w:val="11"/>
               </w:numPr>
               <w:spacing w:after="0" w:line="240" w:lineRule="auto"/>
               <w:rPr>
@@ -21132,7 +20686,7 @@
               <w:widowControl w:val="0"/>
               <w:numPr>
                 <w:ilvl w:val="0"/>
-                <w:numId w:val="13"/>
+                <w:numId w:val="11"/>
               </w:numPr>
               <w:spacing w:after="0" w:line="240" w:lineRule="auto"/>
               <w:rPr>
@@ -22208,7 +21762,7 @@
               <w:widowControl w:val="0"/>
               <w:numPr>
                 <w:ilvl w:val="0"/>
-                <w:numId w:val="14"/>
+                <w:numId w:val="12"/>
               </w:numPr>
               <w:spacing w:after="0" w:line="240" w:lineRule="auto"/>
               <w:rPr>
@@ -22235,7 +21789,7 @@
               <w:widowControl w:val="0"/>
               <w:numPr>
                 <w:ilvl w:val="0"/>
-                <w:numId w:val="14"/>
+                <w:numId w:val="12"/>
               </w:numPr>
               <w:spacing w:after="0" w:line="240" w:lineRule="auto"/>
               <w:rPr>
@@ -22262,7 +21816,7 @@
               <w:widowControl w:val="0"/>
               <w:numPr>
                 <w:ilvl w:val="0"/>
-                <w:numId w:val="14"/>
+                <w:numId w:val="12"/>
               </w:numPr>
               <w:spacing w:after="0" w:line="240" w:lineRule="auto"/>
               <w:rPr>
@@ -22292,7 +21846,7 @@
               <w:widowControl/>
               <w:numPr>
                 <w:ilvl w:val="0"/>
-                <w:numId w:val="14"/>
+                <w:numId w:val="12"/>
               </w:numPr>
               <w:kinsoku/>
               <w:wordWrap/>
@@ -22372,7 +21926,7 @@
           <w:numId w:val="0"/>
         </w:numPr>
         <w:spacing w:after="0" w:line="240" w:lineRule="auto"/>
-        <w:outlineLvl w:val="9"/>
+        <w:outlineLvl w:val="1"/>
         <w:rPr>
           <w:rFonts w:hint="eastAsia"/>
           <w:color w:val="000000" w:themeColor="text1"/>
@@ -22538,17 +22092,22 @@
               <w:bidi w:val="0"/>
               <w:adjustRightInd/>
               <w:snapToGrid/>
-              <w:spacing w:after="0" w:line="240" w:lineRule="auto"/>
+              <w:spacing w:after="0"/>
               <w:jc w:val="center"/>
               <w:textAlignment w:val="auto"/>
               <w:rPr>
                 <w:rFonts w:hint="default" w:ascii="Times New Roman" w:hAnsi="Times New Roman" w:eastAsia="微软雅黑" w:cs="Times New Roman"/>
                 <w:b/>
                 <w:bCs/>
-                <w:color w:val="FFFFFF"/>
+                <w:color w:val="FFFFFF" w:themeColor="background1"/>
                 <w:sz w:val="18"/>
                 <w:szCs w:val="18"/>
                 <w:lang w:eastAsia="zh-CN" w:bidi="ar"/>
+                <w14:textFill>
+                  <w14:solidFill>
+                    <w14:schemeClr w14:val="bg1"/>
+                  </w14:solidFill>
+                </w14:textFill>
               </w:rPr>
             </w:pPr>
             <w:r>
@@ -22556,10 +22115,15 @@
                 <w:rFonts w:hint="default" w:ascii="Times New Roman" w:hAnsi="Times New Roman" w:eastAsia="微软雅黑" w:cs="Times New Roman"/>
                 <w:b/>
                 <w:bCs/>
-                <w:color w:val="FFFFFF"/>
+                <w:color w:val="FFFFFF" w:themeColor="background1"/>
                 <w:sz w:val="18"/>
                 <w:szCs w:val="18"/>
                 <w:lang w:eastAsia="zh-CN" w:bidi="ar"/>
+                <w14:textFill>
+                  <w14:solidFill>
+                    <w14:schemeClr w14:val="bg1"/>
+                  </w14:solidFill>
+                </w14:textFill>
               </w:rPr>
               <w:t>本癌种</w:t>
             </w:r>
@@ -22593,7 +22157,7 @@
               <w:bidi w:val="0"/>
               <w:adjustRightInd/>
               <w:snapToGrid/>
-              <w:spacing w:after="0" w:line="240" w:lineRule="auto"/>
+              <w:spacing w:after="0"/>
               <w:jc w:val="both"/>
               <w:textAlignment w:val="auto"/>
               <w:rPr>
@@ -22666,17 +22230,22 @@
               <w:bidi w:val="0"/>
               <w:adjustRightInd/>
               <w:snapToGrid/>
-              <w:spacing w:after="0" w:line="240" w:lineRule="auto"/>
+              <w:spacing w:after="0"/>
               <w:jc w:val="center"/>
               <w:textAlignment w:val="auto"/>
               <w:rPr>
                 <w:rFonts w:hint="default" w:ascii="Times New Roman" w:hAnsi="Times New Roman" w:eastAsia="微软雅黑" w:cs="Times New Roman"/>
                 <w:b/>
                 <w:bCs/>
-                <w:color w:val="FFFFFF"/>
+                <w:color w:val="FFFFFF" w:themeColor="background1"/>
                 <w:sz w:val="18"/>
                 <w:szCs w:val="18"/>
                 <w:lang w:eastAsia="zh-CN" w:bidi="ar"/>
+                <w14:textFill>
+                  <w14:solidFill>
+                    <w14:schemeClr w14:val="bg1"/>
+                  </w14:solidFill>
+                </w14:textFill>
               </w:rPr>
             </w:pPr>
           </w:p>
@@ -22709,7 +22278,7 @@
               <w:bidi w:val="0"/>
               <w:adjustRightInd/>
               <w:snapToGrid/>
-              <w:spacing w:after="0" w:line="240" w:lineRule="auto"/>
+              <w:spacing w:after="0"/>
               <w:jc w:val="both"/>
               <w:textAlignment w:val="auto"/>
               <w:rPr>
@@ -22782,17 +22351,22 @@
               <w:bidi w:val="0"/>
               <w:adjustRightInd/>
               <w:snapToGrid/>
-              <w:spacing w:after="0" w:line="240" w:lineRule="auto"/>
+              <w:spacing w:after="0"/>
               <w:jc w:val="center"/>
               <w:textAlignment w:val="auto"/>
               <w:rPr>
                 <w:rFonts w:hint="default" w:ascii="Times New Roman" w:hAnsi="Times New Roman" w:eastAsia="微软雅黑" w:cs="Times New Roman"/>
                 <w:b/>
                 <w:bCs/>
-                <w:color w:val="FFFFFF"/>
+                <w:color w:val="FFFFFF" w:themeColor="background1"/>
                 <w:sz w:val="18"/>
                 <w:szCs w:val="18"/>
                 <w:lang w:eastAsia="zh-CN" w:bidi="ar"/>
+                <w14:textFill>
+                  <w14:solidFill>
+                    <w14:schemeClr w14:val="bg1"/>
+                  </w14:solidFill>
+                </w14:textFill>
               </w:rPr>
             </w:pPr>
             <w:r>
@@ -22800,10 +22374,15 @@
                 <w:rFonts w:hint="default" w:ascii="Times New Roman" w:hAnsi="Times New Roman" w:eastAsia="微软雅黑" w:cs="Times New Roman"/>
                 <w:b/>
                 <w:bCs/>
-                <w:color w:val="FFFFFF"/>
+                <w:color w:val="FFFFFF" w:themeColor="background1"/>
                 <w:sz w:val="18"/>
                 <w:szCs w:val="18"/>
                 <w:lang w:eastAsia="zh-CN" w:bidi="ar"/>
+                <w14:textFill>
+                  <w14:solidFill>
+                    <w14:schemeClr w14:val="bg1"/>
+                  </w14:solidFill>
+                </w14:textFill>
               </w:rPr>
               <w:t>其他癌种</w:t>
             </w:r>
@@ -22837,7 +22416,7 @@
               <w:bidi w:val="0"/>
               <w:adjustRightInd/>
               <w:snapToGrid/>
-              <w:spacing w:after="0" w:line="240" w:lineRule="auto"/>
+              <w:spacing w:after="0"/>
               <w:jc w:val="both"/>
               <w:textAlignment w:val="auto"/>
               <w:rPr>
@@ -22912,7 +22491,7 @@
               <w:bidi w:val="0"/>
               <w:adjustRightInd/>
               <w:snapToGrid/>
-              <w:spacing w:after="0" w:line="240" w:lineRule="auto"/>
+              <w:spacing w:after="0"/>
               <w:jc w:val="center"/>
               <w:textAlignment w:val="auto"/>
               <w:rPr>
@@ -22953,7 +22532,7 @@
               <w:bidi w:val="0"/>
               <w:adjustRightInd/>
               <w:snapToGrid/>
-              <w:spacing w:after="0" w:line="240" w:lineRule="auto"/>
+              <w:spacing w:after="0"/>
               <w:jc w:val="both"/>
               <w:textAlignment w:val="auto"/>
               <w:rPr>
@@ -23002,7 +22581,7 @@
         <w:widowControl w:val="0"/>
         <w:numPr>
           <w:ilvl w:val="0"/>
-          <w:numId w:val="15"/>
+          <w:numId w:val="13"/>
         </w:numPr>
         <w:spacing w:after="0" w:line="240" w:lineRule="auto"/>
         <w:rPr>
@@ -23025,7 +22604,7 @@
         <w:widowControl w:val="0"/>
         <w:numPr>
           <w:ilvl w:val="0"/>
-          <w:numId w:val="15"/>
+          <w:numId w:val="13"/>
         </w:numPr>
         <w:spacing w:after="0" w:line="240" w:lineRule="auto"/>
         <w:rPr>
@@ -23080,7 +22659,7 @@
         <w:widowControl w:val="0"/>
         <w:numPr>
           <w:ilvl w:val="0"/>
-          <w:numId w:val="15"/>
+          <w:numId w:val="13"/>
         </w:numPr>
         <w:spacing w:after="0" w:line="240" w:lineRule="auto"/>
         <w:rPr>
@@ -23191,7 +22770,7 @@
         <w:widowControl w:val="0"/>
         <w:numPr>
           <w:ilvl w:val="0"/>
-          <w:numId w:val="15"/>
+          <w:numId w:val="13"/>
         </w:numPr>
         <w:spacing w:after="0" w:line="240" w:lineRule="auto"/>
         <w:rPr>
@@ -23214,7 +22793,7 @@
         <w:widowControl w:val="0"/>
         <w:numPr>
           <w:ilvl w:val="0"/>
-          <w:numId w:val="15"/>
+          <w:numId w:val="13"/>
         </w:numPr>
         <w:spacing w:after="0" w:line="240" w:lineRule="auto"/>
         <w:rPr>
@@ -23237,10 +22816,10 @@
         <w:widowControl w:val="0"/>
         <w:numPr>
           <w:ilvl w:val="0"/>
-          <w:numId w:val="16"/>
+          <w:numId w:val="14"/>
         </w:numPr>
         <w:spacing w:after="0" w:line="240" w:lineRule="auto"/>
-        <w:ind w:left="660" w:leftChars="0" w:hanging="440" w:firstLineChars="0"/>
+        <w:ind w:left="420" w:leftChars="0" w:hanging="420" w:firstLineChars="0"/>
         <w:rPr>
           <w:rFonts w:ascii="Times New Roman" w:hAnsi="Times New Roman" w:eastAsia="微软雅黑" w:cs="Times New Roman"/>
           <w:sz w:val="18"/>
@@ -23261,10 +22840,10 @@
         <w:widowControl w:val="0"/>
         <w:numPr>
           <w:ilvl w:val="0"/>
-          <w:numId w:val="16"/>
+          <w:numId w:val="14"/>
         </w:numPr>
         <w:spacing w:after="0" w:line="240" w:lineRule="auto"/>
-        <w:ind w:left="660" w:leftChars="0" w:hanging="440" w:firstLineChars="0"/>
+        <w:ind w:left="420" w:leftChars="0" w:hanging="420" w:firstLineChars="0"/>
         <w:rPr>
           <w:rFonts w:ascii="Times New Roman" w:hAnsi="Times New Roman" w:eastAsia="微软雅黑" w:cs="Times New Roman"/>
           <w:sz w:val="18"/>
@@ -23285,10 +22864,10 @@
         <w:widowControl w:val="0"/>
         <w:numPr>
           <w:ilvl w:val="0"/>
-          <w:numId w:val="16"/>
+          <w:numId w:val="14"/>
         </w:numPr>
         <w:spacing w:after="0" w:line="240" w:lineRule="auto"/>
-        <w:ind w:left="660" w:leftChars="0" w:hanging="440" w:firstLineChars="0"/>
+        <w:ind w:left="420" w:leftChars="0" w:hanging="420" w:firstLineChars="0"/>
         <w:rPr>
           <w:rFonts w:ascii="Times New Roman" w:hAnsi="Times New Roman" w:eastAsia="微软雅黑" w:cs="Times New Roman"/>
           <w:sz w:val="18"/>
@@ -23309,10 +22888,10 @@
         <w:widowControl w:val="0"/>
         <w:numPr>
           <w:ilvl w:val="0"/>
-          <w:numId w:val="16"/>
+          <w:numId w:val="14"/>
         </w:numPr>
         <w:spacing w:after="0" w:line="240" w:lineRule="auto"/>
-        <w:ind w:left="660" w:leftChars="0" w:hanging="440" w:firstLineChars="0"/>
+        <w:ind w:left="420" w:leftChars="0" w:hanging="420" w:firstLineChars="0"/>
         <w:rPr>
           <w:rFonts w:ascii="Times New Roman" w:hAnsi="Times New Roman" w:eastAsia="微软雅黑" w:cs="Times New Roman"/>
           <w:sz w:val="18"/>
@@ -23333,10 +22912,10 @@
         <w:widowControl w:val="0"/>
         <w:numPr>
           <w:ilvl w:val="0"/>
-          <w:numId w:val="16"/>
+          <w:numId w:val="14"/>
         </w:numPr>
         <w:spacing w:after="0" w:line="240" w:lineRule="auto"/>
-        <w:ind w:left="660" w:leftChars="0" w:hanging="440" w:firstLineChars="0"/>
+        <w:ind w:left="420" w:leftChars="0" w:hanging="420" w:firstLineChars="0"/>
         <w:rPr>
           <w:rFonts w:ascii="Times New Roman" w:hAnsi="Times New Roman" w:eastAsia="微软雅黑" w:cs="Times New Roman"/>
           <w:sz w:val="18"/>
@@ -23357,10 +22936,10 @@
         <w:widowControl w:val="0"/>
         <w:numPr>
           <w:ilvl w:val="0"/>
-          <w:numId w:val="16"/>
+          <w:numId w:val="14"/>
         </w:numPr>
         <w:spacing w:after="0" w:line="240" w:lineRule="auto"/>
-        <w:ind w:left="660" w:leftChars="0" w:hanging="440" w:firstLineChars="0"/>
+        <w:ind w:left="420" w:leftChars="0" w:hanging="420" w:firstLineChars="0"/>
         <w:rPr>
           <w:rFonts w:ascii="Times New Roman" w:hAnsi="Times New Roman" w:eastAsia="微软雅黑" w:cs="Times New Roman"/>
           <w:sz w:val="18"/>
@@ -23381,7 +22960,7 @@
         <w:widowControl w:val="0"/>
         <w:numPr>
           <w:ilvl w:val="0"/>
-          <w:numId w:val="15"/>
+          <w:numId w:val="13"/>
         </w:numPr>
         <w:spacing w:after="0" w:line="240" w:lineRule="auto"/>
         <w:rPr>
@@ -23453,7 +23032,7 @@
     <w:tbl>
       <w:tblPr>
         <w:tblStyle w:val="32"/>
-        <w:tblW w:w="4953" w:type="pct"/>
+        <w:tblW w:w="5035" w:type="pct"/>
         <w:jc w:val="center"/>
         <w:tblBorders>
           <w:top w:val="single" w:color="45A3A7" w:sz="18" w:space="0"/>
@@ -23472,12 +23051,12 @@
         </w:tblCellMar>
       </w:tblPr>
       <w:tblGrid>
-        <w:gridCol w:w="738"/>
-        <w:gridCol w:w="2713"/>
-        <w:gridCol w:w="1371"/>
+        <w:gridCol w:w="899"/>
+        <w:gridCol w:w="2711"/>
+        <w:gridCol w:w="1370"/>
         <w:gridCol w:w="1124"/>
-        <w:gridCol w:w="892"/>
-        <w:gridCol w:w="1157"/>
+        <w:gridCol w:w="893"/>
+        <w:gridCol w:w="1156"/>
         <w:gridCol w:w="1000"/>
         <w:gridCol w:w="547"/>
       </w:tblGrid>
@@ -23505,7 +23084,7 @@
         </w:trPr>
         <w:tc>
           <w:tcPr>
-            <w:tcW w:w="387" w:type="pct"/>
+            <w:tcW w:w="463" w:type="pct"/>
             <w:tcBorders>
               <w:top w:val="nil"/>
               <w:bottom w:val="nil"/>
@@ -23516,17 +23095,35 @@
           </w:tcPr>
           <w:p>
             <w:pPr>
-              <w:widowControl w:val="0"/>
+              <w:keepNext w:val="0"/>
+              <w:keepLines w:val="0"/>
+              <w:pageBreakBefore w:val="0"/>
+              <w:widowControl/>
+              <w:kinsoku/>
+              <w:wordWrap/>
+              <w:overflowPunct/>
+              <w:topLinePunct w:val="0"/>
+              <w:autoSpaceDE/>
+              <w:autoSpaceDN/>
+              <w:bidi w:val="0"/>
+              <w:adjustRightInd/>
+              <w:snapToGrid/>
               <w:spacing w:after="0" w:line="206" w:lineRule="exact"/>
               <w:jc w:val="center"/>
+              <w:textAlignment w:val="auto"/>
               <w:rPr>
                 <w:rFonts w:hint="default" w:ascii="Times New Roman" w:hAnsi="Times New Roman" w:eastAsia="微软雅黑" w:cs="Times New Roman"/>
                 <w:b/>
                 <w:bCs/>
-                <w:color w:val="FFFFFF"/>
-                <w:sz w:val="18"/>
-                <w:szCs w:val="18"/>
-                <w:lang w:eastAsia="zh-CN"/>
+                <w:color w:val="FFFFFF" w:themeColor="background1"/>
+                <w:sz w:val="18"/>
+                <w:szCs w:val="18"/>
+                <w:lang w:eastAsia="zh-CN"/>
+                <w14:textFill>
+                  <w14:solidFill>
+                    <w14:schemeClr w14:val="bg1"/>
+                  </w14:solidFill>
+                </w14:textFill>
               </w:rPr>
             </w:pPr>
             <w:r>
@@ -23534,10 +23131,15 @@
                 <w:rFonts w:hint="default" w:ascii="Times New Roman" w:hAnsi="Times New Roman" w:eastAsia="微软雅黑" w:cs="Times New Roman"/>
                 <w:b/>
                 <w:bCs/>
-                <w:color w:val="FFFFFF"/>
-                <w:sz w:val="18"/>
-                <w:szCs w:val="18"/>
-                <w:lang w:eastAsia="zh-CN"/>
+                <w:color w:val="FFFFFF" w:themeColor="background1"/>
+                <w:sz w:val="18"/>
+                <w:szCs w:val="18"/>
+                <w:lang w:eastAsia="zh-CN"/>
+                <w14:textFill>
+                  <w14:solidFill>
+                    <w14:schemeClr w14:val="bg1"/>
+                  </w14:solidFill>
+                </w14:textFill>
               </w:rPr>
               <w:t>药物类别</w:t>
             </w:r>
@@ -23545,7 +23147,7 @@
         </w:tc>
         <w:tc>
           <w:tcPr>
-            <w:tcW w:w="1421" w:type="pct"/>
+            <w:tcW w:w="1397" w:type="pct"/>
             <w:tcBorders>
               <w:top w:val="nil"/>
               <w:bottom w:val="nil"/>
@@ -23556,16 +23158,34 @@
           </w:tcPr>
           <w:p>
             <w:pPr>
-              <w:widowControl w:val="0"/>
+              <w:keepNext w:val="0"/>
+              <w:keepLines w:val="0"/>
+              <w:pageBreakBefore w:val="0"/>
+              <w:widowControl/>
+              <w:kinsoku/>
+              <w:wordWrap/>
+              <w:overflowPunct/>
+              <w:topLinePunct w:val="0"/>
+              <w:autoSpaceDE/>
+              <w:autoSpaceDN/>
+              <w:bidi w:val="0"/>
+              <w:adjustRightInd/>
+              <w:snapToGrid/>
               <w:spacing w:after="0" w:line="206" w:lineRule="exact"/>
               <w:jc w:val="center"/>
+              <w:textAlignment w:val="auto"/>
               <w:rPr>
                 <w:rFonts w:hint="default" w:ascii="Times New Roman" w:hAnsi="Times New Roman" w:eastAsia="微软雅黑" w:cs="Times New Roman"/>
                 <w:b/>
                 <w:bCs/>
-                <w:color w:val="FFFFFF"/>
-                <w:sz w:val="18"/>
-                <w:szCs w:val="18"/>
+                <w:color w:val="FFFFFF" w:themeColor="background1"/>
+                <w:sz w:val="18"/>
+                <w:szCs w:val="18"/>
+                <w14:textFill>
+                  <w14:solidFill>
+                    <w14:schemeClr w14:val="bg1"/>
+                  </w14:solidFill>
+                </w14:textFill>
               </w:rPr>
             </w:pPr>
             <w:r>
@@ -23573,10 +23193,15 @@
                 <w:rFonts w:hint="default" w:ascii="Times New Roman" w:hAnsi="Times New Roman" w:eastAsia="微软雅黑" w:cs="Times New Roman"/>
                 <w:b/>
                 <w:bCs/>
-                <w:color w:val="FFFFFF"/>
-                <w:sz w:val="18"/>
-                <w:szCs w:val="18"/>
-                <w:lang w:eastAsia="zh-CN"/>
+                <w:color w:val="FFFFFF" w:themeColor="background1"/>
+                <w:sz w:val="18"/>
+                <w:szCs w:val="18"/>
+                <w:lang w:eastAsia="zh-CN"/>
+                <w14:textFill>
+                  <w14:solidFill>
+                    <w14:schemeClr w14:val="bg1"/>
+                  </w14:solidFill>
+                </w14:textFill>
               </w:rPr>
               <w:t>化疗药物</w:t>
             </w:r>
@@ -23584,7 +23209,7 @@
         </w:tc>
         <w:tc>
           <w:tcPr>
-            <w:tcW w:w="718" w:type="pct"/>
+            <w:tcW w:w="706" w:type="pct"/>
             <w:tcBorders>
               <w:top w:val="nil"/>
               <w:left w:val="single" w:color="FFFFFF" w:sz="18" w:space="0"/>
@@ -23596,15 +23221,33 @@
           </w:tcPr>
           <w:p>
             <w:pPr>
-              <w:widowControl w:val="0"/>
+              <w:keepNext w:val="0"/>
+              <w:keepLines w:val="0"/>
+              <w:pageBreakBefore w:val="0"/>
+              <w:widowControl/>
+              <w:kinsoku/>
+              <w:wordWrap/>
+              <w:overflowPunct/>
+              <w:topLinePunct w:val="0"/>
+              <w:autoSpaceDE/>
+              <w:autoSpaceDN/>
+              <w:bidi w:val="0"/>
+              <w:adjustRightInd/>
+              <w:snapToGrid/>
               <w:spacing w:after="0" w:line="204" w:lineRule="exact"/>
               <w:jc w:val="center"/>
-              <w:rPr>
-                <w:rFonts w:hint="default" w:ascii="Times New Roman" w:hAnsi="Times New Roman" w:eastAsia="微软雅黑" w:cs="Times New Roman"/>
-                <w:color w:val="FFFFFF"/>
-                <w:sz w:val="18"/>
-                <w:szCs w:val="18"/>
-                <w:lang w:eastAsia="zh-CN"/>
+              <w:textAlignment w:val="auto"/>
+              <w:rPr>
+                <w:rFonts w:hint="default" w:ascii="Times New Roman" w:hAnsi="Times New Roman" w:eastAsia="微软雅黑" w:cs="Times New Roman"/>
+                <w:color w:val="FFFFFF" w:themeColor="background1"/>
+                <w:sz w:val="18"/>
+                <w:szCs w:val="18"/>
+                <w:lang w:eastAsia="zh-CN"/>
+                <w14:textFill>
+                  <w14:solidFill>
+                    <w14:schemeClr w14:val="bg1"/>
+                  </w14:solidFill>
+                </w14:textFill>
               </w:rPr>
             </w:pPr>
             <w:r>
@@ -23612,10 +23255,15 @@
                 <w:rFonts w:hint="default" w:ascii="Times New Roman" w:hAnsi="Times New Roman" w:eastAsia="微软雅黑" w:cs="Times New Roman"/>
                 <w:b/>
                 <w:bCs/>
-                <w:color w:val="FFFFFF"/>
-                <w:sz w:val="18"/>
-                <w:szCs w:val="18"/>
-                <w:lang w:eastAsia="zh-CN"/>
+                <w:color w:val="FFFFFF" w:themeColor="background1"/>
+                <w:sz w:val="18"/>
+                <w:szCs w:val="18"/>
+                <w:lang w:eastAsia="zh-CN"/>
+                <w14:textFill>
+                  <w14:solidFill>
+                    <w14:schemeClr w14:val="bg1"/>
+                  </w14:solidFill>
+                </w14:textFill>
               </w:rPr>
               <w:t>检测基因</w:t>
             </w:r>
@@ -23623,7 +23271,7 @@
         </w:tc>
         <w:tc>
           <w:tcPr>
-            <w:tcW w:w="589" w:type="pct"/>
+            <w:tcW w:w="579" w:type="pct"/>
             <w:tcBorders>
               <w:top w:val="nil"/>
               <w:left w:val="single" w:color="FFFFFF" w:sz="18" w:space="0"/>
@@ -23635,15 +23283,33 @@
           </w:tcPr>
           <w:p>
             <w:pPr>
-              <w:widowControl w:val="0"/>
+              <w:keepNext w:val="0"/>
+              <w:keepLines w:val="0"/>
+              <w:pageBreakBefore w:val="0"/>
+              <w:widowControl/>
+              <w:kinsoku/>
+              <w:wordWrap/>
+              <w:overflowPunct/>
+              <w:topLinePunct w:val="0"/>
+              <w:autoSpaceDE/>
+              <w:autoSpaceDN/>
+              <w:bidi w:val="0"/>
+              <w:adjustRightInd/>
+              <w:snapToGrid/>
               <w:spacing w:after="0" w:line="204" w:lineRule="exact"/>
               <w:jc w:val="center"/>
-              <w:rPr>
-                <w:rFonts w:hint="default" w:ascii="Times New Roman" w:hAnsi="Times New Roman" w:eastAsia="微软雅黑" w:cs="Times New Roman"/>
-                <w:color w:val="FFFFFF"/>
-                <w:sz w:val="18"/>
-                <w:szCs w:val="18"/>
-                <w:lang w:eastAsia="zh-CN"/>
+              <w:textAlignment w:val="auto"/>
+              <w:rPr>
+                <w:rFonts w:hint="default" w:ascii="Times New Roman" w:hAnsi="Times New Roman" w:eastAsia="微软雅黑" w:cs="Times New Roman"/>
+                <w:color w:val="FFFFFF" w:themeColor="background1"/>
+                <w:sz w:val="18"/>
+                <w:szCs w:val="18"/>
+                <w:lang w:eastAsia="zh-CN"/>
+                <w14:textFill>
+                  <w14:solidFill>
+                    <w14:schemeClr w14:val="bg1"/>
+                  </w14:solidFill>
+                </w14:textFill>
               </w:rPr>
             </w:pPr>
             <w:r>
@@ -23651,10 +23317,15 @@
                 <w:rFonts w:hint="default" w:ascii="Times New Roman" w:hAnsi="Times New Roman" w:eastAsia="微软雅黑" w:cs="Times New Roman"/>
                 <w:b/>
                 <w:bCs/>
-                <w:color w:val="FFFFFF"/>
-                <w:sz w:val="18"/>
-                <w:szCs w:val="18"/>
-                <w:lang w:eastAsia="zh-CN"/>
+                <w:color w:val="FFFFFF" w:themeColor="background1"/>
+                <w:sz w:val="18"/>
+                <w:szCs w:val="18"/>
+                <w:lang w:eastAsia="zh-CN"/>
+                <w14:textFill>
+                  <w14:solidFill>
+                    <w14:schemeClr w14:val="bg1"/>
+                  </w14:solidFill>
+                </w14:textFill>
               </w:rPr>
               <w:t>检测位点</w:t>
             </w:r>
@@ -23662,7 +23333,7 @@
         </w:tc>
         <w:tc>
           <w:tcPr>
-            <w:tcW w:w="468" w:type="pct"/>
+            <w:tcW w:w="460" w:type="pct"/>
             <w:tcBorders>
               <w:top w:val="nil"/>
               <w:left w:val="single" w:color="FFFFFF" w:sz="18" w:space="0"/>
@@ -23674,17 +23345,35 @@
           </w:tcPr>
           <w:p>
             <w:pPr>
-              <w:widowControl w:val="0"/>
+              <w:keepNext w:val="0"/>
+              <w:keepLines w:val="0"/>
+              <w:pageBreakBefore w:val="0"/>
+              <w:widowControl/>
+              <w:kinsoku/>
+              <w:wordWrap/>
+              <w:overflowPunct/>
+              <w:topLinePunct w:val="0"/>
+              <w:autoSpaceDE/>
+              <w:autoSpaceDN/>
+              <w:bidi w:val="0"/>
+              <w:adjustRightInd/>
+              <w:snapToGrid/>
               <w:spacing w:after="0" w:line="204" w:lineRule="exact"/>
               <w:jc w:val="center"/>
+              <w:textAlignment w:val="auto"/>
               <w:rPr>
                 <w:rFonts w:hint="default" w:ascii="Times New Roman" w:hAnsi="Times New Roman" w:eastAsia="微软雅黑" w:cs="Times New Roman"/>
                 <w:b/>
                 <w:bCs/>
-                <w:color w:val="FFFFFF"/>
-                <w:sz w:val="18"/>
-                <w:szCs w:val="18"/>
-                <w:lang w:eastAsia="zh-CN"/>
+                <w:color w:val="FFFFFF" w:themeColor="background1"/>
+                <w:sz w:val="18"/>
+                <w:szCs w:val="18"/>
+                <w:lang w:eastAsia="zh-CN"/>
+                <w14:textFill>
+                  <w14:solidFill>
+                    <w14:schemeClr w14:val="bg1"/>
+                  </w14:solidFill>
+                </w14:textFill>
               </w:rPr>
             </w:pPr>
             <w:r>
@@ -23692,10 +23381,15 @@
                 <w:rFonts w:hint="default" w:ascii="Times New Roman" w:hAnsi="Times New Roman" w:eastAsia="微软雅黑" w:cs="Times New Roman"/>
                 <w:b/>
                 <w:bCs/>
-                <w:color w:val="FFFFFF"/>
-                <w:sz w:val="18"/>
-                <w:szCs w:val="18"/>
-                <w:lang w:eastAsia="zh-CN"/>
+                <w:color w:val="FFFFFF" w:themeColor="background1"/>
+                <w:sz w:val="18"/>
+                <w:szCs w:val="18"/>
+                <w:lang w:eastAsia="zh-CN"/>
+                <w14:textFill>
+                  <w14:solidFill>
+                    <w14:schemeClr w14:val="bg1"/>
+                  </w14:solidFill>
+                </w14:textFill>
               </w:rPr>
               <w:t>检测结果</w:t>
             </w:r>
@@ -23703,7 +23397,7 @@
         </w:tc>
         <w:tc>
           <w:tcPr>
-            <w:tcW w:w="606" w:type="pct"/>
+            <w:tcW w:w="595" w:type="pct"/>
             <w:tcBorders>
               <w:top w:val="nil"/>
               <w:left w:val="single" w:color="FFFFFF" w:sz="18" w:space="0"/>
@@ -23714,17 +23408,35 @@
           </w:tcPr>
           <w:p>
             <w:pPr>
-              <w:widowControl w:val="0"/>
+              <w:keepNext w:val="0"/>
+              <w:keepLines w:val="0"/>
+              <w:pageBreakBefore w:val="0"/>
+              <w:widowControl/>
+              <w:kinsoku/>
+              <w:wordWrap/>
+              <w:overflowPunct/>
+              <w:topLinePunct w:val="0"/>
+              <w:autoSpaceDE/>
+              <w:autoSpaceDN/>
+              <w:bidi w:val="0"/>
+              <w:adjustRightInd/>
+              <w:snapToGrid/>
               <w:spacing w:after="0" w:line="204" w:lineRule="exact"/>
               <w:jc w:val="center"/>
+              <w:textAlignment w:val="auto"/>
               <w:rPr>
                 <w:rFonts w:hint="default" w:ascii="Times New Roman" w:hAnsi="Times New Roman" w:eastAsia="微软雅黑" w:cs="Times New Roman"/>
                 <w:b/>
                 <w:bCs/>
-                <w:color w:val="FFFFFF"/>
-                <w:sz w:val="18"/>
-                <w:szCs w:val="18"/>
-                <w:lang w:eastAsia="zh-CN"/>
+                <w:color w:val="FFFFFF" w:themeColor="background1"/>
+                <w:sz w:val="18"/>
+                <w:szCs w:val="18"/>
+                <w:lang w:eastAsia="zh-CN"/>
+                <w14:textFill>
+                  <w14:solidFill>
+                    <w14:schemeClr w14:val="bg1"/>
+                  </w14:solidFill>
+                </w14:textFill>
               </w:rPr>
             </w:pPr>
             <w:r>
@@ -23732,10 +23444,15 @@
                 <w:rFonts w:hint="default" w:ascii="Times New Roman" w:hAnsi="Times New Roman" w:eastAsia="微软雅黑" w:cs="Times New Roman"/>
                 <w:b/>
                 <w:bCs/>
-                <w:color w:val="FFFFFF"/>
-                <w:sz w:val="18"/>
-                <w:szCs w:val="18"/>
-                <w:lang w:eastAsia="zh-CN"/>
+                <w:color w:val="FFFFFF" w:themeColor="background1"/>
+                <w:sz w:val="18"/>
+                <w:szCs w:val="18"/>
+                <w:lang w:eastAsia="zh-CN"/>
+                <w14:textFill>
+                  <w14:solidFill>
+                    <w14:schemeClr w14:val="bg1"/>
+                  </w14:solidFill>
+                </w14:textFill>
               </w:rPr>
               <w:t>毒副作用风险</w:t>
             </w:r>
@@ -23743,7 +23460,7 @@
         </w:tc>
         <w:tc>
           <w:tcPr>
-            <w:tcW w:w="524" w:type="pct"/>
+            <w:tcW w:w="515" w:type="pct"/>
             <w:tcBorders>
               <w:top w:val="nil"/>
               <w:left w:val="single" w:color="FFFFFF" w:sz="18" w:space="0"/>
@@ -23754,17 +23471,35 @@
           </w:tcPr>
           <w:p>
             <w:pPr>
-              <w:widowControl w:val="0"/>
+              <w:keepNext w:val="0"/>
+              <w:keepLines w:val="0"/>
+              <w:pageBreakBefore w:val="0"/>
+              <w:widowControl/>
+              <w:kinsoku/>
+              <w:wordWrap/>
+              <w:overflowPunct/>
+              <w:topLinePunct w:val="0"/>
+              <w:autoSpaceDE/>
+              <w:autoSpaceDN/>
+              <w:bidi w:val="0"/>
+              <w:adjustRightInd/>
+              <w:snapToGrid/>
               <w:spacing w:after="0" w:line="204" w:lineRule="exact"/>
               <w:jc w:val="center"/>
+              <w:textAlignment w:val="auto"/>
               <w:rPr>
                 <w:rFonts w:hint="default" w:ascii="Times New Roman" w:hAnsi="Times New Roman" w:eastAsia="微软雅黑" w:cs="Times New Roman"/>
                 <w:b/>
                 <w:bCs/>
-                <w:color w:val="FFFFFF"/>
-                <w:sz w:val="18"/>
-                <w:szCs w:val="18"/>
-                <w:lang w:eastAsia="zh-CN"/>
+                <w:color w:val="FFFFFF" w:themeColor="background1"/>
+                <w:sz w:val="18"/>
+                <w:szCs w:val="18"/>
+                <w:lang w:eastAsia="zh-CN"/>
+                <w14:textFill>
+                  <w14:solidFill>
+                    <w14:schemeClr w14:val="bg1"/>
+                  </w14:solidFill>
+                </w14:textFill>
               </w:rPr>
             </w:pPr>
             <w:r>
@@ -23772,10 +23507,15 @@
                 <w:rFonts w:hint="default" w:ascii="Times New Roman" w:hAnsi="Times New Roman" w:eastAsia="微软雅黑" w:cs="Times New Roman"/>
                 <w:b/>
                 <w:bCs/>
-                <w:color w:val="FFFFFF"/>
-                <w:sz w:val="18"/>
-                <w:szCs w:val="18"/>
-                <w:lang w:eastAsia="zh-CN"/>
+                <w:color w:val="FFFFFF" w:themeColor="background1"/>
+                <w:sz w:val="18"/>
+                <w:szCs w:val="18"/>
+                <w:lang w:eastAsia="zh-CN"/>
+                <w14:textFill>
+                  <w14:solidFill>
+                    <w14:schemeClr w14:val="bg1"/>
+                  </w14:solidFill>
+                </w14:textFill>
               </w:rPr>
               <w:t>药物敏感性</w:t>
             </w:r>
@@ -23783,7 +23523,7 @@
         </w:tc>
         <w:tc>
           <w:tcPr>
-            <w:tcW w:w="284" w:type="pct"/>
+            <w:tcW w:w="281" w:type="pct"/>
             <w:tcBorders>
               <w:top w:val="nil"/>
               <w:left w:val="single" w:color="FFFFFF" w:sz="18" w:space="0"/>
@@ -23794,15 +23534,33 @@
           </w:tcPr>
           <w:p>
             <w:pPr>
-              <w:widowControl w:val="0"/>
+              <w:keepNext w:val="0"/>
+              <w:keepLines w:val="0"/>
+              <w:pageBreakBefore w:val="0"/>
+              <w:widowControl/>
+              <w:kinsoku/>
+              <w:wordWrap/>
+              <w:overflowPunct/>
+              <w:topLinePunct w:val="0"/>
+              <w:autoSpaceDE/>
+              <w:autoSpaceDN/>
+              <w:bidi w:val="0"/>
+              <w:adjustRightInd/>
+              <w:snapToGrid/>
               <w:spacing w:after="0" w:line="204" w:lineRule="exact"/>
               <w:jc w:val="center"/>
-              <w:rPr>
-                <w:rFonts w:hint="default" w:ascii="Times New Roman" w:hAnsi="Times New Roman" w:eastAsia="微软雅黑" w:cs="Times New Roman"/>
-                <w:color w:val="FFFFFF"/>
-                <w:sz w:val="18"/>
-                <w:szCs w:val="18"/>
-                <w:lang w:eastAsia="zh-CN"/>
+              <w:textAlignment w:val="auto"/>
+              <w:rPr>
+                <w:rFonts w:hint="default" w:ascii="Times New Roman" w:hAnsi="Times New Roman" w:eastAsia="微软雅黑" w:cs="Times New Roman"/>
+                <w:color w:val="FFFFFF" w:themeColor="background1"/>
+                <w:sz w:val="18"/>
+                <w:szCs w:val="18"/>
+                <w:lang w:eastAsia="zh-CN"/>
+                <w14:textFill>
+                  <w14:solidFill>
+                    <w14:schemeClr w14:val="bg1"/>
+                  </w14:solidFill>
+                </w14:textFill>
               </w:rPr>
             </w:pPr>
             <w:r>
@@ -23810,10 +23568,15 @@
                 <w:rFonts w:hint="default" w:ascii="Times New Roman" w:hAnsi="Times New Roman" w:eastAsia="微软雅黑" w:cs="Times New Roman"/>
                 <w:b/>
                 <w:bCs/>
-                <w:color w:val="FFFFFF"/>
-                <w:sz w:val="18"/>
-                <w:szCs w:val="18"/>
-                <w:lang w:eastAsia="zh-CN"/>
+                <w:color w:val="FFFFFF" w:themeColor="background1"/>
+                <w:sz w:val="18"/>
+                <w:szCs w:val="18"/>
+                <w:lang w:eastAsia="zh-CN"/>
+                <w14:textFill>
+                  <w14:solidFill>
+                    <w14:schemeClr w14:val="bg1"/>
+                  </w14:solidFill>
+                </w14:textFill>
               </w:rPr>
               <w:t>等级</w:t>
             </w:r>
@@ -23853,9 +23616,22 @@
           </w:tcPr>
           <w:p>
             <w:pPr>
-              <w:widowControl w:val="0"/>
+              <w:keepNext w:val="0"/>
+              <w:keepLines w:val="0"/>
+              <w:pageBreakBefore w:val="0"/>
+              <w:widowControl/>
+              <w:kinsoku/>
+              <w:wordWrap/>
+              <w:overflowPunct/>
+              <w:topLinePunct w:val="0"/>
+              <w:autoSpaceDE/>
+              <w:autoSpaceDN/>
+              <w:bidi w:val="0"/>
+              <w:adjustRightInd/>
+              <w:snapToGrid/>
               <w:spacing w:after="0" w:line="206" w:lineRule="exact"/>
               <w:jc w:val="center"/>
+              <w:textAlignment w:val="auto"/>
               <w:rPr>
                 <w:rFonts w:hint="default" w:ascii="Times New Roman" w:hAnsi="Times New Roman" w:eastAsia="微软雅黑" w:cs="Times New Roman"/>
                 <w:bCs/>
@@ -23910,9 +23686,22 @@
           </w:tcPr>
           <w:p>
             <w:pPr>
-              <w:widowControl w:val="0"/>
+              <w:keepNext w:val="0"/>
+              <w:keepLines w:val="0"/>
+              <w:pageBreakBefore w:val="0"/>
+              <w:widowControl/>
+              <w:kinsoku/>
+              <w:wordWrap/>
+              <w:overflowPunct/>
+              <w:topLinePunct w:val="0"/>
+              <w:autoSpaceDE/>
+              <w:autoSpaceDN/>
+              <w:bidi w:val="0"/>
+              <w:adjustRightInd/>
+              <w:snapToGrid/>
               <w:spacing w:after="0" w:line="206" w:lineRule="exact"/>
               <w:jc w:val="center"/>
+              <w:textAlignment w:val="auto"/>
               <w:rPr>
                 <w:rFonts w:hint="default" w:ascii="Times New Roman" w:hAnsi="Times New Roman" w:eastAsia="微软雅黑" w:cs="Times New Roman"/>
                 <w:bCs/>
@@ -23957,7 +23746,7 @@
         </w:trPr>
         <w:tc>
           <w:tcPr>
-            <w:tcW w:w="387" w:type="pct"/>
+            <w:tcW w:w="463" w:type="pct"/>
             <w:tcBorders>
               <w:top w:val="nil"/>
             </w:tcBorders>
@@ -23966,15 +23755,33 @@
           </w:tcPr>
           <w:p>
             <w:pPr>
-              <w:widowControl w:val="0"/>
+              <w:keepNext w:val="0"/>
+              <w:keepLines w:val="0"/>
+              <w:pageBreakBefore w:val="0"/>
+              <w:widowControl/>
+              <w:kinsoku/>
+              <w:wordWrap/>
+              <w:overflowPunct/>
+              <w:topLinePunct w:val="0"/>
+              <w:autoSpaceDE/>
+              <w:autoSpaceDN/>
+              <w:bidi w:val="0"/>
+              <w:adjustRightInd/>
+              <w:snapToGrid/>
               <w:spacing w:after="0" w:line="206" w:lineRule="exact"/>
               <w:jc w:val="center"/>
-              <w:rPr>
-                <w:rFonts w:hint="default" w:ascii="Times New Roman" w:hAnsi="Times New Roman" w:eastAsia="微软雅黑" w:cs="Times New Roman"/>
-                <w:color w:val="000000"/>
-                <w:sz w:val="18"/>
-                <w:szCs w:val="18"/>
-                <w:lang w:eastAsia="zh-CN"/>
+              <w:textAlignment w:val="auto"/>
+              <w:rPr>
+                <w:rFonts w:hint="default" w:ascii="Times New Roman" w:hAnsi="Times New Roman" w:eastAsia="微软雅黑" w:cs="Times New Roman"/>
+                <w:color w:val="000000" w:themeColor="text1"/>
+                <w:sz w:val="18"/>
+                <w:szCs w:val="18"/>
+                <w:lang w:eastAsia="zh-CN"/>
+                <w14:textFill>
+                  <w14:solidFill>
+                    <w14:schemeClr w14:val="tx1"/>
+                  </w14:solidFill>
+                </w14:textFill>
               </w:rPr>
             </w:pPr>
             <w:r>
@@ -23991,7 +23798,7 @@
         </w:tc>
         <w:tc>
           <w:tcPr>
-            <w:tcW w:w="1421" w:type="pct"/>
+            <w:tcW w:w="1397" w:type="pct"/>
             <w:tcBorders>
               <w:top w:val="nil"/>
             </w:tcBorders>
@@ -24000,15 +23807,33 @@
           </w:tcPr>
           <w:p>
             <w:pPr>
-              <w:widowControl w:val="0"/>
+              <w:keepNext w:val="0"/>
+              <w:keepLines w:val="0"/>
+              <w:pageBreakBefore w:val="0"/>
+              <w:widowControl/>
+              <w:kinsoku/>
+              <w:wordWrap/>
+              <w:overflowPunct/>
+              <w:topLinePunct w:val="0"/>
+              <w:autoSpaceDE/>
+              <w:autoSpaceDN/>
+              <w:bidi w:val="0"/>
+              <w:adjustRightInd/>
+              <w:snapToGrid/>
               <w:spacing w:after="0" w:line="206" w:lineRule="exact"/>
               <w:jc w:val="center"/>
-              <w:rPr>
-                <w:rFonts w:hint="default" w:ascii="Times New Roman" w:hAnsi="Times New Roman" w:eastAsia="微软雅黑" w:cs="Times New Roman"/>
-                <w:color w:val="000000"/>
-                <w:sz w:val="18"/>
-                <w:szCs w:val="18"/>
-                <w:lang w:eastAsia="zh-CN"/>
+              <w:textAlignment w:val="auto"/>
+              <w:rPr>
+                <w:rFonts w:hint="default" w:ascii="Times New Roman" w:hAnsi="Times New Roman" w:eastAsia="微软雅黑" w:cs="Times New Roman"/>
+                <w:color w:val="000000" w:themeColor="text1"/>
+                <w:sz w:val="18"/>
+                <w:szCs w:val="18"/>
+                <w:lang w:eastAsia="zh-CN"/>
+                <w14:textFill>
+                  <w14:solidFill>
+                    <w14:schemeClr w14:val="tx1"/>
+                  </w14:solidFill>
+                </w14:textFill>
               </w:rPr>
             </w:pPr>
             <w:r>
@@ -24025,7 +23850,7 @@
         </w:tc>
         <w:tc>
           <w:tcPr>
-            <w:tcW w:w="718" w:type="pct"/>
+            <w:tcW w:w="706" w:type="pct"/>
             <w:tcBorders>
               <w:top w:val="nil"/>
             </w:tcBorders>
@@ -24034,15 +23859,33 @@
           </w:tcPr>
           <w:p>
             <w:pPr>
-              <w:widowControl w:val="0"/>
+              <w:keepNext w:val="0"/>
+              <w:keepLines w:val="0"/>
+              <w:pageBreakBefore w:val="0"/>
+              <w:widowControl/>
+              <w:kinsoku/>
+              <w:wordWrap/>
+              <w:overflowPunct/>
+              <w:topLinePunct w:val="0"/>
+              <w:autoSpaceDE/>
+              <w:autoSpaceDN/>
+              <w:bidi w:val="0"/>
+              <w:adjustRightInd/>
+              <w:snapToGrid/>
               <w:spacing w:after="0" w:line="206" w:lineRule="exact"/>
               <w:jc w:val="center"/>
-              <w:rPr>
-                <w:rFonts w:hint="default" w:ascii="Times New Roman" w:hAnsi="Times New Roman" w:eastAsia="微软雅黑" w:cs="Times New Roman"/>
-                <w:color w:val="000000"/>
-                <w:sz w:val="18"/>
-                <w:szCs w:val="18"/>
-                <w:lang w:eastAsia="zh-CN"/>
+              <w:textAlignment w:val="auto"/>
+              <w:rPr>
+                <w:rFonts w:hint="default" w:ascii="Times New Roman" w:hAnsi="Times New Roman" w:eastAsia="微软雅黑" w:cs="Times New Roman"/>
+                <w:color w:val="000000" w:themeColor="text1"/>
+                <w:sz w:val="18"/>
+                <w:szCs w:val="18"/>
+                <w:lang w:eastAsia="zh-CN"/>
+                <w14:textFill>
+                  <w14:solidFill>
+                    <w14:schemeClr w14:val="tx1"/>
+                  </w14:solidFill>
+                </w14:textFill>
               </w:rPr>
             </w:pPr>
             <w:r>
@@ -24059,7 +23902,7 @@
         </w:tc>
         <w:tc>
           <w:tcPr>
-            <w:tcW w:w="589" w:type="pct"/>
+            <w:tcW w:w="579" w:type="pct"/>
             <w:tcBorders>
               <w:top w:val="nil"/>
             </w:tcBorders>
@@ -24068,9 +23911,22 @@
           </w:tcPr>
           <w:p>
             <w:pPr>
-              <w:widowControl w:val="0"/>
+              <w:keepNext w:val="0"/>
+              <w:keepLines w:val="0"/>
+              <w:pageBreakBefore w:val="0"/>
+              <w:widowControl/>
+              <w:kinsoku/>
+              <w:wordWrap/>
+              <w:overflowPunct/>
+              <w:topLinePunct w:val="0"/>
+              <w:autoSpaceDE/>
+              <w:autoSpaceDN/>
+              <w:bidi w:val="0"/>
+              <w:adjustRightInd/>
+              <w:snapToGrid/>
               <w:spacing w:after="0" w:line="206" w:lineRule="exact"/>
               <w:jc w:val="center"/>
+              <w:textAlignment w:val="auto"/>
               <w:rPr>
                 <w:rFonts w:hint="default" w:ascii="Times New Roman" w:hAnsi="Times New Roman" w:eastAsia="微软雅黑" w:cs="Times New Roman"/>
                 <w:bCs/>
@@ -24093,7 +23949,7 @@
         </w:tc>
         <w:tc>
           <w:tcPr>
-            <w:tcW w:w="468" w:type="pct"/>
+            <w:tcW w:w="460" w:type="pct"/>
             <w:tcBorders>
               <w:top w:val="nil"/>
             </w:tcBorders>
@@ -24102,9 +23958,22 @@
           </w:tcPr>
           <w:p>
             <w:pPr>
-              <w:widowControl w:val="0"/>
+              <w:keepNext w:val="0"/>
+              <w:keepLines w:val="0"/>
+              <w:pageBreakBefore w:val="0"/>
+              <w:widowControl/>
+              <w:kinsoku/>
+              <w:wordWrap/>
+              <w:overflowPunct/>
+              <w:topLinePunct w:val="0"/>
+              <w:autoSpaceDE/>
+              <w:autoSpaceDN/>
+              <w:bidi w:val="0"/>
+              <w:adjustRightInd/>
+              <w:snapToGrid/>
               <w:spacing w:after="0" w:line="206" w:lineRule="exact"/>
               <w:jc w:val="center"/>
+              <w:textAlignment w:val="auto"/>
               <w:rPr>
                 <w:rFonts w:hint="default" w:ascii="Times New Roman" w:hAnsi="Times New Roman" w:eastAsia="微软雅黑" w:cs="Times New Roman"/>
                 <w:bCs/>
@@ -24127,7 +23996,7 @@
         </w:tc>
         <w:tc>
           <w:tcPr>
-            <w:tcW w:w="606" w:type="pct"/>
+            <w:tcW w:w="595" w:type="pct"/>
             <w:tcBorders>
               <w:top w:val="nil"/>
             </w:tcBorders>
@@ -24136,15 +24005,33 @@
           </w:tcPr>
           <w:p>
             <w:pPr>
-              <w:widowControl w:val="0"/>
+              <w:keepNext w:val="0"/>
+              <w:keepLines w:val="0"/>
+              <w:pageBreakBefore w:val="0"/>
+              <w:widowControl/>
+              <w:kinsoku/>
+              <w:wordWrap/>
+              <w:overflowPunct/>
+              <w:topLinePunct w:val="0"/>
+              <w:autoSpaceDE/>
+              <w:autoSpaceDN/>
+              <w:bidi w:val="0"/>
+              <w:adjustRightInd/>
+              <w:snapToGrid/>
               <w:spacing w:after="0" w:line="206" w:lineRule="exact"/>
               <w:jc w:val="center"/>
-              <w:rPr>
-                <w:rFonts w:hint="default" w:ascii="Times New Roman" w:hAnsi="Times New Roman" w:eastAsia="微软雅黑" w:cs="Times New Roman"/>
-                <w:color w:val="000000"/>
-                <w:sz w:val="18"/>
-                <w:szCs w:val="18"/>
-                <w:lang w:eastAsia="zh-CN"/>
+              <w:textAlignment w:val="auto"/>
+              <w:rPr>
+                <w:rFonts w:hint="default" w:ascii="Times New Roman" w:hAnsi="Times New Roman" w:eastAsia="微软雅黑" w:cs="Times New Roman"/>
+                <w:color w:val="000000" w:themeColor="text1"/>
+                <w:sz w:val="18"/>
+                <w:szCs w:val="18"/>
+                <w:lang w:eastAsia="zh-CN"/>
+                <w14:textFill>
+                  <w14:solidFill>
+                    <w14:schemeClr w14:val="tx1"/>
+                  </w14:solidFill>
+                </w14:textFill>
               </w:rPr>
             </w:pPr>
             <w:r>
@@ -24161,7 +24048,7 @@
         </w:tc>
         <w:tc>
           <w:tcPr>
-            <w:tcW w:w="524" w:type="pct"/>
+            <w:tcW w:w="515" w:type="pct"/>
             <w:tcBorders>
               <w:top w:val="nil"/>
             </w:tcBorders>
@@ -24170,15 +24057,33 @@
           </w:tcPr>
           <w:p>
             <w:pPr>
-              <w:widowControl w:val="0"/>
+              <w:keepNext w:val="0"/>
+              <w:keepLines w:val="0"/>
+              <w:pageBreakBefore w:val="0"/>
+              <w:widowControl/>
+              <w:kinsoku/>
+              <w:wordWrap/>
+              <w:overflowPunct/>
+              <w:topLinePunct w:val="0"/>
+              <w:autoSpaceDE/>
+              <w:autoSpaceDN/>
+              <w:bidi w:val="0"/>
+              <w:adjustRightInd/>
+              <w:snapToGrid/>
               <w:spacing w:after="0" w:line="206" w:lineRule="exact"/>
               <w:jc w:val="center"/>
-              <w:rPr>
-                <w:rFonts w:hint="default" w:ascii="Times New Roman" w:hAnsi="Times New Roman" w:eastAsia="微软雅黑" w:cs="Times New Roman"/>
-                <w:color w:val="000000"/>
-                <w:sz w:val="18"/>
-                <w:szCs w:val="18"/>
-                <w:lang w:eastAsia="zh-CN"/>
+              <w:textAlignment w:val="auto"/>
+              <w:rPr>
+                <w:rFonts w:hint="default" w:ascii="Times New Roman" w:hAnsi="Times New Roman" w:eastAsia="微软雅黑" w:cs="Times New Roman"/>
+                <w:color w:val="000000" w:themeColor="text1"/>
+                <w:sz w:val="18"/>
+                <w:szCs w:val="18"/>
+                <w:lang w:eastAsia="zh-CN"/>
+                <w14:textFill>
+                  <w14:solidFill>
+                    <w14:schemeClr w14:val="tx1"/>
+                  </w14:solidFill>
+                </w14:textFill>
               </w:rPr>
             </w:pPr>
             <w:r>
@@ -24195,7 +24100,7 @@
         </w:tc>
         <w:tc>
           <w:tcPr>
-            <w:tcW w:w="284" w:type="pct"/>
+            <w:tcW w:w="281" w:type="pct"/>
             <w:tcBorders>
               <w:top w:val="nil"/>
             </w:tcBorders>
@@ -24204,15 +24109,33 @@
           </w:tcPr>
           <w:p>
             <w:pPr>
-              <w:widowControl w:val="0"/>
+              <w:keepNext w:val="0"/>
+              <w:keepLines w:val="0"/>
+              <w:pageBreakBefore w:val="0"/>
+              <w:widowControl/>
+              <w:kinsoku/>
+              <w:wordWrap/>
+              <w:overflowPunct/>
+              <w:topLinePunct w:val="0"/>
+              <w:autoSpaceDE/>
+              <w:autoSpaceDN/>
+              <w:bidi w:val="0"/>
+              <w:adjustRightInd/>
+              <w:snapToGrid/>
               <w:spacing w:after="0" w:line="206" w:lineRule="exact"/>
               <w:jc w:val="center"/>
-              <w:rPr>
-                <w:rFonts w:hint="default" w:ascii="Times New Roman" w:hAnsi="Times New Roman" w:eastAsia="微软雅黑" w:cs="Times New Roman"/>
-                <w:color w:val="000000"/>
-                <w:sz w:val="18"/>
-                <w:szCs w:val="18"/>
-                <w:lang w:eastAsia="zh-CN"/>
+              <w:textAlignment w:val="auto"/>
+              <w:rPr>
+                <w:rFonts w:hint="default" w:ascii="Times New Roman" w:hAnsi="Times New Roman" w:eastAsia="微软雅黑" w:cs="Times New Roman"/>
+                <w:color w:val="000000" w:themeColor="text1"/>
+                <w:sz w:val="18"/>
+                <w:szCs w:val="18"/>
+                <w:lang w:eastAsia="zh-CN"/>
+                <w14:textFill>
+                  <w14:solidFill>
+                    <w14:schemeClr w14:val="tx1"/>
+                  </w14:solidFill>
+                </w14:textFill>
               </w:rPr>
             </w:pPr>
             <w:r>
@@ -24261,15 +24184,33 @@
           </w:tcPr>
           <w:p>
             <w:pPr>
-              <w:widowControl w:val="0"/>
+              <w:keepNext w:val="0"/>
+              <w:keepLines w:val="0"/>
+              <w:pageBreakBefore w:val="0"/>
+              <w:widowControl/>
+              <w:kinsoku/>
+              <w:wordWrap/>
+              <w:overflowPunct/>
+              <w:topLinePunct w:val="0"/>
+              <w:autoSpaceDE/>
+              <w:autoSpaceDN/>
+              <w:bidi w:val="0"/>
+              <w:adjustRightInd/>
+              <w:snapToGrid/>
               <w:spacing w:after="0" w:line="206" w:lineRule="exact"/>
               <w:jc w:val="center"/>
-              <w:rPr>
-                <w:rFonts w:hint="default" w:ascii="Times New Roman" w:hAnsi="Times New Roman" w:eastAsia="微软雅黑" w:cs="Times New Roman"/>
-                <w:color w:val="000000"/>
-                <w:sz w:val="18"/>
-                <w:szCs w:val="18"/>
-                <w:lang w:eastAsia="zh-CN"/>
+              <w:textAlignment w:val="auto"/>
+              <w:rPr>
+                <w:rFonts w:hint="default" w:ascii="Times New Roman" w:hAnsi="Times New Roman" w:eastAsia="微软雅黑" w:cs="Times New Roman"/>
+                <w:color w:val="000000" w:themeColor="text1"/>
+                <w:sz w:val="18"/>
+                <w:szCs w:val="18"/>
+                <w:lang w:eastAsia="zh-CN"/>
+                <w14:textFill>
+                  <w14:solidFill>
+                    <w14:schemeClr w14:val="tx1"/>
+                  </w14:solidFill>
+                </w14:textFill>
               </w:rPr>
             </w:pPr>
             <w:r>
@@ -24317,15 +24258,33 @@
           </w:tcPr>
           <w:p>
             <w:pPr>
-              <w:widowControl w:val="0"/>
+              <w:keepNext w:val="0"/>
+              <w:keepLines w:val="0"/>
+              <w:pageBreakBefore w:val="0"/>
+              <w:widowControl/>
+              <w:kinsoku/>
+              <w:wordWrap/>
+              <w:overflowPunct/>
+              <w:topLinePunct w:val="0"/>
+              <w:autoSpaceDE/>
+              <w:autoSpaceDN/>
+              <w:bidi w:val="0"/>
+              <w:adjustRightInd/>
+              <w:snapToGrid/>
               <w:spacing w:after="0" w:line="206" w:lineRule="exact"/>
               <w:jc w:val="center"/>
-              <w:rPr>
-                <w:rFonts w:hint="default" w:ascii="Times New Roman" w:hAnsi="Times New Roman" w:eastAsia="微软雅黑" w:cs="Times New Roman"/>
-                <w:color w:val="000000"/>
-                <w:sz w:val="18"/>
-                <w:szCs w:val="18"/>
-                <w:lang w:eastAsia="zh-CN"/>
+              <w:textAlignment w:val="auto"/>
+              <w:rPr>
+                <w:rFonts w:hint="default" w:ascii="Times New Roman" w:hAnsi="Times New Roman" w:eastAsia="微软雅黑" w:cs="Times New Roman"/>
+                <w:color w:val="000000" w:themeColor="text1"/>
+                <w:sz w:val="18"/>
+                <w:szCs w:val="18"/>
+                <w:lang w:eastAsia="zh-CN"/>
+                <w14:textFill>
+                  <w14:solidFill>
+                    <w14:schemeClr w14:val="tx1"/>
+                  </w14:solidFill>
+                </w14:textFill>
               </w:rPr>
             </w:pPr>
             <w:r>
@@ -24375,7 +24334,7 @@
         <w:widowControl w:val="0"/>
         <w:numPr>
           <w:ilvl w:val="0"/>
-          <w:numId w:val="17"/>
+          <w:numId w:val="15"/>
         </w:numPr>
         <w:spacing w:after="0" w:line="240" w:lineRule="auto"/>
         <w:rPr>
@@ -24398,7 +24357,7 @@
         <w:widowControl w:val="0"/>
         <w:numPr>
           <w:ilvl w:val="0"/>
-          <w:numId w:val="17"/>
+          <w:numId w:val="15"/>
         </w:numPr>
         <w:spacing w:after="0" w:line="240" w:lineRule="auto"/>
         <w:rPr>
@@ -27082,24 +27041,28 @@
     <w:p>
       <w:pPr>
         <w:widowControl w:val="0"/>
-        <w:numPr>
-          <w:ilvl w:val="0"/>
-          <w:numId w:val="18"/>
-        </w:numPr>
         <w:spacing w:after="0" w:line="240" w:lineRule="auto"/>
-        <w:ind w:left="425" w:leftChars="0" w:hanging="425" w:firstLineChars="0"/>
         <w:rPr>
           <w:rFonts w:ascii="Times New Roman" w:hAnsi="Times New Roman" w:eastAsia="微软雅黑" w:cs="Times New Roman"/>
-          <w:sz w:val="18"/>
-          <w:szCs w:val="18"/>
+          <w:sz w:val="15"/>
+          <w:szCs w:val="15"/>
           <w:lang w:eastAsia="zh-CN"/>
         </w:rPr>
       </w:pPr>
       <w:r>
         <w:rPr>
+          <w:rFonts w:ascii="Times New Roman" w:hAnsi="Times New Roman" w:eastAsia="微软雅黑" w:cs="Times New Roman"/>
+          <w:sz w:val="15"/>
+          <w:szCs w:val="15"/>
+          <w:lang w:eastAsia="zh-CN"/>
+        </w:rPr>
+        <w:t xml:space="preserve">1.  </w:t>
+      </w:r>
+      <w:r>
+        <w:rPr>
           <w:rFonts w:hint="eastAsia" w:ascii="Times New Roman" w:hAnsi="Times New Roman" w:eastAsia="微软雅黑" w:cs="Times New Roman"/>
-          <w:sz w:val="18"/>
-          <w:szCs w:val="18"/>
+          <w:sz w:val="15"/>
+          <w:szCs w:val="15"/>
           <w:lang w:eastAsia="zh-CN"/>
         </w:rPr>
         <w:t>肿瘤细胞含量：送检样本经</w:t>
@@ -27107,8 +27070,8 @@
       <w:r>
         <w:rPr>
           <w:rFonts w:ascii="Times New Roman" w:hAnsi="Times New Roman" w:eastAsia="微软雅黑" w:cs="Times New Roman"/>
-          <w:sz w:val="18"/>
-          <w:szCs w:val="18"/>
+          <w:sz w:val="15"/>
+          <w:szCs w:val="15"/>
           <w:lang w:eastAsia="zh-CN"/>
         </w:rPr>
         <w:t>HE</w:t>
@@ -27116,8 +27079,8 @@
       <w:r>
         <w:rPr>
           <w:rFonts w:hint="eastAsia" w:ascii="Times New Roman" w:hAnsi="Times New Roman" w:eastAsia="微软雅黑" w:cs="Times New Roman"/>
-          <w:sz w:val="18"/>
-          <w:szCs w:val="18"/>
+          <w:sz w:val="15"/>
+          <w:szCs w:val="15"/>
           <w:lang w:eastAsia="zh-CN"/>
         </w:rPr>
         <w:t>染色评估的肿瘤细胞含量。如送检样本不满足病理评估所需条件，则不进行此项评估。</w:t>
@@ -27126,180 +27089,370 @@
     <w:p>
       <w:pPr>
         <w:widowControl w:val="0"/>
-        <w:numPr>
-          <w:ilvl w:val="0"/>
-          <w:numId w:val="18"/>
-        </w:numPr>
         <w:spacing w:after="0" w:line="240" w:lineRule="auto"/>
-        <w:ind w:left="425" w:leftChars="0" w:hanging="425" w:firstLineChars="0"/>
         <w:rPr>
-          <w:rFonts w:hint="eastAsia" w:ascii="Times New Roman" w:hAnsi="Times New Roman" w:eastAsia="微软雅黑" w:cs="Times New Roman"/>
-          <w:sz w:val="18"/>
-          <w:szCs w:val="18"/>
+          <w:rFonts w:ascii="Times New Roman" w:hAnsi="Times New Roman" w:eastAsia="微软雅黑" w:cs="Times New Roman"/>
+          <w:sz w:val="15"/>
+          <w:szCs w:val="15"/>
           <w:lang w:eastAsia="zh-CN"/>
         </w:rPr>
       </w:pPr>
       <w:r>
         <w:rPr>
-          <w:rFonts w:hint="eastAsia" w:ascii="Times New Roman" w:hAnsi="Times New Roman" w:eastAsia="微软雅黑" w:cs="Times New Roman"/>
-          <w:sz w:val="18"/>
-          <w:szCs w:val="18"/>
+          <w:rFonts w:ascii="Times New Roman" w:hAnsi="Times New Roman" w:eastAsia="微软雅黑" w:cs="Times New Roman"/>
+          <w:sz w:val="15"/>
+          <w:szCs w:val="15"/>
           <w:lang w:eastAsia="zh-CN"/>
         </w:rPr>
-        <w:t>DNA总量：送检样本的DNA提取总量。</w:t>
+        <w:t>2.  DNA</w:t>
+      </w:r>
+      <w:r>
+        <w:rPr>
+          <w:rFonts w:hint="eastAsia" w:ascii="Times New Roman" w:hAnsi="Times New Roman" w:eastAsia="微软雅黑" w:cs="Times New Roman"/>
+          <w:sz w:val="15"/>
+          <w:szCs w:val="15"/>
+          <w:lang w:eastAsia="zh-CN"/>
+        </w:rPr>
+        <w:t>总量：送检样本的</w:t>
+      </w:r>
+      <w:r>
+        <w:rPr>
+          <w:rFonts w:ascii="Times New Roman" w:hAnsi="Times New Roman" w:eastAsia="微软雅黑" w:cs="Times New Roman"/>
+          <w:sz w:val="15"/>
+          <w:szCs w:val="15"/>
+          <w:lang w:eastAsia="zh-CN"/>
+        </w:rPr>
+        <w:t>DNA</w:t>
+      </w:r>
+      <w:r>
+        <w:rPr>
+          <w:rFonts w:hint="eastAsia" w:ascii="Times New Roman" w:hAnsi="Times New Roman" w:eastAsia="微软雅黑" w:cs="Times New Roman"/>
+          <w:sz w:val="15"/>
+          <w:szCs w:val="15"/>
+          <w:lang w:eastAsia="zh-CN"/>
+        </w:rPr>
+        <w:t>提取总量。</w:t>
       </w:r>
     </w:p>
     <w:p>
       <w:pPr>
         <w:widowControl w:val="0"/>
-        <w:numPr>
-          <w:ilvl w:val="0"/>
-          <w:numId w:val="18"/>
-        </w:numPr>
         <w:spacing w:after="0" w:line="240" w:lineRule="auto"/>
-        <w:ind w:left="425" w:leftChars="0" w:hanging="425" w:firstLineChars="0"/>
         <w:rPr>
-          <w:rFonts w:hint="eastAsia" w:ascii="Times New Roman" w:hAnsi="Times New Roman" w:eastAsia="微软雅黑" w:cs="Times New Roman"/>
-          <w:sz w:val="18"/>
-          <w:szCs w:val="18"/>
+          <w:rFonts w:ascii="Times New Roman" w:hAnsi="Times New Roman" w:eastAsia="微软雅黑" w:cs="Times New Roman"/>
+          <w:sz w:val="15"/>
+          <w:szCs w:val="15"/>
           <w:lang w:eastAsia="zh-CN"/>
         </w:rPr>
       </w:pPr>
       <w:r>
         <w:rPr>
-          <w:rFonts w:hint="eastAsia" w:ascii="Times New Roman" w:hAnsi="Times New Roman" w:eastAsia="微软雅黑" w:cs="Times New Roman"/>
-          <w:sz w:val="18"/>
-          <w:szCs w:val="18"/>
+          <w:rFonts w:ascii="Times New Roman" w:hAnsi="Times New Roman" w:eastAsia="微软雅黑" w:cs="Times New Roman"/>
+          <w:sz w:val="15"/>
+          <w:szCs w:val="15"/>
           <w:lang w:eastAsia="zh-CN"/>
         </w:rPr>
-        <w:t>DNA降解程度：</w:t>
+        <w:t>3.  DNA</w:t>
+      </w:r>
+      <w:r>
+        <w:rPr>
+          <w:rFonts w:hint="eastAsia" w:ascii="Times New Roman" w:hAnsi="Times New Roman" w:eastAsia="微软雅黑" w:cs="Times New Roman"/>
+          <w:sz w:val="15"/>
+          <w:szCs w:val="15"/>
+          <w:lang w:eastAsia="zh-CN"/>
+        </w:rPr>
+        <w:t>降解程度：</w:t>
       </w:r>
     </w:p>
     <w:p>
       <w:pPr>
         <w:widowControl w:val="0"/>
-        <w:numPr>
-          <w:ilvl w:val="0"/>
-          <w:numId w:val="19"/>
-        </w:numPr>
         <w:spacing w:after="0" w:line="240" w:lineRule="auto"/>
-        <w:ind w:left="660" w:leftChars="0" w:hanging="440" w:firstLineChars="0"/>
         <w:rPr>
-          <w:rFonts w:hint="eastAsia" w:ascii="Times New Roman" w:hAnsi="Times New Roman" w:eastAsia="微软雅黑" w:cs="Times New Roman"/>
-          <w:sz w:val="18"/>
-          <w:szCs w:val="18"/>
+          <w:rFonts w:ascii="Times New Roman" w:hAnsi="Times New Roman" w:eastAsia="微软雅黑" w:cs="Times New Roman"/>
+          <w:sz w:val="15"/>
+          <w:szCs w:val="15"/>
           <w:lang w:eastAsia="zh-CN"/>
         </w:rPr>
       </w:pPr>
       <w:r>
         <w:rPr>
-          <w:rFonts w:hint="eastAsia" w:ascii="Times New Roman" w:hAnsi="Times New Roman" w:eastAsia="微软雅黑" w:cs="Times New Roman"/>
-          <w:sz w:val="18"/>
-          <w:szCs w:val="18"/>
+          <w:rFonts w:ascii="Times New Roman" w:hAnsi="Times New Roman" w:eastAsia="微软雅黑" w:cs="Times New Roman"/>
+          <w:sz w:val="15"/>
+          <w:szCs w:val="15"/>
           <w:lang w:eastAsia="zh-CN"/>
         </w:rPr>
-        <w:t>A级：有主带，或降解均匀且降解区域主要集中在5000bp以上；</w:t>
+        <w:t>● A</w:t>
+      </w:r>
+      <w:r>
+        <w:rPr>
+          <w:rFonts w:hint="eastAsia" w:ascii="Times New Roman" w:hAnsi="Times New Roman" w:eastAsia="微软雅黑" w:cs="Times New Roman"/>
+          <w:sz w:val="15"/>
+          <w:szCs w:val="15"/>
+          <w:lang w:eastAsia="zh-CN"/>
+        </w:rPr>
+        <w:t>级：有主带，或降解均匀且降解区域主要集中在</w:t>
+      </w:r>
+      <w:r>
+        <w:rPr>
+          <w:rFonts w:ascii="Times New Roman" w:hAnsi="Times New Roman" w:eastAsia="微软雅黑" w:cs="Times New Roman"/>
+          <w:sz w:val="15"/>
+          <w:szCs w:val="15"/>
+          <w:lang w:eastAsia="zh-CN"/>
+        </w:rPr>
+        <w:t>5000bp</w:t>
+      </w:r>
+      <w:r>
+        <w:rPr>
+          <w:rFonts w:hint="eastAsia" w:ascii="Times New Roman" w:hAnsi="Times New Roman" w:eastAsia="微软雅黑" w:cs="Times New Roman"/>
+          <w:sz w:val="15"/>
+          <w:szCs w:val="15"/>
+          <w:lang w:eastAsia="zh-CN"/>
+        </w:rPr>
+        <w:t>以上；</w:t>
       </w:r>
     </w:p>
     <w:p>
       <w:pPr>
         <w:widowControl w:val="0"/>
-        <w:numPr>
-          <w:ilvl w:val="0"/>
-          <w:numId w:val="19"/>
-        </w:numPr>
         <w:spacing w:after="0" w:line="240" w:lineRule="auto"/>
-        <w:ind w:left="660" w:leftChars="0" w:hanging="440" w:firstLineChars="0"/>
         <w:rPr>
-          <w:rFonts w:hint="eastAsia" w:ascii="Times New Roman" w:hAnsi="Times New Roman" w:eastAsia="微软雅黑" w:cs="Times New Roman"/>
-          <w:sz w:val="18"/>
-          <w:szCs w:val="18"/>
+          <w:rFonts w:ascii="Times New Roman" w:hAnsi="Times New Roman" w:eastAsia="微软雅黑" w:cs="Times New Roman"/>
+          <w:sz w:val="15"/>
+          <w:szCs w:val="15"/>
           <w:lang w:eastAsia="zh-CN"/>
         </w:rPr>
       </w:pPr>
       <w:r>
         <w:rPr>
-          <w:rFonts w:hint="eastAsia" w:ascii="Times New Roman" w:hAnsi="Times New Roman" w:eastAsia="微软雅黑" w:cs="Times New Roman"/>
-          <w:sz w:val="18"/>
-          <w:szCs w:val="18"/>
+          <w:rFonts w:ascii="Times New Roman" w:hAnsi="Times New Roman" w:eastAsia="微软雅黑" w:cs="Times New Roman"/>
+          <w:sz w:val="15"/>
+          <w:szCs w:val="15"/>
           <w:lang w:eastAsia="zh-CN"/>
         </w:rPr>
-        <w:t>B级：无主带，降解均匀且降解区域主要集中在1500-5000bp之间；</w:t>
+        <w:t>● B</w:t>
+      </w:r>
+      <w:r>
+        <w:rPr>
+          <w:rFonts w:hint="eastAsia" w:ascii="Times New Roman" w:hAnsi="Times New Roman" w:eastAsia="微软雅黑" w:cs="Times New Roman"/>
+          <w:sz w:val="15"/>
+          <w:szCs w:val="15"/>
+          <w:lang w:eastAsia="zh-CN"/>
+        </w:rPr>
+        <w:t>级：无主带，降解均匀且降解区域主要集中在</w:t>
+      </w:r>
+      <w:r>
+        <w:rPr>
+          <w:rFonts w:ascii="Times New Roman" w:hAnsi="Times New Roman" w:eastAsia="微软雅黑" w:cs="Times New Roman"/>
+          <w:sz w:val="15"/>
+          <w:szCs w:val="15"/>
+          <w:lang w:eastAsia="zh-CN"/>
+        </w:rPr>
+        <w:t>1500-5000bp</w:t>
+      </w:r>
+      <w:r>
+        <w:rPr>
+          <w:rFonts w:hint="eastAsia" w:ascii="Times New Roman" w:hAnsi="Times New Roman" w:eastAsia="微软雅黑" w:cs="Times New Roman"/>
+          <w:sz w:val="15"/>
+          <w:szCs w:val="15"/>
+          <w:lang w:eastAsia="zh-CN"/>
+        </w:rPr>
+        <w:t>之间；</w:t>
       </w:r>
     </w:p>
     <w:p>
       <w:pPr>
         <w:widowControl w:val="0"/>
-        <w:numPr>
-          <w:ilvl w:val="0"/>
-          <w:numId w:val="19"/>
-        </w:numPr>
         <w:spacing w:after="0" w:line="240" w:lineRule="auto"/>
-        <w:ind w:left="660" w:leftChars="0" w:hanging="440" w:firstLineChars="0"/>
         <w:rPr>
-          <w:rFonts w:hint="eastAsia" w:ascii="Times New Roman" w:hAnsi="Times New Roman" w:eastAsia="微软雅黑" w:cs="Times New Roman"/>
-          <w:sz w:val="18"/>
-          <w:szCs w:val="18"/>
+          <w:rFonts w:ascii="Times New Roman" w:hAnsi="Times New Roman" w:eastAsia="微软雅黑" w:cs="Times New Roman"/>
+          <w:sz w:val="15"/>
+          <w:szCs w:val="15"/>
           <w:lang w:eastAsia="zh-CN"/>
         </w:rPr>
       </w:pPr>
       <w:r>
         <w:rPr>
-          <w:rFonts w:hint="eastAsia" w:ascii="Times New Roman" w:hAnsi="Times New Roman" w:eastAsia="微软雅黑" w:cs="Times New Roman"/>
-          <w:sz w:val="18"/>
-          <w:szCs w:val="18"/>
+          <w:rFonts w:ascii="Times New Roman" w:hAnsi="Times New Roman" w:eastAsia="微软雅黑" w:cs="Times New Roman"/>
+          <w:sz w:val="15"/>
+          <w:szCs w:val="15"/>
           <w:lang w:eastAsia="zh-CN"/>
         </w:rPr>
-        <w:t>C级：无主带，降解均匀且降解区域主要集中在500-1500bp之间；</w:t>
+        <w:t>● C</w:t>
+      </w:r>
+      <w:r>
+        <w:rPr>
+          <w:rFonts w:hint="eastAsia" w:ascii="Times New Roman" w:hAnsi="Times New Roman" w:eastAsia="微软雅黑" w:cs="Times New Roman"/>
+          <w:sz w:val="15"/>
+          <w:szCs w:val="15"/>
+          <w:lang w:eastAsia="zh-CN"/>
+        </w:rPr>
+        <w:t>级：无主带，降解均匀且降解区域主要集中在</w:t>
+      </w:r>
+      <w:r>
+        <w:rPr>
+          <w:rFonts w:ascii="Times New Roman" w:hAnsi="Times New Roman" w:eastAsia="微软雅黑" w:cs="Times New Roman"/>
+          <w:sz w:val="15"/>
+          <w:szCs w:val="15"/>
+          <w:lang w:eastAsia="zh-CN"/>
+        </w:rPr>
+        <w:t>500-1500bp</w:t>
+      </w:r>
+      <w:r>
+        <w:rPr>
+          <w:rFonts w:hint="eastAsia" w:ascii="Times New Roman" w:hAnsi="Times New Roman" w:eastAsia="微软雅黑" w:cs="Times New Roman"/>
+          <w:sz w:val="15"/>
+          <w:szCs w:val="15"/>
+          <w:lang w:eastAsia="zh-CN"/>
+        </w:rPr>
+        <w:t>之间；</w:t>
       </w:r>
     </w:p>
     <w:p>
       <w:pPr>
         <w:widowControl w:val="0"/>
-        <w:numPr>
-          <w:ilvl w:val="0"/>
-          <w:numId w:val="19"/>
-        </w:numPr>
         <w:spacing w:after="0" w:line="240" w:lineRule="auto"/>
-        <w:ind w:left="660" w:leftChars="0" w:hanging="440" w:firstLineChars="0"/>
         <w:rPr>
-          <w:rFonts w:hint="eastAsia" w:ascii="Times New Roman" w:hAnsi="Times New Roman" w:eastAsia="微软雅黑" w:cs="Times New Roman"/>
-          <w:sz w:val="18"/>
-          <w:szCs w:val="18"/>
+          <w:rFonts w:ascii="Times New Roman" w:hAnsi="Times New Roman" w:eastAsia="微软雅黑" w:cs="Times New Roman"/>
+          <w:sz w:val="15"/>
+          <w:szCs w:val="15"/>
           <w:lang w:eastAsia="zh-CN"/>
         </w:rPr>
       </w:pPr>
       <w:r>
         <w:rPr>
-          <w:rFonts w:hint="eastAsia" w:ascii="Times New Roman" w:hAnsi="Times New Roman" w:eastAsia="微软雅黑" w:cs="Times New Roman"/>
-          <w:sz w:val="18"/>
-          <w:szCs w:val="18"/>
+          <w:rFonts w:ascii="Times New Roman" w:hAnsi="Times New Roman" w:eastAsia="微软雅黑" w:cs="Times New Roman"/>
+          <w:sz w:val="15"/>
+          <w:szCs w:val="15"/>
           <w:lang w:eastAsia="zh-CN"/>
         </w:rPr>
-        <w:t>D级（不合格）：无主带，降解均匀且降解区域主要集中在500-1500bp之间，但总量介于100ng到300ng之间；或降解区域弥散在150-1000bp，或集中在500bp以下。</w:t>
+        <w:t>● D</w:t>
+      </w:r>
+      <w:r>
+        <w:rPr>
+          <w:rFonts w:hint="eastAsia" w:ascii="Times New Roman" w:hAnsi="Times New Roman" w:eastAsia="微软雅黑" w:cs="Times New Roman"/>
+          <w:sz w:val="15"/>
+          <w:szCs w:val="15"/>
+          <w:lang w:eastAsia="zh-CN"/>
+        </w:rPr>
+        <w:t>级（不合格）：无主带，降解均匀且降解区域主要集中在</w:t>
+      </w:r>
+      <w:r>
+        <w:rPr>
+          <w:rFonts w:ascii="Times New Roman" w:hAnsi="Times New Roman" w:eastAsia="微软雅黑" w:cs="Times New Roman"/>
+          <w:sz w:val="15"/>
+          <w:szCs w:val="15"/>
+          <w:lang w:eastAsia="zh-CN"/>
+        </w:rPr>
+        <w:t>500-1500bp</w:t>
+      </w:r>
+      <w:r>
+        <w:rPr>
+          <w:rFonts w:hint="eastAsia" w:ascii="Times New Roman" w:hAnsi="Times New Roman" w:eastAsia="微软雅黑" w:cs="Times New Roman"/>
+          <w:sz w:val="15"/>
+          <w:szCs w:val="15"/>
+          <w:lang w:eastAsia="zh-CN"/>
+        </w:rPr>
+        <w:t>之间，但总量介于</w:t>
+      </w:r>
+      <w:r>
+        <w:rPr>
+          <w:rFonts w:ascii="Times New Roman" w:hAnsi="Times New Roman" w:eastAsia="微软雅黑" w:cs="Times New Roman"/>
+          <w:sz w:val="15"/>
+          <w:szCs w:val="15"/>
+          <w:lang w:eastAsia="zh-CN"/>
+        </w:rPr>
+        <w:t>100ng</w:t>
+      </w:r>
+      <w:r>
+        <w:rPr>
+          <w:rFonts w:hint="eastAsia" w:ascii="Times New Roman" w:hAnsi="Times New Roman" w:eastAsia="微软雅黑" w:cs="Times New Roman"/>
+          <w:sz w:val="15"/>
+          <w:szCs w:val="15"/>
+          <w:lang w:eastAsia="zh-CN"/>
+        </w:rPr>
+        <w:t>到</w:t>
+      </w:r>
+      <w:r>
+        <w:rPr>
+          <w:rFonts w:ascii="Times New Roman" w:hAnsi="Times New Roman" w:eastAsia="微软雅黑" w:cs="Times New Roman"/>
+          <w:sz w:val="15"/>
+          <w:szCs w:val="15"/>
+          <w:lang w:eastAsia="zh-CN"/>
+        </w:rPr>
+        <w:t>300ng</w:t>
+      </w:r>
+      <w:r>
+        <w:rPr>
+          <w:rFonts w:hint="eastAsia" w:ascii="Times New Roman" w:hAnsi="Times New Roman" w:eastAsia="微软雅黑" w:cs="Times New Roman"/>
+          <w:sz w:val="15"/>
+          <w:szCs w:val="15"/>
+          <w:lang w:eastAsia="zh-CN"/>
+        </w:rPr>
+        <w:t>之间；或降解区域弥散在</w:t>
+      </w:r>
+      <w:r>
+        <w:rPr>
+          <w:rFonts w:ascii="Times New Roman" w:hAnsi="Times New Roman" w:eastAsia="微软雅黑" w:cs="Times New Roman"/>
+          <w:sz w:val="15"/>
+          <w:szCs w:val="15"/>
+          <w:lang w:eastAsia="zh-CN"/>
+        </w:rPr>
+        <w:t>150-1000bp</w:t>
+      </w:r>
+      <w:r>
+        <w:rPr>
+          <w:rFonts w:hint="eastAsia" w:ascii="Times New Roman" w:hAnsi="Times New Roman" w:eastAsia="微软雅黑" w:cs="Times New Roman"/>
+          <w:sz w:val="15"/>
+          <w:szCs w:val="15"/>
+          <w:lang w:eastAsia="zh-CN"/>
+        </w:rPr>
+        <w:t>，或集中在</w:t>
+      </w:r>
+      <w:r>
+        <w:rPr>
+          <w:rFonts w:ascii="Times New Roman" w:hAnsi="Times New Roman" w:eastAsia="微软雅黑" w:cs="Times New Roman"/>
+          <w:sz w:val="15"/>
+          <w:szCs w:val="15"/>
+          <w:lang w:eastAsia="zh-CN"/>
+        </w:rPr>
+        <w:t>500bp</w:t>
+      </w:r>
+      <w:r>
+        <w:rPr>
+          <w:rFonts w:hint="eastAsia" w:ascii="Times New Roman" w:hAnsi="Times New Roman" w:eastAsia="微软雅黑" w:cs="Times New Roman"/>
+          <w:sz w:val="15"/>
+          <w:szCs w:val="15"/>
+          <w:lang w:eastAsia="zh-CN"/>
+        </w:rPr>
+        <w:t>以下。</w:t>
       </w:r>
     </w:p>
     <w:p>
       <w:pPr>
         <w:widowControl w:val="0"/>
-        <w:numPr>
-          <w:ilvl w:val="0"/>
-          <w:numId w:val="18"/>
-        </w:numPr>
         <w:spacing w:after="0" w:line="240" w:lineRule="auto"/>
-        <w:ind w:left="425" w:leftChars="0" w:hanging="425" w:firstLineChars="0"/>
         <w:rPr>
-          <w:rFonts w:hint="eastAsia" w:ascii="Times New Roman" w:hAnsi="Times New Roman" w:eastAsia="微软雅黑" w:cs="Times New Roman"/>
-          <w:sz w:val="18"/>
-          <w:szCs w:val="18"/>
+          <w:rFonts w:ascii="Times New Roman" w:hAnsi="Times New Roman" w:eastAsia="微软雅黑" w:cs="Times New Roman"/>
+          <w:sz w:val="15"/>
+          <w:szCs w:val="15"/>
           <w:lang w:eastAsia="zh-CN"/>
         </w:rPr>
       </w:pPr>
       <w:r>
         <w:rPr>
+          <w:rFonts w:ascii="Times New Roman" w:hAnsi="Times New Roman" w:eastAsia="微软雅黑" w:cs="Times New Roman"/>
+          <w:sz w:val="15"/>
+          <w:szCs w:val="15"/>
+          <w:lang w:eastAsia="zh-CN"/>
+        </w:rPr>
+        <w:t xml:space="preserve">4.  </w:t>
+      </w:r>
+      <w:r>
+        <w:rPr>
           <w:rFonts w:hint="eastAsia" w:ascii="Times New Roman" w:hAnsi="Times New Roman" w:eastAsia="微软雅黑" w:cs="Times New Roman"/>
-          <w:sz w:val="18"/>
-          <w:szCs w:val="18"/>
+          <w:sz w:val="15"/>
+          <w:szCs w:val="15"/>
           <w:lang w:eastAsia="zh-CN"/>
         </w:rPr>
         <w:t>预文库总量：核酸片段经过接头连接和扩增纯化后中间产物的总量。</w:t>
@@ -27308,24 +27461,28 @@
     <w:p>
       <w:pPr>
         <w:widowControl w:val="0"/>
-        <w:numPr>
-          <w:ilvl w:val="0"/>
-          <w:numId w:val="18"/>
-        </w:numPr>
         <w:spacing w:after="0" w:line="240" w:lineRule="auto"/>
-        <w:ind w:left="425" w:leftChars="0" w:hanging="425" w:firstLineChars="0"/>
         <w:rPr>
-          <w:rFonts w:hint="eastAsia" w:ascii="Times New Roman" w:hAnsi="Times New Roman" w:eastAsia="微软雅黑" w:cs="Times New Roman"/>
-          <w:sz w:val="18"/>
-          <w:szCs w:val="18"/>
+          <w:rFonts w:ascii="Times New Roman" w:hAnsi="Times New Roman" w:eastAsia="微软雅黑" w:cs="Times New Roman"/>
+          <w:sz w:val="15"/>
+          <w:szCs w:val="15"/>
           <w:lang w:eastAsia="zh-CN"/>
         </w:rPr>
       </w:pPr>
       <w:r>
         <w:rPr>
+          <w:rFonts w:ascii="Times New Roman" w:hAnsi="Times New Roman" w:eastAsia="微软雅黑" w:cs="Times New Roman"/>
+          <w:sz w:val="15"/>
+          <w:szCs w:val="15"/>
+          <w:lang w:eastAsia="zh-CN"/>
+        </w:rPr>
+        <w:t xml:space="preserve">5.  </w:t>
+      </w:r>
+      <w:r>
+        <w:rPr>
           <w:rFonts w:hint="eastAsia" w:ascii="Times New Roman" w:hAnsi="Times New Roman" w:eastAsia="微软雅黑" w:cs="Times New Roman"/>
-          <w:sz w:val="18"/>
-          <w:szCs w:val="18"/>
+          <w:sz w:val="15"/>
+          <w:szCs w:val="15"/>
           <w:lang w:eastAsia="zh-CN"/>
         </w:rPr>
         <w:t>平均测序深度：目标区域每个碱基被测到的平均次数。</w:t>
@@ -27334,105 +27491,391 @@
     <w:p>
       <w:pPr>
         <w:widowControl w:val="0"/>
-        <w:numPr>
-          <w:ilvl w:val="0"/>
-          <w:numId w:val="18"/>
-        </w:numPr>
         <w:spacing w:after="0" w:line="240" w:lineRule="auto"/>
-        <w:ind w:left="425" w:leftChars="0" w:hanging="425" w:firstLineChars="0"/>
         <w:rPr>
-          <w:rFonts w:hint="eastAsia" w:ascii="Times New Roman" w:hAnsi="Times New Roman" w:eastAsia="微软雅黑" w:cs="Times New Roman"/>
-          <w:sz w:val="18"/>
-          <w:szCs w:val="18"/>
+          <w:rFonts w:ascii="Times New Roman" w:hAnsi="Times New Roman" w:eastAsia="微软雅黑" w:cs="Times New Roman"/>
+          <w:sz w:val="15"/>
+          <w:szCs w:val="15"/>
           <w:lang w:eastAsia="zh-CN"/>
         </w:rPr>
       </w:pPr>
       <w:r>
         <w:rPr>
-          <w:rFonts w:hint="eastAsia" w:ascii="Times New Roman" w:hAnsi="Times New Roman" w:eastAsia="微软雅黑" w:cs="Times New Roman"/>
-          <w:sz w:val="18"/>
-          <w:szCs w:val="18"/>
+          <w:rFonts w:ascii="Times New Roman" w:hAnsi="Times New Roman" w:eastAsia="微软雅黑" w:cs="Times New Roman"/>
+          <w:sz w:val="15"/>
+          <w:szCs w:val="15"/>
           <w:lang w:eastAsia="zh-CN"/>
         </w:rPr>
-        <w:t>覆盖均一性：测序深度达到平均测序深度20%的碱基占比。</w:t>
+        <w:t xml:space="preserve">6.  </w:t>
+      </w:r>
+      <w:r>
+        <w:rPr>
+          <w:rFonts w:hint="eastAsia" w:ascii="Times New Roman" w:hAnsi="Times New Roman" w:eastAsia="微软雅黑" w:cs="Times New Roman"/>
+          <w:sz w:val="15"/>
+          <w:szCs w:val="15"/>
+          <w:lang w:eastAsia="zh-CN"/>
+        </w:rPr>
+        <w:t>覆盖均一性：测序深度达到平均测序深度</w:t>
+      </w:r>
+      <w:r>
+        <w:rPr>
+          <w:rFonts w:ascii="Times New Roman" w:hAnsi="Times New Roman" w:eastAsia="微软雅黑" w:cs="Times New Roman"/>
+          <w:sz w:val="15"/>
+          <w:szCs w:val="15"/>
+          <w:lang w:eastAsia="zh-CN"/>
+        </w:rPr>
+        <w:t>20%</w:t>
+      </w:r>
+      <w:r>
+        <w:rPr>
+          <w:rFonts w:hint="eastAsia" w:ascii="Times New Roman" w:hAnsi="Times New Roman" w:eastAsia="微软雅黑" w:cs="Times New Roman"/>
+          <w:sz w:val="15"/>
+          <w:szCs w:val="15"/>
+          <w:lang w:eastAsia="zh-CN"/>
+        </w:rPr>
+        <w:t>的碱基占比。</w:t>
       </w:r>
     </w:p>
     <w:p>
       <w:pPr>
         <w:widowControl w:val="0"/>
-        <w:numPr>
-          <w:ilvl w:val="0"/>
-          <w:numId w:val="18"/>
-        </w:numPr>
         <w:spacing w:after="0" w:line="240" w:lineRule="auto"/>
-        <w:ind w:left="425" w:leftChars="0" w:hanging="425" w:firstLineChars="0"/>
         <w:rPr>
-          <w:rFonts w:hint="eastAsia" w:ascii="Times New Roman" w:hAnsi="Times New Roman" w:eastAsia="微软雅黑" w:cs="Times New Roman"/>
-          <w:sz w:val="18"/>
-          <w:szCs w:val="18"/>
+          <w:rFonts w:ascii="Times New Roman" w:hAnsi="Times New Roman" w:eastAsia="微软雅黑" w:cs="Times New Roman"/>
+          <w:sz w:val="15"/>
+          <w:szCs w:val="15"/>
           <w:lang w:eastAsia="zh-CN"/>
         </w:rPr>
       </w:pPr>
       <w:r>
         <w:rPr>
-          <w:rFonts w:hint="eastAsia" w:ascii="Times New Roman" w:hAnsi="Times New Roman" w:eastAsia="微软雅黑" w:cs="Times New Roman"/>
-          <w:sz w:val="18"/>
-          <w:szCs w:val="18"/>
+          <w:rFonts w:ascii="Times New Roman" w:hAnsi="Times New Roman" w:eastAsia="微软雅黑" w:cs="Times New Roman"/>
+          <w:sz w:val="15"/>
+          <w:szCs w:val="15"/>
           <w:lang w:eastAsia="zh-CN"/>
         </w:rPr>
-        <w:t>基因组比对率：比对到参考基因组上的reads数目占比。</w:t>
+        <w:t xml:space="preserve">7.  </w:t>
+      </w:r>
+      <w:r>
+        <w:rPr>
+          <w:rFonts w:hint="eastAsia" w:ascii="Times New Roman" w:hAnsi="Times New Roman" w:eastAsia="微软雅黑" w:cs="Times New Roman"/>
+          <w:sz w:val="15"/>
+          <w:szCs w:val="15"/>
+          <w:lang w:eastAsia="zh-CN"/>
+        </w:rPr>
+        <w:t>基因组比对率：比对到参考基因组上的</w:t>
+      </w:r>
+      <w:r>
+        <w:rPr>
+          <w:rFonts w:ascii="Times New Roman" w:hAnsi="Times New Roman" w:eastAsia="微软雅黑" w:cs="Times New Roman"/>
+          <w:sz w:val="15"/>
+          <w:szCs w:val="15"/>
+          <w:lang w:eastAsia="zh-CN"/>
+        </w:rPr>
+        <w:t>reads</w:t>
+      </w:r>
+      <w:r>
+        <w:rPr>
+          <w:rFonts w:hint="eastAsia" w:ascii="Times New Roman" w:hAnsi="Times New Roman" w:eastAsia="微软雅黑" w:cs="Times New Roman"/>
+          <w:sz w:val="15"/>
+          <w:szCs w:val="15"/>
+          <w:lang w:eastAsia="zh-CN"/>
+        </w:rPr>
+        <w:t>数目占比。</w:t>
       </w:r>
     </w:p>
     <w:p>
       <w:pPr>
         <w:widowControl w:val="0"/>
-        <w:numPr>
-          <w:ilvl w:val="0"/>
-          <w:numId w:val="18"/>
-        </w:numPr>
         <w:spacing w:after="0" w:line="240" w:lineRule="auto"/>
-        <w:ind w:left="425" w:leftChars="0" w:hanging="425" w:firstLineChars="0"/>
         <w:rPr>
-          <w:rFonts w:hint="eastAsia" w:ascii="Times New Roman" w:hAnsi="Times New Roman" w:eastAsia="微软雅黑" w:cs="Times New Roman"/>
-          <w:sz w:val="18"/>
-          <w:szCs w:val="18"/>
+          <w:rFonts w:ascii="Times New Roman" w:hAnsi="Times New Roman" w:eastAsia="微软雅黑" w:cs="Times New Roman"/>
+          <w:sz w:val="15"/>
+          <w:szCs w:val="15"/>
           <w:lang w:eastAsia="zh-CN"/>
         </w:rPr>
       </w:pPr>
       <w:r>
         <w:rPr>
-          <w:rFonts w:hint="eastAsia" w:ascii="Times New Roman" w:hAnsi="Times New Roman" w:eastAsia="微软雅黑" w:cs="Times New Roman"/>
-          <w:sz w:val="18"/>
-          <w:szCs w:val="18"/>
+          <w:rFonts w:ascii="Times New Roman" w:hAnsi="Times New Roman" w:eastAsia="微软雅黑" w:cs="Times New Roman"/>
+          <w:sz w:val="15"/>
+          <w:szCs w:val="15"/>
           <w:lang w:eastAsia="zh-CN"/>
         </w:rPr>
-        <w:t>碱基质量Q30占比：测序数据中碱基质量在Q30以上（即碱基识别错误率在千分之一以下）的占比。</w:t>
+        <w:t xml:space="preserve">8.  </w:t>
+      </w:r>
+      <w:r>
+        <w:rPr>
+          <w:rFonts w:hint="eastAsia" w:ascii="Times New Roman" w:hAnsi="Times New Roman" w:eastAsia="微软雅黑" w:cs="Times New Roman"/>
+          <w:sz w:val="15"/>
+          <w:szCs w:val="15"/>
+          <w:lang w:eastAsia="zh-CN"/>
+        </w:rPr>
+        <w:t>碱基质量</w:t>
+      </w:r>
+      <w:r>
+        <w:rPr>
+          <w:rFonts w:ascii="Times New Roman" w:hAnsi="Times New Roman" w:eastAsia="微软雅黑" w:cs="Times New Roman"/>
+          <w:sz w:val="15"/>
+          <w:szCs w:val="15"/>
+          <w:lang w:eastAsia="zh-CN"/>
+        </w:rPr>
+        <w:t>Q30</w:t>
+      </w:r>
+      <w:r>
+        <w:rPr>
+          <w:rFonts w:hint="eastAsia" w:ascii="Times New Roman" w:hAnsi="Times New Roman" w:eastAsia="微软雅黑" w:cs="Times New Roman"/>
+          <w:sz w:val="15"/>
+          <w:szCs w:val="15"/>
+          <w:lang w:eastAsia="zh-CN"/>
+        </w:rPr>
+        <w:t>占比：测序数据中碱基质量在</w:t>
+      </w:r>
+      <w:r>
+        <w:rPr>
+          <w:rFonts w:ascii="Times New Roman" w:hAnsi="Times New Roman" w:eastAsia="微软雅黑" w:cs="Times New Roman"/>
+          <w:sz w:val="15"/>
+          <w:szCs w:val="15"/>
+          <w:lang w:eastAsia="zh-CN"/>
+        </w:rPr>
+        <w:t>Q30</w:t>
+      </w:r>
+      <w:r>
+        <w:rPr>
+          <w:rFonts w:hint="eastAsia" w:ascii="Times New Roman" w:hAnsi="Times New Roman" w:eastAsia="微软雅黑" w:cs="Times New Roman"/>
+          <w:sz w:val="15"/>
+          <w:szCs w:val="15"/>
+          <w:lang w:eastAsia="zh-CN"/>
+        </w:rPr>
+        <w:t>以上（即碱基识别错误率在千分之一以下）的占比。</w:t>
       </w:r>
     </w:p>
     <w:p>
       <w:pPr>
         <w:widowControl w:val="0"/>
-        <w:numPr>
-          <w:ilvl w:val="0"/>
-          <w:numId w:val="18"/>
-        </w:numPr>
         <w:spacing w:after="0" w:line="240" w:lineRule="auto"/>
-        <w:ind w:left="425" w:leftChars="0" w:hanging="425" w:firstLineChars="0"/>
         <w:rPr>
-          <w:rFonts w:hint="eastAsia" w:ascii="Times New Roman" w:hAnsi="Times New Roman" w:eastAsia="微软雅黑" w:cs="Times New Roman"/>
-          <w:sz w:val="18"/>
-          <w:szCs w:val="18"/>
+          <w:rFonts w:ascii="Times New Roman" w:hAnsi="Times New Roman" w:eastAsia="微软雅黑" w:cs="Times New Roman"/>
+          <w:sz w:val="15"/>
+          <w:szCs w:val="15"/>
           <w:lang w:eastAsia="zh-CN"/>
         </w:rPr>
       </w:pPr>
       <w:r>
         <w:rPr>
-          <w:rFonts w:hint="eastAsia" w:ascii="Times New Roman" w:hAnsi="Times New Roman" w:eastAsia="微软雅黑" w:cs="Times New Roman"/>
-          <w:sz w:val="18"/>
-          <w:szCs w:val="18"/>
+          <w:rFonts w:ascii="Times New Roman" w:hAnsi="Times New Roman" w:eastAsia="微软雅黑" w:cs="Times New Roman"/>
+          <w:sz w:val="15"/>
+          <w:szCs w:val="15"/>
           <w:lang w:eastAsia="zh-CN"/>
         </w:rPr>
-        <w:t>总体质量评估：根据 DNA 平均测序深度进行评估，分为“合格”、“警戒”、“不合格”三个等级。总体质量评估为“警戒”或者“不合格”时，均会影响检测的准确性和敏感性。</w:t>
+        <w:t xml:space="preserve">9.  </w:t>
+      </w:r>
+      <w:r>
+        <w:rPr>
+          <w:rFonts w:hint="eastAsia" w:ascii="Times New Roman" w:hAnsi="Times New Roman" w:eastAsia="微软雅黑" w:cs="Times New Roman"/>
+          <w:sz w:val="15"/>
+          <w:szCs w:val="15"/>
+          <w:lang w:eastAsia="zh-CN"/>
+        </w:rPr>
+        <w:t>总体质量评估：根据</w:t>
+      </w:r>
+      <w:r>
+        <w:rPr>
+          <w:rFonts w:ascii="Times New Roman" w:hAnsi="Times New Roman" w:eastAsia="微软雅黑" w:cs="Times New Roman"/>
+          <w:sz w:val="15"/>
+          <w:szCs w:val="15"/>
+          <w:lang w:eastAsia="zh-CN"/>
+        </w:rPr>
+        <w:t xml:space="preserve"> DNA </w:t>
+      </w:r>
+      <w:r>
+        <w:rPr>
+          <w:rFonts w:hint="eastAsia" w:ascii="Times New Roman" w:hAnsi="Times New Roman" w:eastAsia="微软雅黑" w:cs="Times New Roman"/>
+          <w:sz w:val="15"/>
+          <w:szCs w:val="15"/>
+          <w:lang w:eastAsia="zh-CN"/>
+        </w:rPr>
+        <w:t>平均测序深度进行评估，分为</w:t>
+      </w:r>
+      <w:r>
+        <w:rPr>
+          <w:rFonts w:ascii="Times New Roman" w:hAnsi="Times New Roman" w:eastAsia="微软雅黑" w:cs="Times New Roman"/>
+          <w:sz w:val="15"/>
+          <w:szCs w:val="15"/>
+          <w:lang w:eastAsia="zh-CN"/>
+        </w:rPr>
+        <w:t>“</w:t>
+      </w:r>
+      <w:r>
+        <w:rPr>
+          <w:rFonts w:hint="eastAsia" w:ascii="Times New Roman" w:hAnsi="Times New Roman" w:eastAsia="微软雅黑" w:cs="Times New Roman"/>
+          <w:sz w:val="15"/>
+          <w:szCs w:val="15"/>
+          <w:lang w:eastAsia="zh-CN"/>
+        </w:rPr>
+        <w:t>合格</w:t>
+      </w:r>
+      <w:r>
+        <w:rPr>
+          <w:rFonts w:ascii="Times New Roman" w:hAnsi="Times New Roman" w:eastAsia="微软雅黑" w:cs="Times New Roman"/>
+          <w:sz w:val="15"/>
+          <w:szCs w:val="15"/>
+          <w:lang w:eastAsia="zh-CN"/>
+        </w:rPr>
+        <w:t>”</w:t>
+      </w:r>
+      <w:r>
+        <w:rPr>
+          <w:rFonts w:hint="eastAsia" w:ascii="Times New Roman" w:hAnsi="Times New Roman" w:eastAsia="微软雅黑" w:cs="Times New Roman"/>
+          <w:sz w:val="15"/>
+          <w:szCs w:val="15"/>
+          <w:lang w:eastAsia="zh-CN"/>
+        </w:rPr>
+        <w:t>、</w:t>
+      </w:r>
+      <w:r>
+        <w:rPr>
+          <w:rFonts w:ascii="Times New Roman" w:hAnsi="Times New Roman" w:eastAsia="微软雅黑" w:cs="Times New Roman"/>
+          <w:sz w:val="15"/>
+          <w:szCs w:val="15"/>
+          <w:lang w:eastAsia="zh-CN"/>
+        </w:rPr>
+        <w:t>“</w:t>
+      </w:r>
+      <w:r>
+        <w:rPr>
+          <w:rFonts w:hint="eastAsia" w:ascii="Times New Roman" w:hAnsi="Times New Roman" w:eastAsia="微软雅黑" w:cs="Times New Roman"/>
+          <w:sz w:val="15"/>
+          <w:szCs w:val="15"/>
+          <w:lang w:eastAsia="zh-CN"/>
+        </w:rPr>
+        <w:t>警戒</w:t>
+      </w:r>
+      <w:r>
+        <w:rPr>
+          <w:rFonts w:ascii="Times New Roman" w:hAnsi="Times New Roman" w:eastAsia="微软雅黑" w:cs="Times New Roman"/>
+          <w:sz w:val="15"/>
+          <w:szCs w:val="15"/>
+          <w:lang w:eastAsia="zh-CN"/>
+        </w:rPr>
+        <w:t>”</w:t>
+      </w:r>
+      <w:r>
+        <w:rPr>
+          <w:rFonts w:hint="eastAsia" w:ascii="Times New Roman" w:hAnsi="Times New Roman" w:eastAsia="微软雅黑" w:cs="Times New Roman"/>
+          <w:sz w:val="15"/>
+          <w:szCs w:val="15"/>
+          <w:lang w:eastAsia="zh-CN"/>
+        </w:rPr>
+        <w:t>、</w:t>
+      </w:r>
+      <w:r>
+        <w:rPr>
+          <w:rFonts w:ascii="Times New Roman" w:hAnsi="Times New Roman" w:eastAsia="微软雅黑" w:cs="Times New Roman"/>
+          <w:sz w:val="15"/>
+          <w:szCs w:val="15"/>
+          <w:lang w:eastAsia="zh-CN"/>
+        </w:rPr>
+        <w:t>“</w:t>
+      </w:r>
+      <w:r>
+        <w:rPr>
+          <w:rFonts w:hint="eastAsia" w:ascii="Times New Roman" w:hAnsi="Times New Roman" w:eastAsia="微软雅黑" w:cs="Times New Roman"/>
+          <w:sz w:val="15"/>
+          <w:szCs w:val="15"/>
+          <w:lang w:eastAsia="zh-CN"/>
+        </w:rPr>
+        <w:t>不合格</w:t>
+      </w:r>
+      <w:r>
+        <w:rPr>
+          <w:rFonts w:ascii="Times New Roman" w:hAnsi="Times New Roman" w:eastAsia="微软雅黑" w:cs="Times New Roman"/>
+          <w:sz w:val="15"/>
+          <w:szCs w:val="15"/>
+          <w:lang w:eastAsia="zh-CN"/>
+        </w:rPr>
+        <w:t>”</w:t>
+      </w:r>
+      <w:r>
+        <w:rPr>
+          <w:rFonts w:hint="eastAsia" w:ascii="Times New Roman" w:hAnsi="Times New Roman" w:eastAsia="微软雅黑" w:cs="Times New Roman"/>
+          <w:sz w:val="15"/>
+          <w:szCs w:val="15"/>
+          <w:lang w:eastAsia="zh-CN"/>
+        </w:rPr>
+        <w:t>三个等级。总体质量评估为</w:t>
+      </w:r>
+      <w:r>
+        <w:rPr>
+          <w:rFonts w:ascii="Times New Roman" w:hAnsi="Times New Roman" w:eastAsia="微软雅黑" w:cs="Times New Roman"/>
+          <w:sz w:val="15"/>
+          <w:szCs w:val="15"/>
+          <w:lang w:eastAsia="zh-CN"/>
+        </w:rPr>
+        <w:t>“</w:t>
+      </w:r>
+      <w:r>
+        <w:rPr>
+          <w:rFonts w:hint="eastAsia" w:ascii="Times New Roman" w:hAnsi="Times New Roman" w:eastAsia="微软雅黑" w:cs="Times New Roman"/>
+          <w:sz w:val="15"/>
+          <w:szCs w:val="15"/>
+          <w:lang w:eastAsia="zh-CN"/>
+        </w:rPr>
+        <w:t>警戒</w:t>
+      </w:r>
+      <w:r>
+        <w:rPr>
+          <w:rFonts w:ascii="Times New Roman" w:hAnsi="Times New Roman" w:eastAsia="微软雅黑" w:cs="Times New Roman"/>
+          <w:sz w:val="15"/>
+          <w:szCs w:val="15"/>
+          <w:lang w:eastAsia="zh-CN"/>
+        </w:rPr>
+        <w:t>”</w:t>
+      </w:r>
+      <w:r>
+        <w:rPr>
+          <w:rFonts w:hint="eastAsia" w:ascii="Times New Roman" w:hAnsi="Times New Roman" w:eastAsia="微软雅黑" w:cs="Times New Roman"/>
+          <w:sz w:val="15"/>
+          <w:szCs w:val="15"/>
+          <w:lang w:eastAsia="zh-CN"/>
+        </w:rPr>
+        <w:t>或者</w:t>
+      </w:r>
+      <w:r>
+        <w:rPr>
+          <w:rFonts w:ascii="Times New Roman" w:hAnsi="Times New Roman" w:eastAsia="微软雅黑" w:cs="Times New Roman"/>
+          <w:sz w:val="15"/>
+          <w:szCs w:val="15"/>
+          <w:lang w:eastAsia="zh-CN"/>
+        </w:rPr>
+        <w:t>“</w:t>
+      </w:r>
+      <w:r>
+        <w:rPr>
+          <w:rFonts w:hint="eastAsia" w:ascii="Times New Roman" w:hAnsi="Times New Roman" w:eastAsia="微软雅黑" w:cs="Times New Roman"/>
+          <w:sz w:val="15"/>
+          <w:szCs w:val="15"/>
+          <w:lang w:eastAsia="zh-CN"/>
+        </w:rPr>
+        <w:t>不合格</w:t>
+      </w:r>
+      <w:r>
+        <w:rPr>
+          <w:rFonts w:ascii="Times New Roman" w:hAnsi="Times New Roman" w:eastAsia="微软雅黑" w:cs="Times New Roman"/>
+          <w:sz w:val="15"/>
+          <w:szCs w:val="15"/>
+          <w:lang w:eastAsia="zh-CN"/>
+        </w:rPr>
+        <w:t>”</w:t>
+      </w:r>
+      <w:r>
+        <w:rPr>
+          <w:rFonts w:hint="eastAsia" w:ascii="Times New Roman" w:hAnsi="Times New Roman" w:eastAsia="微软雅黑" w:cs="Times New Roman"/>
+          <w:sz w:val="15"/>
+          <w:szCs w:val="15"/>
+          <w:lang w:eastAsia="zh-CN"/>
+        </w:rPr>
+        <w:t>时，均会影响检测的准确性和敏感性。</w:t>
       </w:r>
     </w:p>
     <w:p>
@@ -27496,14 +27939,14 @@
           <w:lang w:val="en-US" w:eastAsia="zh-CN"/>
         </w:rPr>
       </w:pPr>
-      <w:bookmarkStart w:id="30" w:name="_Toc11446"/>
-      <w:bookmarkStart w:id="31" w:name="_Toc3454"/>
+      <w:bookmarkStart w:id="30" w:name="_Toc149837270"/>
+      <w:bookmarkStart w:id="31" w:name="_Toc106294408"/>
       <w:bookmarkStart w:id="32" w:name="_Toc24734"/>
-      <w:bookmarkStart w:id="33" w:name="_Toc11362"/>
-      <w:bookmarkStart w:id="34" w:name="_Toc17216"/>
-      <w:bookmarkStart w:id="35" w:name="_Toc106294408"/>
-      <w:bookmarkStart w:id="36" w:name="_Toc149837270"/>
-      <w:bookmarkStart w:id="37" w:name="_Toc24483"/>
+      <w:bookmarkStart w:id="33" w:name="_Toc24483"/>
+      <w:bookmarkStart w:id="34" w:name="_Toc11362"/>
+      <w:bookmarkStart w:id="35" w:name="_Toc3454"/>
+      <w:bookmarkStart w:id="36" w:name="_Toc17216"/>
+      <w:bookmarkStart w:id="37" w:name="_Toc11446"/>
       <w:bookmarkStart w:id="38" w:name="_Toc23686"/>
       <w:r>
         <w:rPr>
@@ -27970,7 +28413,7 @@
               <w:widowControl/>
               <w:numPr>
                 <w:ilvl w:val="0"/>
-                <w:numId w:val="20"/>
+                <w:numId w:val="16"/>
               </w:numPr>
               <w:kinsoku/>
               <w:wordWrap/>
@@ -28040,7 +28483,7 @@
               <w:widowControl/>
               <w:numPr>
                 <w:ilvl w:val="0"/>
-                <w:numId w:val="20"/>
+                <w:numId w:val="16"/>
               </w:numPr>
               <w:kinsoku/>
               <w:wordWrap/>
@@ -28112,7 +28555,7 @@
               <w:widowControl/>
               <w:numPr>
                 <w:ilvl w:val="0"/>
-                <w:numId w:val="20"/>
+                <w:numId w:val="16"/>
               </w:numPr>
               <w:kinsoku/>
               <w:wordWrap/>
@@ -28202,7 +28645,7 @@
               <w:widowControl/>
               <w:numPr>
                 <w:ilvl w:val="0"/>
-                <w:numId w:val="20"/>
+                <w:numId w:val="16"/>
               </w:numPr>
               <w:kinsoku/>
               <w:wordWrap/>
@@ -28322,7 +28765,7 @@
               <w:widowControl/>
               <w:numPr>
                 <w:ilvl w:val="0"/>
-                <w:numId w:val="20"/>
+                <w:numId w:val="16"/>
               </w:numPr>
               <w:kinsoku/>
               <w:wordWrap/>
@@ -28380,7 +28823,7 @@
               <w:widowControl/>
               <w:numPr>
                 <w:ilvl w:val="0"/>
-                <w:numId w:val="20"/>
+                <w:numId w:val="16"/>
               </w:numPr>
               <w:kinsoku/>
               <w:wordWrap/>
@@ -28438,7 +28881,7 @@
               <w:widowControl/>
               <w:numPr>
                 <w:ilvl w:val="0"/>
-                <w:numId w:val="20"/>
+                <w:numId w:val="16"/>
               </w:numPr>
               <w:kinsoku/>
               <w:wordWrap/>
@@ -28489,7 +28932,7 @@
               <w:widowControl/>
               <w:numPr>
                 <w:ilvl w:val="0"/>
-                <w:numId w:val="20"/>
+                <w:numId w:val="16"/>
               </w:numPr>
               <w:kinsoku/>
               <w:wordWrap/>
@@ -28567,7 +29010,7 @@
               <w:widowControl/>
               <w:numPr>
                 <w:ilvl w:val="0"/>
-                <w:numId w:val="20"/>
+                <w:numId w:val="16"/>
               </w:numPr>
               <w:kinsoku/>
               <w:wordWrap/>
@@ -28645,7 +29088,7 @@
               <w:widowControl/>
               <w:numPr>
                 <w:ilvl w:val="0"/>
-                <w:numId w:val="20"/>
+                <w:numId w:val="16"/>
               </w:numPr>
               <w:kinsoku/>
               <w:wordWrap/>
@@ -28716,7 +29159,7 @@
               <w:widowControl/>
               <w:numPr>
                 <w:ilvl w:val="0"/>
-                <w:numId w:val="20"/>
+                <w:numId w:val="16"/>
               </w:numPr>
               <w:kinsoku/>
               <w:wordWrap/>
@@ -28856,7 +29299,7 @@
               <w:widowControl/>
               <w:numPr>
                 <w:ilvl w:val="0"/>
-                <w:numId w:val="20"/>
+                <w:numId w:val="16"/>
               </w:numPr>
               <w:kinsoku/>
               <w:wordWrap/>
@@ -28895,7 +29338,7 @@
               <w:widowControl/>
               <w:numPr>
                 <w:ilvl w:val="0"/>
-                <w:numId w:val="20"/>
+                <w:numId w:val="16"/>
               </w:numPr>
               <w:kinsoku/>
               <w:wordWrap/>
@@ -28953,7 +29396,7 @@
               <w:widowControl/>
               <w:numPr>
                 <w:ilvl w:val="0"/>
-                <w:numId w:val="20"/>
+                <w:numId w:val="16"/>
               </w:numPr>
               <w:kinsoku/>
               <w:wordWrap/>
@@ -29004,7 +29447,7 @@
               <w:widowControl/>
               <w:numPr>
                 <w:ilvl w:val="0"/>
-                <w:numId w:val="20"/>
+                <w:numId w:val="16"/>
               </w:numPr>
               <w:kinsoku/>
               <w:wordWrap/>
@@ -29063,7 +29506,7 @@
               <w:widowControl/>
               <w:numPr>
                 <w:ilvl w:val="0"/>
-                <w:numId w:val="20"/>
+                <w:numId w:val="16"/>
               </w:numPr>
               <w:kinsoku/>
               <w:wordWrap/>
@@ -29141,7 +29584,7 @@
               <w:widowControl/>
               <w:numPr>
                 <w:ilvl w:val="0"/>
-                <w:numId w:val="20"/>
+                <w:numId w:val="16"/>
               </w:numPr>
               <w:kinsoku/>
               <w:wordWrap/>
@@ -29212,7 +29655,7 @@
               <w:widowControl/>
               <w:numPr>
                 <w:ilvl w:val="0"/>
-                <w:numId w:val="20"/>
+                <w:numId w:val="16"/>
               </w:numPr>
               <w:kinsoku/>
               <w:wordWrap/>
@@ -29270,7 +29713,7 @@
               <w:widowControl/>
               <w:numPr>
                 <w:ilvl w:val="0"/>
-                <w:numId w:val="20"/>
+                <w:numId w:val="16"/>
               </w:numPr>
               <w:kinsoku/>
               <w:wordWrap/>
@@ -29428,7 +29871,7 @@
               <w:widowControl/>
               <w:numPr>
                 <w:ilvl w:val="0"/>
-                <w:numId w:val="20"/>
+                <w:numId w:val="16"/>
               </w:numPr>
               <w:kinsoku/>
               <w:wordWrap/>
@@ -29467,7 +29910,7 @@
               <w:widowControl/>
               <w:numPr>
                 <w:ilvl w:val="0"/>
-                <w:numId w:val="20"/>
+                <w:numId w:val="16"/>
               </w:numPr>
               <w:kinsoku/>
               <w:wordWrap/>
@@ -29518,7 +29961,7 @@
               <w:widowControl/>
               <w:numPr>
                 <w:ilvl w:val="0"/>
-                <w:numId w:val="20"/>
+                <w:numId w:val="16"/>
               </w:numPr>
               <w:kinsoku/>
               <w:wordWrap/>
@@ -29577,7 +30020,7 @@
               <w:widowControl/>
               <w:numPr>
                 <w:ilvl w:val="0"/>
-                <w:numId w:val="20"/>
+                <w:numId w:val="16"/>
               </w:numPr>
               <w:kinsoku/>
               <w:wordWrap/>
@@ -29636,7 +30079,7 @@
               <w:widowControl/>
               <w:numPr>
                 <w:ilvl w:val="0"/>
-                <w:numId w:val="20"/>
+                <w:numId w:val="16"/>
               </w:numPr>
               <w:kinsoku/>
               <w:wordWrap/>
@@ -29707,7 +30150,7 @@
               <w:widowControl/>
               <w:numPr>
                 <w:ilvl w:val="0"/>
-                <w:numId w:val="20"/>
+                <w:numId w:val="16"/>
               </w:numPr>
               <w:kinsoku/>
               <w:wordWrap/>
@@ -29827,7 +30270,7 @@
               <w:widowControl/>
               <w:numPr>
                 <w:ilvl w:val="0"/>
-                <w:numId w:val="20"/>
+                <w:numId w:val="16"/>
               </w:numPr>
               <w:kinsoku/>
               <w:wordWrap/>
@@ -29866,7 +30309,7 @@
               <w:widowControl/>
               <w:numPr>
                 <w:ilvl w:val="0"/>
-                <w:numId w:val="20"/>
+                <w:numId w:val="16"/>
               </w:numPr>
               <w:kinsoku/>
               <w:wordWrap/>
@@ -29917,7 +30360,7 @@
               <w:widowControl/>
               <w:numPr>
                 <w:ilvl w:val="0"/>
-                <w:numId w:val="20"/>
+                <w:numId w:val="16"/>
               </w:numPr>
               <w:kinsoku/>
               <w:wordWrap/>
@@ -29956,7 +30399,7 @@
               <w:widowControl/>
               <w:numPr>
                 <w:ilvl w:val="0"/>
-                <w:numId w:val="20"/>
+                <w:numId w:val="16"/>
               </w:numPr>
               <w:kinsoku/>
               <w:wordWrap/>
@@ -30007,7 +30450,7 @@
               <w:widowControl/>
               <w:numPr>
                 <w:ilvl w:val="0"/>
-                <w:numId w:val="20"/>
+                <w:numId w:val="16"/>
               </w:numPr>
               <w:kinsoku/>
               <w:wordWrap/>
@@ -31954,6 +32397,17 @@
     <w:p>
       <w:pPr>
         <w:widowControl w:val="0"/>
+        <w:spacing w:after="0" w:line="240" w:lineRule="auto"/>
+        <w:rPr>
+          <w:rFonts w:ascii="Times New Roman" w:hAnsi="Times New Roman" w:eastAsia="微软雅黑" w:cs="Times New Roman"/>
+          <w:highlight w:val="yellow"/>
+          <w:lang w:eastAsia="zh-CN"/>
+        </w:rPr>
+      </w:pPr>
+    </w:p>
+    <w:p>
+      <w:pPr>
+        <w:widowControl w:val="0"/>
         <w:spacing w:after="0" w:line="276" w:lineRule="auto"/>
         <w:ind w:right="448"/>
         <w:rPr>
@@ -32030,6 +32484,19 @@
     <w:p>
       <w:pPr>
         <w:widowControl w:val="0"/>
+        <w:spacing w:after="0" w:line="240" w:lineRule="auto"/>
+        <w:rPr>
+          <w:rFonts w:ascii="Times New Roman" w:hAnsi="Times New Roman" w:eastAsia="微软雅黑" w:cs="Times New Roman"/>
+          <w:bCs/>
+          <w:sz w:val="21"/>
+          <w:szCs w:val="21"/>
+          <w:lang w:eastAsia="zh-CN"/>
+        </w:rPr>
+      </w:pPr>
+    </w:p>
+    <w:p>
+      <w:pPr>
+        <w:widowControl w:val="0"/>
         <w:spacing w:after="0" w:line="276" w:lineRule="auto"/>
         <w:ind w:right="448"/>
         <w:rPr>
@@ -32055,23 +32522,10 @@
     </w:p>
     <w:p>
       <w:pPr>
-        <w:keepNext w:val="0"/>
-        <w:keepLines w:val="0"/>
-        <w:pageBreakBefore w:val="0"/>
         <w:widowControl w:val="0"/>
-        <w:kinsoku/>
-        <w:wordWrap/>
-        <w:overflowPunct/>
-        <w:topLinePunct w:val="0"/>
-        <w:autoSpaceDE/>
-        <w:autoSpaceDN/>
-        <w:bidi w:val="0"/>
-        <w:adjustRightInd/>
-        <w:snapToGrid/>
         <w:spacing w:after="0" w:line="276" w:lineRule="auto"/>
         <w:ind w:firstLine="420" w:firstLineChars="200"/>
         <w:jc w:val="both"/>
-        <w:textAlignment w:val="auto"/>
         <w:rPr>
           <w:rFonts w:ascii="Times New Roman" w:hAnsi="Times New Roman" w:eastAsia="微软雅黑" w:cs="Times New Roman"/>
           <w:bCs/>
@@ -32093,22 +32547,8 @@
     </w:p>
     <w:p>
       <w:pPr>
-        <w:keepNext w:val="0"/>
-        <w:keepLines w:val="0"/>
-        <w:pageBreakBefore w:val="0"/>
-        <w:kinsoku/>
-        <w:wordWrap/>
-        <w:overflowPunct/>
-        <w:topLinePunct w:val="0"/>
-        <w:autoSpaceDE/>
-        <w:autoSpaceDN/>
-        <w:bidi w:val="0"/>
-        <w:adjustRightInd/>
-        <w:snapToGrid/>
         <w:spacing w:after="0"/>
-        <w:ind w:firstLine="420" w:firstLineChars="200"/>
         <w:jc w:val="both"/>
-        <w:textAlignment w:val="auto"/>
         <w:rPr>
           <w:rFonts w:hint="eastAsia" w:ascii="Times New Roman" w:hAnsi="Times New Roman" w:eastAsia="微软雅黑" w:cs="Times New Roman"/>
           <w:bCs/>
@@ -32130,22 +32570,8 @@
     </w:p>
     <w:p>
       <w:pPr>
-        <w:keepNext w:val="0"/>
-        <w:keepLines w:val="0"/>
-        <w:pageBreakBefore w:val="0"/>
-        <w:kinsoku/>
-        <w:wordWrap/>
-        <w:overflowPunct/>
-        <w:topLinePunct w:val="0"/>
-        <w:autoSpaceDE/>
-        <w:autoSpaceDN/>
-        <w:bidi w:val="0"/>
-        <w:adjustRightInd/>
-        <w:snapToGrid/>
         <w:spacing w:after="0"/>
-        <w:ind w:firstLine="420" w:firstLineChars="200"/>
         <w:jc w:val="both"/>
-        <w:textAlignment w:val="auto"/>
         <w:rPr>
           <w:rFonts w:hint="eastAsia" w:ascii="Times New Roman" w:hAnsi="Times New Roman" w:eastAsia="微软雅黑" w:cs="Times New Roman"/>
           <w:bCs/>
@@ -32240,12 +32666,6 @@
             <w:insideH w:val="single" w:color="auto" w:sz="4" w:space="0"/>
             <w:insideV w:val="single" w:color="auto" w:sz="4" w:space="0"/>
           </w:tblBorders>
-          <w:tblCellMar>
-            <w:top w:w="0" w:type="dxa"/>
-            <w:left w:w="108" w:type="dxa"/>
-            <w:bottom w:w="0" w:type="dxa"/>
-            <w:right w:w="108" w:type="dxa"/>
-          </w:tblCellMar>
         </w:tblPrEx>
         <w:trPr>
           <w:jc w:val="center"/>
@@ -32288,7 +32708,43 @@
                 <w:szCs w:val="18"/>
                 <w:lang w:eastAsia="zh-CN"/>
               </w:rPr>
-              <w:t>{%tr for Gene in gene.genes | genes(8,18,True) %}</w:t>
+              <w:t xml:space="preserve">{%tr for Gene in </w:t>
+            </w:r>
+            <w:r>
+              <w:rPr>
+                <w:rFonts w:hint="eastAsia" w:ascii="Times New Roman" w:hAnsi="Times New Roman" w:eastAsia="微软雅黑" w:cs="Times New Roman"/>
+                <w:sz w:val="18"/>
+                <w:szCs w:val="18"/>
+                <w:lang w:eastAsia="zh-CN" w:bidi="ar"/>
+              </w:rPr>
+              <w:t>gene.genes</w:t>
+            </w:r>
+            <w:r>
+              <w:rPr>
+                <w:rFonts w:hint="eastAsia" w:ascii="Times New Roman" w:hAnsi="Times New Roman" w:eastAsia="微软雅黑" w:cs="Times New Roman"/>
+                <w:sz w:val="18"/>
+                <w:szCs w:val="18"/>
+                <w:lang w:eastAsia="zh-CN"/>
+              </w:rPr>
+              <w:t xml:space="preserve"> | red(</w:t>
+            </w:r>
+            <w:r>
+              <w:rPr>
+                <w:rFonts w:hint="eastAsia" w:ascii="Times New Roman" w:hAnsi="Times New Roman" w:eastAsia="微软雅黑" w:cs="Times New Roman"/>
+                <w:sz w:val="18"/>
+                <w:szCs w:val="18"/>
+                <w:lang w:val="en-US" w:eastAsia="zh-CN"/>
+              </w:rPr>
+              <w:t>8</w:t>
+            </w:r>
+            <w:r>
+              <w:rPr>
+                <w:rFonts w:hint="eastAsia" w:ascii="Times New Roman" w:hAnsi="Times New Roman" w:eastAsia="微软雅黑" w:cs="Times New Roman"/>
+                <w:sz w:val="18"/>
+                <w:szCs w:val="18"/>
+                <w:lang w:eastAsia="zh-CN"/>
+              </w:rPr>
+              <w:t>,18,True) %}</w:t>
             </w:r>
           </w:p>
         </w:tc>
@@ -32333,7 +32789,7 @@
               <w:bidi w:val="0"/>
               <w:adjustRightInd/>
               <w:snapToGrid/>
-              <w:spacing w:after="0" w:line="240" w:lineRule="auto"/>
+              <w:spacing w:after="0"/>
               <w:jc w:val="center"/>
               <w:textAlignment w:val="auto"/>
               <w:rPr>
@@ -32376,7 +32832,7 @@
               <w:bidi w:val="0"/>
               <w:adjustRightInd/>
               <w:snapToGrid/>
-              <w:spacing w:after="0" w:line="240" w:lineRule="auto"/>
+              <w:spacing w:after="0"/>
               <w:jc w:val="center"/>
               <w:textAlignment w:val="auto"/>
               <w:rPr>
@@ -32419,7 +32875,7 @@
               <w:bidi w:val="0"/>
               <w:adjustRightInd/>
               <w:snapToGrid/>
-              <w:spacing w:after="0" w:line="240" w:lineRule="auto"/>
+              <w:spacing w:after="0"/>
               <w:jc w:val="center"/>
               <w:textAlignment w:val="auto"/>
               <w:rPr>
@@ -32462,7 +32918,7 @@
               <w:bidi w:val="0"/>
               <w:adjustRightInd/>
               <w:snapToGrid/>
-              <w:spacing w:after="0" w:line="240" w:lineRule="auto"/>
+              <w:spacing w:after="0"/>
               <w:jc w:val="center"/>
               <w:textAlignment w:val="auto"/>
               <w:rPr>
@@ -32505,7 +32961,7 @@
               <w:bidi w:val="0"/>
               <w:adjustRightInd/>
               <w:snapToGrid/>
-              <w:spacing w:after="0" w:line="240" w:lineRule="auto"/>
+              <w:spacing w:after="0"/>
               <w:jc w:val="center"/>
               <w:textAlignment w:val="auto"/>
               <w:rPr>
@@ -32548,7 +33004,7 @@
               <w:bidi w:val="0"/>
               <w:adjustRightInd/>
               <w:snapToGrid/>
-              <w:spacing w:after="0" w:line="240" w:lineRule="auto"/>
+              <w:spacing w:after="0"/>
               <w:jc w:val="center"/>
               <w:textAlignment w:val="auto"/>
               <w:rPr>
@@ -32591,7 +33047,7 @@
               <w:bidi w:val="0"/>
               <w:adjustRightInd/>
               <w:snapToGrid/>
-              <w:spacing w:after="0" w:line="240" w:lineRule="auto"/>
+              <w:spacing w:after="0"/>
               <w:jc w:val="center"/>
               <w:textAlignment w:val="auto"/>
               <w:rPr>
@@ -32654,7 +33110,7 @@
               <w:bidi w:val="0"/>
               <w:adjustRightInd/>
               <w:snapToGrid/>
-              <w:spacing w:after="0" w:line="240" w:lineRule="auto"/>
+              <w:spacing w:after="0"/>
               <w:jc w:val="center"/>
               <w:textAlignment w:val="auto"/>
               <w:rPr>
@@ -32774,11 +33230,9 @@
           <w:lang w:eastAsia="zh-CN"/>
         </w:rPr>
       </w:pPr>
-      <w:bookmarkStart w:id="39" w:name="_GoBack"/>
-      <w:bookmarkEnd w:id="39"/>
     </w:p>
     <w:sectPr>
-      <w:headerReference r:id="rId9" w:type="default"/>
+      <w:headerReference r:id="rId7" w:type="default"/>
       <w:pgSz w:w="11900" w:h="16840"/>
       <w:pgMar w:top="1440" w:right="1134" w:bottom="1440" w:left="1134" w:header="720" w:footer="720" w:gutter="0"/>
       <w:pgBorders>
@@ -32787,7 +33241,6 @@
         <w:bottom w:val="none" w:sz="0" w:space="0"/>
         <w:right w:val="none" w:sz="0" w:space="0"/>
       </w:pgBorders>
-      <w:pgNumType w:fmt="decimal"/>
       <w:cols w:space="720" w:num="1"/>
       <w:docGrid w:linePitch="360" w:charSpace="0"/>
     </w:sectPr>
@@ -32824,393 +33277,47 @@
 <w:ftr xmlns:wpc="http://schemas.microsoft.com/office/word/2010/wordprocessingCanvas" xmlns:mc="http://schemas.openxmlformats.org/markup-compatibility/2006" xmlns:o="urn:schemas-microsoft-com:office:office" xmlns:r="http://schemas.openxmlformats.org/officeDocument/2006/relationships" xmlns:m="http://schemas.openxmlformats.org/officeDocument/2006/math" xmlns:v="urn:schemas-microsoft-com:vml" xmlns:wp14="http://schemas.microsoft.com/office/word/2010/wordprocessingDrawing" xmlns:wp="http://schemas.openxmlformats.org/drawingml/2006/wordprocessingDrawing" xmlns:w10="urn:schemas-microsoft-com:office:word" xmlns:w="http://schemas.openxmlformats.org/wordprocessingml/2006/main" xmlns:w14="http://schemas.microsoft.com/office/word/2010/wordml" xmlns:w15="http://schemas.microsoft.com/office/word/2012/wordml" xmlns:wpg="http://schemas.microsoft.com/office/word/2010/wordprocessingGroup" xmlns:wpi="http://schemas.microsoft.com/office/word/2010/wordprocessingInk" xmlns:wne="http://schemas.microsoft.com/office/word/2006/wordml" xmlns:wps="http://schemas.microsoft.com/office/word/2010/wordprocessingShape" xmlns:wpsCustomData="http://www.wps.cn/officeDocument/2013/wpsCustomData" mc:Ignorable="w14 w15 wp14">
   <w:p>
     <w:pPr>
-      <w:jc w:val="left"/>
+      <w:jc w:val="center"/>
     </w:pPr>
     <w:r>
       <w:rPr>
-        <w:sz w:val="22"/>
+        <w:rFonts w:ascii="微软雅黑" w:hAnsi="微软雅黑" w:eastAsia="微软雅黑"/>
+        <w:b/>
+        <w:sz w:val="20"/>
       </w:rPr>
-      <mc:AlternateContent>
-        <mc:Choice Requires="wps">
-          <w:drawing>
-            <wp:anchor distT="0" distB="0" distL="114300" distR="114300" simplePos="0" relativeHeight="251659264" behindDoc="0" locked="0" layoutInCell="1" allowOverlap="1">
-              <wp:simplePos x="0" y="0"/>
-              <wp:positionH relativeFrom="margin">
-                <wp:posOffset>2940685</wp:posOffset>
-              </wp:positionH>
-              <wp:positionV relativeFrom="paragraph">
-                <wp:posOffset>-27305</wp:posOffset>
-              </wp:positionV>
-              <wp:extent cx="297815" cy="1828800"/>
-              <wp:effectExtent l="0" t="0" r="0" b="0"/>
-              <wp:wrapNone/>
-              <wp:docPr id="5" name="文本框 5"/>
-              <wp:cNvGraphicFramePr/>
-              <a:graphic xmlns:a="http://schemas.openxmlformats.org/drawingml/2006/main">
-                <a:graphicData uri="http://schemas.microsoft.com/office/word/2010/wordprocessingShape">
-                  <wps:wsp>
-                    <wps:cNvSpPr txBox="1"/>
-                    <wps:spPr>
-                      <a:xfrm>
-                        <a:off x="0" y="0"/>
-                        <a:ext cx="297815" cy="1828800"/>
-                      </a:xfrm>
-                      <a:prstGeom prst="rect">
-                        <a:avLst/>
-                      </a:prstGeom>
-                      <a:noFill/>
-                      <a:ln w="6350">
-                        <a:noFill/>
-                      </a:ln>
-                    </wps:spPr>
-                    <wps:style>
-                      <a:lnRef idx="0">
-                        <a:schemeClr val="accent1"/>
-                      </a:lnRef>
-                      <a:fillRef idx="0">
-                        <a:schemeClr val="accent1"/>
-                      </a:fillRef>
-                      <a:effectRef idx="0">
-                        <a:schemeClr val="accent1"/>
-                      </a:effectRef>
-                      <a:fontRef idx="minor">
-                        <a:schemeClr val="dk1"/>
-                      </a:fontRef>
-                    </wps:style>
-                    <wps:txbx>
-                      <w:txbxContent>
-                        <w:p>
-                          <w:pPr>
-                            <w:jc w:val="center"/>
-                          </w:pPr>
-                          <w:r>
-                            <w:rPr>
-                              <w:rFonts w:ascii="微软雅黑" w:hAnsi="微软雅黑" w:eastAsia="微软雅黑"/>
-                              <w:b/>
-                              <w:sz w:val="20"/>
-                            </w:rPr>
-                            <w:fldChar w:fldCharType="begin"/>
-                          </w:r>
-                          <w:r>
-                            <w:rPr>
-                              <w:rFonts w:ascii="微软雅黑" w:hAnsi="微软雅黑" w:eastAsia="微软雅黑"/>
-                              <w:b/>
-                              <w:sz w:val="20"/>
-                            </w:rPr>
-                            <w:instrText xml:space="preserve">PAGE</w:instrText>
-                          </w:r>
-                          <w:r>
-                            <w:rPr>
-                              <w:rFonts w:ascii="微软雅黑" w:hAnsi="微软雅黑" w:eastAsia="微软雅黑"/>
-                              <w:b/>
-                              <w:sz w:val="20"/>
-                            </w:rPr>
-                            <w:fldChar w:fldCharType="separate"/>
-                          </w:r>
-                          <w:r>
-                            <w:rPr>
-                              <w:rFonts w:hint="eastAsia" w:ascii="微软雅黑" w:hAnsi="微软雅黑" w:eastAsia="微软雅黑"/>
-                              <w:b/>
-                              <w:sz w:val="20"/>
-                            </w:rPr>
-                            <w:t>1</w:t>
-                          </w:r>
-                          <w:r>
-                            <w:rPr>
-                              <w:rFonts w:ascii="微软雅黑" w:hAnsi="微软雅黑" w:eastAsia="微软雅黑"/>
-                              <w:b/>
-                              <w:sz w:val="20"/>
-                            </w:rPr>
-                            <w:fldChar w:fldCharType="end"/>
-                          </w:r>
-                        </w:p>
-                      </w:txbxContent>
-                    </wps:txbx>
-                    <wps:bodyPr rot="0" spcFirstLastPara="0" vertOverflow="overflow" horzOverflow="overflow" vert="horz" wrap="square" lIns="0" tIns="0" rIns="0" bIns="0" numCol="1" spcCol="0" rtlCol="0" fromWordArt="0" anchor="t" anchorCtr="0" forceAA="0" upright="0" compatLnSpc="1">
-                      <a:spAutoFit/>
-                    </wps:bodyPr>
-                  </wps:wsp>
-                </a:graphicData>
-              </a:graphic>
-            </wp:anchor>
-          </w:drawing>
-        </mc:Choice>
-        <mc:Fallback>
-          <w:pict>
-            <v:shape id="_x0000_s1026" o:spid="_x0000_s1026" o:spt="202" type="#_x0000_t202" style="position:absolute;left:0pt;margin-left:231.55pt;margin-top:-2.15pt;height:144pt;width:23.45pt;mso-position-horizontal-relative:margin;z-index:251659264;mso-width-relative:page;mso-height-relative:page;" filled="f" stroked="f" coordsize="21600,21600" o:gfxdata="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">
-              <v:fill on="f" focussize="0,0"/>
-              <v:stroke on="f" weight="0.5pt"/>
-              <v:imagedata o:title=""/>
-              <o:lock v:ext="edit" aspectratio="f"/>
-              <v:textbox inset="0mm,0mm,0mm,0mm" style="mso-fit-shape-to-text:t;">
-                <w:txbxContent>
-                  <w:p>
-                    <w:pPr>
-                      <w:jc w:val="center"/>
-                    </w:pPr>
-                    <w:r>
-                      <w:rPr>
-                        <w:rFonts w:ascii="微软雅黑" w:hAnsi="微软雅黑" w:eastAsia="微软雅黑"/>
-                        <w:b/>
-                        <w:sz w:val="20"/>
-                      </w:rPr>
-                      <w:fldChar w:fldCharType="begin"/>
-                    </w:r>
-                    <w:r>
-                      <w:rPr>
-                        <w:rFonts w:ascii="微软雅黑" w:hAnsi="微软雅黑" w:eastAsia="微软雅黑"/>
-                        <w:b/>
-                        <w:sz w:val="20"/>
-                      </w:rPr>
-                      <w:instrText xml:space="preserve">PAGE</w:instrText>
-                    </w:r>
-                    <w:r>
-                      <w:rPr>
-                        <w:rFonts w:ascii="微软雅黑" w:hAnsi="微软雅黑" w:eastAsia="微软雅黑"/>
-                        <w:b/>
-                        <w:sz w:val="20"/>
-                      </w:rPr>
-                      <w:fldChar w:fldCharType="separate"/>
-                    </w:r>
-                    <w:r>
-                      <w:rPr>
-                        <w:rFonts w:hint="eastAsia" w:ascii="微软雅黑" w:hAnsi="微软雅黑" w:eastAsia="微软雅黑"/>
-                        <w:b/>
-                        <w:sz w:val="20"/>
-                      </w:rPr>
-                      <w:t>1</w:t>
-                    </w:r>
-                    <w:r>
-                      <w:rPr>
-                        <w:rFonts w:ascii="微软雅黑" w:hAnsi="微软雅黑" w:eastAsia="微软雅黑"/>
-                        <w:b/>
-                        <w:sz w:val="20"/>
-                      </w:rPr>
-                      <w:fldChar w:fldCharType="end"/>
-                    </w:r>
-                  </w:p>
-                </w:txbxContent>
-              </v:textbox>
-            </v:shape>
-          </w:pict>
-        </mc:Fallback>
-      </mc:AlternateContent>
+      <w:fldChar w:fldCharType="begin"/>
     </w:r>
-  </w:p>
-</w:ftr>
-</file>
-
-<file path=word/footer2.xml><?xml version="1.0" encoding="utf-8"?>
-<w:ftr xmlns:wpc="http://schemas.microsoft.com/office/word/2010/wordprocessingCanvas" xmlns:mc="http://schemas.openxmlformats.org/markup-compatibility/2006" xmlns:o="urn:schemas-microsoft-com:office:office" xmlns:r="http://schemas.openxmlformats.org/officeDocument/2006/relationships" xmlns:m="http://schemas.openxmlformats.org/officeDocument/2006/math" xmlns:v="urn:schemas-microsoft-com:vml" xmlns:wp14="http://schemas.microsoft.com/office/word/2010/wordprocessingDrawing" xmlns:wp="http://schemas.openxmlformats.org/drawingml/2006/wordprocessingDrawing" xmlns:w10="urn:schemas-microsoft-com:office:word" xmlns:w="http://schemas.openxmlformats.org/wordprocessingml/2006/main" xmlns:w14="http://schemas.microsoft.com/office/word/2010/wordml" xmlns:w15="http://schemas.microsoft.com/office/word/2012/wordml" xmlns:wpg="http://schemas.microsoft.com/office/word/2010/wordprocessingGroup" xmlns:wpi="http://schemas.microsoft.com/office/word/2010/wordprocessingInk" xmlns:wne="http://schemas.microsoft.com/office/word/2006/wordml" xmlns:wps="http://schemas.microsoft.com/office/word/2010/wordprocessingShape" xmlns:wpsCustomData="http://www.wps.cn/officeDocument/2013/wpsCustomData" mc:Ignorable="w14 w15 wp14">
-  <w:p>
-    <w:pPr>
-      <w:pStyle w:val="24"/>
-    </w:pPr>
     <w:r>
       <w:rPr>
-        <w:sz w:val="22"/>
+        <w:rFonts w:ascii="微软雅黑" w:hAnsi="微软雅黑" w:eastAsia="微软雅黑"/>
+        <w:b/>
+        <w:sz w:val="20"/>
       </w:rPr>
-      <mc:AlternateContent>
-        <mc:Choice Requires="wps">
-          <w:drawing>
-            <wp:anchor distT="0" distB="0" distL="114300" distR="114300" simplePos="0" relativeHeight="251660288" behindDoc="0" locked="0" layoutInCell="1" allowOverlap="1">
-              <wp:simplePos x="0" y="0"/>
-              <wp:positionH relativeFrom="margin">
-                <wp:posOffset>2581275</wp:posOffset>
-              </wp:positionH>
-              <wp:positionV relativeFrom="paragraph">
-                <wp:posOffset>-159385</wp:posOffset>
-              </wp:positionV>
-              <wp:extent cx="895985" cy="1828800"/>
-              <wp:effectExtent l="0" t="0" r="0" b="0"/>
-              <wp:wrapNone/>
-              <wp:docPr id="6" name="文本框 6"/>
-              <wp:cNvGraphicFramePr/>
-              <a:graphic xmlns:a="http://schemas.openxmlformats.org/drawingml/2006/main">
-                <a:graphicData uri="http://schemas.microsoft.com/office/word/2010/wordprocessingShape">
-                  <wps:wsp>
-                    <wps:cNvSpPr txBox="1"/>
-                    <wps:spPr>
-                      <a:xfrm>
-                        <a:off x="0" y="0"/>
-                        <a:ext cx="895985" cy="1828800"/>
-                      </a:xfrm>
-                      <a:prstGeom prst="rect">
-                        <a:avLst/>
-                      </a:prstGeom>
-                      <a:noFill/>
-                      <a:ln w="6350">
-                        <a:noFill/>
-                      </a:ln>
-                    </wps:spPr>
-                    <wps:style>
-                      <a:lnRef idx="0">
-                        <a:schemeClr val="accent1"/>
-                      </a:lnRef>
-                      <a:fillRef idx="0">
-                        <a:schemeClr val="accent1"/>
-                      </a:fillRef>
-                      <a:effectRef idx="0">
-                        <a:schemeClr val="accent1"/>
-                      </a:effectRef>
-                      <a:fontRef idx="minor">
-                        <a:schemeClr val="dk1"/>
-                      </a:fontRef>
-                    </wps:style>
-                    <wps:txbx>
-                      <w:txbxContent>
-                        <w:p>
-                          <w:pPr>
-                            <w:pStyle w:val="24"/>
-                            <w:jc w:val="center"/>
-                            <w:rPr>
-                              <w:rFonts w:hint="eastAsia" w:ascii="微软雅黑" w:hAnsi="微软雅黑" w:eastAsia="微软雅黑" w:cs="微软雅黑"/>
-                              <w:b/>
-                              <w:bCs/>
-                              <w:sz w:val="20"/>
-                              <w:szCs w:val="20"/>
-                            </w:rPr>
-                          </w:pPr>
-                          <w:r>
-                            <w:rPr>
-                              <w:rFonts w:hint="eastAsia" w:ascii="微软雅黑" w:hAnsi="微软雅黑" w:eastAsia="微软雅黑" w:cs="微软雅黑"/>
-                              <w:b/>
-                              <w:bCs/>
-                              <w:sz w:val="20"/>
-                              <w:szCs w:val="20"/>
-                            </w:rPr>
-                            <w:fldChar w:fldCharType="begin"/>
-                          </w:r>
-                          <w:r>
-                            <w:rPr>
-                              <w:rFonts w:hint="eastAsia" w:ascii="微软雅黑" w:hAnsi="微软雅黑" w:eastAsia="微软雅黑" w:cs="微软雅黑"/>
-                              <w:b/>
-                              <w:bCs/>
-                              <w:sz w:val="20"/>
-                              <w:szCs w:val="20"/>
-                            </w:rPr>
-                            <w:instrText xml:space="preserve"> PAGE  \* MERGEFORMAT </w:instrText>
-                          </w:r>
-                          <w:r>
-                            <w:rPr>
-                              <w:rFonts w:hint="eastAsia" w:ascii="微软雅黑" w:hAnsi="微软雅黑" w:eastAsia="微软雅黑" w:cs="微软雅黑"/>
-                              <w:b/>
-                              <w:bCs/>
-                              <w:sz w:val="20"/>
-                              <w:szCs w:val="20"/>
-                            </w:rPr>
-                            <w:fldChar w:fldCharType="separate"/>
-                          </w:r>
-                          <w:r>
-                            <w:rPr>
-                              <w:rFonts w:hint="eastAsia" w:ascii="微软雅黑" w:hAnsi="微软雅黑" w:eastAsia="微软雅黑" w:cs="微软雅黑"/>
-                              <w:b/>
-                              <w:bCs/>
-                              <w:sz w:val="20"/>
-                              <w:szCs w:val="20"/>
-                            </w:rPr>
-                            <w:t>1</w:t>
-                          </w:r>
-                          <w:r>
-                            <w:rPr>
-                              <w:rFonts w:hint="eastAsia" w:ascii="微软雅黑" w:hAnsi="微软雅黑" w:eastAsia="微软雅黑" w:cs="微软雅黑"/>
-                              <w:b/>
-                              <w:bCs/>
-                              <w:sz w:val="20"/>
-                              <w:szCs w:val="20"/>
-                            </w:rPr>
-                            <w:fldChar w:fldCharType="end"/>
-                          </w:r>
-                        </w:p>
-                      </w:txbxContent>
-                    </wps:txbx>
-                    <wps:bodyPr rot="0" spcFirstLastPara="0" vertOverflow="overflow" horzOverflow="overflow" vert="horz" wrap="square" lIns="0" tIns="0" rIns="0" bIns="0" numCol="1" spcCol="0" rtlCol="0" fromWordArt="0" anchor="t" anchorCtr="0" forceAA="0" upright="0" compatLnSpc="1">
-                      <a:spAutoFit/>
-                    </wps:bodyPr>
-                  </wps:wsp>
-                </a:graphicData>
-              </a:graphic>
-            </wp:anchor>
-          </w:drawing>
-        </mc:Choice>
-        <mc:Fallback>
-          <w:pict>
-            <v:shape id="_x0000_s1026" o:spid="_x0000_s1026" o:spt="202" type="#_x0000_t202" style="position:absolute;left:0pt;margin-left:203.25pt;margin-top:-12.55pt;height:144pt;width:70.55pt;mso-position-horizontal-relative:margin;z-index:251660288;mso-width-relative:page;mso-height-relative:page;" filled="f" stroked="f" coordsize="21600,21600" o:gfxdata="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">
-              <v:fill on="f" focussize="0,0"/>
-              <v:stroke on="f" weight="0.5pt"/>
-              <v:imagedata o:title=""/>
-              <o:lock v:ext="edit" aspectratio="f"/>
-              <v:textbox inset="0mm,0mm,0mm,0mm" style="mso-fit-shape-to-text:t;">
-                <w:txbxContent>
-                  <w:p>
-                    <w:pPr>
-                      <w:pStyle w:val="24"/>
-                      <w:jc w:val="center"/>
-                      <w:rPr>
-                        <w:rFonts w:hint="eastAsia" w:ascii="微软雅黑" w:hAnsi="微软雅黑" w:eastAsia="微软雅黑" w:cs="微软雅黑"/>
-                        <w:b/>
-                        <w:bCs/>
-                        <w:sz w:val="20"/>
-                        <w:szCs w:val="20"/>
-                      </w:rPr>
-                    </w:pPr>
-                    <w:r>
-                      <w:rPr>
-                        <w:rFonts w:hint="eastAsia" w:ascii="微软雅黑" w:hAnsi="微软雅黑" w:eastAsia="微软雅黑" w:cs="微软雅黑"/>
-                        <w:b/>
-                        <w:bCs/>
-                        <w:sz w:val="20"/>
-                        <w:szCs w:val="20"/>
-                      </w:rPr>
-                      <w:fldChar w:fldCharType="begin"/>
-                    </w:r>
-                    <w:r>
-                      <w:rPr>
-                        <w:rFonts w:hint="eastAsia" w:ascii="微软雅黑" w:hAnsi="微软雅黑" w:eastAsia="微软雅黑" w:cs="微软雅黑"/>
-                        <w:b/>
-                        <w:bCs/>
-                        <w:sz w:val="20"/>
-                        <w:szCs w:val="20"/>
-                      </w:rPr>
-                      <w:instrText xml:space="preserve"> PAGE  \* MERGEFORMAT </w:instrText>
-                    </w:r>
-                    <w:r>
-                      <w:rPr>
-                        <w:rFonts w:hint="eastAsia" w:ascii="微软雅黑" w:hAnsi="微软雅黑" w:eastAsia="微软雅黑" w:cs="微软雅黑"/>
-                        <w:b/>
-                        <w:bCs/>
-                        <w:sz w:val="20"/>
-                        <w:szCs w:val="20"/>
-                      </w:rPr>
-                      <w:fldChar w:fldCharType="separate"/>
-                    </w:r>
-                    <w:r>
-                      <w:rPr>
-                        <w:rFonts w:hint="eastAsia" w:ascii="微软雅黑" w:hAnsi="微软雅黑" w:eastAsia="微软雅黑" w:cs="微软雅黑"/>
-                        <w:b/>
-                        <w:bCs/>
-                        <w:sz w:val="20"/>
-                        <w:szCs w:val="20"/>
-                      </w:rPr>
-                      <w:t>1</w:t>
-                    </w:r>
-                    <w:r>
-                      <w:rPr>
-                        <w:rFonts w:hint="eastAsia" w:ascii="微软雅黑" w:hAnsi="微软雅黑" w:eastAsia="微软雅黑" w:cs="微软雅黑"/>
-                        <w:b/>
-                        <w:bCs/>
-                        <w:sz w:val="20"/>
-                        <w:szCs w:val="20"/>
-                      </w:rPr>
-                      <w:fldChar w:fldCharType="end"/>
-                    </w:r>
-                  </w:p>
-                </w:txbxContent>
-              </v:textbox>
-            </v:shape>
-          </w:pict>
-        </mc:Fallback>
-      </mc:AlternateContent>
+      <w:instrText xml:space="preserve">PAGE</w:instrText>
+    </w:r>
+    <w:r>
+      <w:rPr>
+        <w:rFonts w:ascii="微软雅黑" w:hAnsi="微软雅黑" w:eastAsia="微软雅黑"/>
+        <w:b/>
+        <w:sz w:val="20"/>
+      </w:rPr>
+      <w:fldChar w:fldCharType="separate"/>
+    </w:r>
+    <w:r>
+      <w:rPr>
+        <w:rFonts w:hint="eastAsia" w:ascii="微软雅黑" w:hAnsi="微软雅黑" w:eastAsia="微软雅黑"/>
+        <w:b/>
+        <w:sz w:val="20"/>
+      </w:rPr>
+      <w:t>1</w:t>
+    </w:r>
+    <w:r>
+      <w:rPr>
+        <w:rFonts w:ascii="微软雅黑" w:hAnsi="微软雅黑" w:eastAsia="微软雅黑"/>
+        <w:b/>
+        <w:sz w:val="20"/>
+      </w:rPr>
+      <w:fldChar w:fldCharType="end"/>
     </w:r>
   </w:p>
 </w:ftr>
@@ -33322,91 +33429,6 @@
       <w:drawing>
         <wp:inline distT="0" distB="0" distL="114300" distR="114300">
           <wp:extent cx="3700780" cy="719455"/>
-          <wp:effectExtent l="0" t="0" r="2540" b="12065"/>
-          <wp:docPr id="4" name="Picture 1"/>
-          <wp:cNvGraphicFramePr>
-            <a:graphicFrameLocks xmlns:a="http://schemas.openxmlformats.org/drawingml/2006/main" noChangeAspect="1"/>
-          </wp:cNvGraphicFramePr>
-          <a:graphic xmlns:a="http://schemas.openxmlformats.org/drawingml/2006/main">
-            <a:graphicData uri="http://schemas.openxmlformats.org/drawingml/2006/picture">
-              <pic:pic xmlns:pic="http://schemas.openxmlformats.org/drawingml/2006/picture">
-                <pic:nvPicPr>
-                  <pic:cNvPr id="4" name="Picture 1"/>
-                  <pic:cNvPicPr>
-                    <a:picLocks noChangeAspect="1"/>
-                  </pic:cNvPicPr>
-                </pic:nvPicPr>
-                <pic:blipFill>
-                  <a:blip r:embed="rId1"/>
-                  <a:stretch>
-                    <a:fillRect/>
-                  </a:stretch>
-                </pic:blipFill>
-                <pic:spPr>
-                  <a:xfrm>
-                    <a:off x="0" y="0"/>
-                    <a:ext cx="3701408" cy="720000"/>
-                  </a:xfrm>
-                  <a:prstGeom prst="rect">
-                    <a:avLst/>
-                  </a:prstGeom>
-                </pic:spPr>
-              </pic:pic>
-            </a:graphicData>
-          </a:graphic>
-        </wp:inline>
-      </w:drawing>
-    </w:r>
-  </w:p>
-  <w:p>
-    <w:pPr>
-      <w:pStyle w:val="25"/>
-      <w:jc w:val="center"/>
-    </w:pPr>
-    <w:r>
-      <w:rPr>
-        <w:rFonts w:hint="eastAsia" w:ascii="宋体" w:hAnsi="宋体" w:eastAsia="宋体"/>
-        <w:b/>
-        <w:sz w:val="28"/>
-        <w:lang w:val="en-US" w:eastAsia="zh-CN"/>
-      </w:rPr>
-      <w:t>分子病理</w:t>
-    </w:r>
-    <w:r>
-      <w:rPr>
-        <w:rFonts w:ascii="宋体" w:hAnsi="宋体" w:eastAsia="宋体"/>
-        <w:b/>
-        <w:sz w:val="28"/>
-      </w:rPr>
-      <w:t>基因检测报告单</w:t>
-    </w:r>
-  </w:p>
-</w:hdr>
-</file>
-
-<file path=word/header3.xml><?xml version="1.0" encoding="utf-8"?>
-<w:hdr xmlns:wpc="http://schemas.microsoft.com/office/word/2010/wordprocessingCanvas" xmlns:mc="http://schemas.openxmlformats.org/markup-compatibility/2006" xmlns:o="urn:schemas-microsoft-com:office:office" xmlns:r="http://schemas.openxmlformats.org/officeDocument/2006/relationships" xmlns:m="http://schemas.openxmlformats.org/officeDocument/2006/math" xmlns:v="urn:schemas-microsoft-com:vml" xmlns:wp14="http://schemas.microsoft.com/office/word/2010/wordprocessingDrawing" xmlns:wp="http://schemas.openxmlformats.org/drawingml/2006/wordprocessingDrawing" xmlns:w10="urn:schemas-microsoft-com:office:word" xmlns:w="http://schemas.openxmlformats.org/wordprocessingml/2006/main" xmlns:w14="http://schemas.microsoft.com/office/word/2010/wordml" xmlns:w15="http://schemas.microsoft.com/office/word/2012/wordml" xmlns:wpg="http://schemas.microsoft.com/office/word/2010/wordprocessingGroup" xmlns:wpi="http://schemas.microsoft.com/office/word/2010/wordprocessingInk" xmlns:wne="http://schemas.microsoft.com/office/word/2006/wordml" xmlns:wps="http://schemas.microsoft.com/office/word/2010/wordprocessingShape" xmlns:wpsCustomData="http://www.wps.cn/officeDocument/2013/wpsCustomData" mc:Ignorable="w14 w15 wp14">
-  <w:p>
-    <w:pPr>
-      <w:keepNext w:val="0"/>
-      <w:keepLines w:val="0"/>
-      <w:pageBreakBefore w:val="0"/>
-      <w:widowControl/>
-      <w:kinsoku/>
-      <w:wordWrap/>
-      <w:overflowPunct/>
-      <w:topLinePunct w:val="0"/>
-      <w:bidi w:val="0"/>
-      <w:adjustRightInd/>
-      <w:snapToGrid/>
-      <w:spacing w:after="0"/>
-      <w:jc w:val="center"/>
-      <w:textAlignment w:val="auto"/>
-    </w:pPr>
-    <w:r>
-      <w:drawing>
-        <wp:inline distT="0" distB="0" distL="114300" distR="114300">
-          <wp:extent cx="3700780" cy="719455"/>
           <wp:effectExtent l="0" t="0" r="7620" b="17145"/>
           <wp:docPr id="2" name="Picture 1"/>
           <wp:cNvGraphicFramePr>
@@ -33442,28 +33464,6 @@
         </wp:inline>
       </w:drawing>
     </w:r>
-  </w:p>
-  <w:p>
-    <w:pPr>
-      <w:keepNext w:val="0"/>
-      <w:keepLines w:val="0"/>
-      <w:pageBreakBefore w:val="0"/>
-      <w:widowControl/>
-      <w:kinsoku/>
-      <w:wordWrap/>
-      <w:overflowPunct/>
-      <w:topLinePunct w:val="0"/>
-      <w:bidi w:val="0"/>
-      <w:adjustRightInd/>
-      <w:snapToGrid/>
-      <w:spacing w:after="0"/>
-      <w:jc w:val="right"/>
-      <w:textAlignment w:val="auto"/>
-      <w:rPr>
-        <w:sz w:val="10"/>
-        <w:szCs w:val="10"/>
-      </w:rPr>
-    </w:pPr>
   </w:p>
 </w:hdr>
 </file>
@@ -33647,23 +33647,6 @@
     </w:lvl>
   </w:abstractNum>
   <w:abstractNum w:abstractNumId="3">
-    <w:nsid w:val="DD61069D"/>
-    <w:multiLevelType w:val="singleLevel"/>
-    <w:tmpl w:val="DD61069D"/>
-    <w:lvl w:ilvl="0" w:tentative="0">
-      <w:start w:val="1"/>
-      <w:numFmt w:val="decimal"/>
-      <w:lvlText w:val="%1."/>
-      <w:lvlJc w:val="left"/>
-      <w:pPr>
-        <w:ind w:left="425" w:hanging="425"/>
-      </w:pPr>
-      <w:rPr>
-        <w:rFonts w:hint="default"/>
-      </w:rPr>
-    </w:lvl>
-  </w:abstractNum>
-  <w:abstractNum w:abstractNumId="4">
     <w:nsid w:val="E58AFA96"/>
     <w:multiLevelType w:val="multilevel"/>
     <w:tmpl w:val="E58AFA96"/>
@@ -33802,24 +33785,7 @@
       </w:rPr>
     </w:lvl>
   </w:abstractNum>
-  <w:abstractNum w:abstractNumId="5">
-    <w:nsid w:val="E8B3DAE0"/>
-    <w:multiLevelType w:val="singleLevel"/>
-    <w:tmpl w:val="E8B3DAE0"/>
-    <w:lvl w:ilvl="0" w:tentative="0">
-      <w:start w:val="1"/>
-      <w:numFmt w:val="bullet"/>
-      <w:lvlText w:val=""/>
-      <w:lvlJc w:val="left"/>
-      <w:pPr>
-        <w:ind w:left="420" w:hanging="420"/>
-      </w:pPr>
-      <w:rPr>
-        <w:rFonts w:hint="default" w:ascii="Wingdings" w:hAnsi="Wingdings"/>
-      </w:rPr>
-    </w:lvl>
-  </w:abstractNum>
-  <w:abstractNum w:abstractNumId="6">
+  <w:abstractNum w:abstractNumId="4">
     <w:nsid w:val="FFFFFF7E"/>
     <w:multiLevelType w:val="singleLevel"/>
     <w:tmpl w:val="FFFFFF7E"/>
@@ -33837,7 +33803,7 @@
       </w:pPr>
     </w:lvl>
   </w:abstractNum>
-  <w:abstractNum w:abstractNumId="7">
+  <w:abstractNum w:abstractNumId="5">
     <w:nsid w:val="FFFFFF7F"/>
     <w:multiLevelType w:val="singleLevel"/>
     <w:tmpl w:val="FFFFFF7F"/>
@@ -33855,7 +33821,7 @@
       </w:pPr>
     </w:lvl>
   </w:abstractNum>
-  <w:abstractNum w:abstractNumId="8">
+  <w:abstractNum w:abstractNumId="6">
     <w:nsid w:val="FFFFFF82"/>
     <w:multiLevelType w:val="singleLevel"/>
     <w:tmpl w:val="FFFFFF82"/>
@@ -33876,7 +33842,7 @@
       </w:rPr>
     </w:lvl>
   </w:abstractNum>
-  <w:abstractNum w:abstractNumId="9">
+  <w:abstractNum w:abstractNumId="7">
     <w:nsid w:val="FFFFFF83"/>
     <w:multiLevelType w:val="singleLevel"/>
     <w:tmpl w:val="FFFFFF83"/>
@@ -33897,7 +33863,7 @@
       </w:rPr>
     </w:lvl>
   </w:abstractNum>
-  <w:abstractNum w:abstractNumId="10">
+  <w:abstractNum w:abstractNumId="8">
     <w:nsid w:val="FFFFFF88"/>
     <w:multiLevelType w:val="singleLevel"/>
     <w:tmpl w:val="FFFFFF88"/>
@@ -33915,7 +33881,7 @@
       </w:pPr>
     </w:lvl>
   </w:abstractNum>
-  <w:abstractNum w:abstractNumId="11">
+  <w:abstractNum w:abstractNumId="9">
     <w:nsid w:val="FFFFFF89"/>
     <w:multiLevelType w:val="singleLevel"/>
     <w:tmpl w:val="FFFFFF89"/>
@@ -33936,7 +33902,7 @@
       </w:rPr>
     </w:lvl>
   </w:abstractNum>
-  <w:abstractNum w:abstractNumId="12">
+  <w:abstractNum w:abstractNumId="10">
     <w:nsid w:val="04056A27"/>
     <w:multiLevelType w:val="singleLevel"/>
     <w:tmpl w:val="04056A27"/>
@@ -33955,7 +33921,7 @@
       </w:rPr>
     </w:lvl>
   </w:abstractNum>
-  <w:abstractNum w:abstractNumId="13">
+  <w:abstractNum w:abstractNumId="11">
     <w:nsid w:val="11B87595"/>
     <w:multiLevelType w:val="singleLevel"/>
     <w:tmpl w:val="11B87595"/>
@@ -33975,24 +33941,7 @@
       </w:rPr>
     </w:lvl>
   </w:abstractNum>
-  <w:abstractNum w:abstractNumId="14">
-    <w:nsid w:val="1C7D6809"/>
-    <w:multiLevelType w:val="singleLevel"/>
-    <w:tmpl w:val="1C7D6809"/>
-    <w:lvl w:ilvl="0" w:tentative="0">
-      <w:start w:val="1"/>
-      <w:numFmt w:val="bullet"/>
-      <w:lvlText w:val=""/>
-      <w:lvlJc w:val="left"/>
-      <w:pPr>
-        <w:ind w:left="420" w:hanging="420"/>
-      </w:pPr>
-      <w:rPr>
-        <w:rFonts w:hint="default" w:ascii="Wingdings" w:hAnsi="Wingdings"/>
-      </w:rPr>
-    </w:lvl>
-  </w:abstractNum>
-  <w:abstractNum w:abstractNumId="15">
+  <w:abstractNum w:abstractNumId="12">
     <w:nsid w:val="29BFB0FD"/>
     <w:multiLevelType w:val="multilevel"/>
     <w:tmpl w:val="29BFB0FD"/>
@@ -34114,26 +34063,7 @@
       </w:rPr>
     </w:lvl>
   </w:abstractNum>
-  <w:abstractNum w:abstractNumId="16">
-    <w:nsid w:val="479030E4"/>
-    <w:multiLevelType w:val="singleLevel"/>
-    <w:tmpl w:val="479030E4"/>
-    <w:lvl w:ilvl="0" w:tentative="0">
-      <w:start w:val="1"/>
-      <w:numFmt w:val="decimal"/>
-      <w:lvlText w:val="%1."/>
-      <w:lvlJc w:val="left"/>
-      <w:pPr>
-        <w:ind w:left="425" w:hanging="425"/>
-      </w:pPr>
-      <w:rPr>
-        <w:rFonts w:hint="default"/>
-        <w:sz w:val="18"/>
-        <w:szCs w:val="18"/>
-      </w:rPr>
-    </w:lvl>
-  </w:abstractNum>
-  <w:abstractNum w:abstractNumId="17">
+  <w:abstractNum w:abstractNumId="13">
     <w:nsid w:val="4C0A1103"/>
     <w:multiLevelType w:val="singleLevel"/>
     <w:tmpl w:val="4C0A1103"/>
@@ -34145,14 +34075,9 @@
       <w:pPr>
         <w:ind w:left="425" w:hanging="425"/>
       </w:pPr>
-      <w:rPr>
-        <w:rFonts w:hint="default"/>
-        <w:sz w:val="18"/>
-        <w:szCs w:val="18"/>
-      </w:rPr>
     </w:lvl>
   </w:abstractNum>
-  <w:abstractNum w:abstractNumId="18">
+  <w:abstractNum w:abstractNumId="14">
     <w:nsid w:val="51FFA607"/>
     <w:multiLevelType w:val="singleLevel"/>
     <w:tmpl w:val="51FFA607"/>
@@ -34169,12 +34094,10 @@
       </w:pPr>
       <w:rPr>
         <w:rFonts w:hint="default"/>
-        <w:sz w:val="18"/>
-        <w:szCs w:val="18"/>
       </w:rPr>
     </w:lvl>
   </w:abstractNum>
-  <w:abstractNum w:abstractNumId="19">
+  <w:abstractNum w:abstractNumId="15">
     <w:nsid w:val="632AD6FB"/>
     <w:multiLevelType w:val="singleLevel"/>
     <w:tmpl w:val="632AD6FB"/>
@@ -34196,67 +34119,55 @@
     </w:lvl>
   </w:abstractNum>
   <w:num w:numId="1">
+    <w:abstractNumId w:val="5"/>
+  </w:num>
+  <w:num w:numId="2">
+    <w:abstractNumId w:val="8"/>
+  </w:num>
+  <w:num w:numId="3">
+    <w:abstractNumId w:val="9"/>
+  </w:num>
+  <w:num w:numId="4">
+    <w:abstractNumId w:val="6"/>
+  </w:num>
+  <w:num w:numId="5">
+    <w:abstractNumId w:val="4"/>
+  </w:num>
+  <w:num w:numId="6">
     <w:abstractNumId w:val="7"/>
   </w:num>
-  <w:num w:numId="2">
-    <w:abstractNumId w:val="10"/>
-  </w:num>
-  <w:num w:numId="3">
-    <w:abstractNumId w:val="11"/>
-  </w:num>
-  <w:num w:numId="4">
-    <w:abstractNumId w:val="8"/>
-  </w:num>
-  <w:num w:numId="5">
-    <w:abstractNumId w:val="6"/>
-  </w:num>
-  <w:num w:numId="6">
-    <w:abstractNumId w:val="9"/>
-  </w:num>
   <w:num w:numId="7">
-    <w:abstractNumId w:val="15"/>
+    <w:abstractNumId w:val="12"/>
   </w:num>
   <w:num w:numId="8">
-    <w:abstractNumId w:val="17"/>
+    <w:abstractNumId w:val="13"/>
     <w:lvlOverride w:ilvl="0">
       <w:startOverride w:val="1"/>
     </w:lvlOverride>
   </w:num>
   <w:num w:numId="9">
-    <w:abstractNumId w:val="16"/>
+    <w:abstractNumId w:val="14"/>
   </w:num>
   <w:num w:numId="10">
-    <w:abstractNumId w:val="14"/>
+    <w:abstractNumId w:val="10"/>
   </w:num>
   <w:num w:numId="11">
-    <w:abstractNumId w:val="18"/>
+    <w:abstractNumId w:val="0"/>
   </w:num>
   <w:num w:numId="12">
-    <w:abstractNumId w:val="12"/>
+    <w:abstractNumId w:val="11"/>
   </w:num>
   <w:num w:numId="13">
-    <w:abstractNumId w:val="0"/>
+    <w:abstractNumId w:val="3"/>
   </w:num>
   <w:num w:numId="14">
-    <w:abstractNumId w:val="13"/>
+    <w:abstractNumId w:val="2"/>
   </w:num>
   <w:num w:numId="15">
-    <w:abstractNumId w:val="4"/>
+    <w:abstractNumId w:val="1"/>
   </w:num>
   <w:num w:numId="16">
-    <w:abstractNumId w:val="2"/>
-  </w:num>
-  <w:num w:numId="17">
-    <w:abstractNumId w:val="1"/>
-  </w:num>
-  <w:num w:numId="18">
-    <w:abstractNumId w:val="3"/>
-  </w:num>
-  <w:num w:numId="19">
-    <w:abstractNumId w:val="5"/>
-  </w:num>
-  <w:num w:numId="20">
-    <w:abstractNumId w:val="19"/>
+    <w:abstractNumId w:val="15"/>
   </w:num>
 </w:numbering>
 </file>
@@ -46708,29 +46619,10 @@
 </file>
 
 <file path=customXml/item1.xml><?xml version="1.0" encoding="utf-8"?>
-<s:customData xmlns="http://www.wps.cn/officeDocument/2013/wpsCustomData" xmlns:s="http://www.wps.cn/officeDocument/2013/wpsCustomData">
-  <customSectProps>
-    <customSectPr/>
-  </customSectProps>
-  <customShpExts>
-    <customShpInfo spid="_x0000_s1026" textRotate="1"/>
-  </customShpExts>
-</s:customData>
-</file>
-
-<file path=customXml/item2.xml><?xml version="1.0" encoding="utf-8"?>
 <b:Sources xmlns="http://schemas.openxmlformats.org/officeDocument/2006/bibliography" xmlns:b="http://schemas.openxmlformats.org/officeDocument/2006/bibliography" StyleName="APA" SelectedStyle="/APA.XSL"/>
 </file>
 
 <file path=customXml/itemProps1.xml><?xml version="1.0" encoding="utf-8"?>
-<ds:datastoreItem xmlns:ds="http://schemas.openxmlformats.org/officeDocument/2006/customXml" ds:itemID="{B1977F7D-205B-4081-913C-38D41E755F92}">
-  <ds:schemaRefs>
-    <ds:schemaRef ds:uri="http://www.wps.cn/officeDocument/2013/wpsCustomData"/>
-  </ds:schemaRefs>
-</ds:datastoreItem>
-</file>
-
-<file path=customXml/itemProps2.xml><?xml version="1.0" encoding="utf-8"?>
 <ds:datastoreItem xmlns:ds="http://schemas.openxmlformats.org/officeDocument/2006/customXml" ds:itemID="{EF278816-EC6F-A645-907D-7F25AECB1D4A}">
   <ds:schemaRefs/>
 </ds:datastoreItem>

--- a/WebContent/docx/子宫内膜癌检测报告-齐鲁.docx
+++ b/WebContent/docx/子宫内膜癌检测报告-齐鲁.docx
@@ -3634,6 +3634,22 @@
             </w:pPr>
             <w:r>
               <w:rPr>
+                <w:rFonts w:hint="eastAsia" w:ascii="Times New Roman" w:hAnsi="Times New Roman" w:eastAsia="微软雅黑" w:cs="Times New Roman"/>
+                <w:b/>
+                <w:color w:val="FFFFFF" w:themeColor="background1"/>
+                <w:sz w:val="21"/>
+                <w:szCs w:val="21"/>
+                <w:lang w:val="en-US" w:eastAsia="zh-CN"/>
+                <w14:textFill>
+                  <w14:solidFill>
+                    <w14:schemeClr w14:val="bg1"/>
+                  </w14:solidFill>
+                </w14:textFill>
+              </w:rPr>
+              <w:t>检测</w:t>
+            </w:r>
+            <w:r>
+              <w:rPr>
                 <w:rFonts w:hint="default" w:ascii="Times New Roman" w:hAnsi="Times New Roman" w:eastAsia="微软雅黑" w:cs="Times New Roman"/>
                 <w:b/>
                 <w:color w:val="FFFFFF" w:themeColor="background1"/>
@@ -3645,7 +3661,7 @@
                   </w14:solidFill>
                 </w14:textFill>
               </w:rPr>
-              <w:t>突变基因</w:t>
+              <w:t>基因</w:t>
             </w:r>
           </w:p>
         </w:tc>
@@ -5000,7 +5016,7 @@
                 <w:szCs w:val="18"/>
                 <w:lang w:eastAsia="zh-CN"/>
               </w:rPr>
-              <w:t>{{ tip.comutation }}</w:t>
+              <w:t>{{ tip.comutation1 }}</w:t>
             </w:r>
           </w:p>
         </w:tc>
@@ -5049,7 +5065,7 @@
                 <w:szCs w:val="18"/>
                 <w:lang w:eastAsia="zh-CN"/>
               </w:rPr>
-              <w:t>-</w:t>
+              <w:t>{{ tip.comutation }}</w:t>
             </w:r>
           </w:p>
         </w:tc>
@@ -8129,10 +8145,10 @@
           <w:lang w:eastAsia="zh-CN"/>
         </w:rPr>
       </w:pPr>
-      <w:bookmarkStart w:id="5" w:name="_Toc27793"/>
-      <w:bookmarkStart w:id="6" w:name="_Toc149837259"/>
-      <w:bookmarkStart w:id="7" w:name="_Toc28455"/>
-      <w:bookmarkStart w:id="8" w:name="_Toc20084"/>
+      <w:bookmarkStart w:id="5" w:name="_Toc149837259"/>
+      <w:bookmarkStart w:id="6" w:name="_Toc27793"/>
+      <w:bookmarkStart w:id="7" w:name="_Toc20084"/>
+      <w:bookmarkStart w:id="8" w:name="_Toc28455"/>
       <w:r>
         <w:rPr>
           <w:rFonts w:hint="eastAsia" w:ascii="微软雅黑" w:hAnsi="微软雅黑" w:eastAsia="微软雅黑"/>
@@ -8401,7 +8417,7 @@
             </w:pPr>
             <w:r>
               <w:rPr>
-                <w:rFonts w:hint="default" w:ascii="Times New Roman" w:hAnsi="Times New Roman" w:eastAsia="微软雅黑" w:cs="Times New Roman"/>
+                <w:rFonts w:hint="eastAsia" w:ascii="Times New Roman" w:hAnsi="Times New Roman" w:eastAsia="微软雅黑" w:cs="Times New Roman"/>
                 <w:b/>
                 <w:bCs/>
                 <w:color w:val="FFFFFF" w:themeColor="background1"/>
@@ -8414,23 +8430,7 @@
                   </w14:solidFill>
                 </w14:textFill>
               </w:rPr>
-              <w:t>突变</w:t>
-            </w:r>
-            <w:r>
-              <w:rPr>
-                <w:rFonts w:hint="default" w:ascii="Times New Roman" w:hAnsi="Times New Roman" w:eastAsia="微软雅黑" w:cs="Times New Roman"/>
-                <w:b/>
-                <w:bCs/>
-                <w:color w:val="FFFFFF" w:themeColor="background1"/>
-                <w:sz w:val="21"/>
-                <w:szCs w:val="21"/>
-                <w14:textFill>
-                  <w14:solidFill>
-                    <w14:schemeClr w14:val="bg1"/>
-                  </w14:solidFill>
-                </w14:textFill>
-              </w:rPr>
-              <w:t>基因</w:t>
+              <w:t>检测基因</w:t>
             </w:r>
           </w:p>
         </w:tc>
@@ -10340,13 +10340,13 @@
         </w:rPr>
       </w:pPr>
       <w:bookmarkStart w:id="9" w:name="_Toc1549"/>
-      <w:bookmarkStart w:id="10" w:name="_Toc626"/>
-      <w:bookmarkStart w:id="11" w:name="_Toc23558"/>
-      <w:bookmarkStart w:id="12" w:name="_Toc4339"/>
-      <w:bookmarkStart w:id="13" w:name="_Toc6221_WPSOffice_Level2"/>
-      <w:bookmarkStart w:id="14" w:name="_Toc17410"/>
-      <w:bookmarkStart w:id="15" w:name="_Toc25737"/>
-      <w:bookmarkStart w:id="16" w:name="_Toc7551_WPSOffice_Level2"/>
+      <w:bookmarkStart w:id="10" w:name="_Toc17410"/>
+      <w:bookmarkStart w:id="11" w:name="_Toc626"/>
+      <w:bookmarkStart w:id="12" w:name="_Toc7551_WPSOffice_Level2"/>
+      <w:bookmarkStart w:id="13" w:name="_Toc25737"/>
+      <w:bookmarkStart w:id="14" w:name="_Toc6221_WPSOffice_Level2"/>
+      <w:bookmarkStart w:id="15" w:name="_Toc4339"/>
+      <w:bookmarkStart w:id="16" w:name="_Toc23558"/>
       <w:r>
         <w:rPr>
           <w:rFonts w:hint="eastAsia" w:ascii="微软雅黑" w:hAnsi="微软雅黑" w:eastAsia="微软雅黑"/>
@@ -12156,19 +12156,7 @@
           <w:szCs w:val="24"/>
           <w:lang w:eastAsia="zh-CN"/>
         </w:rPr>
-        <w:t>{%if BodyDrugDrugDetectionStr</w:t>
-      </w:r>
-      <w:bookmarkStart w:id="31" w:name="_GoBack"/>
-      <w:bookmarkEnd w:id="31"/>
-      <w:r>
-        <w:rPr>
-          <w:rFonts w:hint="default" w:ascii="Times New Roman" w:hAnsi="Times New Roman" w:eastAsia="微软雅黑" w:cs="Times New Roman"/>
-          <w:b/>
-          <w:sz w:val="24"/>
-          <w:szCs w:val="24"/>
-          <w:lang w:eastAsia="zh-CN"/>
-        </w:rPr>
-        <w:t xml:space="preserve"> %}</w:t>
+        <w:t>{%if BodyDrugDrugDetectionStr %}</w:t>
       </w:r>
     </w:p>
     <w:p>
@@ -12211,6 +12199,8 @@
       <w:bookmarkStart w:id="18" w:name="_Toc3250"/>
       <w:bookmarkStart w:id="19" w:name="_Toc27011"/>
       <w:bookmarkStart w:id="20" w:name="_Toc149837264"/>
+      <w:bookmarkStart w:id="31" w:name="_GoBack"/>
+      <w:bookmarkEnd w:id="31"/>
       <w:r>
         <w:rPr>
           <w:rFonts w:hint="default" w:ascii="Times New Roman" w:hAnsi="Times New Roman" w:eastAsia="微软雅黑" w:cs="Times New Roman"/>
@@ -12274,7 +12264,27 @@
           <w:szCs w:val="24"/>
           <w:lang w:eastAsia="zh-CN"/>
         </w:rPr>
-        <w:t>{{ tdd.comutation }}</w:t>
+        <w:t>{{ tdd.comutation</w:t>
+      </w:r>
+      <w:r>
+        <w:rPr>
+          <w:rFonts w:hint="eastAsia" w:ascii="Times New Roman" w:hAnsi="Times New Roman" w:eastAsia="微软雅黑" w:cs="Times New Roman"/>
+          <w:b/>
+          <w:sz w:val="24"/>
+          <w:szCs w:val="24"/>
+          <w:lang w:val="en-US" w:eastAsia="zh-CN"/>
+        </w:rPr>
+        <w:t>1</w:t>
+      </w:r>
+      <w:r>
+        <w:rPr>
+          <w:rFonts w:hint="default" w:ascii="Times New Roman" w:hAnsi="Times New Roman" w:eastAsia="微软雅黑" w:cs="Times New Roman"/>
+          <w:b/>
+          <w:sz w:val="24"/>
+          <w:szCs w:val="24"/>
+          <w:lang w:eastAsia="zh-CN"/>
+        </w:rPr>
+        <w:t xml:space="preserve"> }}</w:t>
       </w:r>
     </w:p>
     <w:tbl>
@@ -12398,7 +12408,7 @@
                 <w:szCs w:val="18"/>
                 <w:lang w:eastAsia="zh-CN"/>
               </w:rPr>
-              <w:t>-</w:t>
+              <w:t>{{tdd.comutation}}</w:t>
             </w:r>
           </w:p>
         </w:tc>
@@ -16433,12 +16443,6 @@
             <w:insideH w:val="dotted" w:color="45A3A7" w:sz="4" w:space="0"/>
             <w:insideV w:val="dotted" w:color="45A3A7" w:sz="4" w:space="0"/>
           </w:tblBorders>
-          <w:tblCellMar>
-            <w:top w:w="0" w:type="dxa"/>
-            <w:left w:w="108" w:type="dxa"/>
-            <w:bottom w:w="0" w:type="dxa"/>
-            <w:right w:w="108" w:type="dxa"/>
-          </w:tblCellMar>
         </w:tblPrEx>
         <w:trPr>
           <w:trHeight w:val="420" w:hRule="atLeast"/>
@@ -19772,8 +19776,8 @@
           <w:lang w:eastAsia="zh-CN"/>
         </w:rPr>
       </w:pPr>
-      <w:bookmarkStart w:id="25" w:name="_Toc2844"/>
-      <w:bookmarkStart w:id="26" w:name="_Toc23596"/>
+      <w:bookmarkStart w:id="25" w:name="_Toc23596"/>
+      <w:bookmarkStart w:id="26" w:name="_Toc2844"/>
       <w:r>
         <w:rPr>
           <w:rFonts w:hint="eastAsia" w:ascii="Times New Roman" w:hAnsi="Times New Roman" w:eastAsia="微软雅黑" w:cs="黑体"/>
@@ -22024,8 +22028,8 @@
           </w14:textFill>
         </w:rPr>
       </w:pPr>
-      <w:bookmarkStart w:id="28" w:name="_Toc4768"/>
-      <w:bookmarkStart w:id="29" w:name="_Toc17558"/>
+      <w:bookmarkStart w:id="28" w:name="_Toc17558"/>
+      <w:bookmarkStart w:id="29" w:name="_Toc4768"/>
       <w:r>
         <w:rPr>
           <w:rFonts w:hint="eastAsia"/>
@@ -22140,12 +22144,6 @@
             <w:insideH w:val="none" w:color="auto" w:sz="0" w:space="0"/>
             <w:insideV w:val="none" w:color="auto" w:sz="0" w:space="0"/>
           </w:tblBorders>
-          <w:tblCellMar>
-            <w:top w:w="0" w:type="dxa"/>
-            <w:left w:w="108" w:type="dxa"/>
-            <w:bottom w:w="0" w:type="dxa"/>
-            <w:right w:w="108" w:type="dxa"/>
-          </w:tblCellMar>
         </w:tblPrEx>
         <w:trPr>
           <w:trHeight w:val="454" w:hRule="atLeast"/>

--- a/WebContent/docx/子宫内膜癌检测报告-齐鲁.docx
+++ b/WebContent/docx/子宫内膜癌检测报告-齐鲁.docx
@@ -2694,8 +2694,8 @@
         </w:rPr>
       </w:pPr>
       <w:bookmarkStart w:id="2" w:name="_Toc4876"/>
-      <w:bookmarkStart w:id="3" w:name="_Toc149837257"/>
-      <w:bookmarkStart w:id="4" w:name="_Toc12066"/>
+      <w:bookmarkStart w:id="3" w:name="_Toc12066"/>
+      <w:bookmarkStart w:id="4" w:name="_Toc149837257"/>
       <w:r>
         <w:rPr>
           <w:rFonts w:hint="eastAsia" w:ascii="Times New Roman" w:hAnsi="Times New Roman" w:eastAsia="微软雅黑" w:cs="黑体"/>
@@ -3278,8 +3278,10 @@
             </w14:solidFill>
           </w14:textFill>
         </w:rPr>
-        <w:t xml:space="preserve">{%if BodyDrugDrugDetectionStr or unknownVarAnalysisStr </w:t>
+        <w:t>{%if BodyDrugDrugDetectionStr or</w:t>
       </w:r>
+      <w:bookmarkStart w:id="31" w:name="_GoBack"/>
+      <w:bookmarkEnd w:id="31"/>
       <w:r>
         <w:rPr>
           <w:rFonts w:hint="eastAsia" w:ascii="Times New Roman" w:hAnsi="Times New Roman" w:eastAsia="微软雅黑" w:cs="Times New Roman"/>
@@ -3294,7 +3296,7 @@
             </w14:solidFill>
           </w14:textFill>
         </w:rPr>
-        <w:t xml:space="preserve">or </w:t>
+        <w:t xml:space="preserve"> </w:t>
       </w:r>
       <w:r>
         <w:rPr>
@@ -8145,9 +8147,9 @@
           <w:lang w:eastAsia="zh-CN"/>
         </w:rPr>
       </w:pPr>
-      <w:bookmarkStart w:id="5" w:name="_Toc149837259"/>
+      <w:bookmarkStart w:id="5" w:name="_Toc20084"/>
       <w:bookmarkStart w:id="6" w:name="_Toc27793"/>
-      <w:bookmarkStart w:id="7" w:name="_Toc20084"/>
+      <w:bookmarkStart w:id="7" w:name="_Toc149837259"/>
       <w:bookmarkStart w:id="8" w:name="_Toc28455"/>
       <w:r>
         <w:rPr>
@@ -10339,14 +10341,14 @@
           <w:lang w:eastAsia="zh-CN"/>
         </w:rPr>
       </w:pPr>
-      <w:bookmarkStart w:id="9" w:name="_Toc1549"/>
-      <w:bookmarkStart w:id="10" w:name="_Toc17410"/>
+      <w:bookmarkStart w:id="9" w:name="_Toc7551_WPSOffice_Level2"/>
+      <w:bookmarkStart w:id="10" w:name="_Toc25737"/>
       <w:bookmarkStart w:id="11" w:name="_Toc626"/>
-      <w:bookmarkStart w:id="12" w:name="_Toc7551_WPSOffice_Level2"/>
-      <w:bookmarkStart w:id="13" w:name="_Toc25737"/>
-      <w:bookmarkStart w:id="14" w:name="_Toc6221_WPSOffice_Level2"/>
-      <w:bookmarkStart w:id="15" w:name="_Toc4339"/>
-      <w:bookmarkStart w:id="16" w:name="_Toc23558"/>
+      <w:bookmarkStart w:id="12" w:name="_Toc4339"/>
+      <w:bookmarkStart w:id="13" w:name="_Toc6221_WPSOffice_Level2"/>
+      <w:bookmarkStart w:id="14" w:name="_Toc23558"/>
+      <w:bookmarkStart w:id="15" w:name="_Toc1549"/>
+      <w:bookmarkStart w:id="16" w:name="_Toc17410"/>
       <w:r>
         <w:rPr>
           <w:rFonts w:hint="eastAsia" w:ascii="微软雅黑" w:hAnsi="微软雅黑" w:eastAsia="微软雅黑"/>
@@ -12196,11 +12198,9 @@
         </w:rPr>
       </w:pPr>
       <w:bookmarkStart w:id="17" w:name="_Toc18974"/>
-      <w:bookmarkStart w:id="18" w:name="_Toc3250"/>
-      <w:bookmarkStart w:id="19" w:name="_Toc27011"/>
+      <w:bookmarkStart w:id="18" w:name="_Toc27011"/>
+      <w:bookmarkStart w:id="19" w:name="_Toc3250"/>
       <w:bookmarkStart w:id="20" w:name="_Toc149837264"/>
-      <w:bookmarkStart w:id="31" w:name="_GoBack"/>
-      <w:bookmarkEnd w:id="31"/>
       <w:r>
         <w:rPr>
           <w:rFonts w:hint="default" w:ascii="Times New Roman" w:hAnsi="Times New Roman" w:eastAsia="微软雅黑" w:cs="Times New Roman"/>
@@ -16443,6 +16443,12 @@
             <w:insideH w:val="dotted" w:color="45A3A7" w:sz="4" w:space="0"/>
             <w:insideV w:val="dotted" w:color="45A3A7" w:sz="4" w:space="0"/>
           </w:tblBorders>
+          <w:tblCellMar>
+            <w:top w:w="0" w:type="dxa"/>
+            <w:left w:w="108" w:type="dxa"/>
+            <w:bottom w:w="0" w:type="dxa"/>
+            <w:right w:w="108" w:type="dxa"/>
+          </w:tblCellMar>
         </w:tblPrEx>
         <w:trPr>
           <w:trHeight w:val="420" w:hRule="atLeast"/>
@@ -19776,8 +19782,8 @@
           <w:lang w:eastAsia="zh-CN"/>
         </w:rPr>
       </w:pPr>
-      <w:bookmarkStart w:id="25" w:name="_Toc23596"/>
-      <w:bookmarkStart w:id="26" w:name="_Toc2844"/>
+      <w:bookmarkStart w:id="25" w:name="_Toc2844"/>
+      <w:bookmarkStart w:id="26" w:name="_Toc23596"/>
       <w:r>
         <w:rPr>
           <w:rFonts w:hint="eastAsia" w:ascii="Times New Roman" w:hAnsi="Times New Roman" w:eastAsia="微软雅黑" w:cs="黑体"/>
@@ -22144,6 +22150,12 @@
             <w:insideH w:val="none" w:color="auto" w:sz="0" w:space="0"/>
             <w:insideV w:val="none" w:color="auto" w:sz="0" w:space="0"/>
           </w:tblBorders>
+          <w:tblCellMar>
+            <w:top w:w="0" w:type="dxa"/>
+            <w:left w:w="108" w:type="dxa"/>
+            <w:bottom w:w="0" w:type="dxa"/>
+            <w:right w:w="108" w:type="dxa"/>
+          </w:tblCellMar>
         </w:tblPrEx>
         <w:trPr>
           <w:trHeight w:val="454" w:hRule="atLeast"/>

--- a/WebContent/docx/子宫内膜癌检测报告-齐鲁.docx
+++ b/WebContent/docx/子宫内膜癌检测报告-齐鲁.docx
@@ -3280,8 +3280,6 @@
         </w:rPr>
         <w:t>{%if BodyDrugDrugDetectionStr or</w:t>
       </w:r>
-      <w:bookmarkStart w:id="31" w:name="_GoBack"/>
-      <w:bookmarkEnd w:id="31"/>
       <w:r>
         <w:rPr>
           <w:rFonts w:hint="eastAsia" w:ascii="Times New Roman" w:hAnsi="Times New Roman" w:eastAsia="微软雅黑" w:cs="Times New Roman"/>
@@ -8147,10 +8145,10 @@
           <w:lang w:eastAsia="zh-CN"/>
         </w:rPr>
       </w:pPr>
-      <w:bookmarkStart w:id="5" w:name="_Toc20084"/>
-      <w:bookmarkStart w:id="6" w:name="_Toc27793"/>
-      <w:bookmarkStart w:id="7" w:name="_Toc149837259"/>
-      <w:bookmarkStart w:id="8" w:name="_Toc28455"/>
+      <w:bookmarkStart w:id="5" w:name="_Toc27793"/>
+      <w:bookmarkStart w:id="6" w:name="_Toc149837259"/>
+      <w:bookmarkStart w:id="7" w:name="_Toc28455"/>
+      <w:bookmarkStart w:id="8" w:name="_Toc20084"/>
       <w:r>
         <w:rPr>
           <w:rFonts w:hint="eastAsia" w:ascii="微软雅黑" w:hAnsi="微软雅黑" w:eastAsia="微软雅黑"/>
@@ -10346,9 +10344,9 @@
       <w:bookmarkStart w:id="11" w:name="_Toc626"/>
       <w:bookmarkStart w:id="12" w:name="_Toc4339"/>
       <w:bookmarkStart w:id="13" w:name="_Toc6221_WPSOffice_Level2"/>
-      <w:bookmarkStart w:id="14" w:name="_Toc23558"/>
-      <w:bookmarkStart w:id="15" w:name="_Toc1549"/>
-      <w:bookmarkStart w:id="16" w:name="_Toc17410"/>
+      <w:bookmarkStart w:id="14" w:name="_Toc1549"/>
+      <w:bookmarkStart w:id="15" w:name="_Toc17410"/>
+      <w:bookmarkStart w:id="16" w:name="_Toc23558"/>
       <w:r>
         <w:rPr>
           <w:rFonts w:hint="eastAsia" w:ascii="微软雅黑" w:hAnsi="微软雅黑" w:eastAsia="微软雅黑"/>
@@ -12197,8 +12195,8 @@
           </w14:shadow>
         </w:rPr>
       </w:pPr>
-      <w:bookmarkStart w:id="17" w:name="_Toc18974"/>
-      <w:bookmarkStart w:id="18" w:name="_Toc27011"/>
+      <w:bookmarkStart w:id="17" w:name="_Toc27011"/>
+      <w:bookmarkStart w:id="18" w:name="_Toc18974"/>
       <w:bookmarkStart w:id="19" w:name="_Toc3250"/>
       <w:bookmarkStart w:id="20" w:name="_Toc149837264"/>
       <w:r>
@@ -22034,8 +22032,8 @@
           </w14:textFill>
         </w:rPr>
       </w:pPr>
-      <w:bookmarkStart w:id="28" w:name="_Toc17558"/>
-      <w:bookmarkStart w:id="29" w:name="_Toc4768"/>
+      <w:bookmarkStart w:id="28" w:name="_Toc4768"/>
+      <w:bookmarkStart w:id="29" w:name="_Toc17558"/>
       <w:r>
         <w:rPr>
           <w:rFonts w:hint="eastAsia"/>
@@ -26701,6 +26699,2062 @@
         </w:rPr>
       </w:pPr>
     </w:p>
+    <w:p>
+      <w:pPr>
+        <w:widowControl w:val="0"/>
+        <w:tabs>
+          <w:tab w:val="left" w:pos="1317"/>
+        </w:tabs>
+        <w:kinsoku w:val="0"/>
+        <w:overflowPunct w:val="0"/>
+        <w:spacing w:before="40" w:after="0" w:line="187" w:lineRule="auto"/>
+        <w:ind w:right="1128"/>
+        <w:rPr>
+          <w:rFonts w:hint="eastAsia" w:ascii="Times New Roman" w:hAnsi="Times New Roman" w:eastAsia="微软雅黑" w:cs="Times New Roman"/>
+          <w:b/>
+          <w:bCs/>
+          <w:sz w:val="18"/>
+          <w:lang w:eastAsia="zh-CN"/>
+        </w:rPr>
+      </w:pPr>
+      <w:r>
+        <w:rPr>
+          <w:rFonts w:hint="eastAsia" w:ascii="微软雅黑" w:hAnsi="微软雅黑" w:eastAsia="微软雅黑"/>
+          <w:b/>
+          <w:color w:val="000000"/>
+          <w:sz w:val="32"/>
+          <w:lang w:val="en-US" w:eastAsia="zh-CN"/>
+        </w:rPr>
+        <w:t>对照</w:t>
+      </w:r>
+      <w:bookmarkStart w:id="31" w:name="_GoBack"/>
+      <w:bookmarkEnd w:id="31"/>
+      <w:r>
+        <w:rPr>
+          <w:rFonts w:hint="eastAsia" w:ascii="微软雅黑" w:hAnsi="微软雅黑" w:eastAsia="微软雅黑"/>
+          <w:b/>
+          <w:color w:val="000000"/>
+          <w:sz w:val="32"/>
+          <w:lang w:eastAsia="zh-CN"/>
+        </w:rPr>
+        <w:t>样本</w:t>
+      </w:r>
+    </w:p>
+    <w:tbl>
+      <w:tblPr>
+        <w:tblStyle w:val="32"/>
+        <w:tblW w:w="9810" w:type="dxa"/>
+        <w:jc w:val="center"/>
+        <w:tblBorders>
+          <w:top w:val="single" w:color="416AAB" w:sz="24" w:space="0"/>
+          <w:left w:val="single" w:color="416AAB" w:sz="24" w:space="0"/>
+          <w:bottom w:val="single" w:color="416AAB" w:sz="24" w:space="0"/>
+          <w:right w:val="single" w:color="416AAB" w:sz="24" w:space="0"/>
+          <w:insideH w:val="single" w:color="416AAB" w:sz="24" w:space="0"/>
+          <w:insideV w:val="single" w:color="416AAB" w:sz="24" w:space="0"/>
+        </w:tblBorders>
+        <w:tblLayout w:type="fixed"/>
+        <w:tblCellMar>
+          <w:top w:w="0" w:type="dxa"/>
+          <w:left w:w="0" w:type="dxa"/>
+          <w:bottom w:w="0" w:type="dxa"/>
+          <w:right w:w="0" w:type="dxa"/>
+        </w:tblCellMar>
+      </w:tblPr>
+      <w:tblGrid>
+        <w:gridCol w:w="992"/>
+        <w:gridCol w:w="992"/>
+        <w:gridCol w:w="2717"/>
+        <w:gridCol w:w="2378"/>
+        <w:gridCol w:w="2712"/>
+        <w:gridCol w:w="19"/>
+      </w:tblGrid>
+      <w:tr>
+        <w:tblPrEx>
+          <w:tblBorders>
+            <w:top w:val="single" w:color="416AAB" w:sz="24" w:space="0"/>
+            <w:left w:val="single" w:color="416AAB" w:sz="24" w:space="0"/>
+            <w:bottom w:val="single" w:color="416AAB" w:sz="24" w:space="0"/>
+            <w:right w:val="single" w:color="416AAB" w:sz="24" w:space="0"/>
+            <w:insideH w:val="single" w:color="416AAB" w:sz="24" w:space="0"/>
+            <w:insideV w:val="single" w:color="416AAB" w:sz="24" w:space="0"/>
+          </w:tblBorders>
+          <w:tblCellMar>
+            <w:top w:w="0" w:type="dxa"/>
+            <w:left w:w="0" w:type="dxa"/>
+            <w:bottom w:w="0" w:type="dxa"/>
+            <w:right w:w="0" w:type="dxa"/>
+          </w:tblCellMar>
+        </w:tblPrEx>
+        <w:trPr>
+          <w:trHeight w:val="513" w:hRule="atLeast"/>
+          <w:jc w:val="center"/>
+        </w:trPr>
+        <w:tc>
+          <w:tcPr>
+            <w:tcW w:w="1984" w:type="dxa"/>
+            <w:gridSpan w:val="2"/>
+            <w:tcBorders>
+              <w:top w:val="nil"/>
+              <w:left w:val="nil"/>
+              <w:bottom w:val="nil"/>
+              <w:right w:val="single" w:color="FFFFFF" w:sz="18" w:space="0"/>
+            </w:tcBorders>
+            <w:shd w:val="clear" w:color="auto" w:fill="006600"/>
+            <w:vAlign w:val="center"/>
+          </w:tcPr>
+          <w:p>
+            <w:pPr>
+              <w:autoSpaceDE w:val="0"/>
+              <w:ind w:left="110" w:leftChars="50"/>
+              <w:jc w:val="center"/>
+              <w:rPr>
+                <w:rFonts w:hint="default" w:ascii="Times New Roman" w:hAnsi="Times New Roman" w:eastAsia="微软雅黑" w:cs="Times New Roman"/>
+                <w:b/>
+                <w:color w:val="FFFFFF" w:themeColor="background1"/>
+                <w:sz w:val="21"/>
+                <w:szCs w:val="21"/>
+                <w14:textFill>
+                  <w14:solidFill>
+                    <w14:schemeClr w14:val="bg1"/>
+                  </w14:solidFill>
+                </w14:textFill>
+              </w:rPr>
+            </w:pPr>
+            <w:r>
+              <w:rPr>
+                <w:rFonts w:hint="default" w:ascii="Times New Roman" w:hAnsi="Times New Roman" w:eastAsia="微软雅黑" w:cs="Times New Roman"/>
+                <w:b/>
+                <w:color w:val="FFFFFF" w:themeColor="background1"/>
+                <w:sz w:val="21"/>
+                <w:szCs w:val="21"/>
+                <w:lang w:eastAsia="zh-CN" w:bidi="ar"/>
+                <w14:textFill>
+                  <w14:solidFill>
+                    <w14:schemeClr w14:val="bg1"/>
+                  </w14:solidFill>
+                </w14:textFill>
+              </w:rPr>
+              <w:t>质控环节</w:t>
+            </w:r>
+          </w:p>
+        </w:tc>
+        <w:tc>
+          <w:tcPr>
+            <w:tcW w:w="2717" w:type="dxa"/>
+            <w:tcBorders>
+              <w:top w:val="nil"/>
+              <w:left w:val="single" w:color="FFFFFF" w:sz="18" w:space="0"/>
+              <w:bottom w:val="nil"/>
+              <w:right w:val="single" w:color="FFFFFF" w:sz="18" w:space="0"/>
+            </w:tcBorders>
+            <w:shd w:val="clear" w:color="auto" w:fill="006600"/>
+            <w:vAlign w:val="center"/>
+          </w:tcPr>
+          <w:p>
+            <w:pPr>
+              <w:autoSpaceDE w:val="0"/>
+              <w:ind w:left="110" w:leftChars="50"/>
+              <w:jc w:val="center"/>
+              <w:rPr>
+                <w:rFonts w:hint="default" w:ascii="Times New Roman" w:hAnsi="Times New Roman" w:eastAsia="微软雅黑" w:cs="Times New Roman"/>
+                <w:b/>
+                <w:color w:val="FFFFFF" w:themeColor="background1"/>
+                <w:sz w:val="21"/>
+                <w:szCs w:val="21"/>
+                <w14:textFill>
+                  <w14:solidFill>
+                    <w14:schemeClr w14:val="bg1"/>
+                  </w14:solidFill>
+                </w14:textFill>
+              </w:rPr>
+            </w:pPr>
+            <w:r>
+              <w:rPr>
+                <w:rFonts w:hint="default" w:ascii="Times New Roman" w:hAnsi="Times New Roman" w:eastAsia="微软雅黑" w:cs="Times New Roman"/>
+                <w:b/>
+                <w:color w:val="FFFFFF" w:themeColor="background1"/>
+                <w:sz w:val="21"/>
+                <w:szCs w:val="21"/>
+                <w:lang w:eastAsia="zh-CN" w:bidi="ar"/>
+                <w14:textFill>
+                  <w14:solidFill>
+                    <w14:schemeClr w14:val="bg1"/>
+                  </w14:solidFill>
+                </w14:textFill>
+              </w:rPr>
+              <w:t>质控参数</w:t>
+            </w:r>
+          </w:p>
+        </w:tc>
+        <w:tc>
+          <w:tcPr>
+            <w:tcW w:w="2378" w:type="dxa"/>
+            <w:tcBorders>
+              <w:top w:val="nil"/>
+              <w:left w:val="single" w:color="FFFFFF" w:sz="18" w:space="0"/>
+              <w:bottom w:val="nil"/>
+              <w:right w:val="single" w:color="FFFFFF" w:sz="18" w:space="0"/>
+            </w:tcBorders>
+            <w:shd w:val="clear" w:color="auto" w:fill="006600"/>
+            <w:vAlign w:val="center"/>
+          </w:tcPr>
+          <w:p>
+            <w:pPr>
+              <w:autoSpaceDE w:val="0"/>
+              <w:ind w:left="110" w:leftChars="50"/>
+              <w:jc w:val="center"/>
+              <w:rPr>
+                <w:rFonts w:hint="default" w:ascii="Times New Roman" w:hAnsi="Times New Roman" w:eastAsia="微软雅黑" w:cs="Times New Roman"/>
+                <w:b/>
+                <w:color w:val="FFFFFF" w:themeColor="background1"/>
+                <w:sz w:val="21"/>
+                <w:szCs w:val="21"/>
+                <w14:textFill>
+                  <w14:solidFill>
+                    <w14:schemeClr w14:val="bg1"/>
+                  </w14:solidFill>
+                </w14:textFill>
+              </w:rPr>
+            </w:pPr>
+            <w:r>
+              <w:rPr>
+                <w:rFonts w:hint="default" w:ascii="Times New Roman" w:hAnsi="Times New Roman" w:eastAsia="微软雅黑" w:cs="Times New Roman"/>
+                <w:b/>
+                <w:color w:val="FFFFFF" w:themeColor="background1"/>
+                <w:sz w:val="21"/>
+                <w:szCs w:val="21"/>
+                <w:lang w:eastAsia="zh-CN" w:bidi="ar"/>
+                <w14:textFill>
+                  <w14:solidFill>
+                    <w14:schemeClr w14:val="bg1"/>
+                  </w14:solidFill>
+                </w14:textFill>
+              </w:rPr>
+              <w:t>质控数值</w:t>
+            </w:r>
+          </w:p>
+        </w:tc>
+        <w:tc>
+          <w:tcPr>
+            <w:tcW w:w="2731" w:type="dxa"/>
+            <w:gridSpan w:val="2"/>
+            <w:tcBorders>
+              <w:top w:val="nil"/>
+              <w:left w:val="single" w:color="FFFFFF" w:sz="18" w:space="0"/>
+              <w:bottom w:val="nil"/>
+              <w:right w:val="nil"/>
+            </w:tcBorders>
+            <w:shd w:val="clear" w:color="auto" w:fill="006600"/>
+            <w:vAlign w:val="center"/>
+          </w:tcPr>
+          <w:p>
+            <w:pPr>
+              <w:autoSpaceDE w:val="0"/>
+              <w:ind w:left="110" w:leftChars="50"/>
+              <w:jc w:val="center"/>
+              <w:rPr>
+                <w:rFonts w:hint="default" w:ascii="Times New Roman" w:hAnsi="Times New Roman" w:eastAsia="微软雅黑" w:cs="Times New Roman"/>
+                <w:b/>
+                <w:color w:val="FFFFFF" w:themeColor="background1"/>
+                <w:sz w:val="21"/>
+                <w:szCs w:val="21"/>
+                <w14:textFill>
+                  <w14:solidFill>
+                    <w14:schemeClr w14:val="bg1"/>
+                  </w14:solidFill>
+                </w14:textFill>
+              </w:rPr>
+            </w:pPr>
+            <w:r>
+              <w:rPr>
+                <w:rFonts w:hint="default" w:ascii="Times New Roman" w:hAnsi="Times New Roman" w:eastAsia="微软雅黑" w:cs="Times New Roman"/>
+                <w:b/>
+                <w:color w:val="FFFFFF" w:themeColor="background1"/>
+                <w:sz w:val="21"/>
+                <w:szCs w:val="21"/>
+                <w:lang w:eastAsia="zh-CN" w:bidi="ar"/>
+                <w14:textFill>
+                  <w14:solidFill>
+                    <w14:schemeClr w14:val="bg1"/>
+                  </w14:solidFill>
+                </w14:textFill>
+              </w:rPr>
+              <w:t>质控标准</w:t>
+            </w:r>
+          </w:p>
+        </w:tc>
+      </w:tr>
+      <w:tr>
+        <w:tblPrEx>
+          <w:tblBorders>
+            <w:top w:val="single" w:color="416AAB" w:sz="24" w:space="0"/>
+            <w:left w:val="single" w:color="416AAB" w:sz="24" w:space="0"/>
+            <w:bottom w:val="single" w:color="416AAB" w:sz="24" w:space="0"/>
+            <w:right w:val="single" w:color="416AAB" w:sz="24" w:space="0"/>
+            <w:insideH w:val="single" w:color="416AAB" w:sz="24" w:space="0"/>
+            <w:insideV w:val="single" w:color="416AAB" w:sz="24" w:space="0"/>
+          </w:tblBorders>
+          <w:tblCellMar>
+            <w:top w:w="0" w:type="dxa"/>
+            <w:left w:w="0" w:type="dxa"/>
+            <w:bottom w:w="0" w:type="dxa"/>
+            <w:right w:w="0" w:type="dxa"/>
+          </w:tblCellMar>
+        </w:tblPrEx>
+        <w:trPr>
+          <w:trHeight w:val="454" w:hRule="atLeast"/>
+          <w:jc w:val="center"/>
+        </w:trPr>
+        <w:tc>
+          <w:tcPr>
+            <w:tcW w:w="992" w:type="dxa"/>
+            <w:vMerge w:val="restart"/>
+            <w:tcBorders>
+              <w:top w:val="single" w:color="A4A4A4" w:sz="4" w:space="0"/>
+              <w:left w:val="nil"/>
+              <w:bottom w:val="single" w:color="A4A4A4" w:sz="4" w:space="0"/>
+              <w:right w:val="single" w:color="A4A4A4" w:sz="4" w:space="0"/>
+            </w:tcBorders>
+            <w:shd w:val="clear" w:color="auto" w:fill="auto"/>
+            <w:vAlign w:val="center"/>
+          </w:tcPr>
+          <w:p>
+            <w:pPr>
+              <w:keepNext w:val="0"/>
+              <w:keepLines w:val="0"/>
+              <w:pageBreakBefore w:val="0"/>
+              <w:widowControl w:val="0"/>
+              <w:kinsoku/>
+              <w:wordWrap/>
+              <w:overflowPunct/>
+              <w:topLinePunct w:val="0"/>
+              <w:autoSpaceDE w:val="0"/>
+              <w:autoSpaceDN/>
+              <w:bidi w:val="0"/>
+              <w:adjustRightInd/>
+              <w:snapToGrid/>
+              <w:ind w:left="57" w:leftChars="0" w:right="57" w:rightChars="0"/>
+              <w:jc w:val="center"/>
+              <w:textAlignment w:val="auto"/>
+              <w:rPr>
+                <w:rFonts w:hint="default" w:ascii="Times New Roman" w:hAnsi="Times New Roman" w:eastAsia="微软雅黑" w:cs="Times New Roman"/>
+                <w:b/>
+                <w:bCs/>
+                <w:sz w:val="21"/>
+                <w:szCs w:val="21"/>
+              </w:rPr>
+            </w:pPr>
+            <w:r>
+              <w:rPr>
+                <w:rFonts w:hint="eastAsia" w:ascii="Times New Roman" w:hAnsi="Times New Roman" w:eastAsia="微软雅黑" w:cs="Times New Roman"/>
+                <w:b/>
+                <w:bCs/>
+                <w:sz w:val="21"/>
+                <w:szCs w:val="21"/>
+                <w:lang w:val="en-US" w:eastAsia="zh-CN" w:bidi="ar"/>
+              </w:rPr>
+              <w:t>DNA</w:t>
+            </w:r>
+            <w:r>
+              <w:rPr>
+                <w:rFonts w:hint="default" w:ascii="Times New Roman" w:hAnsi="Times New Roman" w:eastAsia="微软雅黑" w:cs="Times New Roman"/>
+                <w:b/>
+                <w:bCs/>
+                <w:sz w:val="21"/>
+                <w:szCs w:val="21"/>
+                <w:lang w:eastAsia="zh-CN" w:bidi="ar"/>
+              </w:rPr>
+              <w:t>质量评估</w:t>
+            </w:r>
+          </w:p>
+        </w:tc>
+        <w:tc>
+          <w:tcPr>
+            <w:tcW w:w="992" w:type="dxa"/>
+            <w:vMerge w:val="restart"/>
+            <w:tcBorders>
+              <w:top w:val="single" w:color="A4A4A4" w:sz="4" w:space="0"/>
+              <w:left w:val="nil"/>
+              <w:bottom w:val="single" w:color="A4A4A4" w:sz="4" w:space="0"/>
+              <w:right w:val="single" w:color="A4A4A4" w:sz="4" w:space="0"/>
+            </w:tcBorders>
+            <w:shd w:val="clear" w:color="auto" w:fill="auto"/>
+            <w:vAlign w:val="center"/>
+          </w:tcPr>
+          <w:p>
+            <w:pPr>
+              <w:keepNext w:val="0"/>
+              <w:keepLines w:val="0"/>
+              <w:pageBreakBefore w:val="0"/>
+              <w:widowControl w:val="0"/>
+              <w:kinsoku/>
+              <w:wordWrap/>
+              <w:overflowPunct/>
+              <w:topLinePunct w:val="0"/>
+              <w:autoSpaceDE w:val="0"/>
+              <w:autoSpaceDN/>
+              <w:bidi w:val="0"/>
+              <w:adjustRightInd/>
+              <w:snapToGrid/>
+              <w:ind w:left="57" w:leftChars="0" w:right="57" w:rightChars="0"/>
+              <w:jc w:val="center"/>
+              <w:textAlignment w:val="auto"/>
+              <w:rPr>
+                <w:rFonts w:hint="eastAsia" w:ascii="微软雅黑" w:hAnsi="微软雅黑" w:eastAsia="微软雅黑" w:cs="微软雅黑"/>
+                <w:b/>
+                <w:bCs/>
+                <w:sz w:val="18"/>
+                <w:szCs w:val="18"/>
+                <w:lang w:val="en-US" w:eastAsia="zh-CN" w:bidi="ar"/>
+              </w:rPr>
+            </w:pPr>
+            <w:r>
+              <w:rPr>
+                <w:rFonts w:hint="eastAsia" w:ascii="微软雅黑" w:hAnsi="微软雅黑" w:eastAsia="微软雅黑" w:cs="微软雅黑"/>
+                <w:b/>
+                <w:bCs/>
+                <w:sz w:val="18"/>
+                <w:szCs w:val="18"/>
+                <w:lang w:eastAsia="zh-CN" w:bidi="ar"/>
+              </w:rPr>
+              <w:t>核酸质量评估</w:t>
+            </w:r>
+          </w:p>
+        </w:tc>
+        <w:tc>
+          <w:tcPr>
+            <w:tcW w:w="2717" w:type="dxa"/>
+            <w:tcBorders>
+              <w:top w:val="single" w:color="A4A4A4" w:sz="4" w:space="0"/>
+              <w:left w:val="single" w:color="A4A4A4" w:sz="4" w:space="0"/>
+              <w:bottom w:val="single" w:color="A4A4A4" w:sz="4" w:space="0"/>
+              <w:right w:val="single" w:color="A4A4A4" w:sz="4" w:space="0"/>
+            </w:tcBorders>
+            <w:shd w:val="clear" w:color="auto" w:fill="auto"/>
+            <w:vAlign w:val="center"/>
+          </w:tcPr>
+          <w:p>
+            <w:pPr>
+              <w:autoSpaceDE w:val="0"/>
+              <w:ind w:left="110" w:leftChars="50"/>
+              <w:jc w:val="center"/>
+              <w:rPr>
+                <w:rFonts w:hint="default" w:ascii="Times New Roman" w:hAnsi="Times New Roman" w:eastAsia="微软雅黑" w:cs="Times New Roman"/>
+                <w:sz w:val="21"/>
+                <w:szCs w:val="21"/>
+              </w:rPr>
+            </w:pPr>
+            <w:r>
+              <w:rPr>
+                <w:rFonts w:hint="default" w:ascii="Times New Roman" w:hAnsi="Times New Roman" w:eastAsia="微软雅黑" w:cs="Times New Roman"/>
+                <w:sz w:val="21"/>
+                <w:szCs w:val="21"/>
+                <w:lang w:eastAsia="zh-CN" w:bidi="ar"/>
+              </w:rPr>
+              <w:t>DNA总量（ng）</w:t>
+            </w:r>
+          </w:p>
+        </w:tc>
+        <w:tc>
+          <w:tcPr>
+            <w:tcW w:w="2378" w:type="dxa"/>
+            <w:tcBorders>
+              <w:top w:val="single" w:color="A4A4A4" w:sz="4" w:space="0"/>
+              <w:left w:val="single" w:color="A4A4A4" w:sz="4" w:space="0"/>
+              <w:bottom w:val="single" w:color="A4A4A4" w:sz="4" w:space="0"/>
+              <w:right w:val="single" w:color="A4A4A4" w:sz="4" w:space="0"/>
+            </w:tcBorders>
+            <w:shd w:val="clear" w:color="auto" w:fill="auto"/>
+            <w:vAlign w:val="center"/>
+          </w:tcPr>
+          <w:p>
+            <w:pPr>
+              <w:ind w:left="119" w:leftChars="0"/>
+              <w:jc w:val="center"/>
+              <w:rPr>
+                <w:rFonts w:hint="default" w:ascii="Times New Roman" w:hAnsi="Times New Roman" w:eastAsia="微软雅黑" w:cs="Times New Roman"/>
+                <w:sz w:val="21"/>
+                <w:szCs w:val="21"/>
+              </w:rPr>
+            </w:pPr>
+            <w:r>
+              <w:rPr>
+                <w:rFonts w:hint="default" w:ascii="Times New Roman" w:hAnsi="Times New Roman" w:eastAsia="微软雅黑" w:cs="Times New Roman"/>
+                <w:sz w:val="18"/>
+                <w:szCs w:val="18"/>
+                <w:lang w:eastAsia="zh-CN"/>
+              </w:rPr>
+              <w:t>{{ ql_qc_g_info</w:t>
+            </w:r>
+            <w:r>
+              <w:rPr>
+                <w:rFonts w:hint="eastAsia" w:ascii="Times New Roman" w:hAnsi="Times New Roman" w:eastAsia="微软雅黑" w:cs="Times New Roman"/>
+                <w:sz w:val="18"/>
+                <w:szCs w:val="18"/>
+                <w:lang w:val="en-US" w:eastAsia="zh-CN"/>
+              </w:rPr>
+              <w:t>.</w:t>
+            </w:r>
+            <w:r>
+              <w:rPr>
+                <w:rFonts w:hint="default" w:ascii="Times New Roman" w:hAnsi="Times New Roman" w:eastAsia="微软雅黑" w:cs="Times New Roman"/>
+                <w:sz w:val="18"/>
+                <w:szCs w:val="18"/>
+                <w:lang w:eastAsia="zh-CN"/>
+              </w:rPr>
+              <w:t>tumorcellcontent }}</w:t>
+            </w:r>
+          </w:p>
+        </w:tc>
+        <w:tc>
+          <w:tcPr>
+            <w:tcW w:w="2731" w:type="dxa"/>
+            <w:gridSpan w:val="2"/>
+            <w:tcBorders>
+              <w:top w:val="single" w:color="A4A4A4" w:sz="4" w:space="0"/>
+              <w:left w:val="single" w:color="A4A4A4" w:sz="4" w:space="0"/>
+              <w:bottom w:val="single" w:color="A4A4A4" w:sz="4" w:space="0"/>
+              <w:right w:val="nil"/>
+            </w:tcBorders>
+            <w:shd w:val="clear" w:color="auto" w:fill="auto"/>
+            <w:vAlign w:val="center"/>
+          </w:tcPr>
+          <w:p>
+            <w:pPr>
+              <w:jc w:val="center"/>
+              <w:rPr>
+                <w:rFonts w:hint="default" w:ascii="Times New Roman" w:hAnsi="Times New Roman" w:eastAsia="微软雅黑" w:cs="Times New Roman"/>
+                <w:sz w:val="21"/>
+                <w:szCs w:val="21"/>
+                <w:highlight w:val="none"/>
+              </w:rPr>
+            </w:pPr>
+            <w:r>
+              <w:rPr>
+                <w:rFonts w:hint="default" w:ascii="Times New Roman" w:hAnsi="Times New Roman" w:eastAsia="微软雅黑" w:cs="Times New Roman"/>
+                <w:sz w:val="21"/>
+                <w:szCs w:val="21"/>
+                <w:highlight w:val="none"/>
+                <w:shd w:val="clear"/>
+              </w:rPr>
+              <w:t>≥100</w:t>
+            </w:r>
+          </w:p>
+        </w:tc>
+      </w:tr>
+      <w:tr>
+        <w:tblPrEx>
+          <w:tblBorders>
+            <w:top w:val="single" w:color="416AAB" w:sz="24" w:space="0"/>
+            <w:left w:val="single" w:color="416AAB" w:sz="24" w:space="0"/>
+            <w:bottom w:val="single" w:color="416AAB" w:sz="24" w:space="0"/>
+            <w:right w:val="single" w:color="416AAB" w:sz="24" w:space="0"/>
+            <w:insideH w:val="single" w:color="416AAB" w:sz="24" w:space="0"/>
+            <w:insideV w:val="single" w:color="416AAB" w:sz="24" w:space="0"/>
+          </w:tblBorders>
+          <w:tblCellMar>
+            <w:top w:w="0" w:type="dxa"/>
+            <w:left w:w="0" w:type="dxa"/>
+            <w:bottom w:w="0" w:type="dxa"/>
+            <w:right w:w="0" w:type="dxa"/>
+          </w:tblCellMar>
+        </w:tblPrEx>
+        <w:trPr>
+          <w:trHeight w:val="454" w:hRule="atLeast"/>
+          <w:jc w:val="center"/>
+        </w:trPr>
+        <w:tc>
+          <w:tcPr>
+            <w:tcW w:w="992" w:type="dxa"/>
+            <w:vMerge w:val="continue"/>
+            <w:tcBorders>
+              <w:top w:val="single" w:color="A4A4A4" w:sz="4" w:space="0"/>
+              <w:left w:val="nil"/>
+              <w:bottom w:val="single" w:color="A4A4A4" w:sz="4" w:space="0"/>
+              <w:right w:val="single" w:color="A4A4A4" w:sz="4" w:space="0"/>
+            </w:tcBorders>
+            <w:shd w:val="clear" w:color="auto" w:fill="auto"/>
+            <w:vAlign w:val="center"/>
+          </w:tcPr>
+          <w:p>
+            <w:pPr>
+              <w:keepNext w:val="0"/>
+              <w:keepLines w:val="0"/>
+              <w:pageBreakBefore w:val="0"/>
+              <w:widowControl w:val="0"/>
+              <w:kinsoku/>
+              <w:wordWrap/>
+              <w:overflowPunct/>
+              <w:topLinePunct w:val="0"/>
+              <w:autoSpaceDN/>
+              <w:bidi w:val="0"/>
+              <w:adjustRightInd/>
+              <w:snapToGrid/>
+              <w:ind w:left="57" w:leftChars="0" w:right="57" w:rightChars="0"/>
+              <w:jc w:val="center"/>
+              <w:textAlignment w:val="auto"/>
+              <w:rPr>
+                <w:rFonts w:hint="default" w:ascii="Times New Roman" w:hAnsi="Times New Roman" w:eastAsia="微软雅黑" w:cs="Times New Roman"/>
+                <w:b/>
+                <w:bCs/>
+                <w:sz w:val="20"/>
+                <w:szCs w:val="20"/>
+              </w:rPr>
+            </w:pPr>
+          </w:p>
+        </w:tc>
+        <w:tc>
+          <w:tcPr>
+            <w:tcW w:w="992" w:type="dxa"/>
+            <w:vMerge w:val="continue"/>
+            <w:tcBorders>
+              <w:top w:val="single" w:color="A4A4A4" w:sz="4" w:space="0"/>
+              <w:left w:val="nil"/>
+              <w:bottom w:val="single" w:color="A4A4A4" w:sz="4" w:space="0"/>
+              <w:right w:val="single" w:color="A4A4A4" w:sz="4" w:space="0"/>
+            </w:tcBorders>
+            <w:shd w:val="clear" w:color="auto" w:fill="auto"/>
+            <w:vAlign w:val="center"/>
+          </w:tcPr>
+          <w:p>
+            <w:pPr>
+              <w:keepNext w:val="0"/>
+              <w:keepLines w:val="0"/>
+              <w:pageBreakBefore w:val="0"/>
+              <w:widowControl w:val="0"/>
+              <w:kinsoku/>
+              <w:wordWrap/>
+              <w:overflowPunct/>
+              <w:topLinePunct w:val="0"/>
+              <w:autoSpaceDN/>
+              <w:bidi w:val="0"/>
+              <w:adjustRightInd/>
+              <w:snapToGrid/>
+              <w:ind w:left="57" w:leftChars="0" w:right="57" w:rightChars="0"/>
+              <w:jc w:val="center"/>
+              <w:textAlignment w:val="auto"/>
+              <w:rPr>
+                <w:rFonts w:hint="eastAsia" w:ascii="微软雅黑" w:hAnsi="微软雅黑" w:eastAsia="微软雅黑" w:cs="微软雅黑"/>
+                <w:b/>
+                <w:bCs/>
+                <w:sz w:val="18"/>
+                <w:szCs w:val="18"/>
+              </w:rPr>
+            </w:pPr>
+          </w:p>
+        </w:tc>
+        <w:tc>
+          <w:tcPr>
+            <w:tcW w:w="2717" w:type="dxa"/>
+            <w:tcBorders>
+              <w:top w:val="single" w:color="A4A4A4" w:sz="4" w:space="0"/>
+              <w:left w:val="single" w:color="A4A4A4" w:sz="4" w:space="0"/>
+              <w:bottom w:val="single" w:color="A4A4A4" w:sz="4" w:space="0"/>
+              <w:right w:val="single" w:color="A4A4A4" w:sz="4" w:space="0"/>
+            </w:tcBorders>
+            <w:shd w:val="clear" w:color="auto" w:fill="auto"/>
+            <w:vAlign w:val="center"/>
+          </w:tcPr>
+          <w:p>
+            <w:pPr>
+              <w:autoSpaceDE w:val="0"/>
+              <w:ind w:left="110" w:leftChars="50"/>
+              <w:jc w:val="center"/>
+              <w:rPr>
+                <w:rFonts w:hint="default" w:ascii="Times New Roman" w:hAnsi="Times New Roman" w:eastAsia="微软雅黑" w:cs="Times New Roman"/>
+                <w:sz w:val="21"/>
+                <w:szCs w:val="21"/>
+              </w:rPr>
+            </w:pPr>
+            <w:r>
+              <w:rPr>
+                <w:rFonts w:hint="default" w:ascii="Times New Roman" w:hAnsi="Times New Roman" w:eastAsia="微软雅黑" w:cs="Times New Roman"/>
+                <w:sz w:val="21"/>
+                <w:szCs w:val="21"/>
+                <w:lang w:eastAsia="zh-CN" w:bidi="ar"/>
+              </w:rPr>
+              <w:t>DNA降解程度</w:t>
+            </w:r>
+          </w:p>
+        </w:tc>
+        <w:tc>
+          <w:tcPr>
+            <w:tcW w:w="2378" w:type="dxa"/>
+            <w:tcBorders>
+              <w:top w:val="single" w:color="A4A4A4" w:sz="4" w:space="0"/>
+              <w:left w:val="single" w:color="A4A4A4" w:sz="4" w:space="0"/>
+              <w:bottom w:val="single" w:color="A4A4A4" w:sz="4" w:space="0"/>
+              <w:right w:val="single" w:color="A4A4A4" w:sz="4" w:space="0"/>
+            </w:tcBorders>
+            <w:shd w:val="clear" w:color="auto" w:fill="auto"/>
+            <w:vAlign w:val="center"/>
+          </w:tcPr>
+          <w:p>
+            <w:pPr>
+              <w:ind w:left="119" w:leftChars="0"/>
+              <w:jc w:val="center"/>
+              <w:rPr>
+                <w:rFonts w:hint="default" w:ascii="Times New Roman" w:hAnsi="Times New Roman" w:eastAsia="微软雅黑" w:cs="Times New Roman"/>
+                <w:sz w:val="21"/>
+                <w:szCs w:val="21"/>
+              </w:rPr>
+            </w:pPr>
+            <w:r>
+              <w:rPr>
+                <w:rFonts w:hint="default" w:ascii="Times New Roman" w:hAnsi="Times New Roman" w:eastAsia="微软雅黑" w:cs="Times New Roman"/>
+                <w:sz w:val="18"/>
+                <w:szCs w:val="18"/>
+                <w:lang w:eastAsia="zh-CN"/>
+              </w:rPr>
+              <w:t>{{ ql_qc_g_info</w:t>
+            </w:r>
+            <w:r>
+              <w:rPr>
+                <w:rFonts w:hint="eastAsia" w:ascii="Times New Roman" w:hAnsi="Times New Roman" w:eastAsia="微软雅黑" w:cs="Times New Roman"/>
+                <w:sz w:val="18"/>
+                <w:szCs w:val="18"/>
+                <w:lang w:val="en-US" w:eastAsia="zh-CN"/>
+              </w:rPr>
+              <w:t>.</w:t>
+            </w:r>
+            <w:r>
+              <w:rPr>
+                <w:rFonts w:hint="default" w:ascii="Times New Roman" w:hAnsi="Times New Roman" w:eastAsia="微软雅黑" w:cs="Times New Roman"/>
+                <w:sz w:val="18"/>
+                <w:szCs w:val="18"/>
+                <w:lang w:eastAsia="zh-CN"/>
+              </w:rPr>
+              <w:t>DNA_total }}</w:t>
+            </w:r>
+          </w:p>
+        </w:tc>
+        <w:tc>
+          <w:tcPr>
+            <w:tcW w:w="2731" w:type="dxa"/>
+            <w:gridSpan w:val="2"/>
+            <w:tcBorders>
+              <w:top w:val="single" w:color="A4A4A4" w:sz="4" w:space="0"/>
+              <w:left w:val="single" w:color="A4A4A4" w:sz="4" w:space="0"/>
+              <w:bottom w:val="single" w:color="A4A4A4" w:sz="4" w:space="0"/>
+              <w:right w:val="nil"/>
+            </w:tcBorders>
+            <w:shd w:val="clear" w:color="auto" w:fill="auto"/>
+            <w:vAlign w:val="center"/>
+          </w:tcPr>
+          <w:p>
+            <w:pPr>
+              <w:autoSpaceDE w:val="0"/>
+              <w:ind w:left="110" w:leftChars="50"/>
+              <w:jc w:val="center"/>
+              <w:rPr>
+                <w:rFonts w:hint="default" w:ascii="Times New Roman" w:hAnsi="Times New Roman" w:eastAsia="微软雅黑" w:cs="Times New Roman"/>
+                <w:sz w:val="21"/>
+                <w:szCs w:val="21"/>
+                <w:highlight w:val="none"/>
+              </w:rPr>
+            </w:pPr>
+            <w:r>
+              <w:rPr>
+                <w:rFonts w:hint="default" w:ascii="Times New Roman" w:hAnsi="Times New Roman" w:eastAsia="微软雅黑" w:cs="Times New Roman"/>
+                <w:sz w:val="21"/>
+                <w:szCs w:val="21"/>
+                <w:highlight w:val="none"/>
+                <w:lang w:eastAsia="zh-CN" w:bidi="ar"/>
+              </w:rPr>
+              <w:t>A/B/C级</w:t>
+            </w:r>
+          </w:p>
+        </w:tc>
+      </w:tr>
+      <w:tr>
+        <w:tblPrEx>
+          <w:tblBorders>
+            <w:top w:val="single" w:color="416AAB" w:sz="24" w:space="0"/>
+            <w:left w:val="single" w:color="416AAB" w:sz="24" w:space="0"/>
+            <w:bottom w:val="single" w:color="416AAB" w:sz="24" w:space="0"/>
+            <w:right w:val="single" w:color="416AAB" w:sz="24" w:space="0"/>
+            <w:insideH w:val="single" w:color="416AAB" w:sz="24" w:space="0"/>
+            <w:insideV w:val="single" w:color="416AAB" w:sz="24" w:space="0"/>
+          </w:tblBorders>
+          <w:tblCellMar>
+            <w:top w:w="0" w:type="dxa"/>
+            <w:left w:w="0" w:type="dxa"/>
+            <w:bottom w:w="0" w:type="dxa"/>
+            <w:right w:w="0" w:type="dxa"/>
+          </w:tblCellMar>
+        </w:tblPrEx>
+        <w:trPr>
+          <w:trHeight w:val="454" w:hRule="atLeast"/>
+          <w:jc w:val="center"/>
+        </w:trPr>
+        <w:tc>
+          <w:tcPr>
+            <w:tcW w:w="992" w:type="dxa"/>
+            <w:vMerge w:val="continue"/>
+            <w:tcBorders>
+              <w:top w:val="single" w:color="A4A4A4" w:sz="4" w:space="0"/>
+              <w:left w:val="nil"/>
+              <w:bottom w:val="single" w:color="A4A4A4" w:sz="4" w:space="0"/>
+              <w:right w:val="single" w:color="A4A4A4" w:sz="4" w:space="0"/>
+            </w:tcBorders>
+            <w:shd w:val="clear" w:color="auto" w:fill="auto"/>
+            <w:vAlign w:val="center"/>
+          </w:tcPr>
+          <w:p>
+            <w:pPr>
+              <w:keepNext w:val="0"/>
+              <w:keepLines w:val="0"/>
+              <w:pageBreakBefore w:val="0"/>
+              <w:widowControl w:val="0"/>
+              <w:kinsoku/>
+              <w:wordWrap/>
+              <w:overflowPunct/>
+              <w:topLinePunct w:val="0"/>
+              <w:autoSpaceDN/>
+              <w:bidi w:val="0"/>
+              <w:adjustRightInd/>
+              <w:snapToGrid/>
+              <w:ind w:left="57" w:leftChars="0" w:right="57" w:rightChars="0"/>
+              <w:jc w:val="center"/>
+              <w:textAlignment w:val="auto"/>
+              <w:rPr>
+                <w:rFonts w:hint="default" w:ascii="Times New Roman" w:hAnsi="Times New Roman" w:eastAsia="微软雅黑" w:cs="Times New Roman"/>
+                <w:b/>
+                <w:bCs/>
+                <w:sz w:val="20"/>
+                <w:szCs w:val="20"/>
+              </w:rPr>
+            </w:pPr>
+          </w:p>
+        </w:tc>
+        <w:tc>
+          <w:tcPr>
+            <w:tcW w:w="992" w:type="dxa"/>
+            <w:vMerge w:val="continue"/>
+            <w:tcBorders>
+              <w:top w:val="single" w:color="A4A4A4" w:sz="4" w:space="0"/>
+              <w:left w:val="nil"/>
+              <w:bottom w:val="single" w:color="A4A4A4" w:sz="4" w:space="0"/>
+              <w:right w:val="single" w:color="A4A4A4" w:sz="4" w:space="0"/>
+            </w:tcBorders>
+            <w:shd w:val="clear" w:color="auto" w:fill="auto"/>
+            <w:vAlign w:val="center"/>
+          </w:tcPr>
+          <w:p>
+            <w:pPr>
+              <w:keepNext w:val="0"/>
+              <w:keepLines w:val="0"/>
+              <w:pageBreakBefore w:val="0"/>
+              <w:widowControl w:val="0"/>
+              <w:kinsoku/>
+              <w:wordWrap/>
+              <w:overflowPunct/>
+              <w:topLinePunct w:val="0"/>
+              <w:autoSpaceDN/>
+              <w:bidi w:val="0"/>
+              <w:adjustRightInd/>
+              <w:snapToGrid/>
+              <w:ind w:left="57" w:leftChars="0" w:right="57" w:rightChars="0"/>
+              <w:jc w:val="center"/>
+              <w:textAlignment w:val="auto"/>
+              <w:rPr>
+                <w:rFonts w:hint="eastAsia" w:ascii="微软雅黑" w:hAnsi="微软雅黑" w:eastAsia="微软雅黑" w:cs="微软雅黑"/>
+                <w:b/>
+                <w:bCs/>
+                <w:sz w:val="18"/>
+                <w:szCs w:val="18"/>
+              </w:rPr>
+            </w:pPr>
+          </w:p>
+        </w:tc>
+        <w:tc>
+          <w:tcPr>
+            <w:tcW w:w="2717" w:type="dxa"/>
+            <w:tcBorders>
+              <w:top w:val="single" w:color="A4A4A4" w:sz="4" w:space="0"/>
+              <w:left w:val="single" w:color="A4A4A4" w:sz="4" w:space="0"/>
+              <w:bottom w:val="single" w:color="A4A4A4" w:sz="4" w:space="0"/>
+              <w:right w:val="single" w:color="A4A4A4" w:sz="4" w:space="0"/>
+            </w:tcBorders>
+            <w:shd w:val="clear" w:color="auto" w:fill="auto"/>
+            <w:vAlign w:val="center"/>
+          </w:tcPr>
+          <w:p>
+            <w:pPr>
+              <w:autoSpaceDE w:val="0"/>
+              <w:ind w:left="110" w:leftChars="50"/>
+              <w:jc w:val="center"/>
+              <w:rPr>
+                <w:rFonts w:hint="default" w:ascii="Times New Roman" w:hAnsi="Times New Roman" w:eastAsia="微软雅黑" w:cs="Times New Roman"/>
+                <w:sz w:val="21"/>
+                <w:szCs w:val="21"/>
+              </w:rPr>
+            </w:pPr>
+            <w:r>
+              <w:rPr>
+                <w:rFonts w:hint="default" w:ascii="Times New Roman" w:hAnsi="Times New Roman" w:eastAsia="微软雅黑" w:cs="Times New Roman"/>
+                <w:sz w:val="21"/>
+                <w:szCs w:val="21"/>
+                <w:lang w:eastAsia="zh-CN" w:bidi="ar"/>
+              </w:rPr>
+              <w:t>DNA预文库总量（ng）</w:t>
+            </w:r>
+          </w:p>
+        </w:tc>
+        <w:tc>
+          <w:tcPr>
+            <w:tcW w:w="2378" w:type="dxa"/>
+            <w:tcBorders>
+              <w:top w:val="single" w:color="A4A4A4" w:sz="4" w:space="0"/>
+              <w:left w:val="single" w:color="A4A4A4" w:sz="4" w:space="0"/>
+              <w:bottom w:val="single" w:color="A4A4A4" w:sz="4" w:space="0"/>
+              <w:right w:val="single" w:color="A4A4A4" w:sz="4" w:space="0"/>
+            </w:tcBorders>
+            <w:shd w:val="clear" w:color="auto" w:fill="auto"/>
+            <w:vAlign w:val="center"/>
+          </w:tcPr>
+          <w:p>
+            <w:pPr>
+              <w:ind w:left="119" w:leftChars="0"/>
+              <w:jc w:val="center"/>
+              <w:rPr>
+                <w:rFonts w:hint="default" w:ascii="Times New Roman" w:hAnsi="Times New Roman" w:eastAsia="微软雅黑" w:cs="Times New Roman"/>
+                <w:sz w:val="21"/>
+                <w:szCs w:val="21"/>
+              </w:rPr>
+            </w:pPr>
+            <w:r>
+              <w:rPr>
+                <w:rFonts w:hint="default" w:ascii="Times New Roman" w:hAnsi="Times New Roman" w:eastAsia="微软雅黑" w:cs="Times New Roman"/>
+                <w:sz w:val="18"/>
+                <w:szCs w:val="18"/>
+                <w:lang w:eastAsia="zh-CN"/>
+              </w:rPr>
+              <w:t>{{ ql_qc_g_info</w:t>
+            </w:r>
+            <w:r>
+              <w:rPr>
+                <w:rFonts w:hint="eastAsia" w:ascii="Times New Roman" w:hAnsi="Times New Roman" w:eastAsia="微软雅黑" w:cs="Times New Roman"/>
+                <w:sz w:val="18"/>
+                <w:szCs w:val="18"/>
+                <w:lang w:val="en-US" w:eastAsia="zh-CN"/>
+              </w:rPr>
+              <w:t>.</w:t>
+            </w:r>
+            <w:r>
+              <w:rPr>
+                <w:rFonts w:hint="default" w:ascii="Times New Roman" w:hAnsi="Times New Roman" w:eastAsia="微软雅黑" w:cs="Times New Roman"/>
+                <w:sz w:val="18"/>
+                <w:szCs w:val="18"/>
+                <w:lang w:eastAsia="zh-CN"/>
+              </w:rPr>
+              <w:t>DNA_degradation }}</w:t>
+            </w:r>
+          </w:p>
+        </w:tc>
+        <w:tc>
+          <w:tcPr>
+            <w:tcW w:w="2731" w:type="dxa"/>
+            <w:gridSpan w:val="2"/>
+            <w:tcBorders>
+              <w:top w:val="single" w:color="A4A4A4" w:sz="4" w:space="0"/>
+              <w:left w:val="single" w:color="A4A4A4" w:sz="4" w:space="0"/>
+              <w:bottom w:val="single" w:color="A4A4A4" w:sz="4" w:space="0"/>
+              <w:right w:val="nil"/>
+            </w:tcBorders>
+            <w:shd w:val="clear" w:color="auto" w:fill="auto"/>
+            <w:vAlign w:val="center"/>
+          </w:tcPr>
+          <w:p>
+            <w:pPr>
+              <w:autoSpaceDE w:val="0"/>
+              <w:ind w:left="110" w:leftChars="50"/>
+              <w:jc w:val="center"/>
+              <w:rPr>
+                <w:rFonts w:hint="default" w:ascii="Times New Roman" w:hAnsi="Times New Roman" w:eastAsia="微软雅黑" w:cs="Times New Roman"/>
+                <w:sz w:val="21"/>
+                <w:szCs w:val="21"/>
+                <w:highlight w:val="none"/>
+              </w:rPr>
+            </w:pPr>
+            <w:r>
+              <w:rPr>
+                <w:rFonts w:hint="default" w:ascii="Times New Roman" w:hAnsi="Times New Roman" w:eastAsia="微软雅黑" w:cs="Times New Roman"/>
+                <w:sz w:val="21"/>
+                <w:szCs w:val="21"/>
+                <w:highlight w:val="none"/>
+                <w:lang w:eastAsia="zh-CN" w:bidi="ar"/>
+              </w:rPr>
+              <w:t>≥</w:t>
+            </w:r>
+            <w:r>
+              <w:rPr>
+                <w:rFonts w:hint="eastAsia" w:ascii="Times New Roman" w:hAnsi="Times New Roman" w:eastAsia="微软雅黑" w:cs="Times New Roman"/>
+                <w:sz w:val="21"/>
+                <w:szCs w:val="21"/>
+                <w:highlight w:val="none"/>
+                <w:lang w:val="en-US" w:eastAsia="zh-CN" w:bidi="ar"/>
+              </w:rPr>
+              <w:t>5</w:t>
+            </w:r>
+            <w:r>
+              <w:rPr>
+                <w:rFonts w:hint="default" w:ascii="Times New Roman" w:hAnsi="Times New Roman" w:eastAsia="微软雅黑" w:cs="Times New Roman"/>
+                <w:sz w:val="21"/>
+                <w:szCs w:val="21"/>
+                <w:highlight w:val="none"/>
+                <w:lang w:eastAsia="zh-CN" w:bidi="ar"/>
+              </w:rPr>
+              <w:t>00</w:t>
+            </w:r>
+          </w:p>
+        </w:tc>
+      </w:tr>
+      <w:tr>
+        <w:tblPrEx>
+          <w:tblBorders>
+            <w:top w:val="single" w:color="416AAB" w:sz="24" w:space="0"/>
+            <w:left w:val="single" w:color="416AAB" w:sz="24" w:space="0"/>
+            <w:bottom w:val="single" w:color="416AAB" w:sz="24" w:space="0"/>
+            <w:right w:val="single" w:color="416AAB" w:sz="24" w:space="0"/>
+            <w:insideH w:val="single" w:color="416AAB" w:sz="24" w:space="0"/>
+            <w:insideV w:val="single" w:color="416AAB" w:sz="24" w:space="0"/>
+          </w:tblBorders>
+          <w:tblCellMar>
+            <w:top w:w="0" w:type="dxa"/>
+            <w:left w:w="0" w:type="dxa"/>
+            <w:bottom w:w="0" w:type="dxa"/>
+            <w:right w:w="0" w:type="dxa"/>
+          </w:tblCellMar>
+        </w:tblPrEx>
+        <w:trPr>
+          <w:trHeight w:val="454" w:hRule="atLeast"/>
+          <w:jc w:val="center"/>
+        </w:trPr>
+        <w:tc>
+          <w:tcPr>
+            <w:tcW w:w="992" w:type="dxa"/>
+            <w:vMerge w:val="continue"/>
+            <w:tcBorders>
+              <w:top w:val="single" w:color="A4A4A4" w:sz="4" w:space="0"/>
+              <w:left w:val="nil"/>
+              <w:bottom w:val="single" w:color="A4A4A4" w:sz="4" w:space="0"/>
+              <w:right w:val="single" w:color="A4A4A4" w:sz="4" w:space="0"/>
+            </w:tcBorders>
+            <w:shd w:val="clear" w:color="auto" w:fill="auto"/>
+            <w:vAlign w:val="center"/>
+          </w:tcPr>
+          <w:p>
+            <w:pPr>
+              <w:keepNext w:val="0"/>
+              <w:keepLines w:val="0"/>
+              <w:pageBreakBefore w:val="0"/>
+              <w:widowControl w:val="0"/>
+              <w:kinsoku/>
+              <w:wordWrap/>
+              <w:overflowPunct/>
+              <w:topLinePunct w:val="0"/>
+              <w:autoSpaceDN/>
+              <w:bidi w:val="0"/>
+              <w:adjustRightInd/>
+              <w:snapToGrid/>
+              <w:ind w:left="57" w:right="57"/>
+              <w:jc w:val="center"/>
+              <w:textAlignment w:val="auto"/>
+              <w:rPr>
+                <w:rFonts w:hint="default" w:ascii="Times New Roman" w:hAnsi="Times New Roman" w:eastAsia="微软雅黑" w:cs="Times New Roman"/>
+                <w:b/>
+                <w:bCs/>
+                <w:sz w:val="20"/>
+                <w:szCs w:val="20"/>
+              </w:rPr>
+            </w:pPr>
+          </w:p>
+        </w:tc>
+        <w:tc>
+          <w:tcPr>
+            <w:tcW w:w="992" w:type="dxa"/>
+            <w:vMerge w:val="restart"/>
+            <w:tcBorders>
+              <w:top w:val="single" w:color="A4A4A4" w:sz="4" w:space="0"/>
+              <w:left w:val="nil"/>
+              <w:bottom w:val="single" w:color="A4A4A4" w:sz="4" w:space="0"/>
+              <w:right w:val="single" w:color="A4A4A4" w:sz="4" w:space="0"/>
+            </w:tcBorders>
+            <w:shd w:val="clear" w:color="auto" w:fill="auto"/>
+            <w:vAlign w:val="center"/>
+          </w:tcPr>
+          <w:p>
+            <w:pPr>
+              <w:keepNext w:val="0"/>
+              <w:keepLines w:val="0"/>
+              <w:pageBreakBefore w:val="0"/>
+              <w:widowControl w:val="0"/>
+              <w:kinsoku/>
+              <w:wordWrap/>
+              <w:overflowPunct/>
+              <w:topLinePunct w:val="0"/>
+              <w:autoSpaceDN/>
+              <w:bidi w:val="0"/>
+              <w:adjustRightInd/>
+              <w:snapToGrid/>
+              <w:ind w:left="57" w:right="57"/>
+              <w:jc w:val="center"/>
+              <w:textAlignment w:val="auto"/>
+              <w:rPr>
+                <w:rFonts w:hint="eastAsia" w:ascii="微软雅黑" w:hAnsi="微软雅黑" w:eastAsia="微软雅黑" w:cs="微软雅黑"/>
+                <w:b/>
+                <w:bCs/>
+                <w:sz w:val="18"/>
+                <w:szCs w:val="18"/>
+              </w:rPr>
+            </w:pPr>
+            <w:r>
+              <w:rPr>
+                <w:rFonts w:hint="eastAsia" w:ascii="微软雅黑" w:hAnsi="微软雅黑" w:eastAsia="微软雅黑" w:cs="微软雅黑"/>
+                <w:b/>
+                <w:bCs/>
+                <w:sz w:val="18"/>
+                <w:szCs w:val="18"/>
+                <w:lang w:eastAsia="zh-CN" w:bidi="ar"/>
+              </w:rPr>
+              <w:t>测序质量评估</w:t>
+            </w:r>
+          </w:p>
+        </w:tc>
+        <w:tc>
+          <w:tcPr>
+            <w:tcW w:w="2717" w:type="dxa"/>
+            <w:tcBorders>
+              <w:top w:val="single" w:color="A4A4A4" w:sz="4" w:space="0"/>
+              <w:left w:val="single" w:color="A4A4A4" w:sz="4" w:space="0"/>
+              <w:bottom w:val="single" w:color="A4A4A4" w:sz="4" w:space="0"/>
+              <w:right w:val="single" w:color="A4A4A4" w:sz="4" w:space="0"/>
+            </w:tcBorders>
+            <w:shd w:val="clear" w:color="auto" w:fill="auto"/>
+            <w:vAlign w:val="center"/>
+          </w:tcPr>
+          <w:p>
+            <w:pPr>
+              <w:autoSpaceDE w:val="0"/>
+              <w:ind w:left="110" w:leftChars="50"/>
+              <w:jc w:val="center"/>
+              <w:rPr>
+                <w:rFonts w:hint="default" w:ascii="Times New Roman" w:hAnsi="Times New Roman" w:eastAsia="微软雅黑" w:cs="Times New Roman"/>
+                <w:sz w:val="21"/>
+                <w:szCs w:val="21"/>
+                <w:lang w:val="en-US" w:eastAsia="zh-CN" w:bidi="ar-SA"/>
+              </w:rPr>
+            </w:pPr>
+            <w:r>
+              <w:rPr>
+                <w:rFonts w:hint="default" w:ascii="Times New Roman" w:hAnsi="Times New Roman" w:eastAsia="微软雅黑" w:cs="Times New Roman"/>
+                <w:sz w:val="21"/>
+                <w:szCs w:val="21"/>
+                <w:lang w:eastAsia="zh-CN" w:bidi="ar"/>
+              </w:rPr>
+              <w:t>DNA平均测序深度</w:t>
+            </w:r>
+          </w:p>
+        </w:tc>
+        <w:tc>
+          <w:tcPr>
+            <w:tcW w:w="2378" w:type="dxa"/>
+            <w:tcBorders>
+              <w:top w:val="single" w:color="A4A4A4" w:sz="4" w:space="0"/>
+              <w:left w:val="single" w:color="A4A4A4" w:sz="4" w:space="0"/>
+              <w:bottom w:val="single" w:color="A4A4A4" w:sz="4" w:space="0"/>
+              <w:right w:val="single" w:color="A4A4A4" w:sz="4" w:space="0"/>
+            </w:tcBorders>
+            <w:shd w:val="clear" w:color="auto" w:fill="auto"/>
+            <w:vAlign w:val="center"/>
+          </w:tcPr>
+          <w:p>
+            <w:pPr>
+              <w:ind w:left="119" w:leftChars="0"/>
+              <w:jc w:val="center"/>
+              <w:rPr>
+                <w:rFonts w:hint="default" w:ascii="Times New Roman" w:hAnsi="Times New Roman" w:eastAsia="微软雅黑" w:cs="Times New Roman"/>
+                <w:sz w:val="21"/>
+                <w:szCs w:val="21"/>
+                <w:highlight w:val="lightGray"/>
+                <w:lang w:val="en-US" w:eastAsia="zh-CN" w:bidi="ar-SA"/>
+              </w:rPr>
+            </w:pPr>
+            <w:r>
+              <w:rPr>
+                <w:rFonts w:hint="default" w:ascii="Times New Roman" w:hAnsi="Times New Roman" w:eastAsia="微软雅黑" w:cs="Times New Roman"/>
+                <w:sz w:val="18"/>
+                <w:szCs w:val="18"/>
+                <w:lang w:eastAsia="zh-CN"/>
+              </w:rPr>
+              <w:t>{{ ql_qc_g_info</w:t>
+            </w:r>
+            <w:r>
+              <w:rPr>
+                <w:rFonts w:hint="eastAsia" w:ascii="Times New Roman" w:hAnsi="Times New Roman" w:eastAsia="微软雅黑" w:cs="Times New Roman"/>
+                <w:sz w:val="18"/>
+                <w:szCs w:val="18"/>
+                <w:lang w:val="en-US" w:eastAsia="zh-CN"/>
+              </w:rPr>
+              <w:t>.</w:t>
+            </w:r>
+            <w:r>
+              <w:rPr>
+                <w:rFonts w:hint="default" w:ascii="Times New Roman" w:hAnsi="Times New Roman" w:eastAsia="微软雅黑" w:cs="Times New Roman"/>
+                <w:sz w:val="18"/>
+                <w:szCs w:val="18"/>
+                <w:lang w:eastAsia="zh-CN"/>
+              </w:rPr>
+              <w:t>outbound_quantity }}</w:t>
+            </w:r>
+          </w:p>
+        </w:tc>
+        <w:tc>
+          <w:tcPr>
+            <w:tcW w:w="2731" w:type="dxa"/>
+            <w:gridSpan w:val="2"/>
+            <w:tcBorders>
+              <w:top w:val="single" w:color="A4A4A4" w:sz="4" w:space="0"/>
+              <w:left w:val="single" w:color="A4A4A4" w:sz="4" w:space="0"/>
+              <w:bottom w:val="single" w:color="A4A4A4" w:sz="4" w:space="0"/>
+              <w:right w:val="nil"/>
+            </w:tcBorders>
+            <w:shd w:val="clear" w:color="auto" w:fill="auto"/>
+            <w:vAlign w:val="center"/>
+          </w:tcPr>
+          <w:p>
+            <w:pPr>
+              <w:autoSpaceDE w:val="0"/>
+              <w:ind w:left="110" w:leftChars="50"/>
+              <w:jc w:val="center"/>
+              <w:rPr>
+                <w:rFonts w:hint="default" w:ascii="Times New Roman" w:hAnsi="Times New Roman" w:eastAsia="微软雅黑" w:cs="Times New Roman"/>
+                <w:sz w:val="21"/>
+                <w:szCs w:val="21"/>
+                <w:highlight w:val="none"/>
+                <w:lang w:val="en-US" w:eastAsia="zh-CN" w:bidi="ar-SA"/>
+              </w:rPr>
+            </w:pPr>
+            <w:r>
+              <w:rPr>
+                <w:rFonts w:hint="default" w:ascii="Times New Roman" w:hAnsi="Times New Roman" w:eastAsia="微软雅黑" w:cs="Times New Roman"/>
+                <w:sz w:val="21"/>
+                <w:szCs w:val="21"/>
+                <w:highlight w:val="none"/>
+                <w:lang w:eastAsia="zh-CN" w:bidi="ar"/>
+              </w:rPr>
+              <w:t>≥500</w:t>
+            </w:r>
+          </w:p>
+        </w:tc>
+      </w:tr>
+      <w:tr>
+        <w:tblPrEx>
+          <w:tblBorders>
+            <w:top w:val="single" w:color="416AAB" w:sz="24" w:space="0"/>
+            <w:left w:val="single" w:color="416AAB" w:sz="24" w:space="0"/>
+            <w:bottom w:val="single" w:color="416AAB" w:sz="24" w:space="0"/>
+            <w:right w:val="single" w:color="416AAB" w:sz="24" w:space="0"/>
+            <w:insideH w:val="single" w:color="416AAB" w:sz="24" w:space="0"/>
+            <w:insideV w:val="single" w:color="416AAB" w:sz="24" w:space="0"/>
+          </w:tblBorders>
+          <w:tblCellMar>
+            <w:top w:w="0" w:type="dxa"/>
+            <w:left w:w="0" w:type="dxa"/>
+            <w:bottom w:w="0" w:type="dxa"/>
+            <w:right w:w="0" w:type="dxa"/>
+          </w:tblCellMar>
+        </w:tblPrEx>
+        <w:trPr>
+          <w:trHeight w:val="454" w:hRule="atLeast"/>
+          <w:jc w:val="center"/>
+        </w:trPr>
+        <w:tc>
+          <w:tcPr>
+            <w:tcW w:w="992" w:type="dxa"/>
+            <w:vMerge w:val="continue"/>
+            <w:tcBorders>
+              <w:top w:val="single" w:color="A4A4A4" w:sz="4" w:space="0"/>
+              <w:left w:val="nil"/>
+              <w:bottom w:val="single" w:color="A4A4A4" w:sz="4" w:space="0"/>
+              <w:right w:val="single" w:color="A4A4A4" w:sz="4" w:space="0"/>
+            </w:tcBorders>
+            <w:shd w:val="clear" w:color="auto" w:fill="auto"/>
+            <w:vAlign w:val="center"/>
+          </w:tcPr>
+          <w:p>
+            <w:pPr>
+              <w:keepNext w:val="0"/>
+              <w:keepLines w:val="0"/>
+              <w:pageBreakBefore w:val="0"/>
+              <w:widowControl w:val="0"/>
+              <w:kinsoku/>
+              <w:wordWrap/>
+              <w:overflowPunct/>
+              <w:topLinePunct w:val="0"/>
+              <w:autoSpaceDN/>
+              <w:bidi w:val="0"/>
+              <w:adjustRightInd/>
+              <w:snapToGrid/>
+              <w:ind w:left="57" w:right="57"/>
+              <w:jc w:val="center"/>
+              <w:textAlignment w:val="auto"/>
+              <w:rPr>
+                <w:rFonts w:hint="default" w:ascii="Times New Roman" w:hAnsi="Times New Roman" w:eastAsia="微软雅黑" w:cs="Times New Roman"/>
+                <w:b/>
+                <w:bCs/>
+                <w:sz w:val="20"/>
+                <w:szCs w:val="20"/>
+              </w:rPr>
+            </w:pPr>
+          </w:p>
+        </w:tc>
+        <w:tc>
+          <w:tcPr>
+            <w:tcW w:w="992" w:type="dxa"/>
+            <w:vMerge w:val="continue"/>
+            <w:tcBorders>
+              <w:top w:val="single" w:color="A4A4A4" w:sz="4" w:space="0"/>
+              <w:left w:val="nil"/>
+              <w:bottom w:val="single" w:color="A4A4A4" w:sz="4" w:space="0"/>
+              <w:right w:val="single" w:color="A4A4A4" w:sz="4" w:space="0"/>
+            </w:tcBorders>
+            <w:shd w:val="clear" w:color="auto" w:fill="auto"/>
+            <w:vAlign w:val="center"/>
+          </w:tcPr>
+          <w:p>
+            <w:pPr>
+              <w:keepNext w:val="0"/>
+              <w:keepLines w:val="0"/>
+              <w:pageBreakBefore w:val="0"/>
+              <w:widowControl w:val="0"/>
+              <w:kinsoku/>
+              <w:wordWrap/>
+              <w:overflowPunct/>
+              <w:topLinePunct w:val="0"/>
+              <w:autoSpaceDN/>
+              <w:bidi w:val="0"/>
+              <w:adjustRightInd/>
+              <w:snapToGrid/>
+              <w:ind w:left="57" w:right="57"/>
+              <w:jc w:val="center"/>
+              <w:textAlignment w:val="auto"/>
+              <w:rPr>
+                <w:rFonts w:hint="eastAsia" w:ascii="微软雅黑" w:hAnsi="微软雅黑" w:eastAsia="微软雅黑" w:cs="微软雅黑"/>
+                <w:b/>
+                <w:bCs/>
+                <w:sz w:val="18"/>
+                <w:szCs w:val="18"/>
+              </w:rPr>
+            </w:pPr>
+          </w:p>
+        </w:tc>
+        <w:tc>
+          <w:tcPr>
+            <w:tcW w:w="2717" w:type="dxa"/>
+            <w:tcBorders>
+              <w:top w:val="single" w:color="A4A4A4" w:sz="4" w:space="0"/>
+              <w:left w:val="single" w:color="A4A4A4" w:sz="4" w:space="0"/>
+              <w:bottom w:val="single" w:color="A4A4A4" w:sz="4" w:space="0"/>
+              <w:right w:val="single" w:color="A4A4A4" w:sz="4" w:space="0"/>
+            </w:tcBorders>
+            <w:shd w:val="clear" w:color="auto" w:fill="auto"/>
+            <w:vAlign w:val="center"/>
+          </w:tcPr>
+          <w:p>
+            <w:pPr>
+              <w:autoSpaceDE w:val="0"/>
+              <w:ind w:left="110" w:leftChars="50"/>
+              <w:jc w:val="center"/>
+              <w:rPr>
+                <w:rFonts w:hint="default" w:ascii="Times New Roman" w:hAnsi="Times New Roman" w:eastAsia="微软雅黑" w:cs="Times New Roman"/>
+                <w:sz w:val="21"/>
+                <w:szCs w:val="21"/>
+                <w:lang w:val="en-US" w:eastAsia="zh-CN" w:bidi="ar-SA"/>
+              </w:rPr>
+            </w:pPr>
+            <w:r>
+              <w:rPr>
+                <w:rFonts w:hint="default" w:ascii="Times New Roman" w:hAnsi="Times New Roman" w:eastAsia="微软雅黑" w:cs="Times New Roman"/>
+                <w:sz w:val="21"/>
+                <w:szCs w:val="21"/>
+                <w:lang w:eastAsia="zh-CN" w:bidi="ar"/>
+              </w:rPr>
+              <w:t>DNA覆盖均一性</w:t>
+            </w:r>
+          </w:p>
+        </w:tc>
+        <w:tc>
+          <w:tcPr>
+            <w:tcW w:w="2378" w:type="dxa"/>
+            <w:tcBorders>
+              <w:top w:val="single" w:color="A4A4A4" w:sz="4" w:space="0"/>
+              <w:left w:val="single" w:color="A4A4A4" w:sz="4" w:space="0"/>
+              <w:bottom w:val="single" w:color="A4A4A4" w:sz="4" w:space="0"/>
+              <w:right w:val="single" w:color="A4A4A4" w:sz="4" w:space="0"/>
+            </w:tcBorders>
+            <w:shd w:val="clear" w:color="auto" w:fill="auto"/>
+            <w:vAlign w:val="center"/>
+          </w:tcPr>
+          <w:p>
+            <w:pPr>
+              <w:ind w:left="119" w:leftChars="0"/>
+              <w:jc w:val="center"/>
+              <w:rPr>
+                <w:rFonts w:hint="default" w:ascii="Times New Roman" w:hAnsi="Times New Roman" w:eastAsia="微软雅黑" w:cs="Times New Roman"/>
+                <w:sz w:val="21"/>
+                <w:szCs w:val="21"/>
+                <w:highlight w:val="lightGray"/>
+                <w:lang w:val="en-US" w:eastAsia="zh-CN" w:bidi="ar-SA"/>
+              </w:rPr>
+            </w:pPr>
+            <w:r>
+              <w:rPr>
+                <w:rFonts w:hint="default" w:ascii="Times New Roman" w:hAnsi="Times New Roman" w:eastAsia="微软雅黑" w:cs="Times New Roman"/>
+                <w:sz w:val="18"/>
+                <w:szCs w:val="18"/>
+                <w:lang w:eastAsia="zh-CN"/>
+              </w:rPr>
+              <w:t>{{ ql_qc_g_info</w:t>
+            </w:r>
+            <w:r>
+              <w:rPr>
+                <w:rFonts w:hint="eastAsia" w:ascii="Times New Roman" w:hAnsi="Times New Roman" w:eastAsia="微软雅黑" w:cs="Times New Roman"/>
+                <w:sz w:val="18"/>
+                <w:szCs w:val="18"/>
+                <w:lang w:val="en-US" w:eastAsia="zh-CN"/>
+              </w:rPr>
+              <w:t>.</w:t>
+            </w:r>
+            <w:r>
+              <w:rPr>
+                <w:rFonts w:hint="default" w:ascii="Times New Roman" w:hAnsi="Times New Roman" w:eastAsia="微软雅黑" w:cs="Times New Roman"/>
+                <w:sz w:val="18"/>
+                <w:szCs w:val="18"/>
+                <w:lang w:eastAsia="zh-CN"/>
+              </w:rPr>
+              <w:t>sequencing_depth }}</w:t>
+            </w:r>
+          </w:p>
+        </w:tc>
+        <w:tc>
+          <w:tcPr>
+            <w:tcW w:w="2731" w:type="dxa"/>
+            <w:gridSpan w:val="2"/>
+            <w:tcBorders>
+              <w:top w:val="single" w:color="A4A4A4" w:sz="4" w:space="0"/>
+              <w:left w:val="single" w:color="A4A4A4" w:sz="4" w:space="0"/>
+              <w:bottom w:val="single" w:color="A4A4A4" w:sz="4" w:space="0"/>
+              <w:right w:val="nil"/>
+            </w:tcBorders>
+            <w:shd w:val="clear" w:color="auto" w:fill="auto"/>
+            <w:vAlign w:val="center"/>
+          </w:tcPr>
+          <w:p>
+            <w:pPr>
+              <w:autoSpaceDE w:val="0"/>
+              <w:ind w:left="110" w:leftChars="50"/>
+              <w:jc w:val="center"/>
+              <w:rPr>
+                <w:rFonts w:hint="default" w:ascii="Times New Roman" w:hAnsi="Times New Roman" w:eastAsia="微软雅黑" w:cs="Times New Roman"/>
+                <w:sz w:val="21"/>
+                <w:szCs w:val="21"/>
+                <w:highlight w:val="none"/>
+                <w:lang w:val="en-US" w:eastAsia="zh-CN" w:bidi="ar-SA"/>
+              </w:rPr>
+            </w:pPr>
+            <w:r>
+              <w:rPr>
+                <w:rFonts w:hint="default" w:ascii="Times New Roman" w:hAnsi="Times New Roman" w:eastAsia="微软雅黑" w:cs="Times New Roman"/>
+                <w:sz w:val="21"/>
+                <w:szCs w:val="21"/>
+                <w:highlight w:val="none"/>
+                <w:lang w:eastAsia="zh-CN" w:bidi="ar"/>
+              </w:rPr>
+              <w:t>≥90%</w:t>
+            </w:r>
+          </w:p>
+        </w:tc>
+      </w:tr>
+      <w:tr>
+        <w:tblPrEx>
+          <w:tblBorders>
+            <w:top w:val="single" w:color="416AAB" w:sz="24" w:space="0"/>
+            <w:left w:val="single" w:color="416AAB" w:sz="24" w:space="0"/>
+            <w:bottom w:val="single" w:color="416AAB" w:sz="24" w:space="0"/>
+            <w:right w:val="single" w:color="416AAB" w:sz="24" w:space="0"/>
+            <w:insideH w:val="single" w:color="416AAB" w:sz="24" w:space="0"/>
+            <w:insideV w:val="single" w:color="416AAB" w:sz="24" w:space="0"/>
+          </w:tblBorders>
+          <w:tblCellMar>
+            <w:top w:w="0" w:type="dxa"/>
+            <w:left w:w="0" w:type="dxa"/>
+            <w:bottom w:w="0" w:type="dxa"/>
+            <w:right w:w="0" w:type="dxa"/>
+          </w:tblCellMar>
+        </w:tblPrEx>
+        <w:trPr>
+          <w:trHeight w:val="454" w:hRule="atLeast"/>
+          <w:jc w:val="center"/>
+        </w:trPr>
+        <w:tc>
+          <w:tcPr>
+            <w:tcW w:w="992" w:type="dxa"/>
+            <w:vMerge w:val="continue"/>
+            <w:tcBorders>
+              <w:top w:val="single" w:color="A4A4A4" w:sz="4" w:space="0"/>
+              <w:left w:val="nil"/>
+              <w:bottom w:val="single" w:color="A4A4A4" w:sz="4" w:space="0"/>
+              <w:right w:val="single" w:color="A4A4A4" w:sz="4" w:space="0"/>
+            </w:tcBorders>
+            <w:shd w:val="clear" w:color="auto" w:fill="auto"/>
+            <w:vAlign w:val="center"/>
+          </w:tcPr>
+          <w:p>
+            <w:pPr>
+              <w:keepNext w:val="0"/>
+              <w:keepLines w:val="0"/>
+              <w:pageBreakBefore w:val="0"/>
+              <w:widowControl w:val="0"/>
+              <w:kinsoku/>
+              <w:wordWrap/>
+              <w:overflowPunct/>
+              <w:topLinePunct w:val="0"/>
+              <w:autoSpaceDN/>
+              <w:bidi w:val="0"/>
+              <w:adjustRightInd/>
+              <w:snapToGrid/>
+              <w:ind w:left="57" w:right="57"/>
+              <w:jc w:val="center"/>
+              <w:textAlignment w:val="auto"/>
+              <w:rPr>
+                <w:rFonts w:hint="default" w:ascii="Times New Roman" w:hAnsi="Times New Roman" w:eastAsia="微软雅黑" w:cs="Times New Roman"/>
+                <w:b/>
+                <w:bCs/>
+                <w:sz w:val="20"/>
+                <w:szCs w:val="20"/>
+              </w:rPr>
+            </w:pPr>
+          </w:p>
+        </w:tc>
+        <w:tc>
+          <w:tcPr>
+            <w:tcW w:w="992" w:type="dxa"/>
+            <w:vMerge w:val="continue"/>
+            <w:tcBorders>
+              <w:top w:val="single" w:color="A4A4A4" w:sz="4" w:space="0"/>
+              <w:left w:val="nil"/>
+              <w:bottom w:val="single" w:color="A4A4A4" w:sz="4" w:space="0"/>
+              <w:right w:val="single" w:color="A4A4A4" w:sz="4" w:space="0"/>
+            </w:tcBorders>
+            <w:shd w:val="clear" w:color="auto" w:fill="auto"/>
+            <w:vAlign w:val="center"/>
+          </w:tcPr>
+          <w:p>
+            <w:pPr>
+              <w:keepNext w:val="0"/>
+              <w:keepLines w:val="0"/>
+              <w:pageBreakBefore w:val="0"/>
+              <w:widowControl w:val="0"/>
+              <w:kinsoku/>
+              <w:wordWrap/>
+              <w:overflowPunct/>
+              <w:topLinePunct w:val="0"/>
+              <w:autoSpaceDN/>
+              <w:bidi w:val="0"/>
+              <w:adjustRightInd/>
+              <w:snapToGrid/>
+              <w:ind w:left="57" w:right="57"/>
+              <w:jc w:val="center"/>
+              <w:textAlignment w:val="auto"/>
+              <w:rPr>
+                <w:rFonts w:hint="eastAsia" w:ascii="微软雅黑" w:hAnsi="微软雅黑" w:eastAsia="微软雅黑" w:cs="微软雅黑"/>
+                <w:b/>
+                <w:bCs/>
+                <w:sz w:val="18"/>
+                <w:szCs w:val="18"/>
+              </w:rPr>
+            </w:pPr>
+          </w:p>
+        </w:tc>
+        <w:tc>
+          <w:tcPr>
+            <w:tcW w:w="2717" w:type="dxa"/>
+            <w:tcBorders>
+              <w:top w:val="single" w:color="A4A4A4" w:sz="4" w:space="0"/>
+              <w:left w:val="single" w:color="A4A4A4" w:sz="4" w:space="0"/>
+              <w:bottom w:val="single" w:color="A4A4A4" w:sz="4" w:space="0"/>
+              <w:right w:val="single" w:color="A4A4A4" w:sz="4" w:space="0"/>
+            </w:tcBorders>
+            <w:shd w:val="clear" w:color="auto" w:fill="auto"/>
+            <w:vAlign w:val="center"/>
+          </w:tcPr>
+          <w:p>
+            <w:pPr>
+              <w:autoSpaceDE w:val="0"/>
+              <w:ind w:left="110" w:leftChars="50"/>
+              <w:jc w:val="center"/>
+              <w:rPr>
+                <w:rFonts w:hint="default" w:ascii="Times New Roman" w:hAnsi="Times New Roman" w:eastAsia="微软雅黑" w:cs="Times New Roman"/>
+                <w:sz w:val="21"/>
+                <w:szCs w:val="21"/>
+                <w:lang w:val="en-US" w:eastAsia="zh-CN" w:bidi="ar-SA"/>
+              </w:rPr>
+            </w:pPr>
+            <w:r>
+              <w:rPr>
+                <w:rFonts w:hint="default" w:ascii="Times New Roman" w:hAnsi="Times New Roman" w:eastAsia="微软雅黑" w:cs="Times New Roman"/>
+                <w:sz w:val="21"/>
+                <w:szCs w:val="21"/>
+                <w:lang w:eastAsia="zh-CN" w:bidi="ar"/>
+              </w:rPr>
+              <w:t>DNA基因组比对率</w:t>
+            </w:r>
+          </w:p>
+        </w:tc>
+        <w:tc>
+          <w:tcPr>
+            <w:tcW w:w="2378" w:type="dxa"/>
+            <w:tcBorders>
+              <w:top w:val="single" w:color="A4A4A4" w:sz="4" w:space="0"/>
+              <w:left w:val="single" w:color="A4A4A4" w:sz="4" w:space="0"/>
+              <w:bottom w:val="single" w:color="A4A4A4" w:sz="4" w:space="0"/>
+              <w:right w:val="single" w:color="A4A4A4" w:sz="4" w:space="0"/>
+            </w:tcBorders>
+            <w:shd w:val="clear" w:color="auto" w:fill="auto"/>
+            <w:vAlign w:val="center"/>
+          </w:tcPr>
+          <w:p>
+            <w:pPr>
+              <w:ind w:left="119" w:leftChars="0"/>
+              <w:jc w:val="center"/>
+              <w:rPr>
+                <w:rFonts w:hint="default" w:ascii="Times New Roman" w:hAnsi="Times New Roman" w:eastAsia="微软雅黑" w:cs="Times New Roman"/>
+                <w:sz w:val="21"/>
+                <w:szCs w:val="21"/>
+                <w:highlight w:val="lightGray"/>
+                <w:lang w:val="en-US" w:eastAsia="zh-CN" w:bidi="ar-SA"/>
+              </w:rPr>
+            </w:pPr>
+            <w:r>
+              <w:rPr>
+                <w:rFonts w:hint="default" w:ascii="Times New Roman" w:hAnsi="Times New Roman" w:eastAsia="微软雅黑" w:cs="Times New Roman"/>
+                <w:sz w:val="18"/>
+                <w:szCs w:val="18"/>
+                <w:lang w:eastAsia="zh-CN"/>
+              </w:rPr>
+              <w:t>{{ ql_qc_g_info</w:t>
+            </w:r>
+            <w:r>
+              <w:rPr>
+                <w:rFonts w:hint="eastAsia" w:ascii="Times New Roman" w:hAnsi="Times New Roman" w:eastAsia="微软雅黑" w:cs="Times New Roman"/>
+                <w:sz w:val="18"/>
+                <w:szCs w:val="18"/>
+                <w:lang w:val="en-US" w:eastAsia="zh-CN"/>
+              </w:rPr>
+              <w:t>.</w:t>
+            </w:r>
+            <w:r>
+              <w:rPr>
+                <w:rFonts w:hint="default" w:ascii="Times New Roman" w:hAnsi="Times New Roman" w:eastAsia="微软雅黑" w:cs="Times New Roman"/>
+                <w:sz w:val="18"/>
+                <w:szCs w:val="18"/>
+                <w:lang w:eastAsia="zh-CN"/>
+              </w:rPr>
+              <w:t>coverage_uniformity }}</w:t>
+            </w:r>
+          </w:p>
+        </w:tc>
+        <w:tc>
+          <w:tcPr>
+            <w:tcW w:w="2731" w:type="dxa"/>
+            <w:gridSpan w:val="2"/>
+            <w:tcBorders>
+              <w:top w:val="single" w:color="A4A4A4" w:sz="4" w:space="0"/>
+              <w:left w:val="single" w:color="A4A4A4" w:sz="4" w:space="0"/>
+              <w:bottom w:val="single" w:color="A4A4A4" w:sz="4" w:space="0"/>
+              <w:right w:val="nil"/>
+            </w:tcBorders>
+            <w:shd w:val="clear" w:color="auto" w:fill="auto"/>
+            <w:vAlign w:val="center"/>
+          </w:tcPr>
+          <w:p>
+            <w:pPr>
+              <w:autoSpaceDE w:val="0"/>
+              <w:ind w:left="110" w:leftChars="50"/>
+              <w:jc w:val="center"/>
+              <w:rPr>
+                <w:rFonts w:hint="default" w:ascii="Times New Roman" w:hAnsi="Times New Roman" w:eastAsia="微软雅黑" w:cs="Times New Roman"/>
+                <w:sz w:val="21"/>
+                <w:szCs w:val="21"/>
+                <w:highlight w:val="none"/>
+                <w:lang w:val="en-US" w:eastAsia="zh-CN" w:bidi="ar-SA"/>
+              </w:rPr>
+            </w:pPr>
+            <w:r>
+              <w:rPr>
+                <w:rFonts w:hint="default" w:ascii="Times New Roman" w:hAnsi="Times New Roman" w:eastAsia="微软雅黑" w:cs="Times New Roman"/>
+                <w:sz w:val="21"/>
+                <w:szCs w:val="21"/>
+                <w:highlight w:val="none"/>
+                <w:lang w:eastAsia="zh-CN" w:bidi="ar"/>
+              </w:rPr>
+              <w:t>≥95%</w:t>
+            </w:r>
+          </w:p>
+        </w:tc>
+      </w:tr>
+      <w:tr>
+        <w:tblPrEx>
+          <w:tblBorders>
+            <w:top w:val="single" w:color="416AAB" w:sz="24" w:space="0"/>
+            <w:left w:val="single" w:color="416AAB" w:sz="24" w:space="0"/>
+            <w:bottom w:val="single" w:color="416AAB" w:sz="24" w:space="0"/>
+            <w:right w:val="single" w:color="416AAB" w:sz="24" w:space="0"/>
+            <w:insideH w:val="single" w:color="416AAB" w:sz="24" w:space="0"/>
+            <w:insideV w:val="single" w:color="416AAB" w:sz="24" w:space="0"/>
+          </w:tblBorders>
+          <w:tblCellMar>
+            <w:top w:w="0" w:type="dxa"/>
+            <w:left w:w="0" w:type="dxa"/>
+            <w:bottom w:w="0" w:type="dxa"/>
+            <w:right w:w="0" w:type="dxa"/>
+          </w:tblCellMar>
+        </w:tblPrEx>
+        <w:trPr>
+          <w:trHeight w:val="454" w:hRule="atLeast"/>
+          <w:jc w:val="center"/>
+        </w:trPr>
+        <w:tc>
+          <w:tcPr>
+            <w:tcW w:w="992" w:type="dxa"/>
+            <w:vMerge w:val="continue"/>
+            <w:tcBorders>
+              <w:top w:val="single" w:color="A4A4A4" w:sz="4" w:space="0"/>
+              <w:left w:val="nil"/>
+              <w:bottom w:val="single" w:color="A4A4A4" w:sz="4" w:space="0"/>
+              <w:right w:val="single" w:color="A4A4A4" w:sz="4" w:space="0"/>
+            </w:tcBorders>
+            <w:shd w:val="clear" w:color="auto" w:fill="auto"/>
+            <w:vAlign w:val="center"/>
+          </w:tcPr>
+          <w:p>
+            <w:pPr>
+              <w:keepNext w:val="0"/>
+              <w:keepLines w:val="0"/>
+              <w:pageBreakBefore w:val="0"/>
+              <w:widowControl w:val="0"/>
+              <w:kinsoku/>
+              <w:wordWrap/>
+              <w:overflowPunct/>
+              <w:topLinePunct w:val="0"/>
+              <w:autoSpaceDN/>
+              <w:bidi w:val="0"/>
+              <w:adjustRightInd/>
+              <w:snapToGrid/>
+              <w:ind w:left="57" w:right="57"/>
+              <w:jc w:val="center"/>
+              <w:textAlignment w:val="auto"/>
+              <w:rPr>
+                <w:rFonts w:hint="default" w:ascii="Times New Roman" w:hAnsi="Times New Roman" w:eastAsia="微软雅黑" w:cs="Times New Roman"/>
+                <w:b/>
+                <w:bCs/>
+                <w:sz w:val="20"/>
+                <w:szCs w:val="20"/>
+              </w:rPr>
+            </w:pPr>
+          </w:p>
+        </w:tc>
+        <w:tc>
+          <w:tcPr>
+            <w:tcW w:w="992" w:type="dxa"/>
+            <w:vMerge w:val="continue"/>
+            <w:tcBorders>
+              <w:top w:val="single" w:color="A4A4A4" w:sz="4" w:space="0"/>
+              <w:left w:val="nil"/>
+              <w:bottom w:val="single" w:color="A4A4A4" w:sz="4" w:space="0"/>
+              <w:right w:val="single" w:color="A4A4A4" w:sz="4" w:space="0"/>
+            </w:tcBorders>
+            <w:shd w:val="clear" w:color="auto" w:fill="auto"/>
+            <w:vAlign w:val="center"/>
+          </w:tcPr>
+          <w:p>
+            <w:pPr>
+              <w:keepNext w:val="0"/>
+              <w:keepLines w:val="0"/>
+              <w:pageBreakBefore w:val="0"/>
+              <w:widowControl w:val="0"/>
+              <w:kinsoku/>
+              <w:wordWrap/>
+              <w:overflowPunct/>
+              <w:topLinePunct w:val="0"/>
+              <w:autoSpaceDN/>
+              <w:bidi w:val="0"/>
+              <w:adjustRightInd/>
+              <w:snapToGrid/>
+              <w:ind w:left="57" w:right="57"/>
+              <w:jc w:val="center"/>
+              <w:textAlignment w:val="auto"/>
+              <w:rPr>
+                <w:rFonts w:hint="eastAsia" w:ascii="微软雅黑" w:hAnsi="微软雅黑" w:eastAsia="微软雅黑" w:cs="微软雅黑"/>
+                <w:b/>
+                <w:bCs/>
+                <w:sz w:val="18"/>
+                <w:szCs w:val="18"/>
+              </w:rPr>
+            </w:pPr>
+          </w:p>
+        </w:tc>
+        <w:tc>
+          <w:tcPr>
+            <w:tcW w:w="2717" w:type="dxa"/>
+            <w:tcBorders>
+              <w:top w:val="single" w:color="A4A4A4" w:sz="4" w:space="0"/>
+              <w:left w:val="single" w:color="A4A4A4" w:sz="4" w:space="0"/>
+              <w:bottom w:val="single" w:color="A4A4A4" w:sz="4" w:space="0"/>
+              <w:right w:val="single" w:color="A4A4A4" w:sz="4" w:space="0"/>
+            </w:tcBorders>
+            <w:shd w:val="clear" w:color="auto" w:fill="auto"/>
+            <w:vAlign w:val="center"/>
+          </w:tcPr>
+          <w:p>
+            <w:pPr>
+              <w:autoSpaceDE w:val="0"/>
+              <w:ind w:left="110" w:leftChars="50"/>
+              <w:jc w:val="center"/>
+              <w:rPr>
+                <w:rFonts w:hint="default" w:ascii="Times New Roman" w:hAnsi="Times New Roman" w:eastAsia="微软雅黑" w:cs="Times New Roman"/>
+                <w:sz w:val="21"/>
+                <w:szCs w:val="21"/>
+                <w:lang w:val="en-US" w:eastAsia="zh-CN" w:bidi="ar-SA"/>
+              </w:rPr>
+            </w:pPr>
+            <w:r>
+              <w:rPr>
+                <w:rFonts w:hint="default" w:ascii="Times New Roman" w:hAnsi="Times New Roman" w:eastAsia="微软雅黑" w:cs="Times New Roman"/>
+                <w:sz w:val="21"/>
+                <w:szCs w:val="21"/>
+                <w:lang w:eastAsia="zh-CN" w:bidi="ar"/>
+              </w:rPr>
+              <w:t>DNA碱基质量Q30占比</w:t>
+            </w:r>
+          </w:p>
+        </w:tc>
+        <w:tc>
+          <w:tcPr>
+            <w:tcW w:w="2378" w:type="dxa"/>
+            <w:tcBorders>
+              <w:top w:val="single" w:color="A4A4A4" w:sz="4" w:space="0"/>
+              <w:left w:val="single" w:color="A4A4A4" w:sz="4" w:space="0"/>
+              <w:bottom w:val="single" w:color="A4A4A4" w:sz="4" w:space="0"/>
+              <w:right w:val="single" w:color="A4A4A4" w:sz="4" w:space="0"/>
+            </w:tcBorders>
+            <w:shd w:val="clear" w:color="auto" w:fill="auto"/>
+            <w:vAlign w:val="center"/>
+          </w:tcPr>
+          <w:p>
+            <w:pPr>
+              <w:ind w:left="119" w:leftChars="0"/>
+              <w:jc w:val="center"/>
+              <w:rPr>
+                <w:rFonts w:hint="default" w:ascii="Times New Roman" w:hAnsi="Times New Roman" w:eastAsia="微软雅黑" w:cs="Times New Roman"/>
+                <w:sz w:val="21"/>
+                <w:szCs w:val="21"/>
+                <w:highlight w:val="lightGray"/>
+                <w:lang w:val="en-US" w:eastAsia="zh-CN" w:bidi="ar-SA"/>
+              </w:rPr>
+            </w:pPr>
+            <w:r>
+              <w:rPr>
+                <w:rFonts w:hint="default" w:ascii="Times New Roman" w:hAnsi="Times New Roman" w:eastAsia="微软雅黑" w:cs="Times New Roman"/>
+                <w:sz w:val="18"/>
+                <w:szCs w:val="18"/>
+                <w:lang w:eastAsia="zh-CN"/>
+              </w:rPr>
+              <w:t>{{ ql_qc_g_info</w:t>
+            </w:r>
+            <w:r>
+              <w:rPr>
+                <w:rFonts w:hint="eastAsia" w:ascii="Times New Roman" w:hAnsi="Times New Roman" w:eastAsia="微软雅黑" w:cs="Times New Roman"/>
+                <w:sz w:val="18"/>
+                <w:szCs w:val="18"/>
+                <w:lang w:val="en-US" w:eastAsia="zh-CN"/>
+              </w:rPr>
+              <w:t>.</w:t>
+            </w:r>
+            <w:r>
+              <w:rPr>
+                <w:rFonts w:hint="default" w:ascii="Times New Roman" w:hAnsi="Times New Roman" w:eastAsia="微软雅黑" w:cs="Times New Roman"/>
+                <w:sz w:val="18"/>
+                <w:szCs w:val="18"/>
+                <w:lang w:eastAsia="zh-CN"/>
+              </w:rPr>
+              <w:t>genome_alignment }}</w:t>
+            </w:r>
+          </w:p>
+        </w:tc>
+        <w:tc>
+          <w:tcPr>
+            <w:tcW w:w="2731" w:type="dxa"/>
+            <w:gridSpan w:val="2"/>
+            <w:tcBorders>
+              <w:top w:val="single" w:color="A4A4A4" w:sz="4" w:space="0"/>
+              <w:left w:val="single" w:color="A4A4A4" w:sz="4" w:space="0"/>
+              <w:bottom w:val="single" w:color="A4A4A4" w:sz="4" w:space="0"/>
+              <w:right w:val="nil"/>
+            </w:tcBorders>
+            <w:shd w:val="clear" w:color="auto" w:fill="auto"/>
+            <w:vAlign w:val="center"/>
+          </w:tcPr>
+          <w:p>
+            <w:pPr>
+              <w:autoSpaceDE w:val="0"/>
+              <w:ind w:left="110" w:leftChars="50"/>
+              <w:jc w:val="center"/>
+              <w:rPr>
+                <w:rFonts w:hint="default" w:ascii="Times New Roman" w:hAnsi="Times New Roman" w:eastAsia="微软雅黑" w:cs="Times New Roman"/>
+                <w:sz w:val="21"/>
+                <w:szCs w:val="21"/>
+                <w:highlight w:val="none"/>
+                <w:lang w:val="en-US" w:eastAsia="zh-CN" w:bidi="ar-SA"/>
+              </w:rPr>
+            </w:pPr>
+            <w:r>
+              <w:rPr>
+                <w:rFonts w:hint="default" w:ascii="Times New Roman" w:hAnsi="Times New Roman" w:eastAsia="微软雅黑" w:cs="Times New Roman"/>
+                <w:sz w:val="21"/>
+                <w:szCs w:val="21"/>
+                <w:highlight w:val="none"/>
+                <w:lang w:eastAsia="zh-CN" w:bidi="ar"/>
+              </w:rPr>
+              <w:t>≥80%</w:t>
+            </w:r>
+          </w:p>
+        </w:tc>
+      </w:tr>
+      <w:tr>
+        <w:tblPrEx>
+          <w:tblBorders>
+            <w:top w:val="single" w:color="416AAB" w:sz="24" w:space="0"/>
+            <w:left w:val="single" w:color="416AAB" w:sz="24" w:space="0"/>
+            <w:bottom w:val="single" w:color="416AAB" w:sz="24" w:space="0"/>
+            <w:right w:val="single" w:color="416AAB" w:sz="24" w:space="0"/>
+            <w:insideH w:val="single" w:color="416AAB" w:sz="24" w:space="0"/>
+            <w:insideV w:val="single" w:color="416AAB" w:sz="24" w:space="0"/>
+          </w:tblBorders>
+          <w:tblCellMar>
+            <w:top w:w="0" w:type="dxa"/>
+            <w:left w:w="0" w:type="dxa"/>
+            <w:bottom w:w="0" w:type="dxa"/>
+            <w:right w:w="0" w:type="dxa"/>
+          </w:tblCellMar>
+        </w:tblPrEx>
+        <w:trPr>
+          <w:gridAfter w:val="1"/>
+          <w:wAfter w:w="19" w:type="dxa"/>
+          <w:trHeight w:val="454" w:hRule="atLeast"/>
+          <w:jc w:val="center"/>
+        </w:trPr>
+        <w:tc>
+          <w:tcPr>
+            <w:tcW w:w="1984" w:type="dxa"/>
+            <w:gridSpan w:val="2"/>
+            <w:tcBorders>
+              <w:top w:val="single" w:color="A4A4A4" w:sz="4" w:space="0"/>
+              <w:left w:val="nil"/>
+              <w:bottom w:val="single" w:color="A4A4A4" w:sz="4" w:space="0"/>
+              <w:right w:val="single" w:color="A4A4A4" w:sz="4" w:space="0"/>
+            </w:tcBorders>
+            <w:shd w:val="clear" w:color="auto" w:fill="F1F1F1"/>
+            <w:vAlign w:val="center"/>
+          </w:tcPr>
+          <w:p>
+            <w:pPr>
+              <w:autoSpaceDE w:val="0"/>
+              <w:ind w:left="110" w:leftChars="50"/>
+              <w:jc w:val="center"/>
+              <w:rPr>
+                <w:rFonts w:hint="default" w:ascii="Times New Roman" w:hAnsi="Times New Roman" w:eastAsia="微软雅黑" w:cs="Times New Roman"/>
+                <w:b/>
+                <w:bCs/>
+                <w:sz w:val="21"/>
+                <w:szCs w:val="21"/>
+              </w:rPr>
+            </w:pPr>
+            <w:r>
+              <w:rPr>
+                <w:rFonts w:hint="default" w:ascii="Times New Roman" w:hAnsi="Times New Roman" w:eastAsia="微软雅黑" w:cs="Times New Roman"/>
+                <w:b/>
+                <w:bCs/>
+                <w:sz w:val="21"/>
+                <w:szCs w:val="21"/>
+                <w:lang w:eastAsia="zh-CN" w:bidi="ar"/>
+              </w:rPr>
+              <w:t>总体质量评估</w:t>
+            </w:r>
+          </w:p>
+        </w:tc>
+        <w:tc>
+          <w:tcPr>
+            <w:tcW w:w="7807" w:type="dxa"/>
+            <w:gridSpan w:val="3"/>
+            <w:tcBorders>
+              <w:top w:val="single" w:color="A4A4A4" w:sz="4" w:space="0"/>
+              <w:left w:val="single" w:color="A4A4A4" w:sz="4" w:space="0"/>
+              <w:bottom w:val="single" w:color="A4A4A4" w:sz="4" w:space="0"/>
+              <w:right w:val="nil"/>
+            </w:tcBorders>
+            <w:shd w:val="clear" w:color="auto" w:fill="F1F1F1"/>
+            <w:vAlign w:val="center"/>
+          </w:tcPr>
+          <w:p>
+            <w:pPr>
+              <w:autoSpaceDE w:val="0"/>
+              <w:ind w:left="110" w:leftChars="50"/>
+              <w:jc w:val="center"/>
+              <w:rPr>
+                <w:rFonts w:hint="default" w:ascii="Times New Roman" w:hAnsi="Times New Roman" w:eastAsia="微软雅黑" w:cs="Times New Roman"/>
+                <w:sz w:val="21"/>
+                <w:szCs w:val="21"/>
+                <w:lang w:eastAsia="zh-CN"/>
+              </w:rPr>
+            </w:pPr>
+            <w:r>
+              <w:rPr>
+                <w:rFonts w:hint="default" w:ascii="Times New Roman" w:hAnsi="Times New Roman" w:eastAsia="微软雅黑" w:cs="Times New Roman"/>
+                <w:color w:val="000000"/>
+                <w:sz w:val="21"/>
+                <w:szCs w:val="21"/>
+                <w:lang w:eastAsia="zh-CN"/>
+              </w:rPr>
+              <w:t>{{</w:t>
+            </w:r>
+            <w:r>
+              <w:rPr>
+                <w:rFonts w:hint="eastAsia" w:ascii="Times New Roman" w:hAnsi="Times New Roman" w:eastAsia="微软雅黑" w:cs="Times New Roman"/>
+                <w:color w:val="000000"/>
+                <w:sz w:val="21"/>
+                <w:szCs w:val="21"/>
+                <w:lang w:val="en-US" w:eastAsia="zh-CN"/>
+              </w:rPr>
+              <w:t xml:space="preserve"> sample_quality </w:t>
+            </w:r>
+            <w:r>
+              <w:rPr>
+                <w:rFonts w:hint="default" w:ascii="Times New Roman" w:hAnsi="Times New Roman" w:eastAsia="微软雅黑" w:cs="Times New Roman"/>
+                <w:color w:val="000000"/>
+                <w:sz w:val="21"/>
+                <w:szCs w:val="21"/>
+                <w:lang w:eastAsia="zh-CN"/>
+              </w:rPr>
+              <w:t>}}</w:t>
+            </w:r>
+          </w:p>
+        </w:tc>
+      </w:tr>
+    </w:tbl>
     <w:p>
       <w:pPr>
         <w:widowControl w:val="0"/>

--- a/WebContent/docx/子宫内膜癌检测报告-齐鲁.docx
+++ b/WebContent/docx/子宫内膜癌检测报告-齐鲁.docx
@@ -2694,8 +2694,8 @@
         </w:rPr>
       </w:pPr>
       <w:bookmarkStart w:id="2" w:name="_Toc4876"/>
-      <w:bookmarkStart w:id="3" w:name="_Toc12066"/>
-      <w:bookmarkStart w:id="4" w:name="_Toc149837257"/>
+      <w:bookmarkStart w:id="3" w:name="_Toc149837257"/>
+      <w:bookmarkStart w:id="4" w:name="_Toc12066"/>
       <w:r>
         <w:rPr>
           <w:rFonts w:hint="eastAsia" w:ascii="Times New Roman" w:hAnsi="Times New Roman" w:eastAsia="微软雅黑" w:cs="黑体"/>
@@ -8146,9 +8146,9 @@
         </w:rPr>
       </w:pPr>
       <w:bookmarkStart w:id="5" w:name="_Toc27793"/>
-      <w:bookmarkStart w:id="6" w:name="_Toc149837259"/>
+      <w:bookmarkStart w:id="6" w:name="_Toc20084"/>
       <w:bookmarkStart w:id="7" w:name="_Toc28455"/>
-      <w:bookmarkStart w:id="8" w:name="_Toc20084"/>
+      <w:bookmarkStart w:id="8" w:name="_Toc149837259"/>
       <w:r>
         <w:rPr>
           <w:rFonts w:hint="eastAsia" w:ascii="微软雅黑" w:hAnsi="微软雅黑" w:eastAsia="微软雅黑"/>
@@ -10339,14 +10339,14 @@
           <w:lang w:eastAsia="zh-CN"/>
         </w:rPr>
       </w:pPr>
-      <w:bookmarkStart w:id="9" w:name="_Toc7551_WPSOffice_Level2"/>
-      <w:bookmarkStart w:id="10" w:name="_Toc25737"/>
-      <w:bookmarkStart w:id="11" w:name="_Toc626"/>
-      <w:bookmarkStart w:id="12" w:name="_Toc4339"/>
-      <w:bookmarkStart w:id="13" w:name="_Toc6221_WPSOffice_Level2"/>
-      <w:bookmarkStart w:id="14" w:name="_Toc1549"/>
-      <w:bookmarkStart w:id="15" w:name="_Toc17410"/>
-      <w:bookmarkStart w:id="16" w:name="_Toc23558"/>
+      <w:bookmarkStart w:id="9" w:name="_Toc4339"/>
+      <w:bookmarkStart w:id="10" w:name="_Toc1549"/>
+      <w:bookmarkStart w:id="11" w:name="_Toc17410"/>
+      <w:bookmarkStart w:id="12" w:name="_Toc23558"/>
+      <w:bookmarkStart w:id="13" w:name="_Toc7551_WPSOffice_Level2"/>
+      <w:bookmarkStart w:id="14" w:name="_Toc25737"/>
+      <w:bookmarkStart w:id="15" w:name="_Toc6221_WPSOffice_Level2"/>
+      <w:bookmarkStart w:id="16" w:name="_Toc626"/>
       <w:r>
         <w:rPr>
           <w:rFonts w:hint="eastAsia" w:ascii="微软雅黑" w:hAnsi="微软雅黑" w:eastAsia="微软雅黑"/>
@@ -26727,8 +26727,6 @@
         </w:rPr>
         <w:t>对照</w:t>
       </w:r>
-      <w:bookmarkStart w:id="31" w:name="_GoBack"/>
-      <w:bookmarkEnd w:id="31"/>
       <w:r>
         <w:rPr>
           <w:rFonts w:hint="eastAsia" w:ascii="微软雅黑" w:hAnsi="微软雅黑" w:eastAsia="微软雅黑"/>
@@ -27203,7 +27201,7 @@
                 <w:szCs w:val="18"/>
                 <w:lang w:eastAsia="zh-CN"/>
               </w:rPr>
-              <w:t>tumorcellcontent }}</w:t>
+              <w:t>DNA_total }}</w:t>
             </w:r>
           </w:p>
         </w:tc>
@@ -27425,7 +27423,7 @@
                 <w:szCs w:val="18"/>
                 <w:lang w:eastAsia="zh-CN"/>
               </w:rPr>
-              <w:t>DNA_total }}</w:t>
+              <w:t>DNA_degradation }}</w:t>
             </w:r>
           </w:p>
         </w:tc>
@@ -27649,7 +27647,7 @@
                 <w:szCs w:val="18"/>
                 <w:lang w:eastAsia="zh-CN"/>
               </w:rPr>
-              <w:t>DNA_degradation }}</w:t>
+              <w:t>outbound_quantity }}</w:t>
             </w:r>
           </w:p>
         </w:tc>
@@ -27907,7 +27905,7 @@
                 <w:szCs w:val="18"/>
                 <w:lang w:eastAsia="zh-CN"/>
               </w:rPr>
-              <w:t>outbound_quantity }}</w:t>
+              <w:t>sequencing_depth }}</w:t>
             </w:r>
           </w:p>
         </w:tc>
@@ -28135,7 +28133,7 @@
                 <w:szCs w:val="18"/>
                 <w:lang w:eastAsia="zh-CN"/>
               </w:rPr>
-              <w:t>sequencing_depth }}</w:t>
+              <w:t>coverage_uniformity }}</w:t>
             </w:r>
           </w:p>
         </w:tc>
@@ -28363,7 +28361,7 @@
                 <w:szCs w:val="18"/>
                 <w:lang w:eastAsia="zh-CN"/>
               </w:rPr>
-              <w:t>coverage_uniformity }}</w:t>
+              <w:t>genome_alignment }}</w:t>
             </w:r>
           </w:p>
         </w:tc>
@@ -28586,12 +28584,23 @@
             </w:r>
             <w:r>
               <w:rPr>
-                <w:rFonts w:hint="default" w:ascii="Times New Roman" w:hAnsi="Times New Roman" w:eastAsia="微软雅黑" w:cs="Times New Roman"/>
-                <w:sz w:val="18"/>
-                <w:szCs w:val="18"/>
-                <w:lang w:eastAsia="zh-CN"/>
-              </w:rPr>
-              <w:t>genome_alignment }}</w:t>
+                <w:rFonts w:hint="eastAsia" w:ascii="Times New Roman" w:hAnsi="Times New Roman" w:eastAsia="微软雅黑" w:cs="Times New Roman"/>
+                <w:sz w:val="18"/>
+                <w:szCs w:val="18"/>
+                <w:lang w:eastAsia="zh-CN"/>
+              </w:rPr>
+              <w:t>base_quality</w:t>
+            </w:r>
+            <w:bookmarkStart w:id="31" w:name="_GoBack"/>
+            <w:bookmarkEnd w:id="31"/>
+            <w:r>
+              <w:rPr>
+                <w:rFonts w:hint="default" w:ascii="Times New Roman" w:hAnsi="Times New Roman" w:eastAsia="微软雅黑" w:cs="Times New Roman"/>
+                <w:sz w:val="18"/>
+                <w:szCs w:val="18"/>
+                <w:lang w:eastAsia="zh-CN"/>
+              </w:rPr>
+              <w:t xml:space="preserve"> }}</w:t>
             </w:r>
           </w:p>
         </w:tc>
@@ -28723,33 +28732,33 @@
             </w:pPr>
             <w:r>
               <w:rPr>
-                <w:rFonts w:hint="default" w:ascii="Times New Roman" w:hAnsi="Times New Roman" w:eastAsia="微软雅黑" w:cs="Times New Roman"/>
+                <w:rFonts w:hint="eastAsia" w:ascii="微软雅黑" w:hAnsi="微软雅黑" w:eastAsia="微软雅黑"/>
                 <w:color w:val="000000"/>
                 <w:sz w:val="21"/>
                 <w:szCs w:val="21"/>
                 <w:lang w:eastAsia="zh-CN"/>
               </w:rPr>
-              <w:t>{{</w:t>
-            </w:r>
-            <w:r>
-              <w:rPr>
-                <w:rFonts w:hint="eastAsia" w:ascii="Times New Roman" w:hAnsi="Times New Roman" w:eastAsia="微软雅黑" w:cs="Times New Roman"/>
+              <w:t xml:space="preserve">{{ </w:t>
+            </w:r>
+            <w:r>
+              <w:rPr>
+                <w:rFonts w:ascii="微软雅黑" w:hAnsi="微软雅黑" w:eastAsia="微软雅黑"/>
                 <w:color w:val="000000"/>
                 <w:sz w:val="21"/>
                 <w:szCs w:val="21"/>
-                <w:lang w:val="en-US" w:eastAsia="zh-CN"/>
-              </w:rPr>
-              <w:t xml:space="preserve"> sample_quality </w:t>
-            </w:r>
-            <w:r>
-              <w:rPr>
-                <w:rFonts w:hint="default" w:ascii="Times New Roman" w:hAnsi="Times New Roman" w:eastAsia="微软雅黑" w:cs="Times New Roman"/>
+                <w:lang w:eastAsia="zh-CN"/>
+              </w:rPr>
+              <w:t>overall_quality_assessment</w:t>
+            </w:r>
+            <w:r>
+              <w:rPr>
+                <w:rFonts w:hint="eastAsia" w:ascii="微软雅黑" w:hAnsi="微软雅黑" w:eastAsia="微软雅黑"/>
                 <w:color w:val="000000"/>
                 <w:sz w:val="21"/>
                 <w:szCs w:val="21"/>
                 <w:lang w:eastAsia="zh-CN"/>
               </w:rPr>
-              <w:t>}}</w:t>
+              <w:t xml:space="preserve"> }}</w:t>
             </w:r>
           </w:p>
         </w:tc>

--- a/WebContent/docx/子宫内膜癌检测报告-齐鲁.docx
+++ b/WebContent/docx/子宫内膜癌检测报告-齐鲁.docx
@@ -69,14 +69,6 @@
         <w:gridCol w:w="2029"/>
       </w:tblGrid>
       <w:tr>
-        <w:tblPrEx>
-          <w:tblCellMar>
-            <w:top w:w="0" w:type="dxa"/>
-            <w:left w:w="108" w:type="dxa"/>
-            <w:bottom w:w="0" w:type="dxa"/>
-            <w:right w:w="108" w:type="dxa"/>
-          </w:tblCellMar>
-        </w:tblPrEx>
         <w:trPr>
           <w:trHeight w:val="760" w:hRule="atLeast"/>
           <w:tblHeader/>
@@ -2693,9 +2685,9 @@
           <w:lang w:eastAsia="zh-CN"/>
         </w:rPr>
       </w:pPr>
-      <w:bookmarkStart w:id="2" w:name="_Toc4876"/>
-      <w:bookmarkStart w:id="3" w:name="_Toc149837257"/>
-      <w:bookmarkStart w:id="4" w:name="_Toc12066"/>
+      <w:bookmarkStart w:id="2" w:name="_Toc12066"/>
+      <w:bookmarkStart w:id="3" w:name="_Toc4876"/>
+      <w:bookmarkStart w:id="4" w:name="_Toc149837257"/>
       <w:r>
         <w:rPr>
           <w:rFonts w:hint="eastAsia" w:ascii="Times New Roman" w:hAnsi="Times New Roman" w:eastAsia="微软雅黑" w:cs="黑体"/>
@@ -6645,12 +6637,6 @@
             <w:insideH w:val="single" w:color="A4A4A4" w:sz="4" w:space="0"/>
             <w:insideV w:val="single" w:color="A4A4A4" w:sz="4" w:space="0"/>
           </w:tblBorders>
-          <w:tblCellMar>
-            <w:top w:w="0" w:type="dxa"/>
-            <w:left w:w="0" w:type="dxa"/>
-            <w:bottom w:w="0" w:type="dxa"/>
-            <w:right w:w="0" w:type="dxa"/>
-          </w:tblCellMar>
         </w:tblPrEx>
         <w:trPr>
           <w:trHeight w:val="774" w:hRule="atLeast"/>
@@ -8145,10 +8131,10 @@
           <w:lang w:eastAsia="zh-CN"/>
         </w:rPr>
       </w:pPr>
-      <w:bookmarkStart w:id="5" w:name="_Toc27793"/>
+      <w:bookmarkStart w:id="5" w:name="_Toc28455"/>
       <w:bookmarkStart w:id="6" w:name="_Toc20084"/>
-      <w:bookmarkStart w:id="7" w:name="_Toc28455"/>
-      <w:bookmarkStart w:id="8" w:name="_Toc149837259"/>
+      <w:bookmarkStart w:id="7" w:name="_Toc149837259"/>
+      <w:bookmarkStart w:id="8" w:name="_Toc27793"/>
       <w:r>
         <w:rPr>
           <w:rFonts w:hint="eastAsia" w:ascii="微软雅黑" w:hAnsi="微软雅黑" w:eastAsia="微软雅黑"/>
@@ -10339,14 +10325,14 @@
           <w:lang w:eastAsia="zh-CN"/>
         </w:rPr>
       </w:pPr>
-      <w:bookmarkStart w:id="9" w:name="_Toc4339"/>
-      <w:bookmarkStart w:id="10" w:name="_Toc1549"/>
-      <w:bookmarkStart w:id="11" w:name="_Toc17410"/>
+      <w:bookmarkStart w:id="9" w:name="_Toc626"/>
+      <w:bookmarkStart w:id="10" w:name="_Toc4339"/>
+      <w:bookmarkStart w:id="11" w:name="_Toc7551_WPSOffice_Level2"/>
       <w:bookmarkStart w:id="12" w:name="_Toc23558"/>
-      <w:bookmarkStart w:id="13" w:name="_Toc7551_WPSOffice_Level2"/>
-      <w:bookmarkStart w:id="14" w:name="_Toc25737"/>
-      <w:bookmarkStart w:id="15" w:name="_Toc6221_WPSOffice_Level2"/>
-      <w:bookmarkStart w:id="16" w:name="_Toc626"/>
+      <w:bookmarkStart w:id="13" w:name="_Toc17410"/>
+      <w:bookmarkStart w:id="14" w:name="_Toc6221_WPSOffice_Level2"/>
+      <w:bookmarkStart w:id="15" w:name="_Toc1549"/>
+      <w:bookmarkStart w:id="16" w:name="_Toc25737"/>
       <w:r>
         <w:rPr>
           <w:rFonts w:hint="eastAsia" w:ascii="微软雅黑" w:hAnsi="微软雅黑" w:eastAsia="微软雅黑"/>
@@ -12196,8 +12182,8 @@
         </w:rPr>
       </w:pPr>
       <w:bookmarkStart w:id="17" w:name="_Toc27011"/>
-      <w:bookmarkStart w:id="18" w:name="_Toc18974"/>
-      <w:bookmarkStart w:id="19" w:name="_Toc3250"/>
+      <w:bookmarkStart w:id="18" w:name="_Toc3250"/>
+      <w:bookmarkStart w:id="19" w:name="_Toc18974"/>
       <w:bookmarkStart w:id="20" w:name="_Toc149837264"/>
       <w:r>
         <w:rPr>
@@ -12752,12 +12738,6 @@
             <w:insideH w:val="dotted" w:color="45A3A7" w:sz="4" w:space="0"/>
             <w:insideV w:val="dotted" w:color="45A3A7" w:sz="4" w:space="0"/>
           </w:tblBorders>
-          <w:tblCellMar>
-            <w:top w:w="0" w:type="dxa"/>
-            <w:left w:w="108" w:type="dxa"/>
-            <w:bottom w:w="0" w:type="dxa"/>
-            <w:right w:w="108" w:type="dxa"/>
-          </w:tblCellMar>
         </w:tblPrEx>
         <w:trPr>
           <w:trHeight w:val="417" w:hRule="atLeast"/>
@@ -17178,9 +17158,9 @@
           </w14:shadow>
         </w:rPr>
       </w:pPr>
-      <w:bookmarkStart w:id="21" w:name="_Toc13837"/>
+      <w:bookmarkStart w:id="21" w:name="_Toc8321"/>
       <w:bookmarkStart w:id="22" w:name="_Toc11208"/>
-      <w:bookmarkStart w:id="23" w:name="_Toc8321"/>
+      <w:bookmarkStart w:id="23" w:name="_Toc13837"/>
       <w:bookmarkStart w:id="24" w:name="_Toc149837265"/>
       <w:r>
         <w:rPr>
@@ -19780,8 +19760,8 @@
           <w:lang w:eastAsia="zh-CN"/>
         </w:rPr>
       </w:pPr>
-      <w:bookmarkStart w:id="25" w:name="_Toc2844"/>
-      <w:bookmarkStart w:id="26" w:name="_Toc23596"/>
+      <w:bookmarkStart w:id="25" w:name="_Toc23596"/>
+      <w:bookmarkStart w:id="26" w:name="_Toc2844"/>
       <w:r>
         <w:rPr>
           <w:rFonts w:hint="eastAsia" w:ascii="Times New Roman" w:hAnsi="Times New Roman" w:eastAsia="微软雅黑" w:cs="黑体"/>
@@ -26760,8 +26740,7 @@
         </w:tblCellMar>
       </w:tblPr>
       <w:tblGrid>
-        <w:gridCol w:w="992"/>
-        <w:gridCol w:w="992"/>
+        <w:gridCol w:w="1984"/>
         <w:gridCol w:w="2717"/>
         <w:gridCol w:w="2378"/>
         <w:gridCol w:w="2712"/>
@@ -26791,7 +26770,6 @@
         <w:tc>
           <w:tcPr>
             <w:tcW w:w="1984" w:type="dxa"/>
-            <w:gridSpan w:val="2"/>
             <w:tcBorders>
               <w:top w:val="nil"/>
               <w:left w:val="nil"/>
@@ -26803,35 +26781,27 @@
           </w:tcPr>
           <w:p>
             <w:pPr>
+              <w:widowControl w:val="0"/>
               <w:autoSpaceDE w:val="0"/>
+              <w:spacing w:after="0" w:line="240" w:lineRule="auto"/>
               <w:ind w:left="110" w:leftChars="50"/>
               <w:jc w:val="center"/>
               <w:rPr>
                 <w:rFonts w:hint="default" w:ascii="Times New Roman" w:hAnsi="Times New Roman" w:eastAsia="微软雅黑" w:cs="Times New Roman"/>
                 <w:b/>
-                <w:color w:val="FFFFFF" w:themeColor="background1"/>
+                <w:color w:val="FFFFFF"/>
                 <w:sz w:val="21"/>
                 <w:szCs w:val="21"/>
-                <w14:textFill>
-                  <w14:solidFill>
-                    <w14:schemeClr w14:val="bg1"/>
-                  </w14:solidFill>
-                </w14:textFill>
               </w:rPr>
             </w:pPr>
             <w:r>
               <w:rPr>
                 <w:rFonts w:hint="default" w:ascii="Times New Roman" w:hAnsi="Times New Roman" w:eastAsia="微软雅黑" w:cs="Times New Roman"/>
                 <w:b/>
-                <w:color w:val="FFFFFF" w:themeColor="background1"/>
+                <w:color w:val="FFFFFF"/>
                 <w:sz w:val="21"/>
                 <w:szCs w:val="21"/>
-                <w:lang w:eastAsia="zh-CN" w:bidi="ar"/>
-                <w14:textFill>
-                  <w14:solidFill>
-                    <w14:schemeClr w14:val="bg1"/>
-                  </w14:solidFill>
-                </w14:textFill>
+                <w:lang w:eastAsia="zh-CN"/>
               </w:rPr>
               <w:t>质控环节</w:t>
             </w:r>
@@ -26851,35 +26821,27 @@
           </w:tcPr>
           <w:p>
             <w:pPr>
+              <w:widowControl w:val="0"/>
               <w:autoSpaceDE w:val="0"/>
+              <w:spacing w:after="0" w:line="240" w:lineRule="auto"/>
               <w:ind w:left="110" w:leftChars="50"/>
               <w:jc w:val="center"/>
               <w:rPr>
                 <w:rFonts w:hint="default" w:ascii="Times New Roman" w:hAnsi="Times New Roman" w:eastAsia="微软雅黑" w:cs="Times New Roman"/>
                 <w:b/>
-                <w:color w:val="FFFFFF" w:themeColor="background1"/>
+                <w:color w:val="FFFFFF"/>
                 <w:sz w:val="21"/>
                 <w:szCs w:val="21"/>
-                <w14:textFill>
-                  <w14:solidFill>
-                    <w14:schemeClr w14:val="bg1"/>
-                  </w14:solidFill>
-                </w14:textFill>
               </w:rPr>
             </w:pPr>
             <w:r>
               <w:rPr>
                 <w:rFonts w:hint="default" w:ascii="Times New Roman" w:hAnsi="Times New Roman" w:eastAsia="微软雅黑" w:cs="Times New Roman"/>
                 <w:b/>
-                <w:color w:val="FFFFFF" w:themeColor="background1"/>
+                <w:color w:val="FFFFFF"/>
                 <w:sz w:val="21"/>
                 <w:szCs w:val="21"/>
-                <w:lang w:eastAsia="zh-CN" w:bidi="ar"/>
-                <w14:textFill>
-                  <w14:solidFill>
-                    <w14:schemeClr w14:val="bg1"/>
-                  </w14:solidFill>
-                </w14:textFill>
+                <w:lang w:eastAsia="zh-CN"/>
               </w:rPr>
               <w:t>质控参数</w:t>
             </w:r>
@@ -26899,35 +26861,27 @@
           </w:tcPr>
           <w:p>
             <w:pPr>
+              <w:widowControl w:val="0"/>
               <w:autoSpaceDE w:val="0"/>
+              <w:spacing w:after="0" w:line="240" w:lineRule="auto"/>
               <w:ind w:left="110" w:leftChars="50"/>
               <w:jc w:val="center"/>
               <w:rPr>
                 <w:rFonts w:hint="default" w:ascii="Times New Roman" w:hAnsi="Times New Roman" w:eastAsia="微软雅黑" w:cs="Times New Roman"/>
                 <w:b/>
-                <w:color w:val="FFFFFF" w:themeColor="background1"/>
+                <w:color w:val="FFFFFF"/>
                 <w:sz w:val="21"/>
                 <w:szCs w:val="21"/>
-                <w14:textFill>
-                  <w14:solidFill>
-                    <w14:schemeClr w14:val="bg1"/>
-                  </w14:solidFill>
-                </w14:textFill>
               </w:rPr>
             </w:pPr>
             <w:r>
               <w:rPr>
                 <w:rFonts w:hint="default" w:ascii="Times New Roman" w:hAnsi="Times New Roman" w:eastAsia="微软雅黑" w:cs="Times New Roman"/>
                 <w:b/>
-                <w:color w:val="FFFFFF" w:themeColor="background1"/>
+                <w:color w:val="FFFFFF"/>
                 <w:sz w:val="21"/>
                 <w:szCs w:val="21"/>
-                <w:lang w:eastAsia="zh-CN" w:bidi="ar"/>
-                <w14:textFill>
-                  <w14:solidFill>
-                    <w14:schemeClr w14:val="bg1"/>
-                  </w14:solidFill>
-                </w14:textFill>
+                <w:lang w:eastAsia="zh-CN"/>
               </w:rPr>
               <w:t>质控数值</w:t>
             </w:r>
@@ -26948,35 +26902,27 @@
           </w:tcPr>
           <w:p>
             <w:pPr>
+              <w:widowControl w:val="0"/>
               <w:autoSpaceDE w:val="0"/>
+              <w:spacing w:after="0" w:line="240" w:lineRule="auto"/>
               <w:ind w:left="110" w:leftChars="50"/>
               <w:jc w:val="center"/>
               <w:rPr>
                 <w:rFonts w:hint="default" w:ascii="Times New Roman" w:hAnsi="Times New Roman" w:eastAsia="微软雅黑" w:cs="Times New Roman"/>
                 <w:b/>
-                <w:color w:val="FFFFFF" w:themeColor="background1"/>
+                <w:color w:val="FFFFFF"/>
                 <w:sz w:val="21"/>
                 <w:szCs w:val="21"/>
-                <w14:textFill>
-                  <w14:solidFill>
-                    <w14:schemeClr w14:val="bg1"/>
-                  </w14:solidFill>
-                </w14:textFill>
               </w:rPr>
             </w:pPr>
             <w:r>
               <w:rPr>
                 <w:rFonts w:hint="default" w:ascii="Times New Roman" w:hAnsi="Times New Roman" w:eastAsia="微软雅黑" w:cs="Times New Roman"/>
                 <w:b/>
-                <w:color w:val="FFFFFF" w:themeColor="background1"/>
+                <w:color w:val="FFFFFF"/>
                 <w:sz w:val="21"/>
                 <w:szCs w:val="21"/>
-                <w:lang w:eastAsia="zh-CN" w:bidi="ar"/>
-                <w14:textFill>
-                  <w14:solidFill>
-                    <w14:schemeClr w14:val="bg1"/>
-                  </w14:solidFill>
-                </w14:textFill>
+                <w:lang w:eastAsia="zh-CN"/>
               </w:rPr>
               <w:t>质控标准</w:t>
             </w:r>
@@ -27006,7 +26952,7 @@
         </w:trPr>
         <w:tc>
           <w:tcPr>
-            <w:tcW w:w="992" w:type="dxa"/>
+            <w:tcW w:w="1984" w:type="dxa"/>
             <w:vMerge w:val="restart"/>
             <w:tcBorders>
               <w:top w:val="single" w:color="A4A4A4" w:sz="4" w:space="0"/>
@@ -27032,48 +26978,38 @@
               <w:bidi w:val="0"/>
               <w:adjustRightInd/>
               <w:snapToGrid/>
-              <w:ind w:left="57" w:leftChars="0" w:right="57" w:rightChars="0"/>
+              <w:spacing w:after="0" w:line="240" w:lineRule="auto"/>
+              <w:ind w:left="110" w:leftChars="50"/>
               <w:jc w:val="center"/>
               <w:textAlignment w:val="auto"/>
-              <w:rPr>
-                <w:rFonts w:hint="default" w:ascii="Times New Roman" w:hAnsi="Times New Roman" w:eastAsia="微软雅黑" w:cs="Times New Roman"/>
-                <w:b/>
-                <w:bCs/>
-                <w:sz w:val="21"/>
-                <w:szCs w:val="21"/>
-              </w:rPr>
-            </w:pPr>
-            <w:r>
               <w:rPr>
                 <w:rFonts w:hint="eastAsia" w:ascii="Times New Roman" w:hAnsi="Times New Roman" w:eastAsia="微软雅黑" w:cs="Times New Roman"/>
                 <w:b/>
                 <w:bCs/>
-                <w:sz w:val="21"/>
-                <w:szCs w:val="21"/>
+                <w:sz w:val="18"/>
+                <w:szCs w:val="18"/>
                 <w:lang w:val="en-US" w:eastAsia="zh-CN" w:bidi="ar"/>
               </w:rPr>
-              <w:t>DNA</w:t>
-            </w:r>
-            <w:r>
-              <w:rPr>
-                <w:rFonts w:hint="default" w:ascii="Times New Roman" w:hAnsi="Times New Roman" w:eastAsia="微软雅黑" w:cs="Times New Roman"/>
+            </w:pPr>
+            <w:r>
+              <w:rPr>
+                <w:rFonts w:hint="eastAsia" w:ascii="Times New Roman" w:hAnsi="Times New Roman" w:eastAsia="微软雅黑" w:cs="Times New Roman"/>
                 <w:b/>
                 <w:bCs/>
-                <w:sz w:val="21"/>
-                <w:szCs w:val="21"/>
+                <w:sz w:val="18"/>
+                <w:szCs w:val="18"/>
                 <w:lang w:eastAsia="zh-CN" w:bidi="ar"/>
               </w:rPr>
-              <w:t>质量评估</w:t>
+              <w:t>核酸质量评估</w:t>
             </w:r>
           </w:p>
         </w:tc>
         <w:tc>
           <w:tcPr>
-            <w:tcW w:w="992" w:type="dxa"/>
-            <w:vMerge w:val="restart"/>
+            <w:tcW w:w="2717" w:type="dxa"/>
             <w:tcBorders>
               <w:top w:val="single" w:color="A4A4A4" w:sz="4" w:space="0"/>
-              <w:left w:val="nil"/>
+              <w:left w:val="single" w:color="A4A4A4" w:sz="4" w:space="0"/>
               <w:bottom w:val="single" w:color="A4A4A4" w:sz="4" w:space="0"/>
               <w:right w:val="single" w:color="A4A4A4" w:sz="4" w:space="0"/>
             </w:tcBorders>
@@ -27095,59 +27031,22 @@
               <w:bidi w:val="0"/>
               <w:adjustRightInd/>
               <w:snapToGrid/>
-              <w:ind w:left="57" w:leftChars="0" w:right="57" w:rightChars="0"/>
+              <w:spacing w:after="0" w:line="240" w:lineRule="auto"/>
+              <w:ind w:left="110" w:leftChars="50"/>
               <w:jc w:val="center"/>
               <w:textAlignment w:val="auto"/>
               <w:rPr>
-                <w:rFonts w:hint="eastAsia" w:ascii="微软雅黑" w:hAnsi="微软雅黑" w:eastAsia="微软雅黑" w:cs="微软雅黑"/>
-                <w:b/>
-                <w:bCs/>
-                <w:sz w:val="18"/>
-                <w:szCs w:val="18"/>
-                <w:lang w:val="en-US" w:eastAsia="zh-CN" w:bidi="ar"/>
-              </w:rPr>
-            </w:pPr>
-            <w:r>
-              <w:rPr>
-                <w:rFonts w:hint="eastAsia" w:ascii="微软雅黑" w:hAnsi="微软雅黑" w:eastAsia="微软雅黑" w:cs="微软雅黑"/>
-                <w:b/>
-                <w:bCs/>
+                <w:rFonts w:hint="default" w:ascii="Times New Roman" w:hAnsi="Times New Roman" w:eastAsia="微软雅黑" w:cs="Times New Roman"/>
                 <w:sz w:val="18"/>
                 <w:szCs w:val="18"/>
                 <w:lang w:eastAsia="zh-CN" w:bidi="ar"/>
               </w:rPr>
-              <w:t>核酸质量评估</w:t>
-            </w:r>
-          </w:p>
-        </w:tc>
-        <w:tc>
-          <w:tcPr>
-            <w:tcW w:w="2717" w:type="dxa"/>
-            <w:tcBorders>
-              <w:top w:val="single" w:color="A4A4A4" w:sz="4" w:space="0"/>
-              <w:left w:val="single" w:color="A4A4A4" w:sz="4" w:space="0"/>
-              <w:bottom w:val="single" w:color="A4A4A4" w:sz="4" w:space="0"/>
-              <w:right w:val="single" w:color="A4A4A4" w:sz="4" w:space="0"/>
-            </w:tcBorders>
-            <w:shd w:val="clear" w:color="auto" w:fill="auto"/>
-            <w:vAlign w:val="center"/>
-          </w:tcPr>
-          <w:p>
-            <w:pPr>
-              <w:autoSpaceDE w:val="0"/>
-              <w:ind w:left="110" w:leftChars="50"/>
-              <w:jc w:val="center"/>
-              <w:rPr>
-                <w:rFonts w:hint="default" w:ascii="Times New Roman" w:hAnsi="Times New Roman" w:eastAsia="微软雅黑" w:cs="Times New Roman"/>
-                <w:sz w:val="21"/>
-                <w:szCs w:val="21"/>
-              </w:rPr>
-            </w:pPr>
-            <w:r>
-              <w:rPr>
-                <w:rFonts w:hint="default" w:ascii="Times New Roman" w:hAnsi="Times New Roman" w:eastAsia="微软雅黑" w:cs="Times New Roman"/>
-                <w:sz w:val="21"/>
-                <w:szCs w:val="21"/>
+            </w:pPr>
+            <w:r>
+              <w:rPr>
+                <w:rFonts w:hint="default" w:ascii="Times New Roman" w:hAnsi="Times New Roman" w:eastAsia="微软雅黑" w:cs="Times New Roman"/>
+                <w:sz w:val="18"/>
+                <w:szCs w:val="18"/>
                 <w:lang w:eastAsia="zh-CN" w:bidi="ar"/>
               </w:rPr>
               <w:t>DNA总量（ng）</w:t>
@@ -27168,12 +27067,27 @@
           </w:tcPr>
           <w:p>
             <w:pPr>
+              <w:keepNext w:val="0"/>
+              <w:keepLines w:val="0"/>
+              <w:pageBreakBefore w:val="0"/>
+              <w:widowControl/>
+              <w:kinsoku/>
+              <w:wordWrap/>
+              <w:overflowPunct/>
+              <w:topLinePunct w:val="0"/>
+              <w:autoSpaceDN/>
+              <w:bidi w:val="0"/>
+              <w:adjustRightInd/>
+              <w:snapToGrid/>
+              <w:spacing w:after="0" w:line="240" w:lineRule="auto"/>
               <w:ind w:left="119" w:leftChars="0"/>
               <w:jc w:val="center"/>
-              <w:rPr>
-                <w:rFonts w:hint="default" w:ascii="Times New Roman" w:hAnsi="Times New Roman" w:eastAsia="微软雅黑" w:cs="Times New Roman"/>
-                <w:sz w:val="21"/>
-                <w:szCs w:val="21"/>
+              <w:textAlignment w:val="auto"/>
+              <w:rPr>
+                <w:rFonts w:hint="default" w:ascii="Times New Roman" w:hAnsi="Times New Roman" w:eastAsia="微软雅黑" w:cs="Times New Roman"/>
+                <w:sz w:val="18"/>
+                <w:szCs w:val="18"/>
+                <w:lang w:eastAsia="zh-CN"/>
               </w:rPr>
             </w:pPr>
             <w:r>
@@ -27220,23 +27134,47 @@
           </w:tcPr>
           <w:p>
             <w:pPr>
+              <w:keepNext w:val="0"/>
+              <w:keepLines w:val="0"/>
+              <w:pageBreakBefore w:val="0"/>
+              <w:widowControl/>
+              <w:kinsoku/>
+              <w:wordWrap/>
+              <w:overflowPunct/>
+              <w:topLinePunct w:val="0"/>
+              <w:autoSpaceDE w:val="0"/>
+              <w:autoSpaceDN/>
+              <w:bidi w:val="0"/>
+              <w:adjustRightInd/>
+              <w:snapToGrid/>
+              <w:spacing w:after="0" w:line="240" w:lineRule="auto"/>
+              <w:ind w:left="110" w:leftChars="50"/>
               <w:jc w:val="center"/>
-              <w:rPr>
-                <w:rFonts w:hint="default" w:ascii="Times New Roman" w:hAnsi="Times New Roman" w:eastAsia="微软雅黑" w:cs="Times New Roman"/>
-                <w:sz w:val="21"/>
-                <w:szCs w:val="21"/>
-                <w:highlight w:val="none"/>
-              </w:rPr>
-            </w:pPr>
-            <w:r>
-              <w:rPr>
-                <w:rFonts w:hint="default" w:ascii="Times New Roman" w:hAnsi="Times New Roman" w:eastAsia="微软雅黑" w:cs="Times New Roman"/>
-                <w:sz w:val="21"/>
-                <w:szCs w:val="21"/>
-                <w:highlight w:val="none"/>
-                <w:shd w:val="clear"/>
-              </w:rPr>
-              <w:t>≥100</w:t>
+              <w:textAlignment w:val="auto"/>
+              <w:rPr>
+                <w:rFonts w:hint="default" w:ascii="Times New Roman" w:hAnsi="Times New Roman" w:eastAsia="微软雅黑" w:cs="Times New Roman"/>
+                <w:sz w:val="18"/>
+                <w:szCs w:val="18"/>
+                <w:lang w:eastAsia="zh-CN" w:bidi="ar"/>
+              </w:rPr>
+            </w:pPr>
+            <w:r>
+              <w:rPr>
+                <w:rFonts w:hint="default" w:ascii="Times New Roman" w:hAnsi="Times New Roman" w:eastAsia="微软雅黑" w:cs="Times New Roman"/>
+                <w:sz w:val="18"/>
+                <w:szCs w:val="18"/>
+                <w:lang w:eastAsia="zh-CN" w:bidi="ar"/>
+              </w:rPr>
+              <w:t>≥</w:t>
+            </w:r>
+            <w:r>
+              <w:rPr>
+                <w:rFonts w:hint="default" w:ascii="Times New Roman" w:hAnsi="Times New Roman" w:eastAsia="微软雅黑" w:cs="Times New Roman"/>
+                <w:sz w:val="18"/>
+                <w:szCs w:val="18"/>
+                <w:lang w:eastAsia="zh-CN" w:bidi="ar"/>
+              </w:rPr>
+              <w:t>100</w:t>
             </w:r>
           </w:p>
         </w:tc>
@@ -27264,7 +27202,7 @@
         </w:trPr>
         <w:tc>
           <w:tcPr>
-            <w:tcW w:w="992" w:type="dxa"/>
+            <w:tcW w:w="1984" w:type="dxa"/>
             <w:vMerge w:val="continue"/>
             <w:tcBorders>
               <w:top w:val="single" w:color="A4A4A4" w:sz="4" w:space="0"/>
@@ -27285,59 +27223,22 @@
               <w:wordWrap/>
               <w:overflowPunct/>
               <w:topLinePunct w:val="0"/>
+              <w:autoSpaceDE w:val="0"/>
               <w:autoSpaceDN/>
               <w:bidi w:val="0"/>
               <w:adjustRightInd/>
               <w:snapToGrid/>
-              <w:ind w:left="57" w:leftChars="0" w:right="57" w:rightChars="0"/>
+              <w:spacing w:after="0" w:line="240" w:lineRule="auto"/>
+              <w:ind w:left="110" w:leftChars="50"/>
               <w:jc w:val="center"/>
               <w:textAlignment w:val="auto"/>
               <w:rPr>
-                <w:rFonts w:hint="default" w:ascii="Times New Roman" w:hAnsi="Times New Roman" w:eastAsia="微软雅黑" w:cs="Times New Roman"/>
+                <w:rFonts w:hint="eastAsia" w:ascii="Times New Roman" w:hAnsi="Times New Roman" w:eastAsia="微软雅黑" w:cs="Times New Roman"/>
                 <w:b/>
                 <w:bCs/>
-                <w:sz w:val="20"/>
-                <w:szCs w:val="20"/>
-              </w:rPr>
-            </w:pPr>
-          </w:p>
-        </w:tc>
-        <w:tc>
-          <w:tcPr>
-            <w:tcW w:w="992" w:type="dxa"/>
-            <w:vMerge w:val="continue"/>
-            <w:tcBorders>
-              <w:top w:val="single" w:color="A4A4A4" w:sz="4" w:space="0"/>
-              <w:left w:val="nil"/>
-              <w:bottom w:val="single" w:color="A4A4A4" w:sz="4" w:space="0"/>
-              <w:right w:val="single" w:color="A4A4A4" w:sz="4" w:space="0"/>
-            </w:tcBorders>
-            <w:shd w:val="clear" w:color="auto" w:fill="auto"/>
-            <w:vAlign w:val="center"/>
-          </w:tcPr>
-          <w:p>
-            <w:pPr>
-              <w:keepNext w:val="0"/>
-              <w:keepLines w:val="0"/>
-              <w:pageBreakBefore w:val="0"/>
-              <w:widowControl w:val="0"/>
-              <w:kinsoku/>
-              <w:wordWrap/>
-              <w:overflowPunct/>
-              <w:topLinePunct w:val="0"/>
-              <w:autoSpaceDN/>
-              <w:bidi w:val="0"/>
-              <w:adjustRightInd/>
-              <w:snapToGrid/>
-              <w:ind w:left="57" w:leftChars="0" w:right="57" w:rightChars="0"/>
-              <w:jc w:val="center"/>
-              <w:textAlignment w:val="auto"/>
-              <w:rPr>
-                <w:rFonts w:hint="eastAsia" w:ascii="微软雅黑" w:hAnsi="微软雅黑" w:eastAsia="微软雅黑" w:cs="微软雅黑"/>
-                <w:b/>
-                <w:bCs/>
-                <w:sz w:val="18"/>
-                <w:szCs w:val="18"/>
+                <w:sz w:val="18"/>
+                <w:szCs w:val="18"/>
+                <w:lang w:eastAsia="zh-CN" w:bidi="ar"/>
               </w:rPr>
             </w:pPr>
           </w:p>
@@ -27356,20 +27257,35 @@
           </w:tcPr>
           <w:p>
             <w:pPr>
+              <w:keepNext w:val="0"/>
+              <w:keepLines w:val="0"/>
+              <w:pageBreakBefore w:val="0"/>
+              <w:widowControl w:val="0"/>
+              <w:kinsoku/>
+              <w:wordWrap/>
+              <w:overflowPunct/>
+              <w:topLinePunct w:val="0"/>
               <w:autoSpaceDE w:val="0"/>
+              <w:autoSpaceDN/>
+              <w:bidi w:val="0"/>
+              <w:adjustRightInd/>
+              <w:snapToGrid/>
+              <w:spacing w:after="0" w:line="240" w:lineRule="auto"/>
               <w:ind w:left="110" w:leftChars="50"/>
               <w:jc w:val="center"/>
-              <w:rPr>
-                <w:rFonts w:hint="default" w:ascii="Times New Roman" w:hAnsi="Times New Roman" w:eastAsia="微软雅黑" w:cs="Times New Roman"/>
-                <w:sz w:val="21"/>
-                <w:szCs w:val="21"/>
-              </w:rPr>
-            </w:pPr>
-            <w:r>
-              <w:rPr>
-                <w:rFonts w:hint="default" w:ascii="Times New Roman" w:hAnsi="Times New Roman" w:eastAsia="微软雅黑" w:cs="Times New Roman"/>
-                <w:sz w:val="21"/>
-                <w:szCs w:val="21"/>
+              <w:textAlignment w:val="auto"/>
+              <w:rPr>
+                <w:rFonts w:hint="default" w:ascii="Times New Roman" w:hAnsi="Times New Roman" w:eastAsia="微软雅黑" w:cs="Times New Roman"/>
+                <w:sz w:val="18"/>
+                <w:szCs w:val="18"/>
+                <w:lang w:eastAsia="zh-CN" w:bidi="ar"/>
+              </w:rPr>
+            </w:pPr>
+            <w:r>
+              <w:rPr>
+                <w:rFonts w:hint="default" w:ascii="Times New Roman" w:hAnsi="Times New Roman" w:eastAsia="微软雅黑" w:cs="Times New Roman"/>
+                <w:sz w:val="18"/>
+                <w:szCs w:val="18"/>
                 <w:lang w:eastAsia="zh-CN" w:bidi="ar"/>
               </w:rPr>
               <w:t>DNA降解程度</w:t>
@@ -27390,12 +27306,27 @@
           </w:tcPr>
           <w:p>
             <w:pPr>
+              <w:keepNext w:val="0"/>
+              <w:keepLines w:val="0"/>
+              <w:pageBreakBefore w:val="0"/>
+              <w:widowControl/>
+              <w:kinsoku/>
+              <w:wordWrap/>
+              <w:overflowPunct/>
+              <w:topLinePunct w:val="0"/>
+              <w:autoSpaceDN/>
+              <w:bidi w:val="0"/>
+              <w:adjustRightInd/>
+              <w:snapToGrid/>
+              <w:spacing w:after="0" w:line="240" w:lineRule="auto"/>
               <w:ind w:left="119" w:leftChars="0"/>
               <w:jc w:val="center"/>
-              <w:rPr>
-                <w:rFonts w:hint="default" w:ascii="Times New Roman" w:hAnsi="Times New Roman" w:eastAsia="微软雅黑" w:cs="Times New Roman"/>
-                <w:sz w:val="21"/>
-                <w:szCs w:val="21"/>
+              <w:textAlignment w:val="auto"/>
+              <w:rPr>
+                <w:rFonts w:hint="default" w:ascii="Times New Roman" w:hAnsi="Times New Roman" w:eastAsia="微软雅黑" w:cs="Times New Roman"/>
+                <w:sz w:val="18"/>
+                <w:szCs w:val="18"/>
+                <w:lang w:eastAsia="zh-CN"/>
               </w:rPr>
             </w:pPr>
             <w:r>
@@ -27442,22 +27373,35 @@
           </w:tcPr>
           <w:p>
             <w:pPr>
+              <w:keepNext w:val="0"/>
+              <w:keepLines w:val="0"/>
+              <w:pageBreakBefore w:val="0"/>
+              <w:widowControl/>
+              <w:kinsoku/>
+              <w:wordWrap/>
+              <w:overflowPunct/>
+              <w:topLinePunct w:val="0"/>
               <w:autoSpaceDE w:val="0"/>
+              <w:autoSpaceDN/>
+              <w:bidi w:val="0"/>
+              <w:adjustRightInd/>
+              <w:snapToGrid/>
+              <w:spacing w:after="0" w:line="240" w:lineRule="auto"/>
               <w:ind w:left="110" w:leftChars="50"/>
               <w:jc w:val="center"/>
-              <w:rPr>
-                <w:rFonts w:hint="default" w:ascii="Times New Roman" w:hAnsi="Times New Roman" w:eastAsia="微软雅黑" w:cs="Times New Roman"/>
-                <w:sz w:val="21"/>
-                <w:szCs w:val="21"/>
-                <w:highlight w:val="none"/>
-              </w:rPr>
-            </w:pPr>
-            <w:r>
-              <w:rPr>
-                <w:rFonts w:hint="default" w:ascii="Times New Roman" w:hAnsi="Times New Roman" w:eastAsia="微软雅黑" w:cs="Times New Roman"/>
-                <w:sz w:val="21"/>
-                <w:szCs w:val="21"/>
-                <w:highlight w:val="none"/>
+              <w:textAlignment w:val="auto"/>
+              <w:rPr>
+                <w:rFonts w:hint="default" w:ascii="Times New Roman" w:hAnsi="Times New Roman" w:eastAsia="微软雅黑" w:cs="Times New Roman"/>
+                <w:sz w:val="18"/>
+                <w:szCs w:val="18"/>
+                <w:lang w:eastAsia="zh-CN" w:bidi="ar"/>
+              </w:rPr>
+            </w:pPr>
+            <w:r>
+              <w:rPr>
+                <w:rFonts w:hint="default" w:ascii="Times New Roman" w:hAnsi="Times New Roman" w:eastAsia="微软雅黑" w:cs="Times New Roman"/>
+                <w:sz w:val="18"/>
+                <w:szCs w:val="18"/>
                 <w:lang w:eastAsia="zh-CN" w:bidi="ar"/>
               </w:rPr>
               <w:t>A/B/C级</w:t>
@@ -27488,7 +27432,7 @@
         </w:trPr>
         <w:tc>
           <w:tcPr>
-            <w:tcW w:w="992" w:type="dxa"/>
+            <w:tcW w:w="1984" w:type="dxa"/>
             <w:vMerge w:val="continue"/>
             <w:tcBorders>
               <w:top w:val="single" w:color="A4A4A4" w:sz="4" w:space="0"/>
@@ -27509,59 +27453,22 @@
               <w:wordWrap/>
               <w:overflowPunct/>
               <w:topLinePunct w:val="0"/>
+              <w:autoSpaceDE w:val="0"/>
               <w:autoSpaceDN/>
               <w:bidi w:val="0"/>
               <w:adjustRightInd/>
               <w:snapToGrid/>
-              <w:ind w:left="57" w:leftChars="0" w:right="57" w:rightChars="0"/>
+              <w:spacing w:after="0" w:line="240" w:lineRule="auto"/>
+              <w:ind w:left="110" w:leftChars="50"/>
               <w:jc w:val="center"/>
               <w:textAlignment w:val="auto"/>
               <w:rPr>
-                <w:rFonts w:hint="default" w:ascii="Times New Roman" w:hAnsi="Times New Roman" w:eastAsia="微软雅黑" w:cs="Times New Roman"/>
+                <w:rFonts w:hint="eastAsia" w:ascii="Times New Roman" w:hAnsi="Times New Roman" w:eastAsia="微软雅黑" w:cs="Times New Roman"/>
                 <w:b/>
                 <w:bCs/>
-                <w:sz w:val="20"/>
-                <w:szCs w:val="20"/>
-              </w:rPr>
-            </w:pPr>
-          </w:p>
-        </w:tc>
-        <w:tc>
-          <w:tcPr>
-            <w:tcW w:w="992" w:type="dxa"/>
-            <w:vMerge w:val="continue"/>
-            <w:tcBorders>
-              <w:top w:val="single" w:color="A4A4A4" w:sz="4" w:space="0"/>
-              <w:left w:val="nil"/>
-              <w:bottom w:val="single" w:color="A4A4A4" w:sz="4" w:space="0"/>
-              <w:right w:val="single" w:color="A4A4A4" w:sz="4" w:space="0"/>
-            </w:tcBorders>
-            <w:shd w:val="clear" w:color="auto" w:fill="auto"/>
-            <w:vAlign w:val="center"/>
-          </w:tcPr>
-          <w:p>
-            <w:pPr>
-              <w:keepNext w:val="0"/>
-              <w:keepLines w:val="0"/>
-              <w:pageBreakBefore w:val="0"/>
-              <w:widowControl w:val="0"/>
-              <w:kinsoku/>
-              <w:wordWrap/>
-              <w:overflowPunct/>
-              <w:topLinePunct w:val="0"/>
-              <w:autoSpaceDN/>
-              <w:bidi w:val="0"/>
-              <w:adjustRightInd/>
-              <w:snapToGrid/>
-              <w:ind w:left="57" w:leftChars="0" w:right="57" w:rightChars="0"/>
-              <w:jc w:val="center"/>
-              <w:textAlignment w:val="auto"/>
-              <w:rPr>
-                <w:rFonts w:hint="eastAsia" w:ascii="微软雅黑" w:hAnsi="微软雅黑" w:eastAsia="微软雅黑" w:cs="微软雅黑"/>
-                <w:b/>
-                <w:bCs/>
-                <w:sz w:val="18"/>
-                <w:szCs w:val="18"/>
+                <w:sz w:val="18"/>
+                <w:szCs w:val="18"/>
+                <w:lang w:eastAsia="zh-CN" w:bidi="ar"/>
               </w:rPr>
             </w:pPr>
           </w:p>
@@ -27580,20 +27487,35 @@
           </w:tcPr>
           <w:p>
             <w:pPr>
+              <w:keepNext w:val="0"/>
+              <w:keepLines w:val="0"/>
+              <w:pageBreakBefore w:val="0"/>
+              <w:widowControl w:val="0"/>
+              <w:kinsoku/>
+              <w:wordWrap/>
+              <w:overflowPunct/>
+              <w:topLinePunct w:val="0"/>
               <w:autoSpaceDE w:val="0"/>
+              <w:autoSpaceDN/>
+              <w:bidi w:val="0"/>
+              <w:adjustRightInd/>
+              <w:snapToGrid/>
+              <w:spacing w:after="0" w:line="240" w:lineRule="auto"/>
               <w:ind w:left="110" w:leftChars="50"/>
               <w:jc w:val="center"/>
-              <w:rPr>
-                <w:rFonts w:hint="default" w:ascii="Times New Roman" w:hAnsi="Times New Roman" w:eastAsia="微软雅黑" w:cs="Times New Roman"/>
-                <w:sz w:val="21"/>
-                <w:szCs w:val="21"/>
-              </w:rPr>
-            </w:pPr>
-            <w:r>
-              <w:rPr>
-                <w:rFonts w:hint="default" w:ascii="Times New Roman" w:hAnsi="Times New Roman" w:eastAsia="微软雅黑" w:cs="Times New Roman"/>
-                <w:sz w:val="21"/>
-                <w:szCs w:val="21"/>
+              <w:textAlignment w:val="auto"/>
+              <w:rPr>
+                <w:rFonts w:hint="default" w:ascii="Times New Roman" w:hAnsi="Times New Roman" w:eastAsia="微软雅黑" w:cs="Times New Roman"/>
+                <w:sz w:val="18"/>
+                <w:szCs w:val="18"/>
+                <w:lang w:eastAsia="zh-CN" w:bidi="ar"/>
+              </w:rPr>
+            </w:pPr>
+            <w:r>
+              <w:rPr>
+                <w:rFonts w:hint="default" w:ascii="Times New Roman" w:hAnsi="Times New Roman" w:eastAsia="微软雅黑" w:cs="Times New Roman"/>
+                <w:sz w:val="18"/>
+                <w:szCs w:val="18"/>
                 <w:lang w:eastAsia="zh-CN" w:bidi="ar"/>
               </w:rPr>
               <w:t>DNA预文库总量（ng）</w:t>
@@ -27614,12 +27536,27 @@
           </w:tcPr>
           <w:p>
             <w:pPr>
+              <w:keepNext w:val="0"/>
+              <w:keepLines w:val="0"/>
+              <w:pageBreakBefore w:val="0"/>
+              <w:widowControl/>
+              <w:kinsoku/>
+              <w:wordWrap/>
+              <w:overflowPunct/>
+              <w:topLinePunct w:val="0"/>
+              <w:autoSpaceDN/>
+              <w:bidi w:val="0"/>
+              <w:adjustRightInd/>
+              <w:snapToGrid/>
+              <w:spacing w:after="0" w:line="240" w:lineRule="auto"/>
               <w:ind w:left="119" w:leftChars="0"/>
               <w:jc w:val="center"/>
-              <w:rPr>
-                <w:rFonts w:hint="default" w:ascii="Times New Roman" w:hAnsi="Times New Roman" w:eastAsia="微软雅黑" w:cs="Times New Roman"/>
-                <w:sz w:val="21"/>
-                <w:szCs w:val="21"/>
+              <w:textAlignment w:val="auto"/>
+              <w:rPr>
+                <w:rFonts w:hint="default" w:ascii="Times New Roman" w:hAnsi="Times New Roman" w:eastAsia="微软雅黑" w:cs="Times New Roman"/>
+                <w:sz w:val="18"/>
+                <w:szCs w:val="18"/>
+                <w:lang w:eastAsia="zh-CN"/>
               </w:rPr>
             </w:pPr>
             <w:r>
@@ -27666,32 +27603,44 @@
           </w:tcPr>
           <w:p>
             <w:pPr>
+              <w:keepNext w:val="0"/>
+              <w:keepLines w:val="0"/>
+              <w:pageBreakBefore w:val="0"/>
+              <w:widowControl/>
+              <w:kinsoku/>
+              <w:wordWrap/>
+              <w:overflowPunct/>
+              <w:topLinePunct w:val="0"/>
               <w:autoSpaceDE w:val="0"/>
+              <w:autoSpaceDN/>
+              <w:bidi w:val="0"/>
+              <w:adjustRightInd/>
+              <w:snapToGrid/>
+              <w:spacing w:after="0" w:line="240" w:lineRule="auto"/>
               <w:ind w:left="110" w:leftChars="50"/>
               <w:jc w:val="center"/>
-              <w:rPr>
-                <w:rFonts w:hint="default" w:ascii="Times New Roman" w:hAnsi="Times New Roman" w:eastAsia="微软雅黑" w:cs="Times New Roman"/>
-                <w:sz w:val="21"/>
-                <w:szCs w:val="21"/>
-                <w:highlight w:val="none"/>
-              </w:rPr>
-            </w:pPr>
-            <w:r>
-              <w:rPr>
-                <w:rFonts w:hint="default" w:ascii="Times New Roman" w:hAnsi="Times New Roman" w:eastAsia="微软雅黑" w:cs="Times New Roman"/>
-                <w:sz w:val="21"/>
-                <w:szCs w:val="21"/>
-                <w:highlight w:val="none"/>
+              <w:textAlignment w:val="auto"/>
+              <w:rPr>
+                <w:rFonts w:hint="default" w:ascii="Times New Roman" w:hAnsi="Times New Roman" w:eastAsia="微软雅黑" w:cs="Times New Roman"/>
+                <w:sz w:val="18"/>
+                <w:szCs w:val="18"/>
                 <w:lang w:eastAsia="zh-CN" w:bidi="ar"/>
               </w:rPr>
+            </w:pPr>
+            <w:r>
+              <w:rPr>
+                <w:rFonts w:hint="default" w:ascii="Times New Roman" w:hAnsi="Times New Roman" w:eastAsia="微软雅黑" w:cs="Times New Roman"/>
+                <w:sz w:val="18"/>
+                <w:szCs w:val="18"/>
+                <w:lang w:eastAsia="zh-CN" w:bidi="ar"/>
+              </w:rPr>
               <w:t>≥</w:t>
             </w:r>
             <w:r>
               <w:rPr>
                 <w:rFonts w:hint="eastAsia" w:ascii="Times New Roman" w:hAnsi="Times New Roman" w:eastAsia="微软雅黑" w:cs="Times New Roman"/>
-                <w:sz w:val="21"/>
-                <w:szCs w:val="21"/>
-                <w:highlight w:val="none"/>
+                <w:sz w:val="18"/>
+                <w:szCs w:val="18"/>
                 <w:lang w:val="en-US" w:eastAsia="zh-CN" w:bidi="ar"/>
               </w:rPr>
               <w:t>5</w:t>
@@ -27699,9 +27648,8 @@
             <w:r>
               <w:rPr>
                 <w:rFonts w:hint="default" w:ascii="Times New Roman" w:hAnsi="Times New Roman" w:eastAsia="微软雅黑" w:cs="Times New Roman"/>
-                <w:sz w:val="21"/>
-                <w:szCs w:val="21"/>
-                <w:highlight w:val="none"/>
+                <w:sz w:val="18"/>
+                <w:szCs w:val="18"/>
                 <w:lang w:eastAsia="zh-CN" w:bidi="ar"/>
               </w:rPr>
               <w:t>00</w:t>
@@ -27732,47 +27680,7 @@
         </w:trPr>
         <w:tc>
           <w:tcPr>
-            <w:tcW w:w="992" w:type="dxa"/>
-            <w:vMerge w:val="continue"/>
-            <w:tcBorders>
-              <w:top w:val="single" w:color="A4A4A4" w:sz="4" w:space="0"/>
-              <w:left w:val="nil"/>
-              <w:bottom w:val="single" w:color="A4A4A4" w:sz="4" w:space="0"/>
-              <w:right w:val="single" w:color="A4A4A4" w:sz="4" w:space="0"/>
-            </w:tcBorders>
-            <w:shd w:val="clear" w:color="auto" w:fill="auto"/>
-            <w:vAlign w:val="center"/>
-          </w:tcPr>
-          <w:p>
-            <w:pPr>
-              <w:keepNext w:val="0"/>
-              <w:keepLines w:val="0"/>
-              <w:pageBreakBefore w:val="0"/>
-              <w:widowControl w:val="0"/>
-              <w:kinsoku/>
-              <w:wordWrap/>
-              <w:overflowPunct/>
-              <w:topLinePunct w:val="0"/>
-              <w:autoSpaceDN/>
-              <w:bidi w:val="0"/>
-              <w:adjustRightInd/>
-              <w:snapToGrid/>
-              <w:ind w:left="57" w:right="57"/>
-              <w:jc w:val="center"/>
-              <w:textAlignment w:val="auto"/>
-              <w:rPr>
-                <w:rFonts w:hint="default" w:ascii="Times New Roman" w:hAnsi="Times New Roman" w:eastAsia="微软雅黑" w:cs="Times New Roman"/>
-                <w:b/>
-                <w:bCs/>
-                <w:sz w:val="20"/>
-                <w:szCs w:val="20"/>
-              </w:rPr>
-            </w:pPr>
-          </w:p>
-        </w:tc>
-        <w:tc>
-          <w:tcPr>
-            <w:tcW w:w="992" w:type="dxa"/>
+            <w:tcW w:w="1984" w:type="dxa"/>
             <w:vMerge w:val="restart"/>
             <w:tcBorders>
               <w:top w:val="single" w:color="A4A4A4" w:sz="4" w:space="0"/>
@@ -27793,24 +27701,27 @@
               <w:wordWrap/>
               <w:overflowPunct/>
               <w:topLinePunct w:val="0"/>
+              <w:autoSpaceDE w:val="0"/>
               <w:autoSpaceDN/>
               <w:bidi w:val="0"/>
               <w:adjustRightInd/>
               <w:snapToGrid/>
-              <w:ind w:left="57" w:right="57"/>
+              <w:spacing w:after="0" w:line="240" w:lineRule="auto"/>
+              <w:ind w:left="110" w:leftChars="50"/>
               <w:jc w:val="center"/>
               <w:textAlignment w:val="auto"/>
               <w:rPr>
-                <w:rFonts w:hint="eastAsia" w:ascii="微软雅黑" w:hAnsi="微软雅黑" w:eastAsia="微软雅黑" w:cs="微软雅黑"/>
+                <w:rFonts w:hint="eastAsia" w:ascii="Times New Roman" w:hAnsi="Times New Roman" w:eastAsia="微软雅黑" w:cs="Times New Roman"/>
                 <w:b/>
                 <w:bCs/>
                 <w:sz w:val="18"/>
                 <w:szCs w:val="18"/>
-              </w:rPr>
-            </w:pPr>
-            <w:r>
-              <w:rPr>
-                <w:rFonts w:hint="eastAsia" w:ascii="微软雅黑" w:hAnsi="微软雅黑" w:eastAsia="微软雅黑" w:cs="微软雅黑"/>
+                <w:lang w:eastAsia="zh-CN" w:bidi="ar"/>
+              </w:rPr>
+            </w:pPr>
+            <w:r>
+              <w:rPr>
+                <w:rFonts w:hint="eastAsia" w:ascii="Times New Roman" w:hAnsi="Times New Roman" w:eastAsia="微软雅黑" w:cs="Times New Roman"/>
                 <w:b/>
                 <w:bCs/>
                 <w:sz w:val="18"/>
@@ -27835,21 +27746,35 @@
           </w:tcPr>
           <w:p>
             <w:pPr>
+              <w:keepNext w:val="0"/>
+              <w:keepLines w:val="0"/>
+              <w:pageBreakBefore w:val="0"/>
+              <w:widowControl w:val="0"/>
+              <w:kinsoku/>
+              <w:wordWrap/>
+              <w:overflowPunct/>
+              <w:topLinePunct w:val="0"/>
               <w:autoSpaceDE w:val="0"/>
+              <w:autoSpaceDN/>
+              <w:bidi w:val="0"/>
+              <w:adjustRightInd/>
+              <w:snapToGrid/>
+              <w:spacing w:after="0" w:line="240" w:lineRule="auto"/>
               <w:ind w:left="110" w:leftChars="50"/>
               <w:jc w:val="center"/>
-              <w:rPr>
-                <w:rFonts w:hint="default" w:ascii="Times New Roman" w:hAnsi="Times New Roman" w:eastAsia="微软雅黑" w:cs="Times New Roman"/>
-                <w:sz w:val="21"/>
-                <w:szCs w:val="21"/>
-                <w:lang w:val="en-US" w:eastAsia="zh-CN" w:bidi="ar-SA"/>
-              </w:rPr>
-            </w:pPr>
-            <w:r>
-              <w:rPr>
-                <w:rFonts w:hint="default" w:ascii="Times New Roman" w:hAnsi="Times New Roman" w:eastAsia="微软雅黑" w:cs="Times New Roman"/>
-                <w:sz w:val="21"/>
-                <w:szCs w:val="21"/>
+              <w:textAlignment w:val="auto"/>
+              <w:rPr>
+                <w:rFonts w:hint="default" w:ascii="Times New Roman" w:hAnsi="Times New Roman" w:eastAsia="微软雅黑" w:cs="Times New Roman"/>
+                <w:sz w:val="18"/>
+                <w:szCs w:val="18"/>
+                <w:lang w:val="en-US" w:eastAsia="zh-CN" w:bidi="ar"/>
+              </w:rPr>
+            </w:pPr>
+            <w:r>
+              <w:rPr>
+                <w:rFonts w:hint="default" w:ascii="Times New Roman" w:hAnsi="Times New Roman" w:eastAsia="微软雅黑" w:cs="Times New Roman"/>
+                <w:sz w:val="18"/>
+                <w:szCs w:val="18"/>
                 <w:lang w:eastAsia="zh-CN" w:bidi="ar"/>
               </w:rPr>
               <w:t>DNA平均测序深度</w:t>
@@ -27870,14 +27795,27 @@
           </w:tcPr>
           <w:p>
             <w:pPr>
+              <w:keepNext w:val="0"/>
+              <w:keepLines w:val="0"/>
+              <w:pageBreakBefore w:val="0"/>
+              <w:widowControl/>
+              <w:kinsoku/>
+              <w:wordWrap/>
+              <w:overflowPunct/>
+              <w:topLinePunct w:val="0"/>
+              <w:autoSpaceDN/>
+              <w:bidi w:val="0"/>
+              <w:adjustRightInd/>
+              <w:snapToGrid/>
+              <w:spacing w:after="0" w:line="240" w:lineRule="auto"/>
               <w:ind w:left="119" w:leftChars="0"/>
               <w:jc w:val="center"/>
-              <w:rPr>
-                <w:rFonts w:hint="default" w:ascii="Times New Roman" w:hAnsi="Times New Roman" w:eastAsia="微软雅黑" w:cs="Times New Roman"/>
-                <w:sz w:val="21"/>
-                <w:szCs w:val="21"/>
-                <w:highlight w:val="lightGray"/>
-                <w:lang w:val="en-US" w:eastAsia="zh-CN" w:bidi="ar-SA"/>
+              <w:textAlignment w:val="auto"/>
+              <w:rPr>
+                <w:rFonts w:hint="default" w:ascii="Times New Roman" w:hAnsi="Times New Roman" w:eastAsia="微软雅黑" w:cs="Times New Roman"/>
+                <w:sz w:val="18"/>
+                <w:szCs w:val="18"/>
+                <w:lang w:val="en-US" w:eastAsia="zh-CN"/>
               </w:rPr>
             </w:pPr>
             <w:r>
@@ -27924,26 +27862,58 @@
           </w:tcPr>
           <w:p>
             <w:pPr>
+              <w:keepNext w:val="0"/>
+              <w:keepLines w:val="0"/>
+              <w:pageBreakBefore w:val="0"/>
+              <w:widowControl/>
+              <w:kinsoku/>
+              <w:wordWrap/>
+              <w:overflowPunct/>
+              <w:topLinePunct w:val="0"/>
               <w:autoSpaceDE w:val="0"/>
+              <w:autoSpaceDN/>
+              <w:bidi w:val="0"/>
+              <w:adjustRightInd/>
+              <w:snapToGrid/>
+              <w:spacing w:after="0" w:line="240" w:lineRule="auto"/>
               <w:ind w:left="110" w:leftChars="50"/>
               <w:jc w:val="center"/>
-              <w:rPr>
-                <w:rFonts w:hint="default" w:ascii="Times New Roman" w:hAnsi="Times New Roman" w:eastAsia="微软雅黑" w:cs="Times New Roman"/>
-                <w:sz w:val="21"/>
-                <w:szCs w:val="21"/>
-                <w:highlight w:val="none"/>
-                <w:lang w:val="en-US" w:eastAsia="zh-CN" w:bidi="ar-SA"/>
-              </w:rPr>
-            </w:pPr>
-            <w:r>
-              <w:rPr>
-                <w:rFonts w:hint="default" w:ascii="Times New Roman" w:hAnsi="Times New Roman" w:eastAsia="微软雅黑" w:cs="Times New Roman"/>
-                <w:sz w:val="21"/>
-                <w:szCs w:val="21"/>
-                <w:highlight w:val="none"/>
+              <w:textAlignment w:val="auto"/>
+              <w:rPr>
+                <w:rFonts w:hint="default" w:ascii="Times New Roman" w:hAnsi="Times New Roman" w:eastAsia="微软雅黑" w:cs="Times New Roman"/>
+                <w:sz w:val="18"/>
+                <w:szCs w:val="18"/>
+                <w:lang w:val="en-US" w:eastAsia="zh-CN" w:bidi="ar"/>
+              </w:rPr>
+            </w:pPr>
+            <w:bookmarkStart w:id="31" w:name="_GoBack"/>
+            <w:bookmarkEnd w:id="31"/>
+            <w:r>
+              <w:rPr>
+                <w:rFonts w:hint="default" w:ascii="Times New Roman" w:hAnsi="Times New Roman" w:eastAsia="微软雅黑" w:cs="Times New Roman"/>
+                <w:sz w:val="18"/>
+                <w:szCs w:val="18"/>
                 <w:lang w:eastAsia="zh-CN" w:bidi="ar"/>
               </w:rPr>
-              <w:t>≥500</w:t>
+              <w:t>≥</w:t>
+            </w:r>
+            <w:r>
+              <w:rPr>
+                <w:rFonts w:hint="eastAsia" w:ascii="Times New Roman" w:hAnsi="Times New Roman" w:eastAsia="微软雅黑" w:cs="Times New Roman"/>
+                <w:sz w:val="18"/>
+                <w:szCs w:val="18"/>
+                <w:lang w:val="en-US" w:eastAsia="zh-CN" w:bidi="ar"/>
+              </w:rPr>
+              <w:t>1</w:t>
+            </w:r>
+            <w:r>
+              <w:rPr>
+                <w:rFonts w:hint="default" w:ascii="Times New Roman" w:hAnsi="Times New Roman" w:eastAsia="微软雅黑" w:cs="Times New Roman"/>
+                <w:sz w:val="18"/>
+                <w:szCs w:val="18"/>
+                <w:lang w:eastAsia="zh-CN" w:bidi="ar"/>
+              </w:rPr>
+              <w:t>00</w:t>
             </w:r>
           </w:p>
         </w:tc>
@@ -27971,7 +27941,7 @@
         </w:trPr>
         <w:tc>
           <w:tcPr>
-            <w:tcW w:w="992" w:type="dxa"/>
+            <w:tcW w:w="1984" w:type="dxa"/>
             <w:vMerge w:val="continue"/>
             <w:tcBorders>
               <w:top w:val="single" w:color="A4A4A4" w:sz="4" w:space="0"/>
@@ -28000,46 +27970,6 @@
               <w:jc w:val="center"/>
               <w:textAlignment w:val="auto"/>
               <w:rPr>
-                <w:rFonts w:hint="default" w:ascii="Times New Roman" w:hAnsi="Times New Roman" w:eastAsia="微软雅黑" w:cs="Times New Roman"/>
-                <w:b/>
-                <w:bCs/>
-                <w:sz w:val="20"/>
-                <w:szCs w:val="20"/>
-              </w:rPr>
-            </w:pPr>
-          </w:p>
-        </w:tc>
-        <w:tc>
-          <w:tcPr>
-            <w:tcW w:w="992" w:type="dxa"/>
-            <w:vMerge w:val="continue"/>
-            <w:tcBorders>
-              <w:top w:val="single" w:color="A4A4A4" w:sz="4" w:space="0"/>
-              <w:left w:val="nil"/>
-              <w:bottom w:val="single" w:color="A4A4A4" w:sz="4" w:space="0"/>
-              <w:right w:val="single" w:color="A4A4A4" w:sz="4" w:space="0"/>
-            </w:tcBorders>
-            <w:shd w:val="clear" w:color="auto" w:fill="auto"/>
-            <w:vAlign w:val="center"/>
-          </w:tcPr>
-          <w:p>
-            <w:pPr>
-              <w:keepNext w:val="0"/>
-              <w:keepLines w:val="0"/>
-              <w:pageBreakBefore w:val="0"/>
-              <w:widowControl w:val="0"/>
-              <w:kinsoku/>
-              <w:wordWrap/>
-              <w:overflowPunct/>
-              <w:topLinePunct w:val="0"/>
-              <w:autoSpaceDN/>
-              <w:bidi w:val="0"/>
-              <w:adjustRightInd/>
-              <w:snapToGrid/>
-              <w:ind w:left="57" w:right="57"/>
-              <w:jc w:val="center"/>
-              <w:textAlignment w:val="auto"/>
-              <w:rPr>
                 <w:rFonts w:hint="eastAsia" w:ascii="微软雅黑" w:hAnsi="微软雅黑" w:eastAsia="微软雅黑" w:cs="微软雅黑"/>
                 <w:b/>
                 <w:bCs/>
@@ -28063,21 +27993,35 @@
           </w:tcPr>
           <w:p>
             <w:pPr>
+              <w:keepNext w:val="0"/>
+              <w:keepLines w:val="0"/>
+              <w:pageBreakBefore w:val="0"/>
+              <w:widowControl w:val="0"/>
+              <w:kinsoku/>
+              <w:wordWrap/>
+              <w:overflowPunct/>
+              <w:topLinePunct w:val="0"/>
               <w:autoSpaceDE w:val="0"/>
+              <w:autoSpaceDN/>
+              <w:bidi w:val="0"/>
+              <w:adjustRightInd/>
+              <w:snapToGrid/>
+              <w:spacing w:after="0" w:line="240" w:lineRule="auto"/>
               <w:ind w:left="110" w:leftChars="50"/>
               <w:jc w:val="center"/>
-              <w:rPr>
-                <w:rFonts w:hint="default" w:ascii="Times New Roman" w:hAnsi="Times New Roman" w:eastAsia="微软雅黑" w:cs="Times New Roman"/>
-                <w:sz w:val="21"/>
-                <w:szCs w:val="21"/>
-                <w:lang w:val="en-US" w:eastAsia="zh-CN" w:bidi="ar-SA"/>
-              </w:rPr>
-            </w:pPr>
-            <w:r>
-              <w:rPr>
-                <w:rFonts w:hint="default" w:ascii="Times New Roman" w:hAnsi="Times New Roman" w:eastAsia="微软雅黑" w:cs="Times New Roman"/>
-                <w:sz w:val="21"/>
-                <w:szCs w:val="21"/>
+              <w:textAlignment w:val="auto"/>
+              <w:rPr>
+                <w:rFonts w:hint="default" w:ascii="Times New Roman" w:hAnsi="Times New Roman" w:eastAsia="微软雅黑" w:cs="Times New Roman"/>
+                <w:sz w:val="18"/>
+                <w:szCs w:val="18"/>
+                <w:lang w:val="en-US" w:eastAsia="zh-CN" w:bidi="ar"/>
+              </w:rPr>
+            </w:pPr>
+            <w:r>
+              <w:rPr>
+                <w:rFonts w:hint="default" w:ascii="Times New Roman" w:hAnsi="Times New Roman" w:eastAsia="微软雅黑" w:cs="Times New Roman"/>
+                <w:sz w:val="18"/>
+                <w:szCs w:val="18"/>
                 <w:lang w:eastAsia="zh-CN" w:bidi="ar"/>
               </w:rPr>
               <w:t>DNA覆盖均一性</w:t>
@@ -28098,14 +28042,27 @@
           </w:tcPr>
           <w:p>
             <w:pPr>
+              <w:keepNext w:val="0"/>
+              <w:keepLines w:val="0"/>
+              <w:pageBreakBefore w:val="0"/>
+              <w:widowControl/>
+              <w:kinsoku/>
+              <w:wordWrap/>
+              <w:overflowPunct/>
+              <w:topLinePunct w:val="0"/>
+              <w:autoSpaceDN/>
+              <w:bidi w:val="0"/>
+              <w:adjustRightInd/>
+              <w:snapToGrid/>
+              <w:spacing w:after="0" w:line="240" w:lineRule="auto"/>
               <w:ind w:left="119" w:leftChars="0"/>
               <w:jc w:val="center"/>
-              <w:rPr>
-                <w:rFonts w:hint="default" w:ascii="Times New Roman" w:hAnsi="Times New Roman" w:eastAsia="微软雅黑" w:cs="Times New Roman"/>
-                <w:sz w:val="21"/>
-                <w:szCs w:val="21"/>
-                <w:highlight w:val="lightGray"/>
-                <w:lang w:val="en-US" w:eastAsia="zh-CN" w:bidi="ar-SA"/>
+              <w:textAlignment w:val="auto"/>
+              <w:rPr>
+                <w:rFonts w:hint="default" w:ascii="Times New Roman" w:hAnsi="Times New Roman" w:eastAsia="微软雅黑" w:cs="Times New Roman"/>
+                <w:sz w:val="18"/>
+                <w:szCs w:val="18"/>
+                <w:lang w:val="en-US" w:eastAsia="zh-CN"/>
               </w:rPr>
             </w:pPr>
             <w:r>
@@ -28152,23 +28109,35 @@
           </w:tcPr>
           <w:p>
             <w:pPr>
+              <w:keepNext w:val="0"/>
+              <w:keepLines w:val="0"/>
+              <w:pageBreakBefore w:val="0"/>
+              <w:widowControl/>
+              <w:kinsoku/>
+              <w:wordWrap/>
+              <w:overflowPunct/>
+              <w:topLinePunct w:val="0"/>
               <w:autoSpaceDE w:val="0"/>
+              <w:autoSpaceDN/>
+              <w:bidi w:val="0"/>
+              <w:adjustRightInd/>
+              <w:snapToGrid/>
+              <w:spacing w:after="0" w:line="240" w:lineRule="auto"/>
               <w:ind w:left="110" w:leftChars="50"/>
               <w:jc w:val="center"/>
-              <w:rPr>
-                <w:rFonts w:hint="default" w:ascii="Times New Roman" w:hAnsi="Times New Roman" w:eastAsia="微软雅黑" w:cs="Times New Roman"/>
-                <w:sz w:val="21"/>
-                <w:szCs w:val="21"/>
-                <w:highlight w:val="none"/>
-                <w:lang w:val="en-US" w:eastAsia="zh-CN" w:bidi="ar-SA"/>
-              </w:rPr>
-            </w:pPr>
-            <w:r>
-              <w:rPr>
-                <w:rFonts w:hint="default" w:ascii="Times New Roman" w:hAnsi="Times New Roman" w:eastAsia="微软雅黑" w:cs="Times New Roman"/>
-                <w:sz w:val="21"/>
-                <w:szCs w:val="21"/>
-                <w:highlight w:val="none"/>
+              <w:textAlignment w:val="auto"/>
+              <w:rPr>
+                <w:rFonts w:hint="default" w:ascii="Times New Roman" w:hAnsi="Times New Roman" w:eastAsia="微软雅黑" w:cs="Times New Roman"/>
+                <w:sz w:val="18"/>
+                <w:szCs w:val="18"/>
+                <w:lang w:val="en-US" w:eastAsia="zh-CN" w:bidi="ar"/>
+              </w:rPr>
+            </w:pPr>
+            <w:r>
+              <w:rPr>
+                <w:rFonts w:hint="default" w:ascii="Times New Roman" w:hAnsi="Times New Roman" w:eastAsia="微软雅黑" w:cs="Times New Roman"/>
+                <w:sz w:val="18"/>
+                <w:szCs w:val="18"/>
                 <w:lang w:eastAsia="zh-CN" w:bidi="ar"/>
               </w:rPr>
               <w:t>≥90%</w:t>
@@ -28199,7 +28168,7 @@
         </w:trPr>
         <w:tc>
           <w:tcPr>
-            <w:tcW w:w="992" w:type="dxa"/>
+            <w:tcW w:w="1984" w:type="dxa"/>
             <w:vMerge w:val="continue"/>
             <w:tcBorders>
               <w:top w:val="single" w:color="A4A4A4" w:sz="4" w:space="0"/>
@@ -28228,46 +28197,6 @@
               <w:jc w:val="center"/>
               <w:textAlignment w:val="auto"/>
               <w:rPr>
-                <w:rFonts w:hint="default" w:ascii="Times New Roman" w:hAnsi="Times New Roman" w:eastAsia="微软雅黑" w:cs="Times New Roman"/>
-                <w:b/>
-                <w:bCs/>
-                <w:sz w:val="20"/>
-                <w:szCs w:val="20"/>
-              </w:rPr>
-            </w:pPr>
-          </w:p>
-        </w:tc>
-        <w:tc>
-          <w:tcPr>
-            <w:tcW w:w="992" w:type="dxa"/>
-            <w:vMerge w:val="continue"/>
-            <w:tcBorders>
-              <w:top w:val="single" w:color="A4A4A4" w:sz="4" w:space="0"/>
-              <w:left w:val="nil"/>
-              <w:bottom w:val="single" w:color="A4A4A4" w:sz="4" w:space="0"/>
-              <w:right w:val="single" w:color="A4A4A4" w:sz="4" w:space="0"/>
-            </w:tcBorders>
-            <w:shd w:val="clear" w:color="auto" w:fill="auto"/>
-            <w:vAlign w:val="center"/>
-          </w:tcPr>
-          <w:p>
-            <w:pPr>
-              <w:keepNext w:val="0"/>
-              <w:keepLines w:val="0"/>
-              <w:pageBreakBefore w:val="0"/>
-              <w:widowControl w:val="0"/>
-              <w:kinsoku/>
-              <w:wordWrap/>
-              <w:overflowPunct/>
-              <w:topLinePunct w:val="0"/>
-              <w:autoSpaceDN/>
-              <w:bidi w:val="0"/>
-              <w:adjustRightInd/>
-              <w:snapToGrid/>
-              <w:ind w:left="57" w:right="57"/>
-              <w:jc w:val="center"/>
-              <w:textAlignment w:val="auto"/>
-              <w:rPr>
                 <w:rFonts w:hint="eastAsia" w:ascii="微软雅黑" w:hAnsi="微软雅黑" w:eastAsia="微软雅黑" w:cs="微软雅黑"/>
                 <w:b/>
                 <w:bCs/>
@@ -28291,21 +28220,35 @@
           </w:tcPr>
           <w:p>
             <w:pPr>
+              <w:keepNext w:val="0"/>
+              <w:keepLines w:val="0"/>
+              <w:pageBreakBefore w:val="0"/>
+              <w:widowControl w:val="0"/>
+              <w:kinsoku/>
+              <w:wordWrap/>
+              <w:overflowPunct/>
+              <w:topLinePunct w:val="0"/>
               <w:autoSpaceDE w:val="0"/>
+              <w:autoSpaceDN/>
+              <w:bidi w:val="0"/>
+              <w:adjustRightInd/>
+              <w:snapToGrid/>
+              <w:spacing w:after="0" w:line="240" w:lineRule="auto"/>
               <w:ind w:left="110" w:leftChars="50"/>
               <w:jc w:val="center"/>
-              <w:rPr>
-                <w:rFonts w:hint="default" w:ascii="Times New Roman" w:hAnsi="Times New Roman" w:eastAsia="微软雅黑" w:cs="Times New Roman"/>
-                <w:sz w:val="21"/>
-                <w:szCs w:val="21"/>
-                <w:lang w:val="en-US" w:eastAsia="zh-CN" w:bidi="ar-SA"/>
-              </w:rPr>
-            </w:pPr>
-            <w:r>
-              <w:rPr>
-                <w:rFonts w:hint="default" w:ascii="Times New Roman" w:hAnsi="Times New Roman" w:eastAsia="微软雅黑" w:cs="Times New Roman"/>
-                <w:sz w:val="21"/>
-                <w:szCs w:val="21"/>
+              <w:textAlignment w:val="auto"/>
+              <w:rPr>
+                <w:rFonts w:hint="default" w:ascii="Times New Roman" w:hAnsi="Times New Roman" w:eastAsia="微软雅黑" w:cs="Times New Roman"/>
+                <w:sz w:val="18"/>
+                <w:szCs w:val="18"/>
+                <w:lang w:val="en-US" w:eastAsia="zh-CN" w:bidi="ar"/>
+              </w:rPr>
+            </w:pPr>
+            <w:r>
+              <w:rPr>
+                <w:rFonts w:hint="default" w:ascii="Times New Roman" w:hAnsi="Times New Roman" w:eastAsia="微软雅黑" w:cs="Times New Roman"/>
+                <w:sz w:val="18"/>
+                <w:szCs w:val="18"/>
                 <w:lang w:eastAsia="zh-CN" w:bidi="ar"/>
               </w:rPr>
               <w:t>DNA基因组比对率</w:t>
@@ -28326,14 +28269,27 @@
           </w:tcPr>
           <w:p>
             <w:pPr>
+              <w:keepNext w:val="0"/>
+              <w:keepLines w:val="0"/>
+              <w:pageBreakBefore w:val="0"/>
+              <w:widowControl/>
+              <w:kinsoku/>
+              <w:wordWrap/>
+              <w:overflowPunct/>
+              <w:topLinePunct w:val="0"/>
+              <w:autoSpaceDN/>
+              <w:bidi w:val="0"/>
+              <w:adjustRightInd/>
+              <w:snapToGrid/>
+              <w:spacing w:after="0" w:line="240" w:lineRule="auto"/>
               <w:ind w:left="119" w:leftChars="0"/>
               <w:jc w:val="center"/>
-              <w:rPr>
-                <w:rFonts w:hint="default" w:ascii="Times New Roman" w:hAnsi="Times New Roman" w:eastAsia="微软雅黑" w:cs="Times New Roman"/>
-                <w:sz w:val="21"/>
-                <w:szCs w:val="21"/>
-                <w:highlight w:val="lightGray"/>
-                <w:lang w:val="en-US" w:eastAsia="zh-CN" w:bidi="ar-SA"/>
+              <w:textAlignment w:val="auto"/>
+              <w:rPr>
+                <w:rFonts w:hint="default" w:ascii="Times New Roman" w:hAnsi="Times New Roman" w:eastAsia="微软雅黑" w:cs="Times New Roman"/>
+                <w:sz w:val="18"/>
+                <w:szCs w:val="18"/>
+                <w:lang w:val="en-US" w:eastAsia="zh-CN"/>
               </w:rPr>
             </w:pPr>
             <w:r>
@@ -28380,24 +28336,36 @@
           </w:tcPr>
           <w:p>
             <w:pPr>
+              <w:keepNext w:val="0"/>
+              <w:keepLines w:val="0"/>
+              <w:pageBreakBefore w:val="0"/>
+              <w:widowControl/>
+              <w:kinsoku/>
+              <w:wordWrap/>
+              <w:overflowPunct/>
+              <w:topLinePunct w:val="0"/>
               <w:autoSpaceDE w:val="0"/>
+              <w:autoSpaceDN/>
+              <w:bidi w:val="0"/>
+              <w:adjustRightInd/>
+              <w:snapToGrid/>
+              <w:spacing w:after="0" w:line="240" w:lineRule="auto"/>
               <w:ind w:left="110" w:leftChars="50"/>
               <w:jc w:val="center"/>
-              <w:rPr>
-                <w:rFonts w:hint="default" w:ascii="Times New Roman" w:hAnsi="Times New Roman" w:eastAsia="微软雅黑" w:cs="Times New Roman"/>
-                <w:sz w:val="21"/>
-                <w:szCs w:val="21"/>
-                <w:highlight w:val="none"/>
-                <w:lang w:val="en-US" w:eastAsia="zh-CN" w:bidi="ar-SA"/>
-              </w:rPr>
-            </w:pPr>
-            <w:r>
-              <w:rPr>
-                <w:rFonts w:hint="default" w:ascii="Times New Roman" w:hAnsi="Times New Roman" w:eastAsia="微软雅黑" w:cs="Times New Roman"/>
-                <w:sz w:val="21"/>
-                <w:szCs w:val="21"/>
-                <w:highlight w:val="none"/>
-                <w:lang w:eastAsia="zh-CN" w:bidi="ar"/>
+              <w:textAlignment w:val="auto"/>
+              <w:rPr>
+                <w:rFonts w:hint="default" w:ascii="Times New Roman" w:hAnsi="Times New Roman" w:eastAsia="微软雅黑" w:cs="Times New Roman"/>
+                <w:sz w:val="18"/>
+                <w:szCs w:val="18"/>
+                <w:lang w:val="en-US" w:eastAsia="zh-CN" w:bidi="ar"/>
+              </w:rPr>
+            </w:pPr>
+            <w:r>
+              <w:rPr>
+                <w:rFonts w:hint="default" w:ascii="Times New Roman" w:hAnsi="Times New Roman" w:eastAsia="微软雅黑" w:cs="Times New Roman"/>
+                <w:sz w:val="18"/>
+                <w:szCs w:val="18"/>
+                <w:lang w:val="en-US" w:eastAsia="zh-CN" w:bidi="ar"/>
               </w:rPr>
               <w:t>≥95%</w:t>
             </w:r>
@@ -28427,7 +28395,7 @@
         </w:trPr>
         <w:tc>
           <w:tcPr>
-            <w:tcW w:w="992" w:type="dxa"/>
+            <w:tcW w:w="1984" w:type="dxa"/>
             <w:vMerge w:val="continue"/>
             <w:tcBorders>
               <w:top w:val="single" w:color="A4A4A4" w:sz="4" w:space="0"/>
@@ -28456,46 +28424,6 @@
               <w:jc w:val="center"/>
               <w:textAlignment w:val="auto"/>
               <w:rPr>
-                <w:rFonts w:hint="default" w:ascii="Times New Roman" w:hAnsi="Times New Roman" w:eastAsia="微软雅黑" w:cs="Times New Roman"/>
-                <w:b/>
-                <w:bCs/>
-                <w:sz w:val="20"/>
-                <w:szCs w:val="20"/>
-              </w:rPr>
-            </w:pPr>
-          </w:p>
-        </w:tc>
-        <w:tc>
-          <w:tcPr>
-            <w:tcW w:w="992" w:type="dxa"/>
-            <w:vMerge w:val="continue"/>
-            <w:tcBorders>
-              <w:top w:val="single" w:color="A4A4A4" w:sz="4" w:space="0"/>
-              <w:left w:val="nil"/>
-              <w:bottom w:val="single" w:color="A4A4A4" w:sz="4" w:space="0"/>
-              <w:right w:val="single" w:color="A4A4A4" w:sz="4" w:space="0"/>
-            </w:tcBorders>
-            <w:shd w:val="clear" w:color="auto" w:fill="auto"/>
-            <w:vAlign w:val="center"/>
-          </w:tcPr>
-          <w:p>
-            <w:pPr>
-              <w:keepNext w:val="0"/>
-              <w:keepLines w:val="0"/>
-              <w:pageBreakBefore w:val="0"/>
-              <w:widowControl w:val="0"/>
-              <w:kinsoku/>
-              <w:wordWrap/>
-              <w:overflowPunct/>
-              <w:topLinePunct w:val="0"/>
-              <w:autoSpaceDN/>
-              <w:bidi w:val="0"/>
-              <w:adjustRightInd/>
-              <w:snapToGrid/>
-              <w:ind w:left="57" w:right="57"/>
-              <w:jc w:val="center"/>
-              <w:textAlignment w:val="auto"/>
-              <w:rPr>
                 <w:rFonts w:hint="eastAsia" w:ascii="微软雅黑" w:hAnsi="微软雅黑" w:eastAsia="微软雅黑" w:cs="微软雅黑"/>
                 <w:b/>
                 <w:bCs/>
@@ -28519,21 +28447,35 @@
           </w:tcPr>
           <w:p>
             <w:pPr>
+              <w:keepNext w:val="0"/>
+              <w:keepLines w:val="0"/>
+              <w:pageBreakBefore w:val="0"/>
+              <w:widowControl w:val="0"/>
+              <w:kinsoku/>
+              <w:wordWrap/>
+              <w:overflowPunct/>
+              <w:topLinePunct w:val="0"/>
               <w:autoSpaceDE w:val="0"/>
+              <w:autoSpaceDN/>
+              <w:bidi w:val="0"/>
+              <w:adjustRightInd/>
+              <w:snapToGrid/>
+              <w:spacing w:after="0" w:line="240" w:lineRule="auto"/>
               <w:ind w:left="110" w:leftChars="50"/>
               <w:jc w:val="center"/>
-              <w:rPr>
-                <w:rFonts w:hint="default" w:ascii="Times New Roman" w:hAnsi="Times New Roman" w:eastAsia="微软雅黑" w:cs="Times New Roman"/>
-                <w:sz w:val="21"/>
-                <w:szCs w:val="21"/>
-                <w:lang w:val="en-US" w:eastAsia="zh-CN" w:bidi="ar-SA"/>
-              </w:rPr>
-            </w:pPr>
-            <w:r>
-              <w:rPr>
-                <w:rFonts w:hint="default" w:ascii="Times New Roman" w:hAnsi="Times New Roman" w:eastAsia="微软雅黑" w:cs="Times New Roman"/>
-                <w:sz w:val="21"/>
-                <w:szCs w:val="21"/>
+              <w:textAlignment w:val="auto"/>
+              <w:rPr>
+                <w:rFonts w:hint="default" w:ascii="Times New Roman" w:hAnsi="Times New Roman" w:eastAsia="微软雅黑" w:cs="Times New Roman"/>
+                <w:sz w:val="18"/>
+                <w:szCs w:val="18"/>
+                <w:lang w:val="en-US" w:eastAsia="zh-CN" w:bidi="ar"/>
+              </w:rPr>
+            </w:pPr>
+            <w:r>
+              <w:rPr>
+                <w:rFonts w:hint="default" w:ascii="Times New Roman" w:hAnsi="Times New Roman" w:eastAsia="微软雅黑" w:cs="Times New Roman"/>
+                <w:sz w:val="18"/>
+                <w:szCs w:val="18"/>
                 <w:lang w:eastAsia="zh-CN" w:bidi="ar"/>
               </w:rPr>
               <w:t>DNA碱基质量Q30占比</w:t>
@@ -28554,14 +28496,27 @@
           </w:tcPr>
           <w:p>
             <w:pPr>
+              <w:keepNext w:val="0"/>
+              <w:keepLines w:val="0"/>
+              <w:pageBreakBefore w:val="0"/>
+              <w:widowControl/>
+              <w:kinsoku/>
+              <w:wordWrap/>
+              <w:overflowPunct/>
+              <w:topLinePunct w:val="0"/>
+              <w:autoSpaceDN/>
+              <w:bidi w:val="0"/>
+              <w:adjustRightInd/>
+              <w:snapToGrid/>
+              <w:spacing w:after="0" w:line="240" w:lineRule="auto"/>
               <w:ind w:left="119" w:leftChars="0"/>
               <w:jc w:val="center"/>
-              <w:rPr>
-                <w:rFonts w:hint="default" w:ascii="Times New Roman" w:hAnsi="Times New Roman" w:eastAsia="微软雅黑" w:cs="Times New Roman"/>
-                <w:sz w:val="21"/>
-                <w:szCs w:val="21"/>
-                <w:highlight w:val="lightGray"/>
-                <w:lang w:val="en-US" w:eastAsia="zh-CN" w:bidi="ar-SA"/>
+              <w:textAlignment w:val="auto"/>
+              <w:rPr>
+                <w:rFonts w:hint="default" w:ascii="Times New Roman" w:hAnsi="Times New Roman" w:eastAsia="微软雅黑" w:cs="Times New Roman"/>
+                <w:sz w:val="18"/>
+                <w:szCs w:val="18"/>
+                <w:lang w:val="en-US" w:eastAsia="zh-CN"/>
               </w:rPr>
             </w:pPr>
             <w:r>
@@ -28591,8 +28546,6 @@
               </w:rPr>
               <w:t>base_quality</w:t>
             </w:r>
-            <w:bookmarkStart w:id="31" w:name="_GoBack"/>
-            <w:bookmarkEnd w:id="31"/>
             <w:r>
               <w:rPr>
                 <w:rFonts w:hint="default" w:ascii="Times New Roman" w:hAnsi="Times New Roman" w:eastAsia="微软雅黑" w:cs="Times New Roman"/>
@@ -28619,23 +28572,35 @@
           </w:tcPr>
           <w:p>
             <w:pPr>
+              <w:keepNext w:val="0"/>
+              <w:keepLines w:val="0"/>
+              <w:pageBreakBefore w:val="0"/>
+              <w:widowControl/>
+              <w:kinsoku/>
+              <w:wordWrap/>
+              <w:overflowPunct/>
+              <w:topLinePunct w:val="0"/>
               <w:autoSpaceDE w:val="0"/>
+              <w:autoSpaceDN/>
+              <w:bidi w:val="0"/>
+              <w:adjustRightInd/>
+              <w:snapToGrid/>
+              <w:spacing w:after="0" w:line="240" w:lineRule="auto"/>
               <w:ind w:left="110" w:leftChars="50"/>
               <w:jc w:val="center"/>
-              <w:rPr>
-                <w:rFonts w:hint="default" w:ascii="Times New Roman" w:hAnsi="Times New Roman" w:eastAsia="微软雅黑" w:cs="Times New Roman"/>
-                <w:sz w:val="21"/>
-                <w:szCs w:val="21"/>
-                <w:highlight w:val="none"/>
-                <w:lang w:val="en-US" w:eastAsia="zh-CN" w:bidi="ar-SA"/>
-              </w:rPr>
-            </w:pPr>
-            <w:r>
-              <w:rPr>
-                <w:rFonts w:hint="default" w:ascii="Times New Roman" w:hAnsi="Times New Roman" w:eastAsia="微软雅黑" w:cs="Times New Roman"/>
-                <w:sz w:val="21"/>
-                <w:szCs w:val="21"/>
-                <w:highlight w:val="none"/>
+              <w:textAlignment w:val="auto"/>
+              <w:rPr>
+                <w:rFonts w:hint="default" w:ascii="Times New Roman" w:hAnsi="Times New Roman" w:eastAsia="微软雅黑" w:cs="Times New Roman"/>
+                <w:sz w:val="18"/>
+                <w:szCs w:val="18"/>
+                <w:lang w:val="en-US" w:eastAsia="zh-CN" w:bidi="ar"/>
+              </w:rPr>
+            </w:pPr>
+            <w:r>
+              <w:rPr>
+                <w:rFonts w:hint="default" w:ascii="Times New Roman" w:hAnsi="Times New Roman" w:eastAsia="微软雅黑" w:cs="Times New Roman"/>
+                <w:sz w:val="18"/>
+                <w:szCs w:val="18"/>
                 <w:lang w:eastAsia="zh-CN" w:bidi="ar"/>
               </w:rPr>
               <w:t>≥80%</w:t>
@@ -28669,7 +28634,6 @@
         <w:tc>
           <w:tcPr>
             <w:tcW w:w="1984" w:type="dxa"/>
-            <w:gridSpan w:val="2"/>
             <w:tcBorders>
               <w:top w:val="single" w:color="A4A4A4" w:sz="4" w:space="0"/>
               <w:left w:val="nil"/>
@@ -28681,9 +28645,23 @@
           </w:tcPr>
           <w:p>
             <w:pPr>
+              <w:keepNext w:val="0"/>
+              <w:keepLines w:val="0"/>
+              <w:pageBreakBefore w:val="0"/>
+              <w:widowControl w:val="0"/>
+              <w:kinsoku/>
+              <w:wordWrap/>
+              <w:overflowPunct/>
+              <w:topLinePunct w:val="0"/>
               <w:autoSpaceDE w:val="0"/>
+              <w:autoSpaceDN/>
+              <w:bidi w:val="0"/>
+              <w:adjustRightInd/>
+              <w:snapToGrid/>
+              <w:spacing w:after="0" w:line="240" w:lineRule="auto"/>
               <w:ind w:left="110" w:leftChars="50"/>
               <w:jc w:val="center"/>
+              <w:textAlignment w:val="auto"/>
               <w:rPr>
                 <w:rFonts w:hint="default" w:ascii="Times New Roman" w:hAnsi="Times New Roman" w:eastAsia="微软雅黑" w:cs="Times New Roman"/>
                 <w:b/>
@@ -28720,9 +28698,23 @@
           </w:tcPr>
           <w:p>
             <w:pPr>
+              <w:keepNext w:val="0"/>
+              <w:keepLines w:val="0"/>
+              <w:pageBreakBefore w:val="0"/>
+              <w:widowControl w:val="0"/>
+              <w:kinsoku/>
+              <w:wordWrap/>
+              <w:overflowPunct/>
+              <w:topLinePunct w:val="0"/>
               <w:autoSpaceDE w:val="0"/>
+              <w:autoSpaceDN/>
+              <w:bidi w:val="0"/>
+              <w:adjustRightInd/>
+              <w:snapToGrid/>
+              <w:spacing w:after="0" w:line="240" w:lineRule="auto"/>
               <w:ind w:left="110" w:leftChars="50"/>
               <w:jc w:val="center"/>
+              <w:textAlignment w:val="auto"/>
               <w:rPr>
                 <w:rFonts w:hint="default" w:ascii="Times New Roman" w:hAnsi="Times New Roman" w:eastAsia="微软雅黑" w:cs="Times New Roman"/>
                 <w:sz w:val="21"/>
@@ -29497,12 +29489,6 @@
             <w:insideH w:val="single" w:color="auto" w:sz="4" w:space="0"/>
             <w:insideV w:val="single" w:color="auto" w:sz="4" w:space="0"/>
           </w:tblBorders>
-          <w:tblCellMar>
-            <w:top w:w="0" w:type="dxa"/>
-            <w:left w:w="108" w:type="dxa"/>
-            <w:bottom w:w="0" w:type="dxa"/>
-            <w:right w:w="108" w:type="dxa"/>
-          </w:tblCellMar>
         </w:tblPrEx>
         <w:trPr>
           <w:jc w:val="center"/>

--- a/WebContent/docx/子宫内膜癌检测报告-齐鲁.docx
+++ b/WebContent/docx/子宫内膜癌检测报告-齐鲁.docx
@@ -69,6 +69,14 @@
         <w:gridCol w:w="2029"/>
       </w:tblGrid>
       <w:tr>
+        <w:tblPrEx>
+          <w:tblCellMar>
+            <w:top w:w="0" w:type="dxa"/>
+            <w:left w:w="108" w:type="dxa"/>
+            <w:bottom w:w="0" w:type="dxa"/>
+            <w:right w:w="108" w:type="dxa"/>
+          </w:tblCellMar>
+        </w:tblPrEx>
         <w:trPr>
           <w:trHeight w:val="760" w:hRule="atLeast"/>
           <w:tblHeader/>
@@ -6637,6 +6645,12 @@
             <w:insideH w:val="single" w:color="A4A4A4" w:sz="4" w:space="0"/>
             <w:insideV w:val="single" w:color="A4A4A4" w:sz="4" w:space="0"/>
           </w:tblBorders>
+          <w:tblCellMar>
+            <w:top w:w="0" w:type="dxa"/>
+            <w:left w:w="0" w:type="dxa"/>
+            <w:bottom w:w="0" w:type="dxa"/>
+            <w:right w:w="0" w:type="dxa"/>
+          </w:tblCellMar>
         </w:tblPrEx>
         <w:trPr>
           <w:trHeight w:val="774" w:hRule="atLeast"/>
@@ -8131,10 +8145,10 @@
           <w:lang w:eastAsia="zh-CN"/>
         </w:rPr>
       </w:pPr>
-      <w:bookmarkStart w:id="5" w:name="_Toc28455"/>
-      <w:bookmarkStart w:id="6" w:name="_Toc20084"/>
+      <w:bookmarkStart w:id="5" w:name="_Toc20084"/>
+      <w:bookmarkStart w:id="6" w:name="_Toc27793"/>
       <w:bookmarkStart w:id="7" w:name="_Toc149837259"/>
-      <w:bookmarkStart w:id="8" w:name="_Toc27793"/>
+      <w:bookmarkStart w:id="8" w:name="_Toc28455"/>
       <w:r>
         <w:rPr>
           <w:rFonts w:hint="eastAsia" w:ascii="微软雅黑" w:hAnsi="微软雅黑" w:eastAsia="微软雅黑"/>
@@ -10325,14 +10339,14 @@
           <w:lang w:eastAsia="zh-CN"/>
         </w:rPr>
       </w:pPr>
-      <w:bookmarkStart w:id="9" w:name="_Toc626"/>
-      <w:bookmarkStart w:id="10" w:name="_Toc4339"/>
-      <w:bookmarkStart w:id="11" w:name="_Toc7551_WPSOffice_Level2"/>
-      <w:bookmarkStart w:id="12" w:name="_Toc23558"/>
-      <w:bookmarkStart w:id="13" w:name="_Toc17410"/>
-      <w:bookmarkStart w:id="14" w:name="_Toc6221_WPSOffice_Level2"/>
-      <w:bookmarkStart w:id="15" w:name="_Toc1549"/>
-      <w:bookmarkStart w:id="16" w:name="_Toc25737"/>
+      <w:bookmarkStart w:id="9" w:name="_Toc6221_WPSOffice_Level2"/>
+      <w:bookmarkStart w:id="10" w:name="_Toc17410"/>
+      <w:bookmarkStart w:id="11" w:name="_Toc25737"/>
+      <w:bookmarkStart w:id="12" w:name="_Toc7551_WPSOffice_Level2"/>
+      <w:bookmarkStart w:id="13" w:name="_Toc23558"/>
+      <w:bookmarkStart w:id="14" w:name="_Toc1549"/>
+      <w:bookmarkStart w:id="15" w:name="_Toc4339"/>
+      <w:bookmarkStart w:id="16" w:name="_Toc626"/>
       <w:r>
         <w:rPr>
           <w:rFonts w:hint="eastAsia" w:ascii="微软雅黑" w:hAnsi="微软雅黑" w:eastAsia="微软雅黑"/>
@@ -12181,8 +12195,8 @@
           </w14:shadow>
         </w:rPr>
       </w:pPr>
-      <w:bookmarkStart w:id="17" w:name="_Toc27011"/>
-      <w:bookmarkStart w:id="18" w:name="_Toc3250"/>
+      <w:bookmarkStart w:id="17" w:name="_Toc3250"/>
+      <w:bookmarkStart w:id="18" w:name="_Toc27011"/>
       <w:bookmarkStart w:id="19" w:name="_Toc18974"/>
       <w:bookmarkStart w:id="20" w:name="_Toc149837264"/>
       <w:r>
@@ -12738,6 +12752,12 @@
             <w:insideH w:val="dotted" w:color="45A3A7" w:sz="4" w:space="0"/>
             <w:insideV w:val="dotted" w:color="45A3A7" w:sz="4" w:space="0"/>
           </w:tblBorders>
+          <w:tblCellMar>
+            <w:top w:w="0" w:type="dxa"/>
+            <w:left w:w="108" w:type="dxa"/>
+            <w:bottom w:w="0" w:type="dxa"/>
+            <w:right w:w="108" w:type="dxa"/>
+          </w:tblCellMar>
         </w:tblPrEx>
         <w:trPr>
           <w:trHeight w:val="417" w:hRule="atLeast"/>
@@ -15796,12 +15816,6 @@
             <w:insideH w:val="dotted" w:color="45A3A7" w:sz="4" w:space="0"/>
             <w:insideV w:val="dotted" w:color="45A3A7" w:sz="4" w:space="0"/>
           </w:tblBorders>
-          <w:tblCellMar>
-            <w:top w:w="0" w:type="dxa"/>
-            <w:left w:w="108" w:type="dxa"/>
-            <w:bottom w:w="0" w:type="dxa"/>
-            <w:right w:w="108" w:type="dxa"/>
-          </w:tblCellMar>
         </w:tblPrEx>
         <w:trPr>
           <w:trHeight w:val="417" w:hRule="atLeast"/>
@@ -17158,9 +17172,9 @@
           </w14:shadow>
         </w:rPr>
       </w:pPr>
-      <w:bookmarkStart w:id="21" w:name="_Toc8321"/>
-      <w:bookmarkStart w:id="22" w:name="_Toc11208"/>
-      <w:bookmarkStart w:id="23" w:name="_Toc13837"/>
+      <w:bookmarkStart w:id="21" w:name="_Toc11208"/>
+      <w:bookmarkStart w:id="22" w:name="_Toc13837"/>
+      <w:bookmarkStart w:id="23" w:name="_Toc8321"/>
       <w:bookmarkStart w:id="24" w:name="_Toc149837265"/>
       <w:r>
         <w:rPr>
@@ -27153,28 +27167,19 @@
               <w:textAlignment w:val="auto"/>
               <w:rPr>
                 <w:rFonts w:hint="default" w:ascii="Times New Roman" w:hAnsi="Times New Roman" w:eastAsia="微软雅黑" w:cs="Times New Roman"/>
+                <w:sz w:val="21"/>
+                <w:szCs w:val="21"/>
+                <w:highlight w:val="none"/>
+              </w:rPr>
+            </w:pPr>
+            <w:r>
+              <w:rPr>
+                <w:rFonts w:hint="default" w:ascii="Times New Roman" w:hAnsi="Times New Roman" w:eastAsia="微软雅黑" w:cs="Times New Roman"/>
                 <w:sz w:val="18"/>
                 <w:szCs w:val="18"/>
                 <w:lang w:eastAsia="zh-CN" w:bidi="ar"/>
               </w:rPr>
-            </w:pPr>
-            <w:r>
-              <w:rPr>
-                <w:rFonts w:hint="default" w:ascii="Times New Roman" w:hAnsi="Times New Roman" w:eastAsia="微软雅黑" w:cs="Times New Roman"/>
-                <w:sz w:val="18"/>
-                <w:szCs w:val="18"/>
-                <w:lang w:eastAsia="zh-CN" w:bidi="ar"/>
-              </w:rPr>
-              <w:t>≥</w:t>
-            </w:r>
-            <w:r>
-              <w:rPr>
-                <w:rFonts w:hint="default" w:ascii="Times New Roman" w:hAnsi="Times New Roman" w:eastAsia="微软雅黑" w:cs="Times New Roman"/>
-                <w:sz w:val="18"/>
-                <w:szCs w:val="18"/>
-                <w:lang w:eastAsia="zh-CN" w:bidi="ar"/>
-              </w:rPr>
-              <w:t>100</w:t>
+              <w:t>≥100</w:t>
             </w:r>
           </w:p>
         </w:tc>
@@ -27391,7 +27396,7 @@
               <w:jc w:val="center"/>
               <w:textAlignment w:val="auto"/>
               <w:rPr>
-                <w:rFonts w:hint="default" w:ascii="Times New Roman" w:hAnsi="Times New Roman" w:eastAsia="微软雅黑" w:cs="Times New Roman"/>
+                <w:rFonts w:hint="default" w:ascii="微软雅黑" w:hAnsi="微软雅黑" w:eastAsia="微软雅黑" w:cs="微软雅黑"/>
                 <w:sz w:val="18"/>
                 <w:szCs w:val="18"/>
                 <w:lang w:eastAsia="zh-CN" w:bidi="ar"/>
@@ -27621,15 +27626,17 @@
               <w:jc w:val="center"/>
               <w:textAlignment w:val="auto"/>
               <w:rPr>
-                <w:rFonts w:hint="default" w:ascii="Times New Roman" w:hAnsi="Times New Roman" w:eastAsia="微软雅黑" w:cs="Times New Roman"/>
+                <w:rFonts w:hint="default" w:ascii="Times New Roman" w:hAnsi="Times New Roman" w:eastAsia="方正兰亭大黑_GBK" w:cs="Times New Roman"/>
                 <w:sz w:val="18"/>
                 <w:szCs w:val="18"/>
                 <w:lang w:eastAsia="zh-CN" w:bidi="ar"/>
               </w:rPr>
             </w:pPr>
-            <w:r>
-              <w:rPr>
-                <w:rFonts w:hint="default" w:ascii="Times New Roman" w:hAnsi="Times New Roman" w:eastAsia="微软雅黑" w:cs="Times New Roman"/>
+            <w:bookmarkStart w:id="31" w:name="_GoBack"/>
+            <w:bookmarkEnd w:id="31"/>
+            <w:r>
+              <w:rPr>
+                <w:rFonts w:hint="eastAsia" w:ascii="Times New Roman" w:hAnsi="Times New Roman" w:eastAsia="方正兰亭大黑_GBK" w:cs="Times New Roman"/>
                 <w:sz w:val="18"/>
                 <w:szCs w:val="18"/>
                 <w:lang w:eastAsia="zh-CN" w:bidi="ar"/>
@@ -27638,7 +27645,7 @@
             </w:r>
             <w:r>
               <w:rPr>
-                <w:rFonts w:hint="eastAsia" w:ascii="Times New Roman" w:hAnsi="Times New Roman" w:eastAsia="微软雅黑" w:cs="Times New Roman"/>
+                <w:rFonts w:hint="eastAsia" w:ascii="Times New Roman" w:hAnsi="Times New Roman" w:eastAsia="方正兰亭大黑_GBK" w:cs="Times New Roman"/>
                 <w:sz w:val="18"/>
                 <w:szCs w:val="18"/>
                 <w:lang w:val="en-US" w:eastAsia="zh-CN" w:bidi="ar"/>
@@ -27647,7 +27654,7 @@
             </w:r>
             <w:r>
               <w:rPr>
-                <w:rFonts w:hint="default" w:ascii="Times New Roman" w:hAnsi="Times New Roman" w:eastAsia="微软雅黑" w:cs="Times New Roman"/>
+                <w:rFonts w:hint="eastAsia" w:ascii="Times New Roman" w:hAnsi="Times New Roman" w:eastAsia="方正兰亭大黑_GBK" w:cs="Times New Roman"/>
                 <w:sz w:val="18"/>
                 <w:szCs w:val="18"/>
                 <w:lang w:eastAsia="zh-CN" w:bidi="ar"/>
@@ -27880,17 +27887,15 @@
               <w:jc w:val="center"/>
               <w:textAlignment w:val="auto"/>
               <w:rPr>
-                <w:rFonts w:hint="default" w:ascii="Times New Roman" w:hAnsi="Times New Roman" w:eastAsia="微软雅黑" w:cs="Times New Roman"/>
+                <w:rFonts w:hint="default" w:ascii="Times New Roman" w:hAnsi="Times New Roman" w:eastAsia="方正兰亭大黑_GBK" w:cs="Times New Roman"/>
                 <w:sz w:val="18"/>
                 <w:szCs w:val="18"/>
                 <w:lang w:val="en-US" w:eastAsia="zh-CN" w:bidi="ar"/>
               </w:rPr>
             </w:pPr>
-            <w:bookmarkStart w:id="31" w:name="_GoBack"/>
-            <w:bookmarkEnd w:id="31"/>
-            <w:r>
-              <w:rPr>
-                <w:rFonts w:hint="default" w:ascii="Times New Roman" w:hAnsi="Times New Roman" w:eastAsia="微软雅黑" w:cs="Times New Roman"/>
+            <w:r>
+              <w:rPr>
+                <w:rFonts w:hint="default" w:ascii="Times New Roman" w:hAnsi="Times New Roman" w:eastAsia="方正兰亭大黑_GBK" w:cs="Times New Roman"/>
                 <w:sz w:val="18"/>
                 <w:szCs w:val="18"/>
                 <w:lang w:eastAsia="zh-CN" w:bidi="ar"/>
@@ -27899,7 +27904,7 @@
             </w:r>
             <w:r>
               <w:rPr>
-                <w:rFonts w:hint="eastAsia" w:ascii="Times New Roman" w:hAnsi="Times New Roman" w:eastAsia="微软雅黑" w:cs="Times New Roman"/>
+                <w:rFonts w:hint="eastAsia" w:ascii="Times New Roman" w:hAnsi="Times New Roman" w:eastAsia="方正兰亭大黑_GBK" w:cs="Times New Roman"/>
                 <w:sz w:val="18"/>
                 <w:szCs w:val="18"/>
                 <w:lang w:val="en-US" w:eastAsia="zh-CN" w:bidi="ar"/>
@@ -27908,7 +27913,7 @@
             </w:r>
             <w:r>
               <w:rPr>
-                <w:rFonts w:hint="default" w:ascii="Times New Roman" w:hAnsi="Times New Roman" w:eastAsia="微软雅黑" w:cs="Times New Roman"/>
+                <w:rFonts w:hint="default" w:ascii="Times New Roman" w:hAnsi="Times New Roman" w:eastAsia="方正兰亭大黑_GBK" w:cs="Times New Roman"/>
                 <w:sz w:val="18"/>
                 <w:szCs w:val="18"/>
                 <w:lang w:eastAsia="zh-CN" w:bidi="ar"/>
@@ -28127,7 +28132,7 @@
               <w:jc w:val="center"/>
               <w:textAlignment w:val="auto"/>
               <w:rPr>
-                <w:rFonts w:hint="default" w:ascii="Times New Roman" w:hAnsi="Times New Roman" w:eastAsia="微软雅黑" w:cs="Times New Roman"/>
+                <w:rFonts w:hint="default" w:ascii="Times New Roman" w:hAnsi="Times New Roman" w:eastAsia="方正兰亭大黑_GBK" w:cs="Times New Roman"/>
                 <w:sz w:val="18"/>
                 <w:szCs w:val="18"/>
                 <w:lang w:val="en-US" w:eastAsia="zh-CN" w:bidi="ar"/>
@@ -28135,7 +28140,7 @@
             </w:pPr>
             <w:r>
               <w:rPr>
-                <w:rFonts w:hint="default" w:ascii="Times New Roman" w:hAnsi="Times New Roman" w:eastAsia="微软雅黑" w:cs="Times New Roman"/>
+                <w:rFonts w:hint="default" w:ascii="Times New Roman" w:hAnsi="Times New Roman" w:eastAsia="方正兰亭大黑_GBK" w:cs="Times New Roman"/>
                 <w:sz w:val="18"/>
                 <w:szCs w:val="18"/>
                 <w:lang w:eastAsia="zh-CN" w:bidi="ar"/>
@@ -28354,7 +28359,7 @@
               <w:jc w:val="center"/>
               <w:textAlignment w:val="auto"/>
               <w:rPr>
-                <w:rFonts w:hint="default" w:ascii="Times New Roman" w:hAnsi="Times New Roman" w:eastAsia="微软雅黑" w:cs="Times New Roman"/>
+                <w:rFonts w:hint="default" w:ascii="Times New Roman" w:hAnsi="Times New Roman" w:eastAsia="方正兰亭大黑_GBK" w:cs="Times New Roman"/>
                 <w:sz w:val="18"/>
                 <w:szCs w:val="18"/>
                 <w:lang w:val="en-US" w:eastAsia="zh-CN" w:bidi="ar"/>
@@ -28362,7 +28367,7 @@
             </w:pPr>
             <w:r>
               <w:rPr>
-                <w:rFonts w:hint="default" w:ascii="Times New Roman" w:hAnsi="Times New Roman" w:eastAsia="微软雅黑" w:cs="Times New Roman"/>
+                <w:rFonts w:hint="default" w:ascii="Times New Roman" w:hAnsi="Times New Roman" w:eastAsia="方正兰亭大黑_GBK" w:cs="Times New Roman"/>
                 <w:sz w:val="18"/>
                 <w:szCs w:val="18"/>
                 <w:lang w:val="en-US" w:eastAsia="zh-CN" w:bidi="ar"/>
@@ -28590,7 +28595,7 @@
               <w:jc w:val="center"/>
               <w:textAlignment w:val="auto"/>
               <w:rPr>
-                <w:rFonts w:hint="default" w:ascii="Times New Roman" w:hAnsi="Times New Roman" w:eastAsia="微软雅黑" w:cs="Times New Roman"/>
+                <w:rFonts w:hint="default" w:ascii="微软雅黑" w:hAnsi="微软雅黑" w:eastAsia="微软雅黑" w:cs="微软雅黑"/>
                 <w:sz w:val="18"/>
                 <w:szCs w:val="18"/>
                 <w:lang w:val="en-US" w:eastAsia="zh-CN" w:bidi="ar"/>
@@ -28598,7 +28603,7 @@
             </w:pPr>
             <w:r>
               <w:rPr>
-                <w:rFonts w:hint="default" w:ascii="Times New Roman" w:hAnsi="Times New Roman" w:eastAsia="微软雅黑" w:cs="Times New Roman"/>
+                <w:rFonts w:hint="default" w:ascii="Times New Roman" w:hAnsi="Times New Roman" w:eastAsia="方正兰亭大黑_GBK" w:cs="Times New Roman"/>
                 <w:sz w:val="18"/>
                 <w:szCs w:val="18"/>
                 <w:lang w:eastAsia="zh-CN" w:bidi="ar"/>
@@ -29489,6 +29494,12 @@
             <w:insideH w:val="single" w:color="auto" w:sz="4" w:space="0"/>
             <w:insideV w:val="single" w:color="auto" w:sz="4" w:space="0"/>
           </w:tblBorders>
+          <w:tblCellMar>
+            <w:top w:w="0" w:type="dxa"/>
+            <w:left w:w="108" w:type="dxa"/>
+            <w:bottom w:w="0" w:type="dxa"/>
+            <w:right w:w="108" w:type="dxa"/>
+          </w:tblCellMar>
         </w:tblPrEx>
         <w:trPr>
           <w:jc w:val="center"/>

--- a/WebContent/docx/子宫内膜癌检测报告-齐鲁.docx
+++ b/WebContent/docx/子宫内膜癌检测报告-齐鲁.docx
@@ -8147,8 +8147,8 @@
       </w:pPr>
       <w:bookmarkStart w:id="5" w:name="_Toc20084"/>
       <w:bookmarkStart w:id="6" w:name="_Toc27793"/>
-      <w:bookmarkStart w:id="7" w:name="_Toc149837259"/>
-      <w:bookmarkStart w:id="8" w:name="_Toc28455"/>
+      <w:bookmarkStart w:id="7" w:name="_Toc28455"/>
+      <w:bookmarkStart w:id="8" w:name="_Toc149837259"/>
       <w:r>
         <w:rPr>
           <w:rFonts w:hint="eastAsia" w:ascii="微软雅黑" w:hAnsi="微软雅黑" w:eastAsia="微软雅黑"/>
@@ -10340,12 +10340,12 @@
         </w:rPr>
       </w:pPr>
       <w:bookmarkStart w:id="9" w:name="_Toc6221_WPSOffice_Level2"/>
-      <w:bookmarkStart w:id="10" w:name="_Toc17410"/>
-      <w:bookmarkStart w:id="11" w:name="_Toc25737"/>
-      <w:bookmarkStart w:id="12" w:name="_Toc7551_WPSOffice_Level2"/>
-      <w:bookmarkStart w:id="13" w:name="_Toc23558"/>
-      <w:bookmarkStart w:id="14" w:name="_Toc1549"/>
-      <w:bookmarkStart w:id="15" w:name="_Toc4339"/>
+      <w:bookmarkStart w:id="10" w:name="_Toc4339"/>
+      <w:bookmarkStart w:id="11" w:name="_Toc1549"/>
+      <w:bookmarkStart w:id="12" w:name="_Toc23558"/>
+      <w:bookmarkStart w:id="13" w:name="_Toc7551_WPSOffice_Level2"/>
+      <w:bookmarkStart w:id="14" w:name="_Toc17410"/>
+      <w:bookmarkStart w:id="15" w:name="_Toc25737"/>
       <w:bookmarkStart w:id="16" w:name="_Toc626"/>
       <w:r>
         <w:rPr>
@@ -12195,9 +12195,9 @@
           </w14:shadow>
         </w:rPr>
       </w:pPr>
-      <w:bookmarkStart w:id="17" w:name="_Toc3250"/>
-      <w:bookmarkStart w:id="18" w:name="_Toc27011"/>
-      <w:bookmarkStart w:id="19" w:name="_Toc18974"/>
+      <w:bookmarkStart w:id="17" w:name="_Toc18974"/>
+      <w:bookmarkStart w:id="18" w:name="_Toc3250"/>
+      <w:bookmarkStart w:id="19" w:name="_Toc27011"/>
       <w:bookmarkStart w:id="20" w:name="_Toc149837264"/>
       <w:r>
         <w:rPr>
@@ -13375,12 +13375,6 @@
             <w:insideH w:val="dotted" w:color="45A3A7" w:sz="4" w:space="0"/>
             <w:insideV w:val="dotted" w:color="45A3A7" w:sz="4" w:space="0"/>
           </w:tblBorders>
-          <w:tblCellMar>
-            <w:top w:w="0" w:type="dxa"/>
-            <w:left w:w="108" w:type="dxa"/>
-            <w:bottom w:w="0" w:type="dxa"/>
-            <w:right w:w="108" w:type="dxa"/>
-          </w:tblCellMar>
         </w:tblPrEx>
         <w:trPr>
           <w:trHeight w:val="417" w:hRule="atLeast"/>
@@ -14743,12 +14737,6 @@
             <w:insideH w:val="dotted" w:color="45A3A7" w:sz="4" w:space="0"/>
             <w:insideV w:val="dotted" w:color="45A3A7" w:sz="4" w:space="0"/>
           </w:tblBorders>
-          <w:tblCellMar>
-            <w:top w:w="0" w:type="dxa"/>
-            <w:left w:w="108" w:type="dxa"/>
-            <w:bottom w:w="0" w:type="dxa"/>
-            <w:right w:w="108" w:type="dxa"/>
-          </w:tblCellMar>
         </w:tblPrEx>
         <w:trPr>
           <w:trHeight w:val="417" w:hRule="atLeast"/>
@@ -15816,6 +15804,12 @@
             <w:insideH w:val="dotted" w:color="45A3A7" w:sz="4" w:space="0"/>
             <w:insideV w:val="dotted" w:color="45A3A7" w:sz="4" w:space="0"/>
           </w:tblBorders>
+          <w:tblCellMar>
+            <w:top w:w="0" w:type="dxa"/>
+            <w:left w:w="108" w:type="dxa"/>
+            <w:bottom w:w="0" w:type="dxa"/>
+            <w:right w:w="108" w:type="dxa"/>
+          </w:tblCellMar>
         </w:tblPrEx>
         <w:trPr>
           <w:trHeight w:val="417" w:hRule="atLeast"/>
@@ -17172,8 +17166,8 @@
           </w14:shadow>
         </w:rPr>
       </w:pPr>
-      <w:bookmarkStart w:id="21" w:name="_Toc11208"/>
-      <w:bookmarkStart w:id="22" w:name="_Toc13837"/>
+      <w:bookmarkStart w:id="21" w:name="_Toc13837"/>
+      <w:bookmarkStart w:id="22" w:name="_Toc11208"/>
       <w:bookmarkStart w:id="23" w:name="_Toc8321"/>
       <w:bookmarkStart w:id="24" w:name="_Toc149837265"/>
       <w:r>
@@ -22026,8 +22020,8 @@
           </w14:textFill>
         </w:rPr>
       </w:pPr>
-      <w:bookmarkStart w:id="28" w:name="_Toc4768"/>
-      <w:bookmarkStart w:id="29" w:name="_Toc17558"/>
+      <w:bookmarkStart w:id="28" w:name="_Toc17558"/>
+      <w:bookmarkStart w:id="29" w:name="_Toc4768"/>
       <w:r>
         <w:rPr>
           <w:rFonts w:hint="eastAsia"/>
@@ -24981,12 +24975,21 @@
             </w:r>
             <w:r>
               <w:rPr>
+                <w:rFonts w:hint="eastAsia" w:ascii="Times New Roman" w:hAnsi="Times New Roman" w:eastAsia="微软雅黑" w:cs="Times New Roman"/>
+                <w:sz w:val="18"/>
+                <w:szCs w:val="18"/>
+                <w:lang w:val="en-US" w:eastAsia="zh-CN" w:bidi="ar"/>
+              </w:rPr>
+              <w:t>5</w:t>
+            </w:r>
+            <w:r>
+              <w:rPr>
                 <w:rFonts w:ascii="Times New Roman" w:hAnsi="Times New Roman" w:eastAsia="微软雅黑" w:cs="Times New Roman"/>
                 <w:sz w:val="18"/>
                 <w:szCs w:val="18"/>
                 <w:lang w:eastAsia="zh-CN" w:bidi="ar"/>
               </w:rPr>
-              <w:t>100</w:t>
+              <w:t>0</w:t>
             </w:r>
             <w:r>
               <w:rPr>
@@ -25011,9 +25014,9 @@
                 <w:rFonts w:hint="eastAsia" w:ascii="Times New Roman" w:hAnsi="Times New Roman" w:eastAsia="微软雅黑" w:cs="Times New Roman"/>
                 <w:sz w:val="18"/>
                 <w:szCs w:val="18"/>
-                <w:lang w:eastAsia="zh-CN" w:bidi="ar"/>
-              </w:rPr>
-              <w:t>2</w:t>
+                <w:lang w:val="en-US" w:eastAsia="zh-CN" w:bidi="ar"/>
+              </w:rPr>
+              <w:t>1</w:t>
             </w:r>
             <w:r>
               <w:rPr>
@@ -25254,12 +25257,12 @@
             </w:pPr>
             <w:r>
               <w:rPr>
-                <w:rFonts w:ascii="Times New Roman" w:hAnsi="Times New Roman" w:eastAsia="微软雅黑" w:cs="Times New Roman"/>
-                <w:sz w:val="18"/>
-                <w:szCs w:val="18"/>
-                <w:lang w:eastAsia="zh-CN" w:bidi="ar"/>
-              </w:rPr>
-              <w:t>A/B/C</w:t>
+                <w:rFonts w:hint="eastAsia" w:ascii="Times New Roman" w:hAnsi="Times New Roman" w:eastAsia="微软雅黑" w:cs="Times New Roman"/>
+                <w:sz w:val="18"/>
+                <w:szCs w:val="18"/>
+                <w:lang w:val="en-US" w:eastAsia="zh-CN" w:bidi="ar"/>
+              </w:rPr>
+              <w:t>1-2</w:t>
             </w:r>
             <w:r>
               <w:rPr>
@@ -25519,12 +25522,21 @@
             </w:r>
             <w:r>
               <w:rPr>
+                <w:rFonts w:hint="eastAsia" w:ascii="Times New Roman" w:hAnsi="Times New Roman" w:eastAsia="微软雅黑" w:cs="Times New Roman"/>
+                <w:sz w:val="18"/>
+                <w:szCs w:val="18"/>
+                <w:lang w:val="en-US" w:eastAsia="zh-CN" w:bidi="ar"/>
+              </w:rPr>
+              <w:t>32</w:t>
+            </w:r>
+            <w:r>
+              <w:rPr>
                 <w:rFonts w:ascii="Times New Roman" w:hAnsi="Times New Roman" w:eastAsia="微软雅黑" w:cs="Times New Roman"/>
                 <w:sz w:val="18"/>
                 <w:szCs w:val="18"/>
                 <w:lang w:eastAsia="zh-CN" w:bidi="ar"/>
               </w:rPr>
-              <w:t>500</w:t>
+              <w:t>0</w:t>
             </w:r>
           </w:p>
         </w:tc>
@@ -27179,7 +27191,25 @@
                 <w:szCs w:val="18"/>
                 <w:lang w:eastAsia="zh-CN" w:bidi="ar"/>
               </w:rPr>
-              <w:t>≥100</w:t>
+              <w:t>≥</w:t>
+            </w:r>
+            <w:r>
+              <w:rPr>
+                <w:rFonts w:hint="eastAsia" w:ascii="Times New Roman" w:hAnsi="Times New Roman" w:eastAsia="微软雅黑" w:cs="Times New Roman"/>
+                <w:sz w:val="18"/>
+                <w:szCs w:val="18"/>
+                <w:lang w:val="en-US" w:eastAsia="zh-CN" w:bidi="ar"/>
+              </w:rPr>
+              <w:t>5</w:t>
+            </w:r>
+            <w:r>
+              <w:rPr>
+                <w:rFonts w:hint="default" w:ascii="Times New Roman" w:hAnsi="Times New Roman" w:eastAsia="微软雅黑" w:cs="Times New Roman"/>
+                <w:sz w:val="18"/>
+                <w:szCs w:val="18"/>
+                <w:lang w:eastAsia="zh-CN" w:bidi="ar"/>
+              </w:rPr>
+              <w:t>0</w:t>
             </w:r>
           </w:p>
         </w:tc>
@@ -27404,12 +27434,21 @@
             </w:pPr>
             <w:r>
               <w:rPr>
+                <w:rFonts w:hint="eastAsia" w:ascii="Times New Roman" w:hAnsi="Times New Roman" w:eastAsia="微软雅黑" w:cs="Times New Roman"/>
+                <w:sz w:val="18"/>
+                <w:szCs w:val="18"/>
+                <w:lang w:val="en-US" w:eastAsia="zh-CN" w:bidi="ar"/>
+              </w:rPr>
+              <w:t>1-2</w:t>
+            </w:r>
+            <w:r>
+              <w:rPr>
                 <w:rFonts w:hint="default" w:ascii="Times New Roman" w:hAnsi="Times New Roman" w:eastAsia="微软雅黑" w:cs="Times New Roman"/>
                 <w:sz w:val="18"/>
                 <w:szCs w:val="18"/>
                 <w:lang w:eastAsia="zh-CN" w:bidi="ar"/>
               </w:rPr>
-              <w:t>A/B/C级</w:t>
+              <w:t>级</w:t>
             </w:r>
           </w:p>
         </w:tc>
@@ -27632,8 +27671,6 @@
                 <w:lang w:eastAsia="zh-CN" w:bidi="ar"/>
               </w:rPr>
             </w:pPr>
-            <w:bookmarkStart w:id="31" w:name="_GoBack"/>
-            <w:bookmarkEnd w:id="31"/>
             <w:r>
               <w:rPr>
                 <w:rFonts w:hint="eastAsia" w:ascii="Times New Roman" w:hAnsi="Times New Roman" w:eastAsia="方正兰亭大黑_GBK" w:cs="Times New Roman"/>
@@ -27650,7 +27687,7 @@
                 <w:szCs w:val="18"/>
                 <w:lang w:val="en-US" w:eastAsia="zh-CN" w:bidi="ar"/>
               </w:rPr>
-              <w:t>5</w:t>
+              <w:t>32</w:t>
             </w:r>
             <w:r>
               <w:rPr>
@@ -27659,7 +27696,7 @@
                 <w:szCs w:val="18"/>
                 <w:lang w:eastAsia="zh-CN" w:bidi="ar"/>
               </w:rPr>
-              <w:t>00</w:t>
+              <w:t>0</w:t>
             </w:r>
           </w:p>
         </w:tc>
@@ -28831,8 +28868,10 @@
           <w:szCs w:val="18"/>
           <w:lang w:eastAsia="zh-CN"/>
         </w:rPr>
-        <w:t>染色评估的肿瘤细胞含量。如送检样本不满足病理评估所需条件，则不进行此项评估。</w:t>
+        <w:t>染色评估的肿瘤细胞含量。如送检样本不满足病理评估所需条件，则不进行此项评估。{% if summaryOfRresults.type == “blood” %}血浆cfDNA样本不做此项评估。{% endif %}</w:t>
       </w:r>
+      <w:bookmarkStart w:id="31" w:name="_GoBack"/>
+      <w:bookmarkEnd w:id="31"/>
     </w:p>
     <w:p>
       <w:pPr>
@@ -28883,111 +28922,7 @@
           <w:szCs w:val="18"/>
           <w:lang w:eastAsia="zh-CN"/>
         </w:rPr>
-        <w:t>DNA降解程度：</w:t>
-      </w:r>
-    </w:p>
-    <w:p>
-      <w:pPr>
-        <w:widowControl w:val="0"/>
-        <w:numPr>
-          <w:ilvl w:val="0"/>
-          <w:numId w:val="19"/>
-        </w:numPr>
-        <w:spacing w:after="0" w:line="240" w:lineRule="auto"/>
-        <w:ind w:left="660" w:leftChars="0" w:hanging="440" w:firstLineChars="0"/>
-        <w:rPr>
-          <w:rFonts w:hint="eastAsia" w:ascii="Times New Roman" w:hAnsi="Times New Roman" w:eastAsia="微软雅黑" w:cs="Times New Roman"/>
-          <w:sz w:val="18"/>
-          <w:szCs w:val="18"/>
-          <w:lang w:eastAsia="zh-CN"/>
-        </w:rPr>
-      </w:pPr>
-      <w:r>
-        <w:rPr>
-          <w:rFonts w:hint="eastAsia" w:ascii="Times New Roman" w:hAnsi="Times New Roman" w:eastAsia="微软雅黑" w:cs="Times New Roman"/>
-          <w:sz w:val="18"/>
-          <w:szCs w:val="18"/>
-          <w:lang w:eastAsia="zh-CN"/>
-        </w:rPr>
-        <w:t>A级：有主带，或降解均匀且降解区域主要集中在5000bp以上；</w:t>
-      </w:r>
-    </w:p>
-    <w:p>
-      <w:pPr>
-        <w:widowControl w:val="0"/>
-        <w:numPr>
-          <w:ilvl w:val="0"/>
-          <w:numId w:val="19"/>
-        </w:numPr>
-        <w:spacing w:after="0" w:line="240" w:lineRule="auto"/>
-        <w:ind w:left="660" w:leftChars="0" w:hanging="440" w:firstLineChars="0"/>
-        <w:rPr>
-          <w:rFonts w:hint="eastAsia" w:ascii="Times New Roman" w:hAnsi="Times New Roman" w:eastAsia="微软雅黑" w:cs="Times New Roman"/>
-          <w:sz w:val="18"/>
-          <w:szCs w:val="18"/>
-          <w:lang w:eastAsia="zh-CN"/>
-        </w:rPr>
-      </w:pPr>
-      <w:r>
-        <w:rPr>
-          <w:rFonts w:hint="eastAsia" w:ascii="Times New Roman" w:hAnsi="Times New Roman" w:eastAsia="微软雅黑" w:cs="Times New Roman"/>
-          <w:sz w:val="18"/>
-          <w:szCs w:val="18"/>
-          <w:lang w:eastAsia="zh-CN"/>
-        </w:rPr>
-        <w:t>B级：无主带，降解均匀且降解区域主要集中在1500-5000bp之间；</w:t>
-      </w:r>
-    </w:p>
-    <w:p>
-      <w:pPr>
-        <w:widowControl w:val="0"/>
-        <w:numPr>
-          <w:ilvl w:val="0"/>
-          <w:numId w:val="19"/>
-        </w:numPr>
-        <w:spacing w:after="0" w:line="240" w:lineRule="auto"/>
-        <w:ind w:left="660" w:leftChars="0" w:hanging="440" w:firstLineChars="0"/>
-        <w:rPr>
-          <w:rFonts w:hint="eastAsia" w:ascii="Times New Roman" w:hAnsi="Times New Roman" w:eastAsia="微软雅黑" w:cs="Times New Roman"/>
-          <w:sz w:val="18"/>
-          <w:szCs w:val="18"/>
-          <w:lang w:eastAsia="zh-CN"/>
-        </w:rPr>
-      </w:pPr>
-      <w:r>
-        <w:rPr>
-          <w:rFonts w:hint="eastAsia" w:ascii="Times New Roman" w:hAnsi="Times New Roman" w:eastAsia="微软雅黑" w:cs="Times New Roman"/>
-          <w:sz w:val="18"/>
-          <w:szCs w:val="18"/>
-          <w:lang w:eastAsia="zh-CN"/>
-        </w:rPr>
-        <w:t>C级：无主带，降解均匀且降解区域主要集中在500-1500bp之间；</w:t>
-      </w:r>
-    </w:p>
-    <w:p>
-      <w:pPr>
-        <w:widowControl w:val="0"/>
-        <w:numPr>
-          <w:ilvl w:val="0"/>
-          <w:numId w:val="19"/>
-        </w:numPr>
-        <w:spacing w:after="0" w:line="240" w:lineRule="auto"/>
-        <w:ind w:left="660" w:leftChars="0" w:hanging="440" w:firstLineChars="0"/>
-        <w:rPr>
-          <w:rFonts w:hint="eastAsia" w:ascii="Times New Roman" w:hAnsi="Times New Roman" w:eastAsia="微软雅黑" w:cs="Times New Roman"/>
-          <w:sz w:val="18"/>
-          <w:szCs w:val="18"/>
-          <w:lang w:eastAsia="zh-CN"/>
-        </w:rPr>
-      </w:pPr>
-      <w:r>
-        <w:rPr>
-          <w:rFonts w:hint="eastAsia" w:ascii="Times New Roman" w:hAnsi="Times New Roman" w:eastAsia="微软雅黑" w:cs="Times New Roman"/>
-          <w:sz w:val="18"/>
-          <w:szCs w:val="18"/>
-          <w:lang w:eastAsia="zh-CN"/>
-        </w:rPr>
-        <w:t>D级（不合格）：无主带，降解均匀且降解区域主要集中在500-1500bp之间，但总量介于100ng到300ng之间；或降解区域弥散在150-1000bp，或集中在500bp以下。</w:t>
+        <w:t>DNA降解程度：1-2级别样本质量较好，3级不能满足检测要求{% if summaryOfRresults.type == “blood” %}；cfDNA样本不适用于此项评估{% endif %}。</w:t>
       </w:r>
     </w:p>
     <w:p>
@@ -31055,23 +30990,6 @@
     </w:lvl>
   </w:abstractNum>
   <w:abstractNum w:abstractNumId="5">
-    <w:nsid w:val="E8B3DAE0"/>
-    <w:multiLevelType w:val="singleLevel"/>
-    <w:tmpl w:val="E8B3DAE0"/>
-    <w:lvl w:ilvl="0" w:tentative="0">
-      <w:start w:val="1"/>
-      <w:numFmt w:val="bullet"/>
-      <w:lvlText w:val=""/>
-      <w:lvlJc w:val="left"/>
-      <w:pPr>
-        <w:ind w:left="420" w:hanging="420"/>
-      </w:pPr>
-      <w:rPr>
-        <w:rFonts w:hint="default" w:ascii="Wingdings" w:hAnsi="Wingdings"/>
-      </w:rPr>
-    </w:lvl>
-  </w:abstractNum>
-  <w:abstractNum w:abstractNumId="6">
     <w:nsid w:val="FFFFFF7E"/>
     <w:multiLevelType w:val="singleLevel"/>
     <w:tmpl w:val="FFFFFF7E"/>
@@ -31089,7 +31007,7 @@
       </w:pPr>
     </w:lvl>
   </w:abstractNum>
-  <w:abstractNum w:abstractNumId="7">
+  <w:abstractNum w:abstractNumId="6">
     <w:nsid w:val="FFFFFF7F"/>
     <w:multiLevelType w:val="singleLevel"/>
     <w:tmpl w:val="FFFFFF7F"/>
@@ -31107,7 +31025,7 @@
       </w:pPr>
     </w:lvl>
   </w:abstractNum>
-  <w:abstractNum w:abstractNumId="8">
+  <w:abstractNum w:abstractNumId="7">
     <w:nsid w:val="FFFFFF82"/>
     <w:multiLevelType w:val="singleLevel"/>
     <w:tmpl w:val="FFFFFF82"/>
@@ -31128,7 +31046,7 @@
       </w:rPr>
     </w:lvl>
   </w:abstractNum>
-  <w:abstractNum w:abstractNumId="9">
+  <w:abstractNum w:abstractNumId="8">
     <w:nsid w:val="FFFFFF83"/>
     <w:multiLevelType w:val="singleLevel"/>
     <w:tmpl w:val="FFFFFF83"/>
@@ -31149,7 +31067,7 @@
       </w:rPr>
     </w:lvl>
   </w:abstractNum>
-  <w:abstractNum w:abstractNumId="10">
+  <w:abstractNum w:abstractNumId="9">
     <w:nsid w:val="FFFFFF88"/>
     <w:multiLevelType w:val="singleLevel"/>
     <w:tmpl w:val="FFFFFF88"/>
@@ -31167,7 +31085,7 @@
       </w:pPr>
     </w:lvl>
   </w:abstractNum>
-  <w:abstractNum w:abstractNumId="11">
+  <w:abstractNum w:abstractNumId="10">
     <w:nsid w:val="FFFFFF89"/>
     <w:multiLevelType w:val="singleLevel"/>
     <w:tmpl w:val="FFFFFF89"/>
@@ -31188,7 +31106,7 @@
       </w:rPr>
     </w:lvl>
   </w:abstractNum>
-  <w:abstractNum w:abstractNumId="12">
+  <w:abstractNum w:abstractNumId="11">
     <w:nsid w:val="04056A27"/>
     <w:multiLevelType w:val="singleLevel"/>
     <w:tmpl w:val="04056A27"/>
@@ -31207,7 +31125,7 @@
       </w:rPr>
     </w:lvl>
   </w:abstractNum>
-  <w:abstractNum w:abstractNumId="13">
+  <w:abstractNum w:abstractNumId="12">
     <w:nsid w:val="11B87595"/>
     <w:multiLevelType w:val="singleLevel"/>
     <w:tmpl w:val="11B87595"/>
@@ -31227,7 +31145,7 @@
       </w:rPr>
     </w:lvl>
   </w:abstractNum>
-  <w:abstractNum w:abstractNumId="14">
+  <w:abstractNum w:abstractNumId="13">
     <w:nsid w:val="1C7D6809"/>
     <w:multiLevelType w:val="singleLevel"/>
     <w:tmpl w:val="1C7D6809"/>
@@ -31244,7 +31162,7 @@
       </w:rPr>
     </w:lvl>
   </w:abstractNum>
-  <w:abstractNum w:abstractNumId="15">
+  <w:abstractNum w:abstractNumId="14">
     <w:nsid w:val="29BFB0FD"/>
     <w:multiLevelType w:val="multilevel"/>
     <w:tmpl w:val="29BFB0FD"/>
@@ -31366,7 +31284,7 @@
       </w:rPr>
     </w:lvl>
   </w:abstractNum>
-  <w:abstractNum w:abstractNumId="16">
+  <w:abstractNum w:abstractNumId="15">
     <w:nsid w:val="479030E4"/>
     <w:multiLevelType w:val="singleLevel"/>
     <w:tmpl w:val="479030E4"/>
@@ -31385,7 +31303,7 @@
       </w:rPr>
     </w:lvl>
   </w:abstractNum>
-  <w:abstractNum w:abstractNumId="17">
+  <w:abstractNum w:abstractNumId="16">
     <w:nsid w:val="4C0A1103"/>
     <w:multiLevelType w:val="singleLevel"/>
     <w:tmpl w:val="4C0A1103"/>
@@ -31404,7 +31322,7 @@
       </w:rPr>
     </w:lvl>
   </w:abstractNum>
-  <w:abstractNum w:abstractNumId="18">
+  <w:abstractNum w:abstractNumId="17">
     <w:nsid w:val="51FFA607"/>
     <w:multiLevelType w:val="singleLevel"/>
     <w:tmpl w:val="51FFA607"/>
@@ -31427,49 +31345,49 @@
     </w:lvl>
   </w:abstractNum>
   <w:num w:numId="1">
+    <w:abstractNumId w:val="6"/>
+  </w:num>
+  <w:num w:numId="2">
+    <w:abstractNumId w:val="9"/>
+  </w:num>
+  <w:num w:numId="3">
+    <w:abstractNumId w:val="10"/>
+  </w:num>
+  <w:num w:numId="4">
     <w:abstractNumId w:val="7"/>
   </w:num>
-  <w:num w:numId="2">
-    <w:abstractNumId w:val="10"/>
+  <w:num w:numId="5">
+    <w:abstractNumId w:val="5"/>
   </w:num>
-  <w:num w:numId="3">
-    <w:abstractNumId w:val="11"/>
-  </w:num>
-  <w:num w:numId="4">
+  <w:num w:numId="6">
     <w:abstractNumId w:val="8"/>
   </w:num>
-  <w:num w:numId="5">
-    <w:abstractNumId w:val="6"/>
-  </w:num>
-  <w:num w:numId="6">
-    <w:abstractNumId w:val="9"/>
-  </w:num>
   <w:num w:numId="7">
-    <w:abstractNumId w:val="15"/>
+    <w:abstractNumId w:val="14"/>
   </w:num>
   <w:num w:numId="8">
-    <w:abstractNumId w:val="17"/>
+    <w:abstractNumId w:val="16"/>
     <w:lvlOverride w:ilvl="0">
       <w:startOverride w:val="1"/>
     </w:lvlOverride>
   </w:num>
   <w:num w:numId="9">
-    <w:abstractNumId w:val="16"/>
+    <w:abstractNumId w:val="15"/>
   </w:num>
   <w:num w:numId="10">
-    <w:abstractNumId w:val="14"/>
+    <w:abstractNumId w:val="13"/>
   </w:num>
   <w:num w:numId="11">
-    <w:abstractNumId w:val="18"/>
+    <w:abstractNumId w:val="17"/>
   </w:num>
   <w:num w:numId="12">
-    <w:abstractNumId w:val="12"/>
+    <w:abstractNumId w:val="11"/>
   </w:num>
   <w:num w:numId="13">
     <w:abstractNumId w:val="0"/>
   </w:num>
   <w:num w:numId="14">
-    <w:abstractNumId w:val="13"/>
+    <w:abstractNumId w:val="12"/>
   </w:num>
   <w:num w:numId="15">
     <w:abstractNumId w:val="4"/>
@@ -31482,9 +31400,6 @@
   </w:num>
   <w:num w:numId="18">
     <w:abstractNumId w:val="3"/>
-  </w:num>
-  <w:num w:numId="19">
-    <w:abstractNumId w:val="5"/>
   </w:num>
 </w:numbering>
 </file>
